--- a/files/Pres_Template.docx
+++ b/files/Pres_Template.docx
@@ -3,6 +3,1070 @@
 <w:document xmlns:wpc="http://schemas.microsoft.com/office/word/2010/wordprocessingCanvas" xmlns:cx="http://schemas.microsoft.com/office/drawing/2014/chartex" xmlns:cx1="http://schemas.microsoft.com/office/drawing/2015/9/8/chartex" xmlns:cx2="http://schemas.microsoft.com/office/drawing/2015/10/21/chartex" xmlns:cx3="http://schemas.microsoft.com/office/drawing/2016/5/9/chartex" xmlns:cx4="http://schemas.microsoft.com/office/drawing/2016/5/10/chartex" xmlns:cx5="http://schemas.microsoft.com/office/drawing/2016/5/11/chartex" xmlns:cx6="http://schemas.microsoft.com/office/drawing/2016/5/12/chartex" xmlns:cx7="http://schemas.microsoft.com/office/drawing/2016/5/13/chartex" xmlns:cx8="http://schemas.microsoft.com/office/drawing/2016/5/14/chartex" xmlns:mc="http://schemas.openxmlformats.org/markup-compatibility/2006" xmlns:aink="http://schemas.microsoft.com/office/drawing/2016/ink" xmlns:am3d="http://schemas.microsoft.com/office/drawing/2017/model3d" xmlns:o="urn:schemas-microsoft-com:office:office" xmlns:oel="http://schemas.microsoft.com/office/2019/extlst" xmlns:r="http://schemas.openxmlformats.org/officeDocument/2006/relationships" xmlns:m="http://schemas.openxmlformats.org/officeDocument/2006/math" xmlns:v="urn:schemas-microsoft-com:vml" xmlns:wp14="http://schemas.microsoft.com/office/word/2010/wordprocessingDrawing" xmlns:wp="http://schemas.openxmlformats.org/drawingml/2006/wordprocessingDrawing" xmlns:w10="urn:schemas-microsoft-com:office:word" xmlns:w="http://schemas.openxmlformats.org/wordprocessingml/2006/main" xmlns:w14="http://schemas.microsoft.com/office/word/2010/wordml" xmlns:w15="http://schemas.microsoft.com/office/word/2012/wordml" xmlns:w16cex="http://schemas.microsoft.com/office/word/2018/wordml/cex" xmlns:w16cid="http://schemas.microsoft.com/office/word/2016/wordml/cid" xmlns:w16="http://schemas.microsoft.com/office/word/2018/wordml" xmlns:w16du="http://schemas.microsoft.com/office/word/2023/wordml/word16du" xmlns:w16sdtdh="http://schemas.microsoft.com/office/word/2020/wordml/sdtdatahash" xmlns:w16sdtfl="http://schemas.microsoft.com/office/word/2024/wordml/sdtformatlock" xmlns:w16se="http://schemas.microsoft.com/office/word/2015/wordml/symex" xmlns:wpg="http://schemas.microsoft.com/office/word/2010/wordprocessingGroup" xmlns:wpi="http://schemas.microsoft.com/office/word/2010/wordprocessingInk" xmlns:wne="http://schemas.microsoft.com/office/word/2006/wordml" xmlns:wps="http://schemas.microsoft.com/office/word/2010/wordprocessingShape" mc:Ignorable="w14 w15 w16se w16cid w16 w16cex w16sdtdh w16sdtfl w16du wp14">
   <w:body>
     <w:p>
+      <w:r>
+        <w:rPr>
+          <w:noProof/>
+        </w:rPr>
+        <w:drawing>
+          <wp:anchor distT="0" distB="0" distL="114300" distR="114300" simplePos="0" relativeHeight="251662336" behindDoc="0" locked="0" layoutInCell="1" allowOverlap="1" wp14:anchorId="75DB1D37" wp14:editId="51484FAB">
+            <wp:simplePos x="0" y="0"/>
+            <wp:positionH relativeFrom="column">
+              <wp:posOffset>2183792</wp:posOffset>
+            </wp:positionH>
+            <wp:positionV relativeFrom="page">
+              <wp:posOffset>1286179</wp:posOffset>
+            </wp:positionV>
+            <wp:extent cx="162560" cy="162560"/>
+            <wp:effectExtent l="0" t="0" r="8890" b="8890"/>
+            <wp:wrapTopAndBottom/>
+            <wp:docPr id="1265685533" name="Gráfico 3" descr="Teléfono"/>
+            <wp:cNvGraphicFramePr>
+              <a:graphicFrameLocks xmlns:a="http://schemas.openxmlformats.org/drawingml/2006/main" noChangeAspect="1"/>
+            </wp:cNvGraphicFramePr>
+            <a:graphic xmlns:a="http://schemas.openxmlformats.org/drawingml/2006/main">
+              <a:graphicData uri="http://schemas.openxmlformats.org/drawingml/2006/picture">
+                <pic:pic xmlns:pic="http://schemas.openxmlformats.org/drawingml/2006/picture">
+                  <pic:nvPicPr>
+                    <pic:cNvPr id="1265685533" name="Gráfico 1265685533" descr="Teléfono"/>
+                    <pic:cNvPicPr/>
+                  </pic:nvPicPr>
+                  <pic:blipFill>
+                    <a:blip r:embed="rId6">
+                      <a:extLst>
+                        <a:ext uri="{96DAC541-7B7A-43D3-8B79-37D633B846F1}">
+                          <asvg:svgBlip xmlns:asvg="http://schemas.microsoft.com/office/drawing/2016/SVG/main" r:embed="rId7"/>
+                        </a:ext>
+                      </a:extLst>
+                    </a:blip>
+                    <a:stretch>
+                      <a:fillRect/>
+                    </a:stretch>
+                  </pic:blipFill>
+                  <pic:spPr>
+                    <a:xfrm>
+                      <a:off x="0" y="0"/>
+                      <a:ext cx="162560" cy="162560"/>
+                    </a:xfrm>
+                    <a:prstGeom prst="rect">
+                      <a:avLst/>
+                    </a:prstGeom>
+                  </pic:spPr>
+                </pic:pic>
+              </a:graphicData>
+            </a:graphic>
+            <wp14:sizeRelH relativeFrom="margin">
+              <wp14:pctWidth>0</wp14:pctWidth>
+            </wp14:sizeRelH>
+            <wp14:sizeRelV relativeFrom="margin">
+              <wp14:pctHeight>0</wp14:pctHeight>
+            </wp14:sizeRelV>
+          </wp:anchor>
+        </w:drawing>
+      </w:r>
+      <w:r>
+        <w:rPr>
+          <w:noProof/>
+        </w:rPr>
+        <mc:AlternateContent>
+          <mc:Choice Requires="wps">
+            <w:drawing>
+              <wp:anchor distT="45720" distB="45720" distL="114300" distR="114300" simplePos="0" relativeHeight="251661312" behindDoc="0" locked="0" layoutInCell="1" allowOverlap="1" wp14:anchorId="13212A58" wp14:editId="0E264704">
+                <wp:simplePos x="0" y="0"/>
+                <wp:positionH relativeFrom="column">
+                  <wp:posOffset>1742440</wp:posOffset>
+                </wp:positionH>
+                <wp:positionV relativeFrom="page">
+                  <wp:posOffset>325755</wp:posOffset>
+                </wp:positionV>
+                <wp:extent cx="1852295" cy="1452245"/>
+                <wp:effectExtent l="0" t="0" r="14605" b="14605"/>
+                <wp:wrapThrough wrapText="bothSides">
+                  <wp:wrapPolygon edited="0">
+                    <wp:start x="0" y="0"/>
+                    <wp:lineTo x="0" y="21534"/>
+                    <wp:lineTo x="21548" y="21534"/>
+                    <wp:lineTo x="21548" y="0"/>
+                    <wp:lineTo x="0" y="0"/>
+                  </wp:wrapPolygon>
+                </wp:wrapThrough>
+                <wp:docPr id="1801446025" name="Cuadro de texto 2"/>
+                <wp:cNvGraphicFramePr>
+                  <a:graphicFrameLocks xmlns:a="http://schemas.openxmlformats.org/drawingml/2006/main"/>
+                </wp:cNvGraphicFramePr>
+                <a:graphic xmlns:a="http://schemas.openxmlformats.org/drawingml/2006/main">
+                  <a:graphicData uri="http://schemas.microsoft.com/office/word/2010/wordprocessingShape">
+                    <wps:wsp>
+                      <wps:cNvSpPr txBox="1">
+                        <a:spLocks noChangeArrowheads="1"/>
+                      </wps:cNvSpPr>
+                      <wps:spPr bwMode="auto">
+                        <a:xfrm>
+                          <a:off x="0" y="0"/>
+                          <a:ext cx="1852295" cy="1452245"/>
+                        </a:xfrm>
+                        <a:prstGeom prst="rect">
+                          <a:avLst/>
+                        </a:prstGeom>
+                        <a:ln>
+                          <a:solidFill>
+                            <a:schemeClr val="bg1"/>
+                          </a:solidFill>
+                          <a:headEnd/>
+                          <a:tailEnd/>
+                        </a:ln>
+                      </wps:spPr>
+                      <wps:style>
+                        <a:lnRef idx="2">
+                          <a:schemeClr val="dk1"/>
+                        </a:lnRef>
+                        <a:fillRef idx="1">
+                          <a:schemeClr val="lt1"/>
+                        </a:fillRef>
+                        <a:effectRef idx="0">
+                          <a:schemeClr val="dk1"/>
+                        </a:effectRef>
+                        <a:fontRef idx="minor">
+                          <a:schemeClr val="dk1"/>
+                        </a:fontRef>
+                      </wps:style>
+                      <wps:txbx>
+                        <w:txbxContent>
+                          <w:p>
+                            <w:pPr>
+                              <w:spacing w:line="240" w:lineRule="auto"/>
+                              <w:jc w:val="center"/>
+                              <w:rPr>
+                                <w:rFonts w:ascii="Aptos Display" w:hAnsi="Aptos Display"/>
+                              </w:rPr>
+                            </w:pPr>
+                            <w:r>
+                              <w:rPr>
+                                <w:rFonts w:ascii="Aptos Display" w:hAnsi="Aptos Display"/>
+                                <w:b/>
+                                <w:bCs/>
+                                <w:i/>
+                                <w:iCs/>
+                              </w:rPr>
+                              <w:t>SERVICE DE MOTOS Y CUATRICICLOS</w:t>
+                            </w:r>
+                            <w:r>
+                              <w:rPr>
+                                <w:rFonts w:ascii="Aptos Display" w:hAnsi="Aptos Display"/>
+                                <w:b/>
+                                <w:bCs/>
+                                <w:i/>
+                                <w:iCs/>
+                              </w:rPr>
+                              <w:br/>
+                            </w:r>
+                            <w:r>
+                              <w:rPr>
+                                <w:rFonts w:ascii="Aptos Display" w:hAnsi="Aptos Display"/>
+                                <w:b/>
+                                <w:bCs/>
+                                <w:i/>
+                                <w:iCs/>
+                                <w:sz w:val="16"/>
+                                <w:szCs w:val="16"/>
+                              </w:rPr>
+                              <w:br/>
+                            </w:r>
+                            <w:r>
+                              <w:rPr>
+                                <w:rFonts w:ascii="Aptos Display" w:hAnsi="Aptos Display"/>
+                                <w:sz w:val="18"/>
+                                <w:szCs w:val="18"/>
+                              </w:rPr>
+                              <w:t>Crisologo Larralde 179</w:t>
+                            </w:r>
+                            <w:r>
+                              <w:rPr>
+                                <w:rFonts w:ascii="Aptos Display" w:hAnsi="Aptos Display"/>
+                                <w:sz w:val="16"/>
+                                <w:szCs w:val="16"/>
+                              </w:rPr>
+                              <w:br/>
+                              <w:t>Piñeiro, Avellaneda – Provincia de Bs. As</w:t>
+                            </w:r>
+                            <w:r>
+                              <w:rPr>
+                                <w:rFonts w:ascii="Aptos Display" w:hAnsi="Aptos Display"/>
+                              </w:rPr>
+                              <w:br/>
+                            </w:r>
+                            <w:r>
+                              <w:rPr>
+                                <w:rFonts w:ascii="Aptos Display" w:hAnsi="Aptos Display"/>
+                              </w:rPr>
+                              <w:br/>
+                              <w:t>2148-5227</w:t>
+                            </w:r>
+                            <w:r>
+                              <w:rPr>
+                                <w:rFonts w:ascii="Aptos Display" w:hAnsi="Aptos Display"/>
+                              </w:rPr>
+                              <w:br/>
+                            </w:r>
+                            <w:r>
+                              <w:rPr>
+                                <w:rFonts w:ascii="Aptos Display" w:hAnsi="Aptos Display"/>
+                                <w:b/>
+                                <w:bCs/>
+                                <w:i/>
+                                <w:iCs/>
+                                <w:sz w:val="20"/>
+                                <w:szCs w:val="20"/>
+                              </w:rPr>
+                              <w:t>taller1028@hotmail.com</w:t>
+                            </w:r>
+                          </w:p>
+                        </w:txbxContent>
+                      </wps:txbx>
+                      <wps:bodyPr rot="0" vert="horz" wrap="square" lIns="91440" tIns="45720" rIns="91440" bIns="45720" anchor="t" anchorCtr="0">
+                        <a:noAutofit/>
+                      </wps:bodyPr>
+                    </wps:wsp>
+                  </a:graphicData>
+                </a:graphic>
+                <wp14:sizeRelH relativeFrom="margin">
+                  <wp14:pctWidth>0</wp14:pctWidth>
+                </wp14:sizeRelH>
+                <wp14:sizeRelV relativeFrom="margin">
+                  <wp14:pctHeight>0</wp14:pctHeight>
+                </wp14:sizeRelV>
+              </wp:anchor>
+            </w:drawing>
+          </mc:Choice>
+          <mc:Fallback>
+            <w:pict>
+              <v:shapetype w14:anchorId="13212A58" id="_x0000_t202" coordsize="21600,21600" o:spt="202" path="m,l,21600r21600,l21600,xe">
+                <v:stroke joinstyle="miter"/>
+                <v:path gradientshapeok="t" o:connecttype="rect"/>
+              </v:shapetype>
+              <v:shape id="Cuadro de texto 2" o:spid="_x0000_s1026" type="#_x0000_t202" style="position:absolute;margin-left:137.2pt;margin-top:25.65pt;width:145.85pt;height:114.35pt;z-index:251661312;visibility:visible;mso-wrap-style:square;mso-width-percent:0;mso-height-percent:0;mso-wrap-distance-left:9pt;mso-wrap-distance-top:3.6pt;mso-wrap-distance-right:9pt;mso-wrap-distance-bottom:3.6pt;mso-position-horizontal:absolute;mso-position-horizontal-relative:text;mso-position-vertical:absolute;mso-position-vertical-relative:page;mso-width-percent:0;mso-height-percent:0;mso-width-relative:margin;mso-height-relative:margin;v-text-anchor:top" o:gfxdata="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" fillcolor="white [3201]" strokecolor="white [3212]" strokeweight="1pt">
+                <v:textbox>
+                  <w:txbxContent>
+                    <w:p>
+                      <w:pPr>
+                        <w:spacing w:line="240" w:lineRule="auto"/>
+                        <w:jc w:val="center"/>
+                        <w:rPr>
+                          <w:rFonts w:ascii="Aptos Display" w:hAnsi="Aptos Display"/>
+                        </w:rPr>
+                      </w:pPr>
+                      <w:r>
+                        <w:rPr>
+                          <w:rFonts w:ascii="Aptos Display" w:hAnsi="Aptos Display"/>
+                          <w:b/>
+                          <w:bCs/>
+                          <w:i/>
+                          <w:iCs/>
+                        </w:rPr>
+                        <w:t>SERVICE DE MOTOS Y CUATRICICLOS</w:t>
+                      </w:r>
+                      <w:r>
+                        <w:rPr>
+                          <w:rFonts w:ascii="Aptos Display" w:hAnsi="Aptos Display"/>
+                          <w:b/>
+                          <w:bCs/>
+                          <w:i/>
+                          <w:iCs/>
+                        </w:rPr>
+                        <w:br/>
+                      </w:r>
+                      <w:r>
+                        <w:rPr>
+                          <w:rFonts w:ascii="Aptos Display" w:hAnsi="Aptos Display"/>
+                          <w:b/>
+                          <w:bCs/>
+                          <w:i/>
+                          <w:iCs/>
+                          <w:sz w:val="16"/>
+                          <w:szCs w:val="16"/>
+                        </w:rPr>
+                        <w:br/>
+                      </w:r>
+                      <w:r>
+                        <w:rPr>
+                          <w:rFonts w:ascii="Aptos Display" w:hAnsi="Aptos Display"/>
+                          <w:sz w:val="18"/>
+                          <w:szCs w:val="18"/>
+                        </w:rPr>
+                        <w:t>Crisologo Larralde 179</w:t>
+                      </w:r>
+                      <w:r>
+                        <w:rPr>
+                          <w:rFonts w:ascii="Aptos Display" w:hAnsi="Aptos Display"/>
+                          <w:sz w:val="16"/>
+                          <w:szCs w:val="16"/>
+                        </w:rPr>
+                        <w:br/>
+                        <w:t>Piñeiro, Avellaneda – Provincia de Bs. As</w:t>
+                      </w:r>
+                      <w:r>
+                        <w:rPr>
+                          <w:rFonts w:ascii="Aptos Display" w:hAnsi="Aptos Display"/>
+                        </w:rPr>
+                        <w:br/>
+                      </w:r>
+                      <w:r>
+                        <w:rPr>
+                          <w:rFonts w:ascii="Aptos Display" w:hAnsi="Aptos Display"/>
+                        </w:rPr>
+                        <w:br/>
+                        <w:t>2148-5227</w:t>
+                      </w:r>
+                      <w:r>
+                        <w:rPr>
+                          <w:rFonts w:ascii="Aptos Display" w:hAnsi="Aptos Display"/>
+                        </w:rPr>
+                        <w:br/>
+                      </w:r>
+                      <w:r>
+                        <w:rPr>
+                          <w:rFonts w:ascii="Aptos Display" w:hAnsi="Aptos Display"/>
+                          <w:b/>
+                          <w:bCs/>
+                          <w:i/>
+                          <w:iCs/>
+                          <w:sz w:val="20"/>
+                          <w:szCs w:val="20"/>
+                        </w:rPr>
+                        <w:t>taller1028@hotmail.com</w:t>
+                      </w:r>
+                    </w:p>
+                  </w:txbxContent>
+                </v:textbox>
+                <w10:wrap type="through" anchory="page"/>
+              </v:shape>
+            </w:pict>
+          </mc:Fallback>
+        </mc:AlternateContent>
+      </w:r>
+      <w:r>
+        <w:rPr>
+          <w:noProof/>
+        </w:rPr>
+        <mc:AlternateContent>
+          <mc:Choice Requires="wps">
+            <w:drawing>
+              <wp:anchor distT="45720" distB="45720" distL="114300" distR="114300" simplePos="0" relativeHeight="251666432" behindDoc="0" locked="0" layoutInCell="1" allowOverlap="1" wp14:anchorId="18848D1E" wp14:editId="236C2E8E">
+                <wp:simplePos x="0" y="0"/>
+                <wp:positionH relativeFrom="page">
+                  <wp:posOffset>4571393</wp:posOffset>
+                </wp:positionH>
+                <wp:positionV relativeFrom="topMargin">
+                  <wp:posOffset>418741</wp:posOffset>
+                </wp:positionV>
+                <wp:extent cx="385445" cy="409575"/>
+                <wp:effectExtent l="0" t="0" r="33655" b="47625"/>
+                <wp:wrapSquare wrapText="bothSides"/>
+                <wp:docPr id="1517717947" name="Cuadro de texto 2"/>
+                <wp:cNvGraphicFramePr>
+                  <a:graphicFrameLocks xmlns:a="http://schemas.openxmlformats.org/drawingml/2006/main"/>
+                </wp:cNvGraphicFramePr>
+                <a:graphic xmlns:a="http://schemas.openxmlformats.org/drawingml/2006/main">
+                  <a:graphicData uri="http://schemas.microsoft.com/office/word/2010/wordprocessingShape">
+                    <wps:wsp>
+                      <wps:cNvSpPr txBox="1">
+                        <a:spLocks noChangeArrowheads="1"/>
+                      </wps:cNvSpPr>
+                      <wps:spPr bwMode="auto">
+                        <a:xfrm>
+                          <a:off x="0" y="0"/>
+                          <a:ext cx="385445" cy="409575"/>
+                        </a:xfrm>
+                        <a:prstGeom prst="rect">
+                          <a:avLst/>
+                        </a:prstGeom>
+                        <a:solidFill>
+                          <a:srgbClr val="FFFFFF"/>
+                        </a:solidFill>
+                        <a:ln w="9525">
+                          <a:solidFill>
+                            <a:srgbClr val="000000"/>
+                          </a:solidFill>
+                          <a:miter lim="800000"/>
+                          <a:headEnd/>
+                          <a:tailEnd/>
+                        </a:ln>
+                        <a:effectLst>
+                          <a:outerShdw dist="25400" dir="2520000" algn="tl" rotWithShape="0">
+                            <a:prstClr val="black"/>
+                          </a:outerShdw>
+                        </a:effectLst>
+                      </wps:spPr>
+                      <wps:txbx>
+                        <w:txbxContent>
+                          <w:p>
+                            <w:pPr>
+                              <w:rPr>
+                                <w:b/>
+                                <w:bCs/>
+                                <w:sz w:val="24"/>
+                                <w:szCs w:val="24"/>
+                              </w:rPr>
+                            </w:pPr>
+                            <w:r>
+                              <w:rPr>
+                                <w:rFonts w:cstheme="minorHAnsi"/>
+                                <w:b/>
+                                <w:bCs/>
+                                <w:sz w:val="44"/>
+                                <w:szCs w:val="44"/>
+                              </w:rPr>
+                              <w:sym w:font="Symbol" w:char="F043"/>
+                            </w:r>
+                          </w:p>
+                        </w:txbxContent>
+                      </wps:txbx>
+                      <wps:bodyPr rot="0" vert="horz" wrap="square" lIns="91440" tIns="45720" rIns="91440" bIns="45720" anchor="ctr" anchorCtr="0">
+                        <a:noAutofit/>
+                      </wps:bodyPr>
+                    </wps:wsp>
+                  </a:graphicData>
+                </a:graphic>
+                <wp14:sizeRelH relativeFrom="margin">
+                  <wp14:pctWidth>0</wp14:pctWidth>
+                </wp14:sizeRelH>
+                <wp14:sizeRelV relativeFrom="margin">
+                  <wp14:pctHeight>0</wp14:pctHeight>
+                </wp14:sizeRelV>
+              </wp:anchor>
+            </w:drawing>
+          </mc:Choice>
+          <mc:Fallback>
+            <w:pict>
+              <v:shape w14:anchorId="18848D1E" id="_x0000_s1027" type="#_x0000_t202" style="position:absolute;margin-left:359.95pt;margin-top:32.95pt;width:30.35pt;height:32.25pt;z-index:251666432;visibility:visible;mso-wrap-style:square;mso-width-percent:0;mso-height-percent:0;mso-wrap-distance-left:9pt;mso-wrap-distance-top:3.6pt;mso-wrap-distance-right:9pt;mso-wrap-distance-bottom:3.6pt;mso-position-horizontal:absolute;mso-position-horizontal-relative:page;mso-position-vertical:absolute;mso-position-vertical-relative:top-margin-area;mso-width-percent:0;mso-height-percent:0;mso-width-relative:margin;mso-height-relative:margin;v-text-anchor:middle" o:gfxdata="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">
+                <v:shadow on="t" color="black" origin="-.5,-.5" offset=".52433mm,.47211mm"/>
+                <v:textbox>
+                  <w:txbxContent>
+                    <w:p>
+                      <w:pPr>
+                        <w:rPr>
+                          <w:b/>
+                          <w:bCs/>
+                          <w:sz w:val="24"/>
+                          <w:szCs w:val="24"/>
+                        </w:rPr>
+                      </w:pPr>
+                      <w:r>
+                        <w:rPr>
+                          <w:rFonts w:cstheme="minorHAnsi"/>
+                          <w:b/>
+                          <w:bCs/>
+                          <w:sz w:val="44"/>
+                          <w:szCs w:val="44"/>
+                        </w:rPr>
+                        <w:sym w:font="Symbol" w:char="F043"/>
+                      </w:r>
+                    </w:p>
+                  </w:txbxContent>
+                </v:textbox>
+                <w10:wrap type="square" anchorx="page" anchory="margin"/>
+              </v:shape>
+            </w:pict>
+          </mc:Fallback>
+        </mc:AlternateContent>
+      </w:r>
+      <w:r>
+        <w:rPr>
+          <w:noProof/>
+        </w:rPr>
+        <mc:AlternateContent>
+          <mc:Choice Requires="wps">
+            <w:drawing>
+              <wp:anchor distT="0" distB="0" distL="114300" distR="114300" simplePos="0" relativeHeight="251663360" behindDoc="0" locked="0" layoutInCell="1" allowOverlap="1" wp14:anchorId="53F1C447" wp14:editId="49565701">
+                <wp:simplePos x="0" y="0"/>
+                <wp:positionH relativeFrom="column">
+                  <wp:posOffset>3483721</wp:posOffset>
+                </wp:positionH>
+                <wp:positionV relativeFrom="page">
+                  <wp:posOffset>317500</wp:posOffset>
+                </wp:positionV>
+                <wp:extent cx="2615565" cy="1449705"/>
+                <wp:effectExtent l="0" t="0" r="0" b="0"/>
+                <wp:wrapTopAndBottom/>
+                <wp:docPr id="222840897" name="Cuadro de texto 5"/>
+                <wp:cNvGraphicFramePr/>
+                <a:graphic xmlns:a="http://schemas.openxmlformats.org/drawingml/2006/main">
+                  <a:graphicData uri="http://schemas.microsoft.com/office/word/2010/wordprocessingShape">
+                    <wps:wsp>
+                      <wps:cNvSpPr txBox="1"/>
+                      <wps:spPr>
+                        <a:xfrm>
+                          <a:off x="0" y="0"/>
+                          <a:ext cx="2615565" cy="1449705"/>
+                        </a:xfrm>
+                        <a:custGeom>
+                          <a:avLst/>
+                          <a:gdLst>
+                            <a:gd name="connsiteX0" fmla="*/ 0 w 2684145"/>
+                            <a:gd name="connsiteY0" fmla="*/ 0 h 1496060"/>
+                            <a:gd name="connsiteX1" fmla="*/ 2684145 w 2684145"/>
+                            <a:gd name="connsiteY1" fmla="*/ 0 h 1496060"/>
+                            <a:gd name="connsiteX2" fmla="*/ 2684145 w 2684145"/>
+                            <a:gd name="connsiteY2" fmla="*/ 1496060 h 1496060"/>
+                            <a:gd name="connsiteX3" fmla="*/ 0 w 2684145"/>
+                            <a:gd name="connsiteY3" fmla="*/ 1496060 h 1496060"/>
+                            <a:gd name="connsiteX4" fmla="*/ 0 w 2684145"/>
+                            <a:gd name="connsiteY4" fmla="*/ 0 h 1496060"/>
+                            <a:gd name="connsiteX0" fmla="*/ 0 w 2684145"/>
+                            <a:gd name="connsiteY0" fmla="*/ 0 h 1496060"/>
+                            <a:gd name="connsiteX1" fmla="*/ 2684145 w 2684145"/>
+                            <a:gd name="connsiteY1" fmla="*/ 0 h 1496060"/>
+                            <a:gd name="connsiteX2" fmla="*/ 2618308 w 2684145"/>
+                            <a:gd name="connsiteY2" fmla="*/ 1459484 h 1496060"/>
+                            <a:gd name="connsiteX3" fmla="*/ 0 w 2684145"/>
+                            <a:gd name="connsiteY3" fmla="*/ 1496060 h 1496060"/>
+                            <a:gd name="connsiteX4" fmla="*/ 0 w 2684145"/>
+                            <a:gd name="connsiteY4" fmla="*/ 0 h 1496060"/>
+                            <a:gd name="connsiteX0" fmla="*/ 0 w 2640254"/>
+                            <a:gd name="connsiteY0" fmla="*/ 0 h 1496060"/>
+                            <a:gd name="connsiteX1" fmla="*/ 2640254 w 2640254"/>
+                            <a:gd name="connsiteY1" fmla="*/ 95098 h 1496060"/>
+                            <a:gd name="connsiteX2" fmla="*/ 2618308 w 2640254"/>
+                            <a:gd name="connsiteY2" fmla="*/ 1459484 h 1496060"/>
+                            <a:gd name="connsiteX3" fmla="*/ 0 w 2640254"/>
+                            <a:gd name="connsiteY3" fmla="*/ 1496060 h 1496060"/>
+                            <a:gd name="connsiteX4" fmla="*/ 0 w 2640254"/>
+                            <a:gd name="connsiteY4" fmla="*/ 0 h 1496060"/>
+                            <a:gd name="connsiteX0" fmla="*/ 0 w 2640254"/>
+                            <a:gd name="connsiteY0" fmla="*/ 0 h 1496060"/>
+                            <a:gd name="connsiteX1" fmla="*/ 2640254 w 2640254"/>
+                            <a:gd name="connsiteY1" fmla="*/ 95098 h 1496060"/>
+                            <a:gd name="connsiteX2" fmla="*/ 2594648 w 2640254"/>
+                            <a:gd name="connsiteY2" fmla="*/ 1336401 h 1496060"/>
+                            <a:gd name="connsiteX3" fmla="*/ 0 w 2640254"/>
+                            <a:gd name="connsiteY3" fmla="*/ 1496060 h 1496060"/>
+                            <a:gd name="connsiteX4" fmla="*/ 0 w 2640254"/>
+                            <a:gd name="connsiteY4" fmla="*/ 0 h 1496060"/>
+                            <a:gd name="connsiteX0" fmla="*/ 0 w 2594648"/>
+                            <a:gd name="connsiteY0" fmla="*/ 0 h 1496060"/>
+                            <a:gd name="connsiteX1" fmla="*/ 2592934 w 2594648"/>
+                            <a:gd name="connsiteY1" fmla="*/ 209975 h 1496060"/>
+                            <a:gd name="connsiteX2" fmla="*/ 2594648 w 2594648"/>
+                            <a:gd name="connsiteY2" fmla="*/ 1336401 h 1496060"/>
+                            <a:gd name="connsiteX3" fmla="*/ 0 w 2594648"/>
+                            <a:gd name="connsiteY3" fmla="*/ 1496060 h 1496060"/>
+                            <a:gd name="connsiteX4" fmla="*/ 0 w 2594648"/>
+                            <a:gd name="connsiteY4" fmla="*/ 0 h 1496060"/>
+                          </a:gdLst>
+                          <a:ahLst/>
+                          <a:cxnLst>
+                            <a:cxn ang="0">
+                              <a:pos x="connsiteX0" y="connsiteY0"/>
+                            </a:cxn>
+                            <a:cxn ang="0">
+                              <a:pos x="connsiteX1" y="connsiteY1"/>
+                            </a:cxn>
+                            <a:cxn ang="0">
+                              <a:pos x="connsiteX2" y="connsiteY2"/>
+                            </a:cxn>
+                            <a:cxn ang="0">
+                              <a:pos x="connsiteX3" y="connsiteY3"/>
+                            </a:cxn>
+                            <a:cxn ang="0">
+                              <a:pos x="connsiteX4" y="connsiteY4"/>
+                            </a:cxn>
+                          </a:cxnLst>
+                          <a:rect l="l" t="t" r="r" b="b"/>
+                          <a:pathLst>
+                            <a:path w="2594648" h="1496060">
+                              <a:moveTo>
+                                <a:pt x="0" y="0"/>
+                              </a:moveTo>
+                              <a:lnTo>
+                                <a:pt x="2592934" y="209975"/>
+                              </a:lnTo>
+                              <a:cubicBezTo>
+                                <a:pt x="2593505" y="585450"/>
+                                <a:pt x="2594077" y="960926"/>
+                                <a:pt x="2594648" y="1336401"/>
+                              </a:cubicBezTo>
+                              <a:lnTo>
+                                <a:pt x="0" y="1496060"/>
+                              </a:lnTo>
+                              <a:lnTo>
+                                <a:pt x="0" y="0"/>
+                              </a:lnTo>
+                              <a:close/>
+                            </a:path>
+                          </a:pathLst>
+                        </a:custGeom>
+                        <a:solidFill>
+                          <a:schemeClr val="lt1"/>
+                        </a:solidFill>
+                        <a:ln w="6350">
+                          <a:noFill/>
+                        </a:ln>
+                      </wps:spPr>
+                      <wps:txbx>
+                        <w:txbxContent>
+                          <w:p>
+                            <w:pPr>
+                              <w:ind w:firstLine="708"/>
+                              <w:rPr>
+                                <w:rFonts w:ascii="Aptos Display" w:hAnsi="Aptos Display"/>
+                              </w:rPr>
+                            </w:pPr>
+                            <w:r>
+                              <w:rPr>
+                                <w:rFonts w:ascii="Aptos Display" w:hAnsi="Aptos Display"/>
+                                <w:b/>
+                                <w:bCs/>
+                                <w:i/>
+                                <w:iCs/>
+                                <w:sz w:val="24"/>
+                                <w:szCs w:val="24"/>
+                              </w:rPr>
+                              <w:t>PRESUPUESTO</w:t>
+                            </w:r>
+                            <w:r>
+                              <w:rPr>
+                                <w:sz w:val="20"/>
+                                <w:szCs w:val="20"/>
+                              </w:rPr>
+                              <w:br/>
+                            </w:r>
+                            <w:r>
+                              <w:rPr>
+                                <w:sz w:val="20"/>
+                                <w:szCs w:val="20"/>
+                              </w:rPr>
+                              <w:tab/>
+                            </w:r>
+                            <w:r>
+                              <w:rPr>
+                                <w:rFonts w:ascii="Aptos Display" w:hAnsi="Aptos Display"/>
+                                <w:sz w:val="20"/>
+                                <w:szCs w:val="20"/>
+                              </w:rPr>
+                              <w:t>Documento no valido como factura</w:t>
+                            </w:r>
+                            <w:r>
+                              <w:rPr>
+                                <w:rFonts w:ascii="Aptos Display" w:hAnsi="Aptos Display"/>
+                              </w:rPr>
+                              <w:br/>
+                            </w:r>
+                          </w:p>
+                          <w:p>
+                            <w:pPr>
+                              <w:ind w:firstLine="708"/>
+                              <w:rPr>
+                                <w:rFonts w:ascii="Aptos Display" w:hAnsi="Aptos Display"/>
+                              </w:rPr>
+                            </w:pPr>
+                            <w:r>
+                              <w:rPr>
+                                <w:rFonts w:ascii="Aptos Display" w:hAnsi="Aptos Display"/>
+                                <w:b/>
+                                <w:bCs/>
+                              </w:rPr>
+                              <w:t>N°</w:t>
+                            </w:r>
+                            <w:r>
+                              <w:rPr>
+                                <w:rFonts w:ascii="Aptos Display" w:hAnsi="Aptos Display"/>
+                              </w:rPr>
+                              <w:t>:</w:t>
+                            </w:r>
+                            <w:r>
+                              <w:rPr>
+                                <w:rFonts w:ascii="Aptos Display" w:hAnsi="Aptos Display"/>
+                              </w:rPr>
+                              <w:t xml:space="preserve"> </w:t>
+                            </w:r>
+                            <w:r>
+                              <w:rPr>
+                                <w:rFonts w:ascii="Aptos Display" w:hAnsi="Aptos Display"/>
+                              </w:rPr>
+                              <w:t xml:space="preserve">000 - </w:t>
+                            </w:r>
+                            <w:proofErr w:type="gramStart"/>
+                            <w:r>
+                              <w:rPr>
+                                <w:rFonts w:ascii="Aptos Display" w:hAnsi="Aptos Display"/>
+                              </w:rPr>
+                              <w:t xml:space="preserve">{{ </w:t>
+                            </w:r>
+                            <w:proofErr w:type="spellStart"/>
+                            <w:r>
+                              <w:rPr>
+                                <w:rFonts w:ascii="Aptos Display" w:hAnsi="Aptos Display"/>
+                              </w:rPr>
+                              <w:t>p</w:t>
+                            </w:r>
+                            <w:r>
+                              <w:rPr>
+                                <w:rFonts w:ascii="Aptos Display" w:hAnsi="Aptos Display"/>
+                              </w:rPr>
+                              <w:t>id</w:t>
+                            </w:r>
+                            <w:proofErr w:type="spellEnd"/>
+                            <w:proofErr w:type="gramEnd"/>
+                            <w:r>
+                              <w:rPr>
+                                <w:rFonts w:ascii="Aptos Display" w:hAnsi="Aptos Display"/>
+                              </w:rPr>
+                              <w:t xml:space="preserve"> }}</w:t>
+                            </w:r>
+                          </w:p>
+                          <w:p>
+                            <w:pPr>
+                              <w:ind w:firstLine="708"/>
+                            </w:pPr>
+                            <w:r>
+                              <w:rPr>
+                                <w:rFonts w:ascii="Aptos Display" w:hAnsi="Aptos Display"/>
+                                <w:b/>
+                                <w:bCs/>
+                              </w:rPr>
+                              <w:t>Fecha</w:t>
+                            </w:r>
+                            <w:r>
+                              <w:rPr>
+                                <w:rFonts w:ascii="Aptos Display" w:hAnsi="Aptos Display"/>
+                                <w:b/>
+                                <w:bCs/>
+                              </w:rPr>
+                              <w:t>:</w:t>
+                            </w:r>
+                            <w:r>
+                              <w:rPr>
+                                <w:rFonts w:ascii="Aptos Display" w:hAnsi="Aptos Display"/>
+                              </w:rPr>
+                              <w:t xml:space="preserve"> </w:t>
+                            </w:r>
+                            <w:proofErr w:type="gramStart"/>
+                            <w:r>
+                              <w:rPr>
+                                <w:rFonts w:ascii="Aptos Display" w:hAnsi="Aptos Display"/>
+                              </w:rPr>
+                              <w:t>{{ d</w:t>
+                            </w:r>
+                            <w:proofErr w:type="gramEnd"/>
+                            <w:r>
+                              <w:rPr>
+                                <w:rFonts w:ascii="Aptos Display" w:hAnsi="Aptos Display"/>
+                              </w:rPr>
+                              <w:t xml:space="preserve"> }} / </w:t>
+                            </w:r>
+                            <w:proofErr w:type="gramStart"/>
+                            <w:r>
+                              <w:rPr>
+                                <w:rFonts w:ascii="Aptos Display" w:hAnsi="Aptos Display"/>
+                              </w:rPr>
+                              <w:t>{{ m</w:t>
+                            </w:r>
+                            <w:proofErr w:type="gramEnd"/>
+                            <w:r>
+                              <w:rPr>
+                                <w:rFonts w:ascii="Aptos Display" w:hAnsi="Aptos Display"/>
+                              </w:rPr>
+                              <w:t xml:space="preserve"> }} / </w:t>
+                            </w:r>
+                            <w:proofErr w:type="gramStart"/>
+                            <w:r>
+                              <w:rPr>
+                                <w:rFonts w:ascii="Aptos Display" w:hAnsi="Aptos Display"/>
+                              </w:rPr>
+                              <w:t>{{ y</w:t>
+                            </w:r>
+                            <w:proofErr w:type="gramEnd"/>
+                            <w:r>
+                              <w:rPr>
+                                <w:rFonts w:ascii="Aptos Display" w:hAnsi="Aptos Display"/>
+                              </w:rPr>
+                              <w:t xml:space="preserve"> }}</w:t>
+                            </w:r>
+                          </w:p>
+                        </w:txbxContent>
+                      </wps:txbx>
+                      <wps:bodyPr rot="0" spcFirstLastPara="0" vertOverflow="overflow" horzOverflow="overflow" vert="horz" wrap="square" lIns="91440" tIns="45720" rIns="91440" bIns="45720" numCol="1" spcCol="0" rtlCol="0" fromWordArt="0" anchor="t" anchorCtr="0" forceAA="0" compatLnSpc="1">
+                        <a:prstTxWarp prst="textNoShape">
+                          <a:avLst/>
+                        </a:prstTxWarp>
+                        <a:noAutofit/>
+                      </wps:bodyPr>
+                    </wps:wsp>
+                  </a:graphicData>
+                </a:graphic>
+                <wp14:sizeRelH relativeFrom="margin">
+                  <wp14:pctWidth>0</wp14:pctWidth>
+                </wp14:sizeRelH>
+                <wp14:sizeRelV relativeFrom="margin">
+                  <wp14:pctHeight>0</wp14:pctHeight>
+                </wp14:sizeRelV>
+              </wp:anchor>
+            </w:drawing>
+          </mc:Choice>
+          <mc:Fallback>
+            <w:pict>
+              <v:shape w14:anchorId="53F1C447" id="Cuadro de texto 5" o:spid="_x0000_s1028" style="position:absolute;margin-left:274.3pt;margin-top:25pt;width:205.95pt;height:114.15pt;z-index:251663360;visibility:visible;mso-wrap-style:square;mso-width-percent:0;mso-height-percent:0;mso-wrap-distance-left:9pt;mso-wrap-distance-top:0;mso-wrap-distance-right:9pt;mso-wrap-distance-bottom:0;mso-position-horizontal:absolute;mso-position-horizontal-relative:text;mso-position-vertical:absolute;mso-position-vertical-relative:page;mso-width-percent:0;mso-height-percent:0;mso-width-relative:margin;mso-height-relative:margin;v-text-anchor:top" coordsize="2594648,1496060" o:spt="100" o:gfxdata="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" adj="-11796480,,5400" path="m,l2592934,209975v571,375475,1143,750951,1714,1126426l,1496060,,xe" fillcolor="white [3201]" stroked="f" strokeweight=".5pt">
+                <v:stroke joinstyle="miter"/>
+                <v:formulas/>
+                <v:path arrowok="t" o:connecttype="custom" o:connectlocs="0,0;2613837,203469;2615565,1294993;0,1449705;0,0" o:connectangles="0,0,0,0,0" textboxrect="0,0,2594648,1496060"/>
+                <v:textbox>
+                  <w:txbxContent>
+                    <w:p>
+                      <w:pPr>
+                        <w:ind w:firstLine="708"/>
+                        <w:rPr>
+                          <w:rFonts w:ascii="Aptos Display" w:hAnsi="Aptos Display"/>
+                        </w:rPr>
+                      </w:pPr>
+                      <w:r>
+                        <w:rPr>
+                          <w:rFonts w:ascii="Aptos Display" w:hAnsi="Aptos Display"/>
+                          <w:b/>
+                          <w:bCs/>
+                          <w:i/>
+                          <w:iCs/>
+                          <w:sz w:val="24"/>
+                          <w:szCs w:val="24"/>
+                        </w:rPr>
+                        <w:t>PRESUPUESTO</w:t>
+                      </w:r>
+                      <w:r>
+                        <w:rPr>
+                          <w:sz w:val="20"/>
+                          <w:szCs w:val="20"/>
+                        </w:rPr>
+                        <w:br/>
+                      </w:r>
+                      <w:r>
+                        <w:rPr>
+                          <w:sz w:val="20"/>
+                          <w:szCs w:val="20"/>
+                        </w:rPr>
+                        <w:tab/>
+                      </w:r>
+                      <w:r>
+                        <w:rPr>
+                          <w:rFonts w:ascii="Aptos Display" w:hAnsi="Aptos Display"/>
+                          <w:sz w:val="20"/>
+                          <w:szCs w:val="20"/>
+                        </w:rPr>
+                        <w:t>Documento no valido como factura</w:t>
+                      </w:r>
+                      <w:r>
+                        <w:rPr>
+                          <w:rFonts w:ascii="Aptos Display" w:hAnsi="Aptos Display"/>
+                        </w:rPr>
+                        <w:br/>
+                      </w:r>
+                    </w:p>
+                    <w:p>
+                      <w:pPr>
+                        <w:ind w:firstLine="708"/>
+                        <w:rPr>
+                          <w:rFonts w:ascii="Aptos Display" w:hAnsi="Aptos Display"/>
+                        </w:rPr>
+                      </w:pPr>
+                      <w:r>
+                        <w:rPr>
+                          <w:rFonts w:ascii="Aptos Display" w:hAnsi="Aptos Display"/>
+                          <w:b/>
+                          <w:bCs/>
+                        </w:rPr>
+                        <w:t>N°</w:t>
+                      </w:r>
+                      <w:r>
+                        <w:rPr>
+                          <w:rFonts w:ascii="Aptos Display" w:hAnsi="Aptos Display"/>
+                        </w:rPr>
+                        <w:t>:</w:t>
+                      </w:r>
+                      <w:r>
+                        <w:rPr>
+                          <w:rFonts w:ascii="Aptos Display" w:hAnsi="Aptos Display"/>
+                        </w:rPr>
+                        <w:t xml:space="preserve"> </w:t>
+                      </w:r>
+                      <w:r>
+                        <w:rPr>
+                          <w:rFonts w:ascii="Aptos Display" w:hAnsi="Aptos Display"/>
+                        </w:rPr>
+                        <w:t xml:space="preserve">000 - </w:t>
+                      </w:r>
+                      <w:proofErr w:type="gramStart"/>
+                      <w:r>
+                        <w:rPr>
+                          <w:rFonts w:ascii="Aptos Display" w:hAnsi="Aptos Display"/>
+                        </w:rPr>
+                        <w:t xml:space="preserve">{{ </w:t>
+                      </w:r>
+                      <w:proofErr w:type="spellStart"/>
+                      <w:r>
+                        <w:rPr>
+                          <w:rFonts w:ascii="Aptos Display" w:hAnsi="Aptos Display"/>
+                        </w:rPr>
+                        <w:t>p</w:t>
+                      </w:r>
+                      <w:r>
+                        <w:rPr>
+                          <w:rFonts w:ascii="Aptos Display" w:hAnsi="Aptos Display"/>
+                        </w:rPr>
+                        <w:t>id</w:t>
+                      </w:r>
+                      <w:proofErr w:type="spellEnd"/>
+                      <w:proofErr w:type="gramEnd"/>
+                      <w:r>
+                        <w:rPr>
+                          <w:rFonts w:ascii="Aptos Display" w:hAnsi="Aptos Display"/>
+                        </w:rPr>
+                        <w:t xml:space="preserve"> }}</w:t>
+                      </w:r>
+                    </w:p>
+                    <w:p>
+                      <w:pPr>
+                        <w:ind w:firstLine="708"/>
+                      </w:pPr>
+                      <w:r>
+                        <w:rPr>
+                          <w:rFonts w:ascii="Aptos Display" w:hAnsi="Aptos Display"/>
+                          <w:b/>
+                          <w:bCs/>
+                        </w:rPr>
+                        <w:t>Fecha</w:t>
+                      </w:r>
+                      <w:r>
+                        <w:rPr>
+                          <w:rFonts w:ascii="Aptos Display" w:hAnsi="Aptos Display"/>
+                          <w:b/>
+                          <w:bCs/>
+                        </w:rPr>
+                        <w:t>:</w:t>
+                      </w:r>
+                      <w:r>
+                        <w:rPr>
+                          <w:rFonts w:ascii="Aptos Display" w:hAnsi="Aptos Display"/>
+                        </w:rPr>
+                        <w:t xml:space="preserve"> </w:t>
+                      </w:r>
+                      <w:proofErr w:type="gramStart"/>
+                      <w:r>
+                        <w:rPr>
+                          <w:rFonts w:ascii="Aptos Display" w:hAnsi="Aptos Display"/>
+                        </w:rPr>
+                        <w:t>{{ d</w:t>
+                      </w:r>
+                      <w:proofErr w:type="gramEnd"/>
+                      <w:r>
+                        <w:rPr>
+                          <w:rFonts w:ascii="Aptos Display" w:hAnsi="Aptos Display"/>
+                        </w:rPr>
+                        <w:t xml:space="preserve"> }} / </w:t>
+                      </w:r>
+                      <w:proofErr w:type="gramStart"/>
+                      <w:r>
+                        <w:rPr>
+                          <w:rFonts w:ascii="Aptos Display" w:hAnsi="Aptos Display"/>
+                        </w:rPr>
+                        <w:t>{{ m</w:t>
+                      </w:r>
+                      <w:proofErr w:type="gramEnd"/>
+                      <w:r>
+                        <w:rPr>
+                          <w:rFonts w:ascii="Aptos Display" w:hAnsi="Aptos Display"/>
+                        </w:rPr>
+                        <w:t xml:space="preserve"> }} / </w:t>
+                      </w:r>
+                      <w:proofErr w:type="gramStart"/>
+                      <w:r>
+                        <w:rPr>
+                          <w:rFonts w:ascii="Aptos Display" w:hAnsi="Aptos Display"/>
+                        </w:rPr>
+                        <w:t>{{ y</w:t>
+                      </w:r>
+                      <w:proofErr w:type="gramEnd"/>
+                      <w:r>
+                        <w:rPr>
+                          <w:rFonts w:ascii="Aptos Display" w:hAnsi="Aptos Display"/>
+                        </w:rPr>
+                        <w:t xml:space="preserve"> }}</w:t>
+                      </w:r>
+                    </w:p>
+                  </w:txbxContent>
+                </v:textbox>
+                <w10:wrap type="topAndBottom" anchory="page"/>
+              </v:shape>
+            </w:pict>
+          </mc:Fallback>
+        </mc:AlternateContent>
+      </w:r>
+      <w:r>
+        <w:rPr>
+          <w:noProof/>
+        </w:rPr>
+        <mc:AlternateContent>
+          <mc:Choice Requires="wps">
+            <w:drawing>
+              <wp:anchor distT="0" distB="0" distL="114300" distR="114300" simplePos="0" relativeHeight="251664384" behindDoc="0" locked="0" layoutInCell="1" allowOverlap="1" wp14:anchorId="08D985C9" wp14:editId="4D34635D">
+                <wp:simplePos x="0" y="0"/>
+                <wp:positionH relativeFrom="column">
+                  <wp:posOffset>3665496</wp:posOffset>
+                </wp:positionH>
+                <wp:positionV relativeFrom="page">
+                  <wp:posOffset>270841</wp:posOffset>
+                </wp:positionV>
+                <wp:extent cx="11430" cy="1515745"/>
+                <wp:effectExtent l="0" t="0" r="26670" b="27305"/>
+                <wp:wrapTopAndBottom/>
+                <wp:docPr id="1543018858" name="Conector recto 9"/>
+                <wp:cNvGraphicFramePr/>
+                <a:graphic xmlns:a="http://schemas.openxmlformats.org/drawingml/2006/main">
+                  <a:graphicData uri="http://schemas.microsoft.com/office/word/2010/wordprocessingShape">
+                    <wps:wsp>
+                      <wps:cNvCnPr/>
+                      <wps:spPr>
+                        <a:xfrm flipV="1">
+                          <a:off x="0" y="0"/>
+                          <a:ext cx="11430" cy="1515745"/>
+                        </a:xfrm>
+                        <a:prstGeom prst="line">
+                          <a:avLst/>
+                        </a:prstGeom>
+                      </wps:spPr>
+                      <wps:style>
+                        <a:lnRef idx="1">
+                          <a:schemeClr val="dk1"/>
+                        </a:lnRef>
+                        <a:fillRef idx="0">
+                          <a:schemeClr val="dk1"/>
+                        </a:fillRef>
+                        <a:effectRef idx="0">
+                          <a:schemeClr val="dk1"/>
+                        </a:effectRef>
+                        <a:fontRef idx="minor">
+                          <a:schemeClr val="tx1"/>
+                        </a:fontRef>
+                      </wps:style>
+                      <wps:bodyPr/>
+                    </wps:wsp>
+                  </a:graphicData>
+                </a:graphic>
+                <wp14:sizeRelH relativeFrom="margin">
+                  <wp14:pctWidth>0</wp14:pctWidth>
+                </wp14:sizeRelH>
+                <wp14:sizeRelV relativeFrom="margin">
+                  <wp14:pctHeight>0</wp14:pctHeight>
+                </wp14:sizeRelV>
+              </wp:anchor>
+            </w:drawing>
+          </mc:Choice>
+          <mc:Fallback>
+            <w:pict>
+              <v:line w14:anchorId="185BCAEB" id="Conector recto 9" o:spid="_x0000_s1026" style="position:absolute;flip:y;z-index:251664384;visibility:visible;mso-wrap-style:square;mso-width-percent:0;mso-height-percent:0;mso-wrap-distance-left:9pt;mso-wrap-distance-top:0;mso-wrap-distance-right:9pt;mso-wrap-distance-bottom:0;mso-position-horizontal:absolute;mso-position-horizontal-relative:text;mso-position-vertical:absolute;mso-position-vertical-relative:page;mso-width-percent:0;mso-height-percent:0;mso-width-relative:margin;mso-height-relative:margin" from="288.6pt,21.35pt" to="289.5pt,140.7pt" o:gfxdata="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" strokecolor="black [3200]" strokeweight=".5pt">
+                <v:stroke joinstyle="miter"/>
+                <w10:wrap type="topAndBottom" anchory="page"/>
+              </v:line>
+            </w:pict>
+          </mc:Fallback>
+        </mc:AlternateContent>
+      </w:r>
       <w:r>
         <w:rPr>
           <w:noProof/>
@@ -825,7 +1889,7 @@
           </mc:Choice>
           <mc:Fallback>
             <w:pict>
-              <v:roundrect w14:anchorId="2A632006" id="Cuadro de texto 2" o:spid="_x0000_s1026" style="position:absolute;margin-left:-58.9pt;margin-top:74.5pt;width:540.75pt;height:103.5pt;z-index:251668480;visibility:visible;mso-wrap-style:square;mso-width-percent:0;mso-height-percent:0;mso-wrap-distance-left:9pt;mso-wrap-distance-top:3.6pt;mso-wrap-distance-right:9pt;mso-wrap-distance-bottom:3.6pt;mso-position-horizontal:absolute;mso-position-horizontal-relative:margin;mso-position-vertical:absolute;mso-position-vertical-relative:text;mso-width-percent:0;mso-height-percent:0;mso-width-relative:margin;mso-height-relative:margin;v-text-anchor:top" arcsize="10923f" o:gfxdata="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">
+              <v:roundrect w14:anchorId="2A632006" id="_x0000_s1029" style="position:absolute;margin-left:-58.9pt;margin-top:74.5pt;width:540.75pt;height:103.5pt;z-index:251668480;visibility:visible;mso-wrap-style:square;mso-width-percent:0;mso-height-percent:0;mso-wrap-distance-left:9pt;mso-wrap-distance-top:3.6pt;mso-wrap-distance-right:9pt;mso-wrap-distance-bottom:3.6pt;mso-position-horizontal:absolute;mso-position-horizontal-relative:margin;mso-position-vertical:absolute;mso-position-vertical-relative:text;mso-width-percent:0;mso-height-percent:0;mso-width-relative:margin;mso-height-relative:margin;v-text-anchor:top" arcsize="10923f" o:gfxdata="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">
                 <v:stroke joinstyle="miter"/>
                 <v:textbox>
                   <w:txbxContent>
@@ -1267,7 +2331,7 @@
         <mc:AlternateContent>
           <mc:Choice Requires="wps">
             <w:drawing>
-              <wp:anchor distT="45720" distB="45720" distL="114300" distR="114300" simplePos="0" relativeHeight="251670528" behindDoc="0" locked="0" layoutInCell="1" allowOverlap="1" wp14:anchorId="35AE86FC" wp14:editId="25808C94">
+              <wp:anchor distT="45720" distB="45720" distL="114300" distR="114300" simplePos="0" relativeHeight="251670528" behindDoc="0" locked="0" layoutInCell="1" allowOverlap="1" wp14:anchorId="35AE86FC" wp14:editId="517CB41C">
                 <wp:simplePos x="0" y="0"/>
                 <wp:positionH relativeFrom="margin">
                   <wp:align>center</wp:align>
@@ -2398,11 +3462,7 @@
           </mc:Choice>
           <mc:Fallback>
             <w:pict>
-              <v:shapetype w14:anchorId="35AE86FC" id="_x0000_t202" coordsize="21600,21600" o:spt="202" path="m,l,21600r21600,l21600,xe">
-                <v:stroke joinstyle="miter"/>
-                <v:path gradientshapeok="t" o:connecttype="rect"/>
-              </v:shapetype>
-              <v:shape id="_x0000_s1027" type="#_x0000_t202" style="position:absolute;margin-left:0;margin-top:182.55pt;width:540.85pt;height:361.15pt;z-index:251670528;visibility:visible;mso-wrap-style:square;mso-width-percent:0;mso-height-percent:0;mso-wrap-distance-left:9pt;mso-wrap-distance-top:3.6pt;mso-wrap-distance-right:9pt;mso-wrap-distance-bottom:3.6pt;mso-position-horizontal:center;mso-position-horizontal-relative:margin;mso-position-vertical:absolute;mso-position-vertical-relative:text;mso-width-percent:0;mso-height-percent:0;mso-width-relative:margin;mso-height-relative:margin;v-text-anchor:top" o:gfxdata="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" filled="f" stroked="f">
+              <v:shape w14:anchorId="35AE86FC" id="_x0000_s1030" type="#_x0000_t202" style="position:absolute;margin-left:0;margin-top:182.55pt;width:540.85pt;height:361.15pt;z-index:251670528;visibility:visible;mso-wrap-style:square;mso-width-percent:0;mso-height-percent:0;mso-wrap-distance-left:9pt;mso-wrap-distance-top:3.6pt;mso-wrap-distance-right:9pt;mso-wrap-distance-bottom:3.6pt;mso-position-horizontal:center;mso-position-horizontal-relative:margin;mso-position-vertical:absolute;mso-position-vertical-relative:text;mso-width-percent:0;mso-height-percent:0;mso-width-relative:margin;mso-height-relative:margin;v-text-anchor:top" o:gfxdata="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" filled="f" stroked="f">
                 <v:textbox>
                   <w:txbxContent>
                     <w:tbl>
@@ -3470,930 +4530,6 @@
                   </w:txbxContent>
                 </v:textbox>
                 <w10:wrap type="topAndBottom" anchorx="margin"/>
-              </v:shape>
-            </w:pict>
-          </mc:Fallback>
-        </mc:AlternateContent>
-      </w:r>
-      <w:r>
-        <w:rPr>
-          <w:noProof/>
-        </w:rPr>
-        <mc:AlternateContent>
-          <mc:Choice Requires="wps">
-            <w:drawing>
-              <wp:anchor distT="45720" distB="45720" distL="114300" distR="114300" simplePos="0" relativeHeight="251666432" behindDoc="0" locked="0" layoutInCell="1" allowOverlap="1" wp14:anchorId="18848D1E" wp14:editId="4D1B29D6">
-                <wp:simplePos x="0" y="0"/>
-                <wp:positionH relativeFrom="page">
-                  <wp:posOffset>4405325</wp:posOffset>
-                </wp:positionH>
-                <wp:positionV relativeFrom="topMargin">
-                  <wp:align>bottom</wp:align>
-                </wp:positionV>
-                <wp:extent cx="385445" cy="409575"/>
-                <wp:effectExtent l="0" t="0" r="33655" b="47625"/>
-                <wp:wrapSquare wrapText="bothSides"/>
-                <wp:docPr id="1517717947" name="Cuadro de texto 2"/>
-                <wp:cNvGraphicFramePr>
-                  <a:graphicFrameLocks xmlns:a="http://schemas.openxmlformats.org/drawingml/2006/main"/>
-                </wp:cNvGraphicFramePr>
-                <a:graphic xmlns:a="http://schemas.openxmlformats.org/drawingml/2006/main">
-                  <a:graphicData uri="http://schemas.microsoft.com/office/word/2010/wordprocessingShape">
-                    <wps:wsp>
-                      <wps:cNvSpPr txBox="1">
-                        <a:spLocks noChangeArrowheads="1"/>
-                      </wps:cNvSpPr>
-                      <wps:spPr bwMode="auto">
-                        <a:xfrm>
-                          <a:off x="0" y="0"/>
-                          <a:ext cx="385445" cy="409575"/>
-                        </a:xfrm>
-                        <a:prstGeom prst="rect">
-                          <a:avLst/>
-                        </a:prstGeom>
-                        <a:solidFill>
-                          <a:srgbClr val="FFFFFF"/>
-                        </a:solidFill>
-                        <a:ln w="9525">
-                          <a:solidFill>
-                            <a:srgbClr val="000000"/>
-                          </a:solidFill>
-                          <a:miter lim="800000"/>
-                          <a:headEnd/>
-                          <a:tailEnd/>
-                        </a:ln>
-                        <a:effectLst>
-                          <a:outerShdw dist="25400" dir="2520000" algn="tl" rotWithShape="0">
-                            <a:prstClr val="black"/>
-                          </a:outerShdw>
-                        </a:effectLst>
-                      </wps:spPr>
-                      <wps:txbx>
-                        <w:txbxContent>
-                          <w:p>
-                            <w:pPr>
-                              <w:rPr>
-                                <w:b/>
-                                <w:bCs/>
-                                <w:sz w:val="24"/>
-                                <w:szCs w:val="24"/>
-                              </w:rPr>
-                            </w:pPr>
-                            <w:r>
-                              <w:rPr>
-                                <w:rFonts w:cstheme="minorHAnsi"/>
-                                <w:b/>
-                                <w:bCs/>
-                                <w:sz w:val="44"/>
-                                <w:szCs w:val="44"/>
-                              </w:rPr>
-                              <w:sym w:font="Symbol" w:char="F043"/>
-                            </w:r>
-                          </w:p>
-                        </w:txbxContent>
-                      </wps:txbx>
-                      <wps:bodyPr rot="0" vert="horz" wrap="square" lIns="91440" tIns="45720" rIns="91440" bIns="45720" anchor="ctr" anchorCtr="0">
-                        <a:noAutofit/>
-                      </wps:bodyPr>
-                    </wps:wsp>
-                  </a:graphicData>
-                </a:graphic>
-                <wp14:sizeRelH relativeFrom="margin">
-                  <wp14:pctWidth>0</wp14:pctWidth>
-                </wp14:sizeRelH>
-                <wp14:sizeRelV relativeFrom="margin">
-                  <wp14:pctHeight>0</wp14:pctHeight>
-                </wp14:sizeRelV>
-              </wp:anchor>
-            </w:drawing>
-          </mc:Choice>
-          <mc:Fallback>
-            <w:pict>
-              <v:shape w14:anchorId="18848D1E" id="_x0000_s1028" type="#_x0000_t202" style="position:absolute;margin-left:346.9pt;margin-top:0;width:30.35pt;height:32.25pt;z-index:251666432;visibility:visible;mso-wrap-style:square;mso-width-percent:0;mso-height-percent:0;mso-wrap-distance-left:9pt;mso-wrap-distance-top:3.6pt;mso-wrap-distance-right:9pt;mso-wrap-distance-bottom:3.6pt;mso-position-horizontal:absolute;mso-position-horizontal-relative:page;mso-position-vertical:bottom;mso-position-vertical-relative:top-margin-area;mso-width-percent:0;mso-height-percent:0;mso-width-relative:margin;mso-height-relative:margin;v-text-anchor:middle" o:gfxdata="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">
-                <v:shadow on="t" color="black" origin="-.5,-.5" offset=".52433mm,.47211mm"/>
-                <v:textbox>
-                  <w:txbxContent>
-                    <w:p>
-                      <w:pPr>
-                        <w:rPr>
-                          <w:b/>
-                          <w:bCs/>
-                          <w:sz w:val="24"/>
-                          <w:szCs w:val="24"/>
-                        </w:rPr>
-                      </w:pPr>
-                      <w:r>
-                        <w:rPr>
-                          <w:rFonts w:cstheme="minorHAnsi"/>
-                          <w:b/>
-                          <w:bCs/>
-                          <w:sz w:val="44"/>
-                          <w:szCs w:val="44"/>
-                        </w:rPr>
-                        <w:sym w:font="Symbol" w:char="F043"/>
-                      </w:r>
-                    </w:p>
-                  </w:txbxContent>
-                </v:textbox>
-                <w10:wrap type="square" anchorx="page" anchory="margin"/>
-              </v:shape>
-            </w:pict>
-          </mc:Fallback>
-        </mc:AlternateContent>
-      </w:r>
-      <w:r>
-        <w:rPr>
-          <w:noProof/>
-        </w:rPr>
-        <mc:AlternateContent>
-          <mc:Choice Requires="wps">
-            <w:drawing>
-              <wp:anchor distT="0" distB="0" distL="114300" distR="114300" simplePos="0" relativeHeight="251663360" behindDoc="0" locked="0" layoutInCell="1" allowOverlap="1" wp14:anchorId="53F1C447" wp14:editId="30C2F5D4">
-                <wp:simplePos x="0" y="0"/>
-                <wp:positionH relativeFrom="column">
-                  <wp:posOffset>3352165</wp:posOffset>
-                </wp:positionH>
-                <wp:positionV relativeFrom="page">
-                  <wp:posOffset>327888</wp:posOffset>
-                </wp:positionV>
-                <wp:extent cx="2661920" cy="1449705"/>
-                <wp:effectExtent l="0" t="0" r="5080" b="0"/>
-                <wp:wrapTopAndBottom/>
-                <wp:docPr id="222840897" name="Cuadro de texto 5"/>
-                <wp:cNvGraphicFramePr/>
-                <a:graphic xmlns:a="http://schemas.openxmlformats.org/drawingml/2006/main">
-                  <a:graphicData uri="http://schemas.microsoft.com/office/word/2010/wordprocessingShape">
-                    <wps:wsp>
-                      <wps:cNvSpPr txBox="1"/>
-                      <wps:spPr>
-                        <a:xfrm>
-                          <a:off x="0" y="0"/>
-                          <a:ext cx="2661920" cy="1449705"/>
-                        </a:xfrm>
-                        <a:custGeom>
-                          <a:avLst/>
-                          <a:gdLst>
-                            <a:gd name="connsiteX0" fmla="*/ 0 w 2684145"/>
-                            <a:gd name="connsiteY0" fmla="*/ 0 h 1496060"/>
-                            <a:gd name="connsiteX1" fmla="*/ 2684145 w 2684145"/>
-                            <a:gd name="connsiteY1" fmla="*/ 0 h 1496060"/>
-                            <a:gd name="connsiteX2" fmla="*/ 2684145 w 2684145"/>
-                            <a:gd name="connsiteY2" fmla="*/ 1496060 h 1496060"/>
-                            <a:gd name="connsiteX3" fmla="*/ 0 w 2684145"/>
-                            <a:gd name="connsiteY3" fmla="*/ 1496060 h 1496060"/>
-                            <a:gd name="connsiteX4" fmla="*/ 0 w 2684145"/>
-                            <a:gd name="connsiteY4" fmla="*/ 0 h 1496060"/>
-                            <a:gd name="connsiteX0" fmla="*/ 0 w 2684145"/>
-                            <a:gd name="connsiteY0" fmla="*/ 0 h 1496060"/>
-                            <a:gd name="connsiteX1" fmla="*/ 2684145 w 2684145"/>
-                            <a:gd name="connsiteY1" fmla="*/ 0 h 1496060"/>
-                            <a:gd name="connsiteX2" fmla="*/ 2618308 w 2684145"/>
-                            <a:gd name="connsiteY2" fmla="*/ 1459484 h 1496060"/>
-                            <a:gd name="connsiteX3" fmla="*/ 0 w 2684145"/>
-                            <a:gd name="connsiteY3" fmla="*/ 1496060 h 1496060"/>
-                            <a:gd name="connsiteX4" fmla="*/ 0 w 2684145"/>
-                            <a:gd name="connsiteY4" fmla="*/ 0 h 1496060"/>
-                            <a:gd name="connsiteX0" fmla="*/ 0 w 2640254"/>
-                            <a:gd name="connsiteY0" fmla="*/ 0 h 1496060"/>
-                            <a:gd name="connsiteX1" fmla="*/ 2640254 w 2640254"/>
-                            <a:gd name="connsiteY1" fmla="*/ 95098 h 1496060"/>
-                            <a:gd name="connsiteX2" fmla="*/ 2618308 w 2640254"/>
-                            <a:gd name="connsiteY2" fmla="*/ 1459484 h 1496060"/>
-                            <a:gd name="connsiteX3" fmla="*/ 0 w 2640254"/>
-                            <a:gd name="connsiteY3" fmla="*/ 1496060 h 1496060"/>
-                            <a:gd name="connsiteX4" fmla="*/ 0 w 2640254"/>
-                            <a:gd name="connsiteY4" fmla="*/ 0 h 1496060"/>
-                          </a:gdLst>
-                          <a:ahLst/>
-                          <a:cxnLst>
-                            <a:cxn ang="0">
-                              <a:pos x="connsiteX0" y="connsiteY0"/>
-                            </a:cxn>
-                            <a:cxn ang="0">
-                              <a:pos x="connsiteX1" y="connsiteY1"/>
-                            </a:cxn>
-                            <a:cxn ang="0">
-                              <a:pos x="connsiteX2" y="connsiteY2"/>
-                            </a:cxn>
-                            <a:cxn ang="0">
-                              <a:pos x="connsiteX3" y="connsiteY3"/>
-                            </a:cxn>
-                            <a:cxn ang="0">
-                              <a:pos x="connsiteX4" y="connsiteY4"/>
-                            </a:cxn>
-                          </a:cxnLst>
-                          <a:rect l="l" t="t" r="r" b="b"/>
-                          <a:pathLst>
-                            <a:path w="2640254" h="1496060">
-                              <a:moveTo>
-                                <a:pt x="0" y="0"/>
-                              </a:moveTo>
-                              <a:lnTo>
-                                <a:pt x="2640254" y="95098"/>
-                              </a:lnTo>
-                              <a:lnTo>
-                                <a:pt x="2618308" y="1459484"/>
-                              </a:lnTo>
-                              <a:lnTo>
-                                <a:pt x="0" y="1496060"/>
-                              </a:lnTo>
-                              <a:lnTo>
-                                <a:pt x="0" y="0"/>
-                              </a:lnTo>
-                              <a:close/>
-                            </a:path>
-                          </a:pathLst>
-                        </a:custGeom>
-                        <a:solidFill>
-                          <a:schemeClr val="lt1"/>
-                        </a:solidFill>
-                        <a:ln w="6350">
-                          <a:noFill/>
-                        </a:ln>
-                      </wps:spPr>
-                      <wps:txbx>
-                        <w:txbxContent>
-                          <w:p>
-                            <w:pPr>
-                              <w:ind w:firstLine="708"/>
-                              <w:rPr>
-                                <w:rFonts w:ascii="Aptos Display" w:hAnsi="Aptos Display"/>
-                              </w:rPr>
-                            </w:pPr>
-                            <w:r>
-                              <w:rPr>
-                                <w:rFonts w:ascii="Aptos Display" w:hAnsi="Aptos Display"/>
-                                <w:b/>
-                                <w:bCs/>
-                                <w:i/>
-                                <w:iCs/>
-                                <w:sz w:val="28"/>
-                                <w:szCs w:val="28"/>
-                              </w:rPr>
-                              <w:t>PRESUPUESTO</w:t>
-                            </w:r>
-                            <w:r>
-                              <w:br/>
-                            </w:r>
-                            <w:r>
-                              <w:tab/>
-                            </w:r>
-                            <w:r>
-                              <w:rPr>
-                                <w:rFonts w:ascii="Aptos Display" w:hAnsi="Aptos Display"/>
-                              </w:rPr>
-                              <w:t>Documento no valido como factura</w:t>
-                            </w:r>
-                            <w:r>
-                              <w:rPr>
-                                <w:rFonts w:ascii="Aptos Display" w:hAnsi="Aptos Display"/>
-                              </w:rPr>
-                              <w:br/>
-                            </w:r>
-                          </w:p>
-                          <w:p>
-                            <w:pPr>
-                              <w:ind w:firstLine="708"/>
-                              <w:rPr>
-                                <w:rFonts w:ascii="Aptos Display" w:hAnsi="Aptos Display"/>
-                              </w:rPr>
-                            </w:pPr>
-                            <w:r>
-                              <w:rPr>
-                                <w:rFonts w:ascii="Aptos Display" w:hAnsi="Aptos Display"/>
-                                <w:b/>
-                                <w:bCs/>
-                              </w:rPr>
-                              <w:t>N°</w:t>
-                            </w:r>
-                            <w:r>
-                              <w:rPr>
-                                <w:rFonts w:ascii="Aptos Display" w:hAnsi="Aptos Display"/>
-                              </w:rPr>
-                              <w:t>:</w:t>
-                            </w:r>
-                            <w:r>
-                              <w:rPr>
-                                <w:rFonts w:ascii="Aptos Display" w:hAnsi="Aptos Display"/>
-                              </w:rPr>
-                              <w:t xml:space="preserve"> </w:t>
-                            </w:r>
-                            <w:r>
-                              <w:rPr>
-                                <w:rFonts w:ascii="Aptos Display" w:hAnsi="Aptos Display"/>
-                              </w:rPr>
-                              <w:t xml:space="preserve">000 - </w:t>
-                            </w:r>
-                            <w:proofErr w:type="gramStart"/>
-                            <w:r>
-                              <w:rPr>
-                                <w:rFonts w:ascii="Aptos Display" w:hAnsi="Aptos Display"/>
-                              </w:rPr>
-                              <w:t xml:space="preserve">{{ </w:t>
-                            </w:r>
-                            <w:proofErr w:type="spellStart"/>
-                            <w:r>
-                              <w:rPr>
-                                <w:rFonts w:ascii="Aptos Display" w:hAnsi="Aptos Display"/>
-                              </w:rPr>
-                              <w:t>p</w:t>
-                            </w:r>
-                            <w:r>
-                              <w:rPr>
-                                <w:rFonts w:ascii="Aptos Display" w:hAnsi="Aptos Display"/>
-                              </w:rPr>
-                              <w:t>id</w:t>
-                            </w:r>
-                            <w:proofErr w:type="spellEnd"/>
-                            <w:proofErr w:type="gramEnd"/>
-                            <w:r>
-                              <w:rPr>
-                                <w:rFonts w:ascii="Aptos Display" w:hAnsi="Aptos Display"/>
-                              </w:rPr>
-                              <w:t xml:space="preserve"> }}</w:t>
-                            </w:r>
-                          </w:p>
-                          <w:p>
-                            <w:pPr>
-                              <w:ind w:firstLine="708"/>
-                            </w:pPr>
-                            <w:r>
-                              <w:rPr>
-                                <w:rFonts w:ascii="Aptos Display" w:hAnsi="Aptos Display"/>
-                                <w:b/>
-                                <w:bCs/>
-                              </w:rPr>
-                              <w:t>Fecha</w:t>
-                            </w:r>
-                            <w:r>
-                              <w:rPr>
-                                <w:rFonts w:ascii="Aptos Display" w:hAnsi="Aptos Display"/>
-                                <w:b/>
-                                <w:bCs/>
-                              </w:rPr>
-                              <w:t>:</w:t>
-                            </w:r>
-                            <w:r>
-                              <w:rPr>
-                                <w:rFonts w:ascii="Aptos Display" w:hAnsi="Aptos Display"/>
-                              </w:rPr>
-                              <w:t xml:space="preserve"> </w:t>
-                            </w:r>
-                            <w:proofErr w:type="gramStart"/>
-                            <w:r>
-                              <w:rPr>
-                                <w:rFonts w:ascii="Aptos Display" w:hAnsi="Aptos Display"/>
-                              </w:rPr>
-                              <w:t>{{ d</w:t>
-                            </w:r>
-                            <w:proofErr w:type="gramEnd"/>
-                            <w:r>
-                              <w:rPr>
-                                <w:rFonts w:ascii="Aptos Display" w:hAnsi="Aptos Display"/>
-                              </w:rPr>
-                              <w:t xml:space="preserve"> }} / </w:t>
-                            </w:r>
-                            <w:proofErr w:type="gramStart"/>
-                            <w:r>
-                              <w:rPr>
-                                <w:rFonts w:ascii="Aptos Display" w:hAnsi="Aptos Display"/>
-                              </w:rPr>
-                              <w:t>{{ m</w:t>
-                            </w:r>
-                            <w:proofErr w:type="gramEnd"/>
-                            <w:r>
-                              <w:rPr>
-                                <w:rFonts w:ascii="Aptos Display" w:hAnsi="Aptos Display"/>
-                              </w:rPr>
-                              <w:t xml:space="preserve"> }} / </w:t>
-                            </w:r>
-                            <w:proofErr w:type="gramStart"/>
-                            <w:r>
-                              <w:rPr>
-                                <w:rFonts w:ascii="Aptos Display" w:hAnsi="Aptos Display"/>
-                              </w:rPr>
-                              <w:t>{{ y</w:t>
-                            </w:r>
-                            <w:proofErr w:type="gramEnd"/>
-                            <w:r>
-                              <w:rPr>
-                                <w:rFonts w:ascii="Aptos Display" w:hAnsi="Aptos Display"/>
-                              </w:rPr>
-                              <w:t xml:space="preserve"> }}</w:t>
-                            </w:r>
-                          </w:p>
-                        </w:txbxContent>
-                      </wps:txbx>
-                      <wps:bodyPr rot="0" spcFirstLastPara="0" vertOverflow="overflow" horzOverflow="overflow" vert="horz" wrap="square" lIns="91440" tIns="45720" rIns="91440" bIns="45720" numCol="1" spcCol="0" rtlCol="0" fromWordArt="0" anchor="t" anchorCtr="0" forceAA="0" compatLnSpc="1">
-                        <a:prstTxWarp prst="textNoShape">
-                          <a:avLst/>
-                        </a:prstTxWarp>
-                        <a:noAutofit/>
-                      </wps:bodyPr>
-                    </wps:wsp>
-                  </a:graphicData>
-                </a:graphic>
-                <wp14:sizeRelH relativeFrom="margin">
-                  <wp14:pctWidth>0</wp14:pctWidth>
-                </wp14:sizeRelH>
-                <wp14:sizeRelV relativeFrom="margin">
-                  <wp14:pctHeight>0</wp14:pctHeight>
-                </wp14:sizeRelV>
-              </wp:anchor>
-            </w:drawing>
-          </mc:Choice>
-          <mc:Fallback>
-            <w:pict>
-              <v:shape w14:anchorId="53F1C447" id="Cuadro de texto 5" o:spid="_x0000_s1029" style="position:absolute;margin-left:263.95pt;margin-top:25.8pt;width:209.6pt;height:114.15pt;z-index:251663360;visibility:visible;mso-wrap-style:square;mso-width-percent:0;mso-height-percent:0;mso-wrap-distance-left:9pt;mso-wrap-distance-top:0;mso-wrap-distance-right:9pt;mso-wrap-distance-bottom:0;mso-position-horizontal:absolute;mso-position-horizontal-relative:text;mso-position-vertical:absolute;mso-position-vertical-relative:page;mso-width-percent:0;mso-height-percent:0;mso-width-relative:margin;mso-height-relative:margin;v-text-anchor:top" coordsize="2640254,1496060" o:spt="100" o:gfxdata="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" adj="-11796480,,5400" path="m,l2640254,95098r-21946,1364386l,1496060,,xe" fillcolor="white [3201]" stroked="f" strokeweight=".5pt">
-                <v:stroke joinstyle="miter"/>
-                <v:formulas/>
-                <v:path arrowok="t" o:connecttype="custom" o:connectlocs="0,0;2661920,92151;2639794,1414262;0,1449705;0,0" o:connectangles="0,0,0,0,0" textboxrect="0,0,2640254,1496060"/>
-                <v:textbox>
-                  <w:txbxContent>
-                    <w:p>
-                      <w:pPr>
-                        <w:ind w:firstLine="708"/>
-                        <w:rPr>
-                          <w:rFonts w:ascii="Aptos Display" w:hAnsi="Aptos Display"/>
-                        </w:rPr>
-                      </w:pPr>
-                      <w:r>
-                        <w:rPr>
-                          <w:rFonts w:ascii="Aptos Display" w:hAnsi="Aptos Display"/>
-                          <w:b/>
-                          <w:bCs/>
-                          <w:i/>
-                          <w:iCs/>
-                          <w:sz w:val="28"/>
-                          <w:szCs w:val="28"/>
-                        </w:rPr>
-                        <w:t>PRESUPUESTO</w:t>
-                      </w:r>
-                      <w:r>
-                        <w:br/>
-                      </w:r>
-                      <w:r>
-                        <w:tab/>
-                      </w:r>
-                      <w:r>
-                        <w:rPr>
-                          <w:rFonts w:ascii="Aptos Display" w:hAnsi="Aptos Display"/>
-                        </w:rPr>
-                        <w:t>Documento no valido como factura</w:t>
-                      </w:r>
-                      <w:r>
-                        <w:rPr>
-                          <w:rFonts w:ascii="Aptos Display" w:hAnsi="Aptos Display"/>
-                        </w:rPr>
-                        <w:br/>
-                      </w:r>
-                    </w:p>
-                    <w:p>
-                      <w:pPr>
-                        <w:ind w:firstLine="708"/>
-                        <w:rPr>
-                          <w:rFonts w:ascii="Aptos Display" w:hAnsi="Aptos Display"/>
-                        </w:rPr>
-                      </w:pPr>
-                      <w:r>
-                        <w:rPr>
-                          <w:rFonts w:ascii="Aptos Display" w:hAnsi="Aptos Display"/>
-                          <w:b/>
-                          <w:bCs/>
-                        </w:rPr>
-                        <w:t>N°</w:t>
-                      </w:r>
-                      <w:r>
-                        <w:rPr>
-                          <w:rFonts w:ascii="Aptos Display" w:hAnsi="Aptos Display"/>
-                        </w:rPr>
-                        <w:t>:</w:t>
-                      </w:r>
-                      <w:r>
-                        <w:rPr>
-                          <w:rFonts w:ascii="Aptos Display" w:hAnsi="Aptos Display"/>
-                        </w:rPr>
-                        <w:t xml:space="preserve"> </w:t>
-                      </w:r>
-                      <w:r>
-                        <w:rPr>
-                          <w:rFonts w:ascii="Aptos Display" w:hAnsi="Aptos Display"/>
-                        </w:rPr>
-                        <w:t xml:space="preserve">000 - </w:t>
-                      </w:r>
-                      <w:proofErr w:type="gramStart"/>
-                      <w:r>
-                        <w:rPr>
-                          <w:rFonts w:ascii="Aptos Display" w:hAnsi="Aptos Display"/>
-                        </w:rPr>
-                        <w:t xml:space="preserve">{{ </w:t>
-                      </w:r>
-                      <w:proofErr w:type="spellStart"/>
-                      <w:r>
-                        <w:rPr>
-                          <w:rFonts w:ascii="Aptos Display" w:hAnsi="Aptos Display"/>
-                        </w:rPr>
-                        <w:t>p</w:t>
-                      </w:r>
-                      <w:r>
-                        <w:rPr>
-                          <w:rFonts w:ascii="Aptos Display" w:hAnsi="Aptos Display"/>
-                        </w:rPr>
-                        <w:t>id</w:t>
-                      </w:r>
-                      <w:proofErr w:type="spellEnd"/>
-                      <w:proofErr w:type="gramEnd"/>
-                      <w:r>
-                        <w:rPr>
-                          <w:rFonts w:ascii="Aptos Display" w:hAnsi="Aptos Display"/>
-                        </w:rPr>
-                        <w:t xml:space="preserve"> }}</w:t>
-                      </w:r>
-                    </w:p>
-                    <w:p>
-                      <w:pPr>
-                        <w:ind w:firstLine="708"/>
-                      </w:pPr>
-                      <w:r>
-                        <w:rPr>
-                          <w:rFonts w:ascii="Aptos Display" w:hAnsi="Aptos Display"/>
-                          <w:b/>
-                          <w:bCs/>
-                        </w:rPr>
-                        <w:t>Fecha</w:t>
-                      </w:r>
-                      <w:r>
-                        <w:rPr>
-                          <w:rFonts w:ascii="Aptos Display" w:hAnsi="Aptos Display"/>
-                          <w:b/>
-                          <w:bCs/>
-                        </w:rPr>
-                        <w:t>:</w:t>
-                      </w:r>
-                      <w:r>
-                        <w:rPr>
-                          <w:rFonts w:ascii="Aptos Display" w:hAnsi="Aptos Display"/>
-                        </w:rPr>
-                        <w:t xml:space="preserve"> </w:t>
-                      </w:r>
-                      <w:proofErr w:type="gramStart"/>
-                      <w:r>
-                        <w:rPr>
-                          <w:rFonts w:ascii="Aptos Display" w:hAnsi="Aptos Display"/>
-                        </w:rPr>
-                        <w:t>{{ d</w:t>
-                      </w:r>
-                      <w:proofErr w:type="gramEnd"/>
-                      <w:r>
-                        <w:rPr>
-                          <w:rFonts w:ascii="Aptos Display" w:hAnsi="Aptos Display"/>
-                        </w:rPr>
-                        <w:t xml:space="preserve"> }} / </w:t>
-                      </w:r>
-                      <w:proofErr w:type="gramStart"/>
-                      <w:r>
-                        <w:rPr>
-                          <w:rFonts w:ascii="Aptos Display" w:hAnsi="Aptos Display"/>
-                        </w:rPr>
-                        <w:t>{{ m</w:t>
-                      </w:r>
-                      <w:proofErr w:type="gramEnd"/>
-                      <w:r>
-                        <w:rPr>
-                          <w:rFonts w:ascii="Aptos Display" w:hAnsi="Aptos Display"/>
-                        </w:rPr>
-                        <w:t xml:space="preserve"> }} / </w:t>
-                      </w:r>
-                      <w:proofErr w:type="gramStart"/>
-                      <w:r>
-                        <w:rPr>
-                          <w:rFonts w:ascii="Aptos Display" w:hAnsi="Aptos Display"/>
-                        </w:rPr>
-                        <w:t>{{ y</w:t>
-                      </w:r>
-                      <w:proofErr w:type="gramEnd"/>
-                      <w:r>
-                        <w:rPr>
-                          <w:rFonts w:ascii="Aptos Display" w:hAnsi="Aptos Display"/>
-                        </w:rPr>
-                        <w:t xml:space="preserve"> }}</w:t>
-                      </w:r>
-                    </w:p>
-                  </w:txbxContent>
-                </v:textbox>
-                <w10:wrap type="topAndBottom" anchory="page"/>
-              </v:shape>
-            </w:pict>
-          </mc:Fallback>
-        </mc:AlternateContent>
-      </w:r>
-      <w:r>
-        <w:rPr>
-          <w:noProof/>
-        </w:rPr>
-        <w:drawing>
-          <wp:anchor distT="0" distB="0" distL="114300" distR="114300" simplePos="0" relativeHeight="251662336" behindDoc="0" locked="0" layoutInCell="1" allowOverlap="1" wp14:anchorId="75DB1D37" wp14:editId="5094612A">
-            <wp:simplePos x="0" y="0"/>
-            <wp:positionH relativeFrom="column">
-              <wp:posOffset>1405585</wp:posOffset>
-            </wp:positionH>
-            <wp:positionV relativeFrom="page">
-              <wp:posOffset>1212571</wp:posOffset>
-            </wp:positionV>
-            <wp:extent cx="162560" cy="162560"/>
-            <wp:effectExtent l="0" t="0" r="8890" b="8890"/>
-            <wp:wrapTopAndBottom/>
-            <wp:docPr id="1265685533" name="Gráfico 3" descr="Teléfono"/>
-            <wp:cNvGraphicFramePr>
-              <a:graphicFrameLocks xmlns:a="http://schemas.openxmlformats.org/drawingml/2006/main" noChangeAspect="1"/>
-            </wp:cNvGraphicFramePr>
-            <a:graphic xmlns:a="http://schemas.openxmlformats.org/drawingml/2006/main">
-              <a:graphicData uri="http://schemas.openxmlformats.org/drawingml/2006/picture">
-                <pic:pic xmlns:pic="http://schemas.openxmlformats.org/drawingml/2006/picture">
-                  <pic:nvPicPr>
-                    <pic:cNvPr id="1265685533" name="Gráfico 1265685533" descr="Teléfono"/>
-                    <pic:cNvPicPr/>
-                  </pic:nvPicPr>
-                  <pic:blipFill>
-                    <a:blip r:embed="rId6">
-                      <a:extLst>
-                        <a:ext uri="{96DAC541-7B7A-43D3-8B79-37D633B846F1}">
-                          <asvg:svgBlip xmlns:asvg="http://schemas.microsoft.com/office/drawing/2016/SVG/main" r:embed="rId7"/>
-                        </a:ext>
-                      </a:extLst>
-                    </a:blip>
-                    <a:stretch>
-                      <a:fillRect/>
-                    </a:stretch>
-                  </pic:blipFill>
-                  <pic:spPr>
-                    <a:xfrm>
-                      <a:off x="0" y="0"/>
-                      <a:ext cx="162560" cy="162560"/>
-                    </a:xfrm>
-                    <a:prstGeom prst="rect">
-                      <a:avLst/>
-                    </a:prstGeom>
-                  </pic:spPr>
-                </pic:pic>
-              </a:graphicData>
-            </a:graphic>
-            <wp14:sizeRelH relativeFrom="margin">
-              <wp14:pctWidth>0</wp14:pctWidth>
-            </wp14:sizeRelH>
-            <wp14:sizeRelV relativeFrom="margin">
-              <wp14:pctHeight>0</wp14:pctHeight>
-            </wp14:sizeRelV>
-          </wp:anchor>
-        </w:drawing>
-      </w:r>
-      <w:r>
-        <w:rPr>
-          <w:noProof/>
-        </w:rPr>
-        <mc:AlternateContent>
-          <mc:Choice Requires="wps">
-            <w:drawing>
-              <wp:anchor distT="45720" distB="45720" distL="114300" distR="114300" simplePos="0" relativeHeight="251661312" behindDoc="0" locked="0" layoutInCell="1" allowOverlap="1" wp14:anchorId="13212A58" wp14:editId="3FFB2328">
-                <wp:simplePos x="0" y="0"/>
-                <wp:positionH relativeFrom="column">
-                  <wp:posOffset>648792</wp:posOffset>
-                </wp:positionH>
-                <wp:positionV relativeFrom="page">
-                  <wp:posOffset>299262</wp:posOffset>
-                </wp:positionV>
-                <wp:extent cx="2486025" cy="1452245"/>
-                <wp:effectExtent l="0" t="0" r="28575" b="14605"/>
-                <wp:wrapSquare wrapText="bothSides"/>
-                <wp:docPr id="1801446025" name="Cuadro de texto 2"/>
-                <wp:cNvGraphicFramePr>
-                  <a:graphicFrameLocks xmlns:a="http://schemas.openxmlformats.org/drawingml/2006/main"/>
-                </wp:cNvGraphicFramePr>
-                <a:graphic xmlns:a="http://schemas.openxmlformats.org/drawingml/2006/main">
-                  <a:graphicData uri="http://schemas.microsoft.com/office/word/2010/wordprocessingShape">
-                    <wps:wsp>
-                      <wps:cNvSpPr txBox="1">
-                        <a:spLocks noChangeArrowheads="1"/>
-                      </wps:cNvSpPr>
-                      <wps:spPr bwMode="auto">
-                        <a:xfrm>
-                          <a:off x="0" y="0"/>
-                          <a:ext cx="2486025" cy="1452245"/>
-                        </a:xfrm>
-                        <a:prstGeom prst="rect">
-                          <a:avLst/>
-                        </a:prstGeom>
-                        <a:ln>
-                          <a:solidFill>
-                            <a:schemeClr val="bg1"/>
-                          </a:solidFill>
-                          <a:headEnd/>
-                          <a:tailEnd/>
-                        </a:ln>
-                      </wps:spPr>
-                      <wps:style>
-                        <a:lnRef idx="2">
-                          <a:schemeClr val="dk1"/>
-                        </a:lnRef>
-                        <a:fillRef idx="1">
-                          <a:schemeClr val="lt1"/>
-                        </a:fillRef>
-                        <a:effectRef idx="0">
-                          <a:schemeClr val="dk1"/>
-                        </a:effectRef>
-                        <a:fontRef idx="minor">
-                          <a:schemeClr val="dk1"/>
-                        </a:fontRef>
-                      </wps:style>
-                      <wps:txbx>
-                        <w:txbxContent>
-                          <w:p>
-                            <w:pPr>
-                              <w:spacing w:line="240" w:lineRule="auto"/>
-                              <w:jc w:val="center"/>
-                              <w:rPr>
-                                <w:rFonts w:ascii="Aptos Display" w:hAnsi="Aptos Display"/>
-                              </w:rPr>
-                            </w:pPr>
-                            <w:r>
-                              <w:rPr>
-                                <w:rFonts w:ascii="Aptos Display" w:hAnsi="Aptos Display"/>
-                                <w:b/>
-                                <w:bCs/>
-                                <w:i/>
-                                <w:iCs/>
-                              </w:rPr>
-                              <w:t>SERVICE DE MOTOS Y CUATRICICLOS</w:t>
-                            </w:r>
-                            <w:r>
-                              <w:rPr>
-                                <w:rFonts w:ascii="Aptos Display" w:hAnsi="Aptos Display"/>
-                                <w:b/>
-                                <w:bCs/>
-                                <w:i/>
-                                <w:iCs/>
-                              </w:rPr>
-                              <w:br/>
-                            </w:r>
-                            <w:r>
-                              <w:rPr>
-                                <w:rFonts w:ascii="Aptos Display" w:hAnsi="Aptos Display"/>
-                                <w:b/>
-                                <w:bCs/>
-                                <w:i/>
-                                <w:iCs/>
-                              </w:rPr>
-                              <w:br/>
-                            </w:r>
-                            <w:r>
-                              <w:rPr>
-                                <w:rFonts w:ascii="Aptos Display" w:hAnsi="Aptos Display"/>
-                              </w:rPr>
-                              <w:t>Crisologo Larralde 179</w:t>
-                            </w:r>
-                            <w:r>
-                              <w:rPr>
-                                <w:rFonts w:ascii="Aptos Display" w:hAnsi="Aptos Display"/>
-                              </w:rPr>
-                              <w:br/>
-                              <w:t>Piñeiro, Avellaneda – Provincia de Bs. As</w:t>
-                            </w:r>
-                            <w:r>
-                              <w:rPr>
-                                <w:rFonts w:ascii="Aptos Display" w:hAnsi="Aptos Display"/>
-                              </w:rPr>
-                              <w:br/>
-                            </w:r>
-                            <w:r>
-                              <w:rPr>
-                                <w:rFonts w:ascii="Aptos Display" w:hAnsi="Aptos Display"/>
-                              </w:rPr>
-                              <w:br/>
-                              <w:t>2148-5227</w:t>
-                            </w:r>
-                            <w:r>
-                              <w:rPr>
-                                <w:rFonts w:ascii="Aptos Display" w:hAnsi="Aptos Display"/>
-                              </w:rPr>
-                              <w:br/>
-                            </w:r>
-                            <w:r>
-                              <w:rPr>
-                                <w:rFonts w:ascii="Aptos Display" w:hAnsi="Aptos Display"/>
-                                <w:b/>
-                                <w:bCs/>
-                                <w:i/>
-                                <w:iCs/>
-                              </w:rPr>
-                              <w:t>taller1028@hotmail.com</w:t>
-                            </w:r>
-                          </w:p>
-                        </w:txbxContent>
-                      </wps:txbx>
-                      <wps:bodyPr rot="0" vert="horz" wrap="square" lIns="91440" tIns="45720" rIns="91440" bIns="45720" anchor="t" anchorCtr="0">
-                        <a:noAutofit/>
-                      </wps:bodyPr>
-                    </wps:wsp>
-                  </a:graphicData>
-                </a:graphic>
-                <wp14:sizeRelH relativeFrom="margin">
-                  <wp14:pctWidth>0</wp14:pctWidth>
-                </wp14:sizeRelH>
-                <wp14:sizeRelV relativeFrom="margin">
-                  <wp14:pctHeight>0</wp14:pctHeight>
-                </wp14:sizeRelV>
-              </wp:anchor>
-            </w:drawing>
-          </mc:Choice>
-          <mc:Fallback>
-            <w:pict>
-              <v:shape w14:anchorId="13212A58" id="_x0000_s1030" type="#_x0000_t202" style="position:absolute;margin-left:51.1pt;margin-top:23.55pt;width:195.75pt;height:114.35pt;z-index:251661312;visibility:visible;mso-wrap-style:square;mso-width-percent:0;mso-height-percent:0;mso-wrap-distance-left:9pt;mso-wrap-distance-top:3.6pt;mso-wrap-distance-right:9pt;mso-wrap-distance-bottom:3.6pt;mso-position-horizontal:absolute;mso-position-horizontal-relative:text;mso-position-vertical:absolute;mso-position-vertical-relative:page;mso-width-percent:0;mso-height-percent:0;mso-width-relative:margin;mso-height-relative:margin;v-text-anchor:top" o:gfxdata="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" fillcolor="white [3201]" strokecolor="white [3212]" strokeweight="1pt">
-                <v:textbox>
-                  <w:txbxContent>
-                    <w:p>
-                      <w:pPr>
-                        <w:spacing w:line="240" w:lineRule="auto"/>
-                        <w:jc w:val="center"/>
-                        <w:rPr>
-                          <w:rFonts w:ascii="Aptos Display" w:hAnsi="Aptos Display"/>
-                        </w:rPr>
-                      </w:pPr>
-                      <w:r>
-                        <w:rPr>
-                          <w:rFonts w:ascii="Aptos Display" w:hAnsi="Aptos Display"/>
-                          <w:b/>
-                          <w:bCs/>
-                          <w:i/>
-                          <w:iCs/>
-                        </w:rPr>
-                        <w:t>SERVICE DE MOTOS Y CUATRICICLOS</w:t>
-                      </w:r>
-                      <w:r>
-                        <w:rPr>
-                          <w:rFonts w:ascii="Aptos Display" w:hAnsi="Aptos Display"/>
-                          <w:b/>
-                          <w:bCs/>
-                          <w:i/>
-                          <w:iCs/>
-                        </w:rPr>
-                        <w:br/>
-                      </w:r>
-                      <w:r>
-                        <w:rPr>
-                          <w:rFonts w:ascii="Aptos Display" w:hAnsi="Aptos Display"/>
-                          <w:b/>
-                          <w:bCs/>
-                          <w:i/>
-                          <w:iCs/>
-                        </w:rPr>
-                        <w:br/>
-                      </w:r>
-                      <w:r>
-                        <w:rPr>
-                          <w:rFonts w:ascii="Aptos Display" w:hAnsi="Aptos Display"/>
-                        </w:rPr>
-                        <w:t>Crisologo Larralde 179</w:t>
-                      </w:r>
-                      <w:r>
-                        <w:rPr>
-                          <w:rFonts w:ascii="Aptos Display" w:hAnsi="Aptos Display"/>
-                        </w:rPr>
-                        <w:br/>
-                        <w:t>Piñeiro, Avellaneda – Provincia de Bs. As</w:t>
-                      </w:r>
-                      <w:r>
-                        <w:rPr>
-                          <w:rFonts w:ascii="Aptos Display" w:hAnsi="Aptos Display"/>
-                        </w:rPr>
-                        <w:br/>
-                      </w:r>
-                      <w:r>
-                        <w:rPr>
-                          <w:rFonts w:ascii="Aptos Display" w:hAnsi="Aptos Display"/>
-                        </w:rPr>
-                        <w:br/>
-                        <w:t>2148-5227</w:t>
-                      </w:r>
-                      <w:r>
-                        <w:rPr>
-                          <w:rFonts w:ascii="Aptos Display" w:hAnsi="Aptos Display"/>
-                        </w:rPr>
-                        <w:br/>
-                      </w:r>
-                      <w:r>
-                        <w:rPr>
-                          <w:rFonts w:ascii="Aptos Display" w:hAnsi="Aptos Display"/>
-                          <w:b/>
-                          <w:bCs/>
-                          <w:i/>
-                          <w:iCs/>
-                        </w:rPr>
-                        <w:t>taller1028@hotmail.com</w:t>
-                      </w:r>
-                    </w:p>
-                  </w:txbxContent>
-                </v:textbox>
-                <w10:wrap type="square" anchory="page"/>
               </v:shape>
             </w:pict>
           </mc:Fallback>
@@ -4483,10 +4619,10 @@
                                 </w14:textOutline>
                               </w:rPr>
                               <w:drawing>
-                                <wp:inline distT="0" distB="0" distL="0" distR="0" wp14:anchorId="49E1957C" wp14:editId="6E3081F2">
-                                  <wp:extent cx="1224501" cy="1224501"/>
+                                <wp:inline distT="0" distB="0" distL="0" distR="0" wp14:anchorId="0C71F5DC" wp14:editId="2414FCFF">
+                                  <wp:extent cx="2393343" cy="1279785"/>
                                   <wp:effectExtent l="0" t="0" r="0" b="0"/>
-                                  <wp:docPr id="762820584" name="Imagen 1"/>
+                                  <wp:docPr id="151437379" name="Imagen 13"/>
                                   <wp:cNvGraphicFramePr>
                                     <a:graphicFrameLocks xmlns:a="http://schemas.openxmlformats.org/drawingml/2006/main" noChangeAspect="1"/>
                                   </wp:cNvGraphicFramePr>
@@ -4515,7 +4651,7 @@
                                         <pic:spPr bwMode="auto">
                                           <a:xfrm>
                                             <a:off x="0" y="0"/>
-                                            <a:ext cx="1226281" cy="1226281"/>
+                                            <a:ext cx="2547679" cy="1362313"/>
                                           </a:xfrm>
                                           <a:prstGeom prst="rect">
                                             <a:avLst/>
@@ -4603,10 +4739,10 @@
                           </w14:textOutline>
                         </w:rPr>
                         <w:drawing>
-                          <wp:inline distT="0" distB="0" distL="0" distR="0" wp14:anchorId="49E1957C" wp14:editId="6E3081F2">
-                            <wp:extent cx="1224501" cy="1224501"/>
+                          <wp:inline distT="0" distB="0" distL="0" distR="0" wp14:anchorId="0C71F5DC" wp14:editId="2414FCFF">
+                            <wp:extent cx="2393343" cy="1279785"/>
                             <wp:effectExtent l="0" t="0" r="0" b="0"/>
-                            <wp:docPr id="762820584" name="Imagen 1"/>
+                            <wp:docPr id="151437379" name="Imagen 13"/>
                             <wp:cNvGraphicFramePr>
                               <a:graphicFrameLocks xmlns:a="http://schemas.openxmlformats.org/drawingml/2006/main" noChangeAspect="1"/>
                             </wp:cNvGraphicFramePr>
@@ -4635,7 +4771,7 @@
                                   <pic:spPr bwMode="auto">
                                     <a:xfrm>
                                       <a:off x="0" y="0"/>
-                                      <a:ext cx="1226281" cy="1226281"/>
+                                      <a:ext cx="2547679" cy="1362313"/>
                                     </a:xfrm>
                                     <a:prstGeom prst="rect">
                                       <a:avLst/>
@@ -4689,80 +4825,10 @@
     <w:p/>
     <w:p/>
     <w:p/>
-    <w:p>
-      <w:r>
-        <w:rPr>
-          <w:noProof/>
-        </w:rPr>
-        <mc:AlternateContent>
-          <mc:Choice Requires="wps">
-            <w:drawing>
-              <wp:anchor distT="0" distB="0" distL="114300" distR="114300" simplePos="0" relativeHeight="251664384" behindDoc="0" locked="0" layoutInCell="1" allowOverlap="1" wp14:anchorId="08D985C9" wp14:editId="3B62B8BA">
-                <wp:simplePos x="0" y="0"/>
-                <wp:positionH relativeFrom="column">
-                  <wp:posOffset>3506470</wp:posOffset>
-                </wp:positionH>
-                <wp:positionV relativeFrom="page">
-                  <wp:posOffset>263118</wp:posOffset>
-                </wp:positionV>
-                <wp:extent cx="11430" cy="1515745"/>
-                <wp:effectExtent l="0" t="0" r="26670" b="27305"/>
-                <wp:wrapTopAndBottom/>
-                <wp:docPr id="1543018858" name="Conector recto 9"/>
-                <wp:cNvGraphicFramePr/>
-                <a:graphic xmlns:a="http://schemas.openxmlformats.org/drawingml/2006/main">
-                  <a:graphicData uri="http://schemas.microsoft.com/office/word/2010/wordprocessingShape">
-                    <wps:wsp>
-                      <wps:cNvCnPr/>
-                      <wps:spPr>
-                        <a:xfrm flipV="1">
-                          <a:off x="0" y="0"/>
-                          <a:ext cx="11430" cy="1515745"/>
-                        </a:xfrm>
-                        <a:prstGeom prst="line">
-                          <a:avLst/>
-                        </a:prstGeom>
-                      </wps:spPr>
-                      <wps:style>
-                        <a:lnRef idx="1">
-                          <a:schemeClr val="dk1"/>
-                        </a:lnRef>
-                        <a:fillRef idx="0">
-                          <a:schemeClr val="dk1"/>
-                        </a:fillRef>
-                        <a:effectRef idx="0">
-                          <a:schemeClr val="dk1"/>
-                        </a:effectRef>
-                        <a:fontRef idx="minor">
-                          <a:schemeClr val="tx1"/>
-                        </a:fontRef>
-                      </wps:style>
-                      <wps:bodyPr/>
-                    </wps:wsp>
-                  </a:graphicData>
-                </a:graphic>
-                <wp14:sizeRelH relativeFrom="margin">
-                  <wp14:pctWidth>0</wp14:pctWidth>
-                </wp14:sizeRelH>
-                <wp14:sizeRelV relativeFrom="margin">
-                  <wp14:pctHeight>0</wp14:pctHeight>
-                </wp14:sizeRelV>
-              </wp:anchor>
-            </w:drawing>
-          </mc:Choice>
-          <mc:Fallback>
-            <w:pict>
-              <v:line w14:anchorId="2D374B6F" id="Conector recto 9" o:spid="_x0000_s1026" style="position:absolute;flip:y;z-index:251664384;visibility:visible;mso-wrap-style:square;mso-width-percent:0;mso-height-percent:0;mso-wrap-distance-left:9pt;mso-wrap-distance-top:0;mso-wrap-distance-right:9pt;mso-wrap-distance-bottom:0;mso-position-horizontal:absolute;mso-position-horizontal-relative:text;mso-position-vertical:absolute;mso-position-vertical-relative:page;mso-width-percent:0;mso-height-percent:0;mso-width-relative:margin;mso-height-relative:margin" from="276.1pt,20.7pt" to="277pt,140.05pt" o:gfxdata="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" strokecolor="black [3200]" strokeweight=".5pt">
-                <v:stroke joinstyle="miter"/>
-                <w10:wrap type="topAndBottom" anchory="page"/>
-              </v:line>
-            </w:pict>
-          </mc:Fallback>
-        </mc:AlternateContent>
-      </w:r>
-    </w:p>
+    <w:p/>
     <w:p/>
     <w:sectPr>
+      <w:footerReference w:type="default" r:id="rId9"/>
       <w:pgSz w:w="11906" w:h="16838"/>
       <w:pgMar w:top="1417" w:right="1701" w:bottom="1417" w:left="1701" w:header="708" w:footer="708" w:gutter="0"/>
       <w:cols w:space="708"/>
@@ -4795,6 +4861,113 @@
     </w:p>
   </w:endnote>
 </w:endnotes>
+</file>
+
+<file path=word/footer1.xml><?xml version="1.0" encoding="utf-8"?>
+<w:ftr xmlns:wpc="http://schemas.microsoft.com/office/word/2010/wordprocessingCanvas" xmlns:cx="http://schemas.microsoft.com/office/drawing/2014/chartex" xmlns:cx1="http://schemas.microsoft.com/office/drawing/2015/9/8/chartex" xmlns:cx2="http://schemas.microsoft.com/office/drawing/2015/10/21/chartex" xmlns:cx3="http://schemas.microsoft.com/office/drawing/2016/5/9/chartex" xmlns:cx4="http://schemas.microsoft.com/office/drawing/2016/5/10/chartex" xmlns:cx5="http://schemas.microsoft.com/office/drawing/2016/5/11/chartex" xmlns:cx6="http://schemas.microsoft.com/office/drawing/2016/5/12/chartex" xmlns:cx7="http://schemas.microsoft.com/office/drawing/2016/5/13/chartex" xmlns:cx8="http://schemas.microsoft.com/office/drawing/2016/5/14/chartex" xmlns:mc="http://schemas.openxmlformats.org/markup-compatibility/2006" xmlns:aink="http://schemas.microsoft.com/office/drawing/2016/ink" xmlns:am3d="http://schemas.microsoft.com/office/drawing/2017/model3d" xmlns:o="urn:schemas-microsoft-com:office:office" xmlns:oel="http://schemas.microsoft.com/office/2019/extlst" xmlns:r="http://schemas.openxmlformats.org/officeDocument/2006/relationships" xmlns:m="http://schemas.openxmlformats.org/officeDocument/2006/math" xmlns:v="urn:schemas-microsoft-com:vml" xmlns:wp14="http://schemas.microsoft.com/office/word/2010/wordprocessingDrawing" xmlns:wp="http://schemas.openxmlformats.org/drawingml/2006/wordprocessingDrawing" xmlns:w10="urn:schemas-microsoft-com:office:word" xmlns:w="http://schemas.openxmlformats.org/wordprocessingml/2006/main" xmlns:w14="http://schemas.microsoft.com/office/word/2010/wordml" xmlns:w15="http://schemas.microsoft.com/office/word/2012/wordml" xmlns:w16cex="http://schemas.microsoft.com/office/word/2018/wordml/cex" xmlns:w16cid="http://schemas.microsoft.com/office/word/2016/wordml/cid" xmlns:w16="http://schemas.microsoft.com/office/word/2018/wordml" xmlns:w16du="http://schemas.microsoft.com/office/word/2023/wordml/word16du" xmlns:w16sdtdh="http://schemas.microsoft.com/office/word/2020/wordml/sdtdatahash" xmlns:w16sdtfl="http://schemas.microsoft.com/office/word/2024/wordml/sdtformatlock" xmlns:w16se="http://schemas.microsoft.com/office/word/2015/wordml/symex" xmlns:wpg="http://schemas.microsoft.com/office/word/2010/wordprocessingGroup" xmlns:wpi="http://schemas.microsoft.com/office/word/2010/wordprocessingInk" xmlns:wne="http://schemas.microsoft.com/office/word/2006/wordml" xmlns:wps="http://schemas.microsoft.com/office/word/2010/wordprocessingShape" mc:Ignorable="w14 w15 w16se w16cid w16 w16cex w16sdtdh w16sdtfl w16du wp14">
+  <w:p>
+    <w:pPr>
+      <w:pStyle w:val="Piedepgina"/>
+      <w:tabs>
+        <w:tab w:val="clear" w:pos="8504"/>
+      </w:tabs>
+      <w:ind w:left="708" w:right="-1277"/>
+      <w:jc w:val="right"/>
+      <w:rPr>
+        <w:rFonts w:ascii="Aptos Display" w:hAnsi="Aptos Display"/>
+      </w:rPr>
+    </w:pPr>
+    <w:r>
+      <w:tab/>
+    </w:r>
+    <w:r>
+      <w:rPr>
+        <w:rFonts w:ascii="Aptos Display" w:hAnsi="Aptos Display"/>
+      </w:rPr>
+      <w:t>Nota: los precios incluyen IVA. Sujetos a modificación sin previo aviso.</w:t>
+    </w:r>
+  </w:p>
+  <w:p>
+    <w:pPr>
+      <w:pStyle w:val="Piedepgina"/>
+      <w:ind w:left="708" w:right="-1277"/>
+      <w:jc w:val="right"/>
+      <w:rPr>
+        <w:rFonts w:ascii="Aptos Display" w:hAnsi="Aptos Display"/>
+      </w:rPr>
+    </w:pPr>
+    <w:r>
+      <w:rPr>
+        <w:rFonts w:ascii="Aptos Display" w:hAnsi="Aptos Display"/>
+        <w:b/>
+        <w:bCs/>
+      </w:rPr>
+      <w:t>N°</w:t>
+    </w:r>
+    <w:r>
+      <w:rPr>
+        <w:rFonts w:ascii="Aptos Display" w:hAnsi="Aptos Display"/>
+      </w:rPr>
+      <w:t xml:space="preserve">: 000 - </w:t>
+    </w:r>
+    <w:proofErr w:type="gramStart"/>
+    <w:r>
+      <w:rPr>
+        <w:rFonts w:ascii="Aptos Display" w:hAnsi="Aptos Display"/>
+      </w:rPr>
+      <w:t xml:space="preserve">{{ </w:t>
+    </w:r>
+    <w:proofErr w:type="spellStart"/>
+    <w:r>
+      <w:rPr>
+        <w:rFonts w:ascii="Aptos Display" w:hAnsi="Aptos Display"/>
+      </w:rPr>
+      <w:t>pid</w:t>
+    </w:r>
+    <w:proofErr w:type="spellEnd"/>
+    <w:proofErr w:type="gramEnd"/>
+    <w:r>
+      <w:rPr>
+        <w:rFonts w:ascii="Aptos Display" w:hAnsi="Aptos Display"/>
+      </w:rPr>
+      <w:t xml:space="preserve"> }}</w:t>
+    </w:r>
+    <w:r>
+      <w:rPr>
+        <w:rFonts w:ascii="Aptos Display" w:hAnsi="Aptos Display"/>
+      </w:rPr>
+      <w:t xml:space="preserve"> – </w:t>
+    </w:r>
+    <w:proofErr w:type="gramStart"/>
+    <w:r>
+      <w:rPr>
+        <w:rFonts w:ascii="Aptos Display" w:hAnsi="Aptos Display"/>
+      </w:rPr>
+      <w:t>{{ m</w:t>
+    </w:r>
+    <w:proofErr w:type="gramEnd"/>
+    <w:r>
+      <w:rPr>
+        <w:rFonts w:ascii="Aptos Display" w:hAnsi="Aptos Display"/>
+      </w:rPr>
+      <w:t xml:space="preserve"> </w:t>
+    </w:r>
+    <w:proofErr w:type="gramStart"/>
+    <w:r>
+      <w:rPr>
+        <w:rFonts w:ascii="Aptos Display" w:hAnsi="Aptos Display"/>
+      </w:rPr>
+      <w:t>}}/{{ y</w:t>
+    </w:r>
+    <w:proofErr w:type="gramEnd"/>
+    <w:r>
+      <w:rPr>
+        <w:rFonts w:ascii="Aptos Display" w:hAnsi="Aptos Display"/>
+      </w:rPr>
+      <w:t xml:space="preserve"> }}</w:t>
+    </w:r>
+  </w:p>
+</w:ftr>
 </file>
 
 <file path=word/footnotes.xml><?xml version="1.0" encoding="utf-8"?>
@@ -5426,7 +5599,6 @@
   <w:style w:type="character" w:default="1" w:styleId="Fuentedeprrafopredeter">
     <w:name w:val="Default Paragraph Font"/>
     <w:uiPriority w:val="1"/>
-    <w:semiHidden/>
     <w:unhideWhenUsed/>
   </w:style>
   <w:style w:type="table" w:default="1" w:styleId="Tablanormal">

--- a/files/Pres_Template.docx
+++ b/files/Pres_Template.docx
@@ -684,14 +684,12 @@
                               </w:rPr>
                               <w:t xml:space="preserve">000 - </w:t>
                             </w:r>
-                            <w:proofErr w:type="gramStart"/>
                             <w:r>
                               <w:rPr>
                                 <w:rFonts w:ascii="Aptos Display" w:hAnsi="Aptos Display"/>
                               </w:rPr>
                               <w:t xml:space="preserve">{{ </w:t>
                             </w:r>
-                            <w:proofErr w:type="spellStart"/>
                             <w:r>
                               <w:rPr>
                                 <w:rFonts w:ascii="Aptos Display" w:hAnsi="Aptos Display"/>
@@ -702,15 +700,7 @@
                               <w:rPr>
                                 <w:rFonts w:ascii="Aptos Display" w:hAnsi="Aptos Display"/>
                               </w:rPr>
-                              <w:t>id</w:t>
-                            </w:r>
-                            <w:proofErr w:type="spellEnd"/>
-                            <w:proofErr w:type="gramEnd"/>
-                            <w:r>
-                              <w:rPr>
-                                <w:rFonts w:ascii="Aptos Display" w:hAnsi="Aptos Display"/>
-                              </w:rPr>
-                              <w:t xml:space="preserve"> }}</w:t>
+                              <w:t>id }}</w:t>
                             </w:r>
                           </w:p>
                           <w:p>
@@ -737,49 +727,7 @@
                               <w:rPr>
                                 <w:rFonts w:ascii="Aptos Display" w:hAnsi="Aptos Display"/>
                               </w:rPr>
-                              <w:t xml:space="preserve"> </w:t>
-                            </w:r>
-                            <w:proofErr w:type="gramStart"/>
-                            <w:r>
-                              <w:rPr>
-                                <w:rFonts w:ascii="Aptos Display" w:hAnsi="Aptos Display"/>
-                              </w:rPr>
-                              <w:t>{{ d</w:t>
-                            </w:r>
-                            <w:proofErr w:type="gramEnd"/>
-                            <w:r>
-                              <w:rPr>
-                                <w:rFonts w:ascii="Aptos Display" w:hAnsi="Aptos Display"/>
-                              </w:rPr>
-                              <w:t xml:space="preserve"> }} / </w:t>
-                            </w:r>
-                            <w:proofErr w:type="gramStart"/>
-                            <w:r>
-                              <w:rPr>
-                                <w:rFonts w:ascii="Aptos Display" w:hAnsi="Aptos Display"/>
-                              </w:rPr>
-                              <w:t>{{ m</w:t>
-                            </w:r>
-                            <w:proofErr w:type="gramEnd"/>
-                            <w:r>
-                              <w:rPr>
-                                <w:rFonts w:ascii="Aptos Display" w:hAnsi="Aptos Display"/>
-                              </w:rPr>
-                              <w:t xml:space="preserve"> }} / </w:t>
-                            </w:r>
-                            <w:proofErr w:type="gramStart"/>
-                            <w:r>
-                              <w:rPr>
-                                <w:rFonts w:ascii="Aptos Display" w:hAnsi="Aptos Display"/>
-                              </w:rPr>
-                              <w:t>{{ y</w:t>
-                            </w:r>
-                            <w:proofErr w:type="gramEnd"/>
-                            <w:r>
-                              <w:rPr>
-                                <w:rFonts w:ascii="Aptos Display" w:hAnsi="Aptos Display"/>
-                              </w:rPr>
-                              <w:t xml:space="preserve"> }}</w:t>
+                              <w:t xml:space="preserve"> {{ d }} / {{ m }} / {{ y }}</w:t>
                             </w:r>
                           </w:p>
                         </w:txbxContent>
@@ -891,14 +839,12 @@
                         </w:rPr>
                         <w:t xml:space="preserve">000 - </w:t>
                       </w:r>
-                      <w:proofErr w:type="gramStart"/>
                       <w:r>
                         <w:rPr>
                           <w:rFonts w:ascii="Aptos Display" w:hAnsi="Aptos Display"/>
                         </w:rPr>
                         <w:t xml:space="preserve">{{ </w:t>
                       </w:r>
-                      <w:proofErr w:type="spellStart"/>
                       <w:r>
                         <w:rPr>
                           <w:rFonts w:ascii="Aptos Display" w:hAnsi="Aptos Display"/>
@@ -909,15 +855,7 @@
                         <w:rPr>
                           <w:rFonts w:ascii="Aptos Display" w:hAnsi="Aptos Display"/>
                         </w:rPr>
-                        <w:t>id</w:t>
-                      </w:r>
-                      <w:proofErr w:type="spellEnd"/>
-                      <w:proofErr w:type="gramEnd"/>
-                      <w:r>
-                        <w:rPr>
-                          <w:rFonts w:ascii="Aptos Display" w:hAnsi="Aptos Display"/>
-                        </w:rPr>
-                        <w:t xml:space="preserve"> }}</w:t>
+                        <w:t>id }}</w:t>
                       </w:r>
                     </w:p>
                     <w:p>
@@ -944,49 +882,7 @@
                         <w:rPr>
                           <w:rFonts w:ascii="Aptos Display" w:hAnsi="Aptos Display"/>
                         </w:rPr>
-                        <w:t xml:space="preserve"> </w:t>
-                      </w:r>
-                      <w:proofErr w:type="gramStart"/>
-                      <w:r>
-                        <w:rPr>
-                          <w:rFonts w:ascii="Aptos Display" w:hAnsi="Aptos Display"/>
-                        </w:rPr>
-                        <w:t>{{ d</w:t>
-                      </w:r>
-                      <w:proofErr w:type="gramEnd"/>
-                      <w:r>
-                        <w:rPr>
-                          <w:rFonts w:ascii="Aptos Display" w:hAnsi="Aptos Display"/>
-                        </w:rPr>
-                        <w:t xml:space="preserve"> }} / </w:t>
-                      </w:r>
-                      <w:proofErr w:type="gramStart"/>
-                      <w:r>
-                        <w:rPr>
-                          <w:rFonts w:ascii="Aptos Display" w:hAnsi="Aptos Display"/>
-                        </w:rPr>
-                        <w:t>{{ m</w:t>
-                      </w:r>
-                      <w:proofErr w:type="gramEnd"/>
-                      <w:r>
-                        <w:rPr>
-                          <w:rFonts w:ascii="Aptos Display" w:hAnsi="Aptos Display"/>
-                        </w:rPr>
-                        <w:t xml:space="preserve"> }} / </w:t>
-                      </w:r>
-                      <w:proofErr w:type="gramStart"/>
-                      <w:r>
-                        <w:rPr>
-                          <w:rFonts w:ascii="Aptos Display" w:hAnsi="Aptos Display"/>
-                        </w:rPr>
-                        <w:t>{{ y</w:t>
-                      </w:r>
-                      <w:proofErr w:type="gramEnd"/>
-                      <w:r>
-                        <w:rPr>
-                          <w:rFonts w:ascii="Aptos Display" w:hAnsi="Aptos Display"/>
-                        </w:rPr>
-                        <w:t xml:space="preserve"> }}</w:t>
+                        <w:t xml:space="preserve"> {{ d }} / {{ m }} / {{ y }}</w:t>
                       </w:r>
                     </w:p>
                   </w:txbxContent>
@@ -1346,7 +1242,7 @@
         <mc:AlternateContent>
           <mc:Choice Requires="wps">
             <w:drawing>
-              <wp:anchor distT="0" distB="0" distL="114300" distR="114300" simplePos="0" relativeHeight="251671552" behindDoc="0" locked="0" layoutInCell="1" allowOverlap="1" wp14:anchorId="11FB4F6A" wp14:editId="654FCE00">
+              <wp:anchor distT="0" distB="0" distL="114300" distR="114300" simplePos="0" relativeHeight="251671552" behindDoc="0" locked="0" layoutInCell="1" allowOverlap="1" wp14:anchorId="11FB4F6A" wp14:editId="122E3174">
                 <wp:simplePos x="0" y="0"/>
                 <wp:positionH relativeFrom="column">
                   <wp:posOffset>585979</wp:posOffset>
@@ -1409,7 +1305,7 @@
         <mc:AlternateContent>
           <mc:Choice Requires="wps">
             <w:drawing>
-              <wp:anchor distT="45720" distB="45720" distL="114300" distR="114300" simplePos="0" relativeHeight="251668480" behindDoc="0" locked="0" layoutInCell="1" allowOverlap="1" wp14:anchorId="2A632006" wp14:editId="54C92BF9">
+              <wp:anchor distT="45720" distB="45720" distL="114300" distR="114300" simplePos="0" relativeHeight="251668480" behindDoc="0" locked="0" layoutInCell="1" allowOverlap="1" wp14:anchorId="2A632006" wp14:editId="6D15F423">
                 <wp:simplePos x="0" y="0"/>
                 <wp:positionH relativeFrom="margin">
                   <wp:posOffset>-748030</wp:posOffset>
@@ -1418,7 +1314,7 @@
                   <wp:posOffset>946150</wp:posOffset>
                 </wp:positionV>
                 <wp:extent cx="6867525" cy="1314450"/>
-                <wp:effectExtent l="0" t="0" r="28575" b="19050"/>
+                <wp:effectExtent l="0" t="0" r="28575" b="28575"/>
                 <wp:wrapTopAndBottom/>
                 <wp:docPr id="256307344" name="Cuadro de texto 2"/>
                 <wp:cNvGraphicFramePr>
@@ -1475,27 +1371,11 @@
                               </w:rPr>
                               <w:t xml:space="preserve">: </w:t>
                             </w:r>
-                            <w:proofErr w:type="gramStart"/>
-                            <w:r>
-                              <w:rPr>
-                                <w:rFonts w:ascii="Aptos Display" w:hAnsi="Aptos Display"/>
-                              </w:rPr>
-                              <w:t xml:space="preserve">{{ </w:t>
-                            </w:r>
-                            <w:proofErr w:type="spellStart"/>
-                            <w:r>
-                              <w:rPr>
-                                <w:rFonts w:ascii="Aptos Display" w:hAnsi="Aptos Display"/>
-                              </w:rPr>
-                              <w:t>nya</w:t>
-                            </w:r>
-                            <w:proofErr w:type="spellEnd"/>
-                            <w:proofErr w:type="gramEnd"/>
-                            <w:r>
-                              <w:rPr>
-                                <w:rFonts w:ascii="Aptos Display" w:hAnsi="Aptos Display"/>
-                              </w:rPr>
-                              <w:t xml:space="preserve"> }} </w:t>
+                            <w:r>
+                              <w:rPr>
+                                <w:rFonts w:ascii="Aptos Display" w:hAnsi="Aptos Display"/>
+                              </w:rPr>
+                              <w:t xml:space="preserve">{{ nya }} </w:t>
                             </w:r>
                             <w:r>
                               <w:rPr>
@@ -1517,19 +1397,11 @@
                               </w:rPr>
                               <w:t xml:space="preserve"> </w:t>
                             </w:r>
-                            <w:proofErr w:type="gramStart"/>
-                            <w:r>
-                              <w:rPr>
-                                <w:rFonts w:ascii="Aptos Display" w:hAnsi="Aptos Display"/>
-                              </w:rPr>
-                              <w:t>{{ domicilio</w:t>
-                            </w:r>
-                            <w:proofErr w:type="gramEnd"/>
-                            <w:r>
-                              <w:rPr>
-                                <w:rFonts w:ascii="Aptos Display" w:hAnsi="Aptos Display"/>
-                              </w:rPr>
-                              <w:t xml:space="preserve"> }}</w:t>
+                            <w:r>
+                              <w:rPr>
+                                <w:rFonts w:ascii="Aptos Display" w:hAnsi="Aptos Display"/>
+                              </w:rPr>
+                              <w:t>{{ domicilio }}</w:t>
                             </w:r>
                             <w:r>
                               <w:rPr>
@@ -1569,27 +1441,11 @@
                               </w:rPr>
                               <w:t xml:space="preserve"> </w:t>
                             </w:r>
-                            <w:proofErr w:type="gramStart"/>
-                            <w:r>
-                              <w:rPr>
-                                <w:rFonts w:ascii="Aptos Display" w:hAnsi="Aptos Display"/>
-                              </w:rPr>
-                              <w:t xml:space="preserve">{{ </w:t>
-                            </w:r>
-                            <w:proofErr w:type="spellStart"/>
-                            <w:r>
-                              <w:rPr>
-                                <w:rFonts w:ascii="Aptos Display" w:hAnsi="Aptos Display"/>
-                              </w:rPr>
-                              <w:t>telefono</w:t>
-                            </w:r>
-                            <w:proofErr w:type="spellEnd"/>
-                            <w:proofErr w:type="gramEnd"/>
-                            <w:r>
-                              <w:rPr>
-                                <w:rFonts w:ascii="Aptos Display" w:hAnsi="Aptos Display"/>
-                              </w:rPr>
-                              <w:t xml:space="preserve"> }}</w:t>
+                            <w:r>
+                              <w:rPr>
+                                <w:rFonts w:ascii="Aptos Display" w:hAnsi="Aptos Display"/>
+                              </w:rPr>
+                              <w:t>{{ telefono }}</w:t>
                             </w:r>
                             <w:r>
                               <w:rPr>
@@ -1619,33 +1475,11 @@
                               </w:rPr>
                               <w:t xml:space="preserve"> </w:t>
                             </w:r>
-                            <w:proofErr w:type="gramStart"/>
-                            <w:r>
-                              <w:rPr>
-                                <w:rFonts w:ascii="Aptos Display" w:hAnsi="Aptos Display"/>
-                              </w:rPr>
-                              <w:t xml:space="preserve">{{ </w:t>
-                            </w:r>
-                            <w:proofErr w:type="spellStart"/>
-                            <w:r>
-                              <w:rPr>
-                                <w:rFonts w:ascii="Aptos Display" w:hAnsi="Aptos Display"/>
-                              </w:rPr>
-                              <w:t>vehiculo</w:t>
-                            </w:r>
-                            <w:proofErr w:type="spellEnd"/>
-                            <w:proofErr w:type="gramEnd"/>
-                            <w:r>
-                              <w:rPr>
-                                <w:rFonts w:ascii="Aptos Display" w:hAnsi="Aptos Display"/>
-                              </w:rPr>
-                              <w:t xml:space="preserve"> }}</w:t>
-                            </w:r>
-                            <w:r>
-                              <w:rPr>
-                                <w:rFonts w:ascii="Aptos Display" w:hAnsi="Aptos Display"/>
-                              </w:rPr>
-                              <w:tab/>
+                            <w:r>
+                              <w:rPr>
+                                <w:rFonts w:ascii="Aptos Display" w:hAnsi="Aptos Display"/>
+                              </w:rPr>
+                              <w:t>{{ vehiculo }}</w:t>
                             </w:r>
                             <w:r>
                               <w:rPr>
@@ -1685,19 +1519,11 @@
                               </w:rPr>
                               <w:t xml:space="preserve"> </w:t>
                             </w:r>
-                            <w:proofErr w:type="gramStart"/>
-                            <w:r>
-                              <w:rPr>
-                                <w:rFonts w:ascii="Aptos Display" w:hAnsi="Aptos Display"/>
-                              </w:rPr>
-                              <w:t>{{ marca</w:t>
-                            </w:r>
-                            <w:proofErr w:type="gramEnd"/>
-                            <w:r>
-                              <w:rPr>
-                                <w:rFonts w:ascii="Aptos Display" w:hAnsi="Aptos Display"/>
-                              </w:rPr>
-                              <w:t xml:space="preserve"> }}</w:t>
+                            <w:r>
+                              <w:rPr>
+                                <w:rFonts w:ascii="Aptos Display" w:hAnsi="Aptos Display"/>
+                              </w:rPr>
+                              <w:t>{{ marca }}</w:t>
                             </w:r>
                             <w:r>
                               <w:rPr>
@@ -1719,14 +1545,18 @@
                               </w:rPr>
                               <w:t xml:space="preserve">Modelo: </w:t>
                             </w:r>
-                            <w:proofErr w:type="gramStart"/>
                             <w:r>
                               <w:rPr>
                                 <w:rFonts w:ascii="Aptos Display" w:hAnsi="Aptos Display"/>
                               </w:rPr>
                               <w:t>{{ modelo</w:t>
                             </w:r>
-                            <w:proofErr w:type="gramEnd"/>
+                            <w:r>
+                              <w:rPr>
+                                <w:rFonts w:ascii="Aptos Display" w:hAnsi="Aptos Display"/>
+                              </w:rPr>
+                              <w:t xml:space="preserve"> </w:t>
+                            </w:r>
                             <w:r>
                               <w:rPr>
                                 <w:rFonts w:ascii="Aptos Display" w:hAnsi="Aptos Display"/>
@@ -1753,27 +1583,11 @@
                               </w:rPr>
                               <w:t xml:space="preserve"> </w:t>
                             </w:r>
-                            <w:proofErr w:type="gramStart"/>
-                            <w:r>
-                              <w:rPr>
-                                <w:rFonts w:ascii="Aptos Display" w:hAnsi="Aptos Display"/>
-                              </w:rPr>
-                              <w:t xml:space="preserve">{{ </w:t>
-                            </w:r>
-                            <w:proofErr w:type="spellStart"/>
-                            <w:r>
-                              <w:rPr>
-                                <w:rFonts w:ascii="Aptos Display" w:hAnsi="Aptos Display"/>
-                              </w:rPr>
-                              <w:t>nmotor</w:t>
-                            </w:r>
-                            <w:proofErr w:type="spellEnd"/>
-                            <w:proofErr w:type="gramEnd"/>
-                            <w:r>
-                              <w:rPr>
-                                <w:rFonts w:ascii="Aptos Display" w:hAnsi="Aptos Display"/>
-                              </w:rPr>
-                              <w:t xml:space="preserve"> }}</w:t>
+                            <w:r>
+                              <w:rPr>
+                                <w:rFonts w:ascii="Aptos Display" w:hAnsi="Aptos Display"/>
+                              </w:rPr>
+                              <w:t>{{ nmotor }}</w:t>
                             </w:r>
                             <w:r>
                               <w:rPr>
@@ -1813,27 +1627,11 @@
                               </w:rPr>
                               <w:t xml:space="preserve"> </w:t>
                             </w:r>
-                            <w:proofErr w:type="gramStart"/>
-                            <w:r>
-                              <w:rPr>
-                                <w:rFonts w:ascii="Aptos Display" w:hAnsi="Aptos Display"/>
-                              </w:rPr>
-                              <w:t xml:space="preserve">{{ </w:t>
-                            </w:r>
-                            <w:proofErr w:type="spellStart"/>
-                            <w:r>
-                              <w:rPr>
-                                <w:rFonts w:ascii="Aptos Display" w:hAnsi="Aptos Display"/>
-                              </w:rPr>
-                              <w:t>nchasis</w:t>
-                            </w:r>
-                            <w:proofErr w:type="spellEnd"/>
-                            <w:proofErr w:type="gramEnd"/>
-                            <w:r>
-                              <w:rPr>
-                                <w:rFonts w:ascii="Aptos Display" w:hAnsi="Aptos Display"/>
-                              </w:rPr>
-                              <w:t xml:space="preserve"> }}</w:t>
+                            <w:r>
+                              <w:rPr>
+                                <w:rFonts w:ascii="Aptos Display" w:hAnsi="Aptos Display"/>
+                              </w:rPr>
+                              <w:t>{{ nchasis }}</w:t>
                             </w:r>
                             <w:r>
                               <w:rPr>
@@ -1855,19 +1653,11 @@
                               </w:rPr>
                               <w:t xml:space="preserve"> </w:t>
                             </w:r>
-                            <w:proofErr w:type="gramStart"/>
-                            <w:r>
-                              <w:rPr>
-                                <w:rFonts w:ascii="Aptos Display" w:hAnsi="Aptos Display"/>
-                              </w:rPr>
-                              <w:t>{{ dominio</w:t>
-                            </w:r>
-                            <w:proofErr w:type="gramEnd"/>
-                            <w:r>
-                              <w:rPr>
-                                <w:rFonts w:ascii="Aptos Display" w:hAnsi="Aptos Display"/>
-                              </w:rPr>
-                              <w:t xml:space="preserve"> }}</w:t>
+                            <w:r>
+                              <w:rPr>
+                                <w:rFonts w:ascii="Aptos Display" w:hAnsi="Aptos Display"/>
+                              </w:rPr>
+                              <w:t>{{ dominio }}</w:t>
                             </w:r>
                           </w:p>
                         </w:txbxContent>
@@ -1916,27 +1706,11 @@
                         </w:rPr>
                         <w:t xml:space="preserve">: </w:t>
                       </w:r>
-                      <w:proofErr w:type="gramStart"/>
-                      <w:r>
-                        <w:rPr>
-                          <w:rFonts w:ascii="Aptos Display" w:hAnsi="Aptos Display"/>
-                        </w:rPr>
-                        <w:t xml:space="preserve">{{ </w:t>
-                      </w:r>
-                      <w:proofErr w:type="spellStart"/>
-                      <w:r>
-                        <w:rPr>
-                          <w:rFonts w:ascii="Aptos Display" w:hAnsi="Aptos Display"/>
-                        </w:rPr>
-                        <w:t>nya</w:t>
-                      </w:r>
-                      <w:proofErr w:type="spellEnd"/>
-                      <w:proofErr w:type="gramEnd"/>
-                      <w:r>
-                        <w:rPr>
-                          <w:rFonts w:ascii="Aptos Display" w:hAnsi="Aptos Display"/>
-                        </w:rPr>
-                        <w:t xml:space="preserve"> }} </w:t>
+                      <w:r>
+                        <w:rPr>
+                          <w:rFonts w:ascii="Aptos Display" w:hAnsi="Aptos Display"/>
+                        </w:rPr>
+                        <w:t xml:space="preserve">{{ nya }} </w:t>
                       </w:r>
                       <w:r>
                         <w:rPr>
@@ -1958,19 +1732,11 @@
                         </w:rPr>
                         <w:t xml:space="preserve"> </w:t>
                       </w:r>
-                      <w:proofErr w:type="gramStart"/>
-                      <w:r>
-                        <w:rPr>
-                          <w:rFonts w:ascii="Aptos Display" w:hAnsi="Aptos Display"/>
-                        </w:rPr>
-                        <w:t>{{ domicilio</w:t>
-                      </w:r>
-                      <w:proofErr w:type="gramEnd"/>
-                      <w:r>
-                        <w:rPr>
-                          <w:rFonts w:ascii="Aptos Display" w:hAnsi="Aptos Display"/>
-                        </w:rPr>
-                        <w:t xml:space="preserve"> }}</w:t>
+                      <w:r>
+                        <w:rPr>
+                          <w:rFonts w:ascii="Aptos Display" w:hAnsi="Aptos Display"/>
+                        </w:rPr>
+                        <w:t>{{ domicilio }}</w:t>
                       </w:r>
                       <w:r>
                         <w:rPr>
@@ -2010,27 +1776,11 @@
                         </w:rPr>
                         <w:t xml:space="preserve"> </w:t>
                       </w:r>
-                      <w:proofErr w:type="gramStart"/>
-                      <w:r>
-                        <w:rPr>
-                          <w:rFonts w:ascii="Aptos Display" w:hAnsi="Aptos Display"/>
-                        </w:rPr>
-                        <w:t xml:space="preserve">{{ </w:t>
-                      </w:r>
-                      <w:proofErr w:type="spellStart"/>
-                      <w:r>
-                        <w:rPr>
-                          <w:rFonts w:ascii="Aptos Display" w:hAnsi="Aptos Display"/>
-                        </w:rPr>
-                        <w:t>telefono</w:t>
-                      </w:r>
-                      <w:proofErr w:type="spellEnd"/>
-                      <w:proofErr w:type="gramEnd"/>
-                      <w:r>
-                        <w:rPr>
-                          <w:rFonts w:ascii="Aptos Display" w:hAnsi="Aptos Display"/>
-                        </w:rPr>
-                        <w:t xml:space="preserve"> }}</w:t>
+                      <w:r>
+                        <w:rPr>
+                          <w:rFonts w:ascii="Aptos Display" w:hAnsi="Aptos Display"/>
+                        </w:rPr>
+                        <w:t>{{ telefono }}</w:t>
                       </w:r>
                       <w:r>
                         <w:rPr>
@@ -2060,33 +1810,11 @@
                         </w:rPr>
                         <w:t xml:space="preserve"> </w:t>
                       </w:r>
-                      <w:proofErr w:type="gramStart"/>
-                      <w:r>
-                        <w:rPr>
-                          <w:rFonts w:ascii="Aptos Display" w:hAnsi="Aptos Display"/>
-                        </w:rPr>
-                        <w:t xml:space="preserve">{{ </w:t>
-                      </w:r>
-                      <w:proofErr w:type="spellStart"/>
-                      <w:r>
-                        <w:rPr>
-                          <w:rFonts w:ascii="Aptos Display" w:hAnsi="Aptos Display"/>
-                        </w:rPr>
-                        <w:t>vehiculo</w:t>
-                      </w:r>
-                      <w:proofErr w:type="spellEnd"/>
-                      <w:proofErr w:type="gramEnd"/>
-                      <w:r>
-                        <w:rPr>
-                          <w:rFonts w:ascii="Aptos Display" w:hAnsi="Aptos Display"/>
-                        </w:rPr>
-                        <w:t xml:space="preserve"> }}</w:t>
-                      </w:r>
-                      <w:r>
-                        <w:rPr>
-                          <w:rFonts w:ascii="Aptos Display" w:hAnsi="Aptos Display"/>
-                        </w:rPr>
-                        <w:tab/>
+                      <w:r>
+                        <w:rPr>
+                          <w:rFonts w:ascii="Aptos Display" w:hAnsi="Aptos Display"/>
+                        </w:rPr>
+                        <w:t>{{ vehiculo }}</w:t>
                       </w:r>
                       <w:r>
                         <w:rPr>
@@ -2126,19 +1854,11 @@
                         </w:rPr>
                         <w:t xml:space="preserve"> </w:t>
                       </w:r>
-                      <w:proofErr w:type="gramStart"/>
-                      <w:r>
-                        <w:rPr>
-                          <w:rFonts w:ascii="Aptos Display" w:hAnsi="Aptos Display"/>
-                        </w:rPr>
-                        <w:t>{{ marca</w:t>
-                      </w:r>
-                      <w:proofErr w:type="gramEnd"/>
-                      <w:r>
-                        <w:rPr>
-                          <w:rFonts w:ascii="Aptos Display" w:hAnsi="Aptos Display"/>
-                        </w:rPr>
-                        <w:t xml:space="preserve"> }}</w:t>
+                      <w:r>
+                        <w:rPr>
+                          <w:rFonts w:ascii="Aptos Display" w:hAnsi="Aptos Display"/>
+                        </w:rPr>
+                        <w:t>{{ marca }}</w:t>
                       </w:r>
                       <w:r>
                         <w:rPr>
@@ -2160,14 +1880,18 @@
                         </w:rPr>
                         <w:t xml:space="preserve">Modelo: </w:t>
                       </w:r>
-                      <w:proofErr w:type="gramStart"/>
                       <w:r>
                         <w:rPr>
                           <w:rFonts w:ascii="Aptos Display" w:hAnsi="Aptos Display"/>
                         </w:rPr>
                         <w:t>{{ modelo</w:t>
                       </w:r>
-                      <w:proofErr w:type="gramEnd"/>
+                      <w:r>
+                        <w:rPr>
+                          <w:rFonts w:ascii="Aptos Display" w:hAnsi="Aptos Display"/>
+                        </w:rPr>
+                        <w:t xml:space="preserve"> </w:t>
+                      </w:r>
                       <w:r>
                         <w:rPr>
                           <w:rFonts w:ascii="Aptos Display" w:hAnsi="Aptos Display"/>
@@ -2194,27 +1918,11 @@
                         </w:rPr>
                         <w:t xml:space="preserve"> </w:t>
                       </w:r>
-                      <w:proofErr w:type="gramStart"/>
-                      <w:r>
-                        <w:rPr>
-                          <w:rFonts w:ascii="Aptos Display" w:hAnsi="Aptos Display"/>
-                        </w:rPr>
-                        <w:t xml:space="preserve">{{ </w:t>
-                      </w:r>
-                      <w:proofErr w:type="spellStart"/>
-                      <w:r>
-                        <w:rPr>
-                          <w:rFonts w:ascii="Aptos Display" w:hAnsi="Aptos Display"/>
-                        </w:rPr>
-                        <w:t>nmotor</w:t>
-                      </w:r>
-                      <w:proofErr w:type="spellEnd"/>
-                      <w:proofErr w:type="gramEnd"/>
-                      <w:r>
-                        <w:rPr>
-                          <w:rFonts w:ascii="Aptos Display" w:hAnsi="Aptos Display"/>
-                        </w:rPr>
-                        <w:t xml:space="preserve"> }}</w:t>
+                      <w:r>
+                        <w:rPr>
+                          <w:rFonts w:ascii="Aptos Display" w:hAnsi="Aptos Display"/>
+                        </w:rPr>
+                        <w:t>{{ nmotor }}</w:t>
                       </w:r>
                       <w:r>
                         <w:rPr>
@@ -2254,27 +1962,11 @@
                         </w:rPr>
                         <w:t xml:space="preserve"> </w:t>
                       </w:r>
-                      <w:proofErr w:type="gramStart"/>
-                      <w:r>
-                        <w:rPr>
-                          <w:rFonts w:ascii="Aptos Display" w:hAnsi="Aptos Display"/>
-                        </w:rPr>
-                        <w:t xml:space="preserve">{{ </w:t>
-                      </w:r>
-                      <w:proofErr w:type="spellStart"/>
-                      <w:r>
-                        <w:rPr>
-                          <w:rFonts w:ascii="Aptos Display" w:hAnsi="Aptos Display"/>
-                        </w:rPr>
-                        <w:t>nchasis</w:t>
-                      </w:r>
-                      <w:proofErr w:type="spellEnd"/>
-                      <w:proofErr w:type="gramEnd"/>
-                      <w:r>
-                        <w:rPr>
-                          <w:rFonts w:ascii="Aptos Display" w:hAnsi="Aptos Display"/>
-                        </w:rPr>
-                        <w:t xml:space="preserve"> }}</w:t>
+                      <w:r>
+                        <w:rPr>
+                          <w:rFonts w:ascii="Aptos Display" w:hAnsi="Aptos Display"/>
+                        </w:rPr>
+                        <w:t>{{ nchasis }}</w:t>
                       </w:r>
                       <w:r>
                         <w:rPr>
@@ -2296,19 +1988,11 @@
                         </w:rPr>
                         <w:t xml:space="preserve"> </w:t>
                       </w:r>
-                      <w:proofErr w:type="gramStart"/>
-                      <w:r>
-                        <w:rPr>
-                          <w:rFonts w:ascii="Aptos Display" w:hAnsi="Aptos Display"/>
-                        </w:rPr>
-                        <w:t>{{ dominio</w:t>
-                      </w:r>
-                      <w:proofErr w:type="gramEnd"/>
-                      <w:r>
-                        <w:rPr>
-                          <w:rFonts w:ascii="Aptos Display" w:hAnsi="Aptos Display"/>
-                        </w:rPr>
-                        <w:t xml:space="preserve"> }}</w:t>
+                      <w:r>
+                        <w:rPr>
+                          <w:rFonts w:ascii="Aptos Display" w:hAnsi="Aptos Display"/>
+                        </w:rPr>
+                        <w:t>{{ dominio }}</w:t>
                       </w:r>
                     </w:p>
                   </w:txbxContent>
@@ -2560,7 +2244,6 @@
                                     </w:rPr>
                                     <w:t xml:space="preserve">for item in </w:t>
                                   </w:r>
-                                  <w:proofErr w:type="spellStart"/>
                                   <w:r>
                                     <w:rPr>
                                       <w:rFonts w:ascii="Aptos Display" w:hAnsi="Aptos Display"/>
@@ -2569,7 +2252,6 @@
                                     </w:rPr>
                                     <w:t>pres_list</w:t>
                                   </w:r>
-                                  <w:proofErr w:type="spellEnd"/>
                                   <w:r>
                                     <w:rPr>
                                       <w:rFonts w:ascii="Aptos Display" w:hAnsi="Aptos Display"/>
@@ -2654,7 +2336,6 @@
                                       <w:lang w:val="en-US"/>
                                     </w:rPr>
                                   </w:pPr>
-                                  <w:proofErr w:type="gramStart"/>
                                   <w:r>
                                     <w:rPr>
                                       <w:rFonts w:ascii="Aptos Display" w:hAnsi="Aptos Display"/>
@@ -2693,25 +2374,7 @@
                                       <w:color w:val="000000" w:themeColor="text1"/>
                                       <w:lang w:val="en-US"/>
                                     </w:rPr>
-                                    <w:t>[</w:t>
-                                  </w:r>
-                                  <w:proofErr w:type="gramEnd"/>
-                                  <w:r>
-                                    <w:rPr>
-                                      <w:rFonts w:ascii="Aptos Display" w:hAnsi="Aptos Display"/>
-                                      <w:color w:val="000000" w:themeColor="text1"/>
-                                      <w:lang w:val="en-US"/>
-                                    </w:rPr>
-                                    <w:t>0</w:t>
-                                  </w:r>
-                                  <w:proofErr w:type="gramStart"/>
-                                  <w:r>
-                                    <w:rPr>
-                                      <w:rFonts w:ascii="Aptos Display" w:hAnsi="Aptos Display"/>
-                                      <w:color w:val="000000" w:themeColor="text1"/>
-                                      <w:lang w:val="en-US"/>
-                                    </w:rPr>
-                                    <w:t>]</w:t>
+                                    <w:t>[0]</w:t>
                                   </w:r>
                                   <w:r>
                                     <w:rPr>
@@ -2735,16 +2398,7 @@
                                       <w:color w:val="000000" w:themeColor="text1"/>
                                       <w:lang w:val="en-US"/>
                                     </w:rPr>
-                                    <w:t>}</w:t>
-                                  </w:r>
-                                  <w:proofErr w:type="gramEnd"/>
-                                  <w:r>
-                                    <w:rPr>
-                                      <w:rFonts w:ascii="Aptos Display" w:hAnsi="Aptos Display"/>
-                                      <w:color w:val="000000" w:themeColor="text1"/>
-                                      <w:lang w:val="en-US"/>
-                                    </w:rPr>
-                                    <w:t>}</w:t>
+                                    <w:t>}}</w:t>
                                   </w:r>
                                 </w:p>
                               </w:tc>
@@ -2764,7 +2418,6 @@
                                       <w:lang w:val="en-US"/>
                                     </w:rPr>
                                   </w:pPr>
-                                  <w:proofErr w:type="gramStart"/>
                                   <w:r>
                                     <w:rPr>
                                       <w:rFonts w:ascii="Aptos Display" w:hAnsi="Aptos Display"/>
@@ -2795,25 +2448,7 @@
                                       <w:color w:val="000000" w:themeColor="text1"/>
                                       <w:lang w:val="en-US"/>
                                     </w:rPr>
-                                    <w:t>[</w:t>
-                                  </w:r>
-                                  <w:proofErr w:type="gramEnd"/>
-                                  <w:r>
-                                    <w:rPr>
-                                      <w:rFonts w:ascii="Aptos Display" w:hAnsi="Aptos Display"/>
-                                      <w:color w:val="000000" w:themeColor="text1"/>
-                                      <w:lang w:val="en-US"/>
-                                    </w:rPr>
-                                    <w:t>1</w:t>
-                                  </w:r>
-                                  <w:proofErr w:type="gramStart"/>
-                                  <w:r>
-                                    <w:rPr>
-                                      <w:rFonts w:ascii="Aptos Display" w:hAnsi="Aptos Display"/>
-                                      <w:color w:val="000000" w:themeColor="text1"/>
-                                      <w:lang w:val="en-US"/>
-                                    </w:rPr>
-                                    <w:t>]</w:t>
+                                    <w:t>[1]</w:t>
                                   </w:r>
                                   <w:r>
                                     <w:rPr>
@@ -2837,16 +2472,7 @@
                                       <w:color w:val="000000" w:themeColor="text1"/>
                                       <w:lang w:val="en-US"/>
                                     </w:rPr>
-                                    <w:t>}</w:t>
-                                  </w:r>
-                                  <w:proofErr w:type="gramEnd"/>
-                                  <w:r>
-                                    <w:rPr>
-                                      <w:rFonts w:ascii="Aptos Display" w:hAnsi="Aptos Display"/>
-                                      <w:color w:val="000000" w:themeColor="text1"/>
-                                      <w:lang w:val="en-US"/>
-                                    </w:rPr>
-                                    <w:t>}</w:t>
+                                    <w:t>}}</w:t>
                                   </w:r>
                                 </w:p>
                               </w:tc>
@@ -2866,7 +2492,6 @@
                                       <w:lang w:val="en-US"/>
                                     </w:rPr>
                                   </w:pPr>
-                                  <w:proofErr w:type="gramStart"/>
                                   <w:r>
                                     <w:rPr>
                                       <w:rFonts w:ascii="Aptos Display" w:hAnsi="Aptos Display"/>
@@ -2905,25 +2530,7 @@
                                       <w:color w:val="000000" w:themeColor="text1"/>
                                       <w:lang w:val="en-US"/>
                                     </w:rPr>
-                                    <w:t>m[</w:t>
-                                  </w:r>
-                                  <w:proofErr w:type="gramEnd"/>
-                                  <w:r>
-                                    <w:rPr>
-                                      <w:rFonts w:ascii="Aptos Display" w:hAnsi="Aptos Display"/>
-                                      <w:color w:val="000000" w:themeColor="text1"/>
-                                      <w:lang w:val="en-US"/>
-                                    </w:rPr>
-                                    <w:t>3</w:t>
-                                  </w:r>
-                                  <w:proofErr w:type="gramStart"/>
-                                  <w:r>
-                                    <w:rPr>
-                                      <w:rFonts w:ascii="Aptos Display" w:hAnsi="Aptos Display"/>
-                                      <w:color w:val="000000" w:themeColor="text1"/>
-                                      <w:lang w:val="en-US"/>
-                                    </w:rPr>
-                                    <w:t>]</w:t>
+                                    <w:t>m[3]</w:t>
                                   </w:r>
                                   <w:r>
                                     <w:rPr>
@@ -2947,16 +2554,7 @@
                                       <w:color w:val="000000" w:themeColor="text1"/>
                                       <w:lang w:val="en-US"/>
                                     </w:rPr>
-                                    <w:t>}</w:t>
-                                  </w:r>
-                                  <w:proofErr w:type="gramEnd"/>
-                                  <w:r>
-                                    <w:rPr>
-                                      <w:rFonts w:ascii="Aptos Display" w:hAnsi="Aptos Display"/>
-                                      <w:color w:val="000000" w:themeColor="text1"/>
-                                      <w:lang w:val="en-US"/>
-                                    </w:rPr>
-                                    <w:t>}</w:t>
+                                    <w:t>}}</w:t>
                                   </w:r>
                                 </w:p>
                               </w:tc>
@@ -2976,7 +2574,6 @@
                                       <w:lang w:val="en-US"/>
                                     </w:rPr>
                                   </w:pPr>
-                                  <w:proofErr w:type="gramStart"/>
                                   <w:r>
                                     <w:rPr>
                                       <w:rFonts w:ascii="Aptos Display" w:hAnsi="Aptos Display"/>
@@ -2999,6 +2596,14 @@
                                       <w:color w:val="000000" w:themeColor="text1"/>
                                       <w:lang w:val="en-US"/>
                                     </w:rPr>
+                                    <w:t>item[2]</w:t>
+                                  </w:r>
+                                  <w:r>
+                                    <w:rPr>
+                                      <w:rFonts w:ascii="Aptos Display" w:hAnsi="Aptos Display"/>
+                                      <w:color w:val="000000" w:themeColor="text1"/>
+                                      <w:lang w:val="en-US"/>
+                                    </w:rPr>
                                     <w:t xml:space="preserve"> </w:t>
                                   </w:r>
                                   <w:r>
@@ -3007,58 +2612,7 @@
                                       <w:color w:val="000000" w:themeColor="text1"/>
                                       <w:lang w:val="en-US"/>
                                     </w:rPr>
-                                    <w:t>item[</w:t>
-                                  </w:r>
-                                  <w:proofErr w:type="gramEnd"/>
-                                  <w:r>
-                                    <w:rPr>
-                                      <w:rFonts w:ascii="Aptos Display" w:hAnsi="Aptos Display"/>
-                                      <w:color w:val="000000" w:themeColor="text1"/>
-                                      <w:lang w:val="en-US"/>
-                                    </w:rPr>
-                                    <w:t>2</w:t>
-                                  </w:r>
-                                  <w:proofErr w:type="gramStart"/>
-                                  <w:r>
-                                    <w:rPr>
-                                      <w:rFonts w:ascii="Aptos Display" w:hAnsi="Aptos Display"/>
-                                      <w:color w:val="000000" w:themeColor="text1"/>
-                                      <w:lang w:val="en-US"/>
-                                    </w:rPr>
-                                    <w:t>]</w:t>
-                                  </w:r>
-                                  <w:r>
-                                    <w:rPr>
-                                      <w:rFonts w:ascii="Aptos Display" w:hAnsi="Aptos Display"/>
-                                      <w:color w:val="000000" w:themeColor="text1"/>
-                                      <w:lang w:val="en-US"/>
-                                    </w:rPr>
-                                    <w:t xml:space="preserve"> </w:t>
-                                  </w:r>
-                                  <w:r>
-                                    <w:rPr>
-                                      <w:rFonts w:ascii="Aptos Display" w:hAnsi="Aptos Display"/>
-                                      <w:color w:val="000000" w:themeColor="text1"/>
-                                      <w:lang w:val="en-US"/>
-                                    </w:rPr>
-                                    <w:t xml:space="preserve"> </w:t>
-                                  </w:r>
-                                  <w:r>
-                                    <w:rPr>
-                                      <w:rFonts w:ascii="Aptos Display" w:hAnsi="Aptos Display"/>
-                                      <w:color w:val="000000" w:themeColor="text1"/>
-                                      <w:lang w:val="en-US"/>
-                                    </w:rPr>
-                                    <w:t>}</w:t>
-                                  </w:r>
-                                  <w:proofErr w:type="gramEnd"/>
-                                  <w:r>
-                                    <w:rPr>
-                                      <w:rFonts w:ascii="Aptos Display" w:hAnsi="Aptos Display"/>
-                                      <w:color w:val="000000" w:themeColor="text1"/>
-                                      <w:lang w:val="en-US"/>
-                                    </w:rPr>
-                                    <w:t>}</w:t>
+                                    <w:t>}}</w:t>
                                   </w:r>
                                 </w:p>
                               </w:tc>
@@ -3101,7 +2655,6 @@
                                     </w:rPr>
                                     <w:t xml:space="preserve">tr </w:t>
                                   </w:r>
-                                  <w:proofErr w:type="spellStart"/>
                                   <w:r>
                                     <w:rPr>
                                       <w:rFonts w:ascii="Aptos Display" w:hAnsi="Aptos Display"/>
@@ -3110,7 +2663,6 @@
                                     </w:rPr>
                                     <w:t>endfor</w:t>
                                   </w:r>
-                                  <w:proofErr w:type="spellEnd"/>
                                   <w:r>
                                     <w:rPr>
                                       <w:rFonts w:ascii="Aptos Display" w:hAnsi="Aptos Display"/>
@@ -3289,7 +2841,6 @@
                                       <w:color w:val="000000" w:themeColor="text1"/>
                                     </w:rPr>
                                   </w:pPr>
-                                  <w:proofErr w:type="gramStart"/>
                                   <w:r>
                                     <w:rPr>
                                       <w:rFonts w:ascii="Aptos Display" w:hAnsi="Aptos Display"/>
@@ -3311,7 +2862,6 @@
                                     </w:rPr>
                                     <w:t>subtotal</w:t>
                                   </w:r>
-                                  <w:proofErr w:type="gramEnd"/>
                                   <w:r>
                                     <w:rPr>
                                       <w:rFonts w:ascii="Aptos Display" w:hAnsi="Aptos Display"/>
@@ -3416,21 +2966,12 @@
                                       <w:color w:val="000000" w:themeColor="text1"/>
                                     </w:rPr>
                                   </w:pPr>
-                                  <w:proofErr w:type="gramStart"/>
                                   <w:r>
                                     <w:rPr>
                                       <w:rFonts w:ascii="Aptos Display" w:hAnsi="Aptos Display"/>
                                       <w:color w:val="000000" w:themeColor="text1"/>
                                     </w:rPr>
-                                    <w:t>{{ total</w:t>
-                                  </w:r>
-                                  <w:proofErr w:type="gramEnd"/>
-                                  <w:r>
-                                    <w:rPr>
-                                      <w:rFonts w:ascii="Aptos Display" w:hAnsi="Aptos Display"/>
-                                      <w:color w:val="000000" w:themeColor="text1"/>
-                                    </w:rPr>
-                                    <w:t xml:space="preserve"> }}</w:t>
+                                    <w:t>{{ total }}</w:t>
                                   </w:r>
                                 </w:p>
                               </w:tc>
@@ -3644,7 +3185,6 @@
                               </w:rPr>
                               <w:t xml:space="preserve">for item in </w:t>
                             </w:r>
-                            <w:proofErr w:type="spellStart"/>
                             <w:r>
                               <w:rPr>
                                 <w:rFonts w:ascii="Aptos Display" w:hAnsi="Aptos Display"/>
@@ -3653,7 +3193,6 @@
                               </w:rPr>
                               <w:t>pres_list</w:t>
                             </w:r>
-                            <w:proofErr w:type="spellEnd"/>
                             <w:r>
                               <w:rPr>
                                 <w:rFonts w:ascii="Aptos Display" w:hAnsi="Aptos Display"/>
@@ -3738,7 +3277,6 @@
                                 <w:lang w:val="en-US"/>
                               </w:rPr>
                             </w:pPr>
-                            <w:proofErr w:type="gramStart"/>
                             <w:r>
                               <w:rPr>
                                 <w:rFonts w:ascii="Aptos Display" w:hAnsi="Aptos Display"/>
@@ -3777,25 +3315,23 @@
                                 <w:color w:val="000000" w:themeColor="text1"/>
                                 <w:lang w:val="en-US"/>
                               </w:rPr>
-                              <w:t>[</w:t>
-                            </w:r>
-                            <w:proofErr w:type="gramEnd"/>
+                              <w:t>[0]</w:t>
+                            </w:r>
                             <w:r>
                               <w:rPr>
                                 <w:rFonts w:ascii="Aptos Display" w:hAnsi="Aptos Display"/>
                                 <w:color w:val="000000" w:themeColor="text1"/>
                                 <w:lang w:val="en-US"/>
                               </w:rPr>
-                              <w:t>0</w:t>
-                            </w:r>
-                            <w:proofErr w:type="gramStart"/>
+                              <w:t xml:space="preserve"> </w:t>
+                            </w:r>
                             <w:r>
                               <w:rPr>
                                 <w:rFonts w:ascii="Aptos Display" w:hAnsi="Aptos Display"/>
                                 <w:color w:val="000000" w:themeColor="text1"/>
                                 <w:lang w:val="en-US"/>
                               </w:rPr>
-                              <w:t>]</w:t>
+                              <w:t xml:space="preserve"> </w:t>
                             </w:r>
                             <w:r>
                               <w:rPr>
@@ -3803,32 +3339,7 @@
                                 <w:color w:val="000000" w:themeColor="text1"/>
                                 <w:lang w:val="en-US"/>
                               </w:rPr>
-                              <w:t xml:space="preserve"> </w:t>
-                            </w:r>
-                            <w:r>
-                              <w:rPr>
-                                <w:rFonts w:ascii="Aptos Display" w:hAnsi="Aptos Display"/>
-                                <w:color w:val="000000" w:themeColor="text1"/>
-                                <w:lang w:val="en-US"/>
-                              </w:rPr>
-                              <w:t xml:space="preserve"> </w:t>
-                            </w:r>
-                            <w:r>
-                              <w:rPr>
-                                <w:rFonts w:ascii="Aptos Display" w:hAnsi="Aptos Display"/>
-                                <w:color w:val="000000" w:themeColor="text1"/>
-                                <w:lang w:val="en-US"/>
-                              </w:rPr>
-                              <w:t>}</w:t>
-                            </w:r>
-                            <w:proofErr w:type="gramEnd"/>
-                            <w:r>
-                              <w:rPr>
-                                <w:rFonts w:ascii="Aptos Display" w:hAnsi="Aptos Display"/>
-                                <w:color w:val="000000" w:themeColor="text1"/>
-                                <w:lang w:val="en-US"/>
-                              </w:rPr>
-                              <w:t>}</w:t>
+                              <w:t>}}</w:t>
                             </w:r>
                           </w:p>
                         </w:tc>
@@ -3848,7 +3359,6 @@
                                 <w:lang w:val="en-US"/>
                               </w:rPr>
                             </w:pPr>
-                            <w:proofErr w:type="gramStart"/>
                             <w:r>
                               <w:rPr>
                                 <w:rFonts w:ascii="Aptos Display" w:hAnsi="Aptos Display"/>
@@ -3879,25 +3389,23 @@
                                 <w:color w:val="000000" w:themeColor="text1"/>
                                 <w:lang w:val="en-US"/>
                               </w:rPr>
-                              <w:t>[</w:t>
-                            </w:r>
-                            <w:proofErr w:type="gramEnd"/>
+                              <w:t>[1]</w:t>
+                            </w:r>
                             <w:r>
                               <w:rPr>
                                 <w:rFonts w:ascii="Aptos Display" w:hAnsi="Aptos Display"/>
                                 <w:color w:val="000000" w:themeColor="text1"/>
                                 <w:lang w:val="en-US"/>
                               </w:rPr>
-                              <w:t>1</w:t>
-                            </w:r>
-                            <w:proofErr w:type="gramStart"/>
+                              <w:t xml:space="preserve"> </w:t>
+                            </w:r>
                             <w:r>
                               <w:rPr>
                                 <w:rFonts w:ascii="Aptos Display" w:hAnsi="Aptos Display"/>
                                 <w:color w:val="000000" w:themeColor="text1"/>
                                 <w:lang w:val="en-US"/>
                               </w:rPr>
-                              <w:t>]</w:t>
+                              <w:t xml:space="preserve"> </w:t>
                             </w:r>
                             <w:r>
                               <w:rPr>
@@ -3905,32 +3413,7 @@
                                 <w:color w:val="000000" w:themeColor="text1"/>
                                 <w:lang w:val="en-US"/>
                               </w:rPr>
-                              <w:t xml:space="preserve"> </w:t>
-                            </w:r>
-                            <w:r>
-                              <w:rPr>
-                                <w:rFonts w:ascii="Aptos Display" w:hAnsi="Aptos Display"/>
-                                <w:color w:val="000000" w:themeColor="text1"/>
-                                <w:lang w:val="en-US"/>
-                              </w:rPr>
-                              <w:t xml:space="preserve"> </w:t>
-                            </w:r>
-                            <w:r>
-                              <w:rPr>
-                                <w:rFonts w:ascii="Aptos Display" w:hAnsi="Aptos Display"/>
-                                <w:color w:val="000000" w:themeColor="text1"/>
-                                <w:lang w:val="en-US"/>
-                              </w:rPr>
-                              <w:t>}</w:t>
-                            </w:r>
-                            <w:proofErr w:type="gramEnd"/>
-                            <w:r>
-                              <w:rPr>
-                                <w:rFonts w:ascii="Aptos Display" w:hAnsi="Aptos Display"/>
-                                <w:color w:val="000000" w:themeColor="text1"/>
-                                <w:lang w:val="en-US"/>
-                              </w:rPr>
-                              <w:t>}</w:t>
+                              <w:t>}}</w:t>
                             </w:r>
                           </w:p>
                         </w:tc>
@@ -3950,7 +3433,6 @@
                                 <w:lang w:val="en-US"/>
                               </w:rPr>
                             </w:pPr>
-                            <w:proofErr w:type="gramStart"/>
                             <w:r>
                               <w:rPr>
                                 <w:rFonts w:ascii="Aptos Display" w:hAnsi="Aptos Display"/>
@@ -3989,25 +3471,23 @@
                                 <w:color w:val="000000" w:themeColor="text1"/>
                                 <w:lang w:val="en-US"/>
                               </w:rPr>
-                              <w:t>m[</w:t>
-                            </w:r>
-                            <w:proofErr w:type="gramEnd"/>
+                              <w:t>m[3]</w:t>
+                            </w:r>
                             <w:r>
                               <w:rPr>
                                 <w:rFonts w:ascii="Aptos Display" w:hAnsi="Aptos Display"/>
                                 <w:color w:val="000000" w:themeColor="text1"/>
                                 <w:lang w:val="en-US"/>
                               </w:rPr>
-                              <w:t>3</w:t>
-                            </w:r>
-                            <w:proofErr w:type="gramStart"/>
+                              <w:t xml:space="preserve"> </w:t>
+                            </w:r>
                             <w:r>
                               <w:rPr>
                                 <w:rFonts w:ascii="Aptos Display" w:hAnsi="Aptos Display"/>
                                 <w:color w:val="000000" w:themeColor="text1"/>
                                 <w:lang w:val="en-US"/>
                               </w:rPr>
-                              <w:t>]</w:t>
+                              <w:t xml:space="preserve"> </w:t>
                             </w:r>
                             <w:r>
                               <w:rPr>
@@ -4015,32 +3495,7 @@
                                 <w:color w:val="000000" w:themeColor="text1"/>
                                 <w:lang w:val="en-US"/>
                               </w:rPr>
-                              <w:t xml:space="preserve"> </w:t>
-                            </w:r>
-                            <w:r>
-                              <w:rPr>
-                                <w:rFonts w:ascii="Aptos Display" w:hAnsi="Aptos Display"/>
-                                <w:color w:val="000000" w:themeColor="text1"/>
-                                <w:lang w:val="en-US"/>
-                              </w:rPr>
-                              <w:t xml:space="preserve"> </w:t>
-                            </w:r>
-                            <w:r>
-                              <w:rPr>
-                                <w:rFonts w:ascii="Aptos Display" w:hAnsi="Aptos Display"/>
-                                <w:color w:val="000000" w:themeColor="text1"/>
-                                <w:lang w:val="en-US"/>
-                              </w:rPr>
-                              <w:t>}</w:t>
-                            </w:r>
-                            <w:proofErr w:type="gramEnd"/>
-                            <w:r>
-                              <w:rPr>
-                                <w:rFonts w:ascii="Aptos Display" w:hAnsi="Aptos Display"/>
-                                <w:color w:val="000000" w:themeColor="text1"/>
-                                <w:lang w:val="en-US"/>
-                              </w:rPr>
-                              <w:t>}</w:t>
+                              <w:t>}}</w:t>
                             </w:r>
                           </w:p>
                         </w:tc>
@@ -4060,7 +3515,6 @@
                                 <w:lang w:val="en-US"/>
                               </w:rPr>
                             </w:pPr>
-                            <w:proofErr w:type="gramStart"/>
                             <w:r>
                               <w:rPr>
                                 <w:rFonts w:ascii="Aptos Display" w:hAnsi="Aptos Display"/>
@@ -4083,6 +3537,14 @@
                                 <w:color w:val="000000" w:themeColor="text1"/>
                                 <w:lang w:val="en-US"/>
                               </w:rPr>
+                              <w:t>item[2]</w:t>
+                            </w:r>
+                            <w:r>
+                              <w:rPr>
+                                <w:rFonts w:ascii="Aptos Display" w:hAnsi="Aptos Display"/>
+                                <w:color w:val="000000" w:themeColor="text1"/>
+                                <w:lang w:val="en-US"/>
+                              </w:rPr>
                               <w:t xml:space="preserve"> </w:t>
                             </w:r>
                             <w:r>
@@ -4091,58 +3553,7 @@
                                 <w:color w:val="000000" w:themeColor="text1"/>
                                 <w:lang w:val="en-US"/>
                               </w:rPr>
-                              <w:t>item[</w:t>
-                            </w:r>
-                            <w:proofErr w:type="gramEnd"/>
-                            <w:r>
-                              <w:rPr>
-                                <w:rFonts w:ascii="Aptos Display" w:hAnsi="Aptos Display"/>
-                                <w:color w:val="000000" w:themeColor="text1"/>
-                                <w:lang w:val="en-US"/>
-                              </w:rPr>
-                              <w:t>2</w:t>
-                            </w:r>
-                            <w:proofErr w:type="gramStart"/>
-                            <w:r>
-                              <w:rPr>
-                                <w:rFonts w:ascii="Aptos Display" w:hAnsi="Aptos Display"/>
-                                <w:color w:val="000000" w:themeColor="text1"/>
-                                <w:lang w:val="en-US"/>
-                              </w:rPr>
-                              <w:t>]</w:t>
-                            </w:r>
-                            <w:r>
-                              <w:rPr>
-                                <w:rFonts w:ascii="Aptos Display" w:hAnsi="Aptos Display"/>
-                                <w:color w:val="000000" w:themeColor="text1"/>
-                                <w:lang w:val="en-US"/>
-                              </w:rPr>
-                              <w:t xml:space="preserve"> </w:t>
-                            </w:r>
-                            <w:r>
-                              <w:rPr>
-                                <w:rFonts w:ascii="Aptos Display" w:hAnsi="Aptos Display"/>
-                                <w:color w:val="000000" w:themeColor="text1"/>
-                                <w:lang w:val="en-US"/>
-                              </w:rPr>
-                              <w:t xml:space="preserve"> </w:t>
-                            </w:r>
-                            <w:r>
-                              <w:rPr>
-                                <w:rFonts w:ascii="Aptos Display" w:hAnsi="Aptos Display"/>
-                                <w:color w:val="000000" w:themeColor="text1"/>
-                                <w:lang w:val="en-US"/>
-                              </w:rPr>
-                              <w:t>}</w:t>
-                            </w:r>
-                            <w:proofErr w:type="gramEnd"/>
-                            <w:r>
-                              <w:rPr>
-                                <w:rFonts w:ascii="Aptos Display" w:hAnsi="Aptos Display"/>
-                                <w:color w:val="000000" w:themeColor="text1"/>
-                                <w:lang w:val="en-US"/>
-                              </w:rPr>
-                              <w:t>}</w:t>
+                              <w:t>}}</w:t>
                             </w:r>
                           </w:p>
                         </w:tc>
@@ -4185,7 +3596,6 @@
                               </w:rPr>
                               <w:t xml:space="preserve">tr </w:t>
                             </w:r>
-                            <w:proofErr w:type="spellStart"/>
                             <w:r>
                               <w:rPr>
                                 <w:rFonts w:ascii="Aptos Display" w:hAnsi="Aptos Display"/>
@@ -4194,7 +3604,6 @@
                               </w:rPr>
                               <w:t>endfor</w:t>
                             </w:r>
-                            <w:proofErr w:type="spellEnd"/>
                             <w:r>
                               <w:rPr>
                                 <w:rFonts w:ascii="Aptos Display" w:hAnsi="Aptos Display"/>
@@ -4373,7 +3782,6 @@
                                 <w:color w:val="000000" w:themeColor="text1"/>
                               </w:rPr>
                             </w:pPr>
-                            <w:proofErr w:type="gramStart"/>
                             <w:r>
                               <w:rPr>
                                 <w:rFonts w:ascii="Aptos Display" w:hAnsi="Aptos Display"/>
@@ -4395,7 +3803,6 @@
                               </w:rPr>
                               <w:t>subtotal</w:t>
                             </w:r>
-                            <w:proofErr w:type="gramEnd"/>
                             <w:r>
                               <w:rPr>
                                 <w:rFonts w:ascii="Aptos Display" w:hAnsi="Aptos Display"/>
@@ -4500,21 +3907,12 @@
                                 <w:color w:val="000000" w:themeColor="text1"/>
                               </w:rPr>
                             </w:pPr>
-                            <w:proofErr w:type="gramStart"/>
-                            <w:r>
-                              <w:rPr>
-                                <w:rFonts w:ascii="Aptos Display" w:hAnsi="Aptos Display"/>
-                                <w:color w:val="000000" w:themeColor="text1"/>
-                              </w:rPr>
-                              <w:t>{{ total</w:t>
-                            </w:r>
-                            <w:proofErr w:type="gramEnd"/>
-                            <w:r>
-                              <w:rPr>
-                                <w:rFonts w:ascii="Aptos Display" w:hAnsi="Aptos Display"/>
-                                <w:color w:val="000000" w:themeColor="text1"/>
-                              </w:rPr>
-                              <w:t xml:space="preserve"> }}</w:t>
+                            <w:r>
+                              <w:rPr>
+                                <w:rFonts w:ascii="Aptos Display" w:hAnsi="Aptos Display"/>
+                                <w:color w:val="000000" w:themeColor="text1"/>
+                              </w:rPr>
+                              <w:t>{{ total }}</w:t>
                             </w:r>
                           </w:p>
                         </w:tc>
@@ -4908,63 +4306,13 @@
       <w:rPr>
         <w:rFonts w:ascii="Aptos Display" w:hAnsi="Aptos Display"/>
       </w:rPr>
-      <w:t xml:space="preserve">: 000 - </w:t>
-    </w:r>
-    <w:proofErr w:type="gramStart"/>
-    <w:r>
-      <w:rPr>
-        <w:rFonts w:ascii="Aptos Display" w:hAnsi="Aptos Display"/>
-      </w:rPr>
-      <w:t xml:space="preserve">{{ </w:t>
-    </w:r>
-    <w:proofErr w:type="spellStart"/>
-    <w:r>
-      <w:rPr>
-        <w:rFonts w:ascii="Aptos Display" w:hAnsi="Aptos Display"/>
-      </w:rPr>
-      <w:t>pid</w:t>
-    </w:r>
-    <w:proofErr w:type="spellEnd"/>
-    <w:proofErr w:type="gramEnd"/>
-    <w:r>
-      <w:rPr>
-        <w:rFonts w:ascii="Aptos Display" w:hAnsi="Aptos Display"/>
-      </w:rPr>
-      <w:t xml:space="preserve"> }}</w:t>
+      <w:t>: 000 - {{ pid }}</w:t>
     </w:r>
     <w:r>
       <w:rPr>
         <w:rFonts w:ascii="Aptos Display" w:hAnsi="Aptos Display"/>
       </w:rPr>
-      <w:t xml:space="preserve"> – </w:t>
-    </w:r>
-    <w:proofErr w:type="gramStart"/>
-    <w:r>
-      <w:rPr>
-        <w:rFonts w:ascii="Aptos Display" w:hAnsi="Aptos Display"/>
-      </w:rPr>
-      <w:t>{{ m</w:t>
-    </w:r>
-    <w:proofErr w:type="gramEnd"/>
-    <w:r>
-      <w:rPr>
-        <w:rFonts w:ascii="Aptos Display" w:hAnsi="Aptos Display"/>
-      </w:rPr>
-      <w:t xml:space="preserve"> </w:t>
-    </w:r>
-    <w:proofErr w:type="gramStart"/>
-    <w:r>
-      <w:rPr>
-        <w:rFonts w:ascii="Aptos Display" w:hAnsi="Aptos Display"/>
-      </w:rPr>
-      <w:t>}}/{{ y</w:t>
-    </w:r>
-    <w:proofErr w:type="gramEnd"/>
-    <w:r>
-      <w:rPr>
-        <w:rFonts w:ascii="Aptos Display" w:hAnsi="Aptos Display"/>
-      </w:rPr>
-      <w:t xml:space="preserve"> }}</w:t>
+      <w:t xml:space="preserve"> – {{ m }}/{{ y }}</w:t>
     </w:r>
   </w:p>
 </w:ftr>
@@ -5599,6 +4947,7 @@
   <w:style w:type="character" w:default="1" w:styleId="Fuentedeprrafopredeter">
     <w:name w:val="Default Paragraph Font"/>
     <w:uiPriority w:val="1"/>
+    <w:semiHidden/>
     <w:unhideWhenUsed/>
   </w:style>
   <w:style w:type="table" w:default="1" w:styleId="Tablanormal">

--- a/files/Pres_Template.docx
+++ b/files/Pres_Template.docx
@@ -1502,12 +1502,6 @@
                             <w:r>
                               <w:rPr>
                                 <w:rFonts w:ascii="Aptos Display" w:hAnsi="Aptos Display"/>
-                              </w:rPr>
-                              <w:tab/>
-                            </w:r>
-                            <w:r>
-                              <w:rPr>
-                                <w:rFonts w:ascii="Aptos Display" w:hAnsi="Aptos Display"/>
                                 <w:b/>
                                 <w:bCs/>
                               </w:rPr>
@@ -1815,12 +1809,6 @@
                           <w:rFonts w:ascii="Aptos Display" w:hAnsi="Aptos Display"/>
                         </w:rPr>
                         <w:t>{{ vehiculo }}</w:t>
-                      </w:r>
-                      <w:r>
-                        <w:rPr>
-                          <w:rFonts w:ascii="Aptos Display" w:hAnsi="Aptos Display"/>
-                        </w:rPr>
-                        <w:tab/>
                       </w:r>
                       <w:r>
                         <w:rPr>

--- a/files/Pres_Template.docx
+++ b/files/Pres_Template.docx
@@ -684,12 +684,14 @@
                               </w:rPr>
                               <w:t xml:space="preserve">000 - </w:t>
                             </w:r>
+                            <w:proofErr w:type="gramStart"/>
                             <w:r>
                               <w:rPr>
                                 <w:rFonts w:ascii="Aptos Display" w:hAnsi="Aptos Display"/>
                               </w:rPr>
                               <w:t xml:space="preserve">{{ </w:t>
                             </w:r>
+                            <w:proofErr w:type="spellStart"/>
                             <w:r>
                               <w:rPr>
                                 <w:rFonts w:ascii="Aptos Display" w:hAnsi="Aptos Display"/>
@@ -700,7 +702,15 @@
                               <w:rPr>
                                 <w:rFonts w:ascii="Aptos Display" w:hAnsi="Aptos Display"/>
                               </w:rPr>
-                              <w:t>id }}</w:t>
+                              <w:t>id</w:t>
+                            </w:r>
+                            <w:proofErr w:type="spellEnd"/>
+                            <w:proofErr w:type="gramEnd"/>
+                            <w:r>
+                              <w:rPr>
+                                <w:rFonts w:ascii="Aptos Display" w:hAnsi="Aptos Display"/>
+                              </w:rPr>
+                              <w:t xml:space="preserve"> }}</w:t>
                             </w:r>
                           </w:p>
                           <w:p>
@@ -727,7 +737,49 @@
                               <w:rPr>
                                 <w:rFonts w:ascii="Aptos Display" w:hAnsi="Aptos Display"/>
                               </w:rPr>
-                              <w:t xml:space="preserve"> {{ d }} / {{ m }} / {{ y }}</w:t>
+                              <w:t xml:space="preserve"> </w:t>
+                            </w:r>
+                            <w:proofErr w:type="gramStart"/>
+                            <w:r>
+                              <w:rPr>
+                                <w:rFonts w:ascii="Aptos Display" w:hAnsi="Aptos Display"/>
+                              </w:rPr>
+                              <w:t>{{ d</w:t>
+                            </w:r>
+                            <w:proofErr w:type="gramEnd"/>
+                            <w:r>
+                              <w:rPr>
+                                <w:rFonts w:ascii="Aptos Display" w:hAnsi="Aptos Display"/>
+                              </w:rPr>
+                              <w:t xml:space="preserve"> }} / </w:t>
+                            </w:r>
+                            <w:proofErr w:type="gramStart"/>
+                            <w:r>
+                              <w:rPr>
+                                <w:rFonts w:ascii="Aptos Display" w:hAnsi="Aptos Display"/>
+                              </w:rPr>
+                              <w:t>{{ m</w:t>
+                            </w:r>
+                            <w:proofErr w:type="gramEnd"/>
+                            <w:r>
+                              <w:rPr>
+                                <w:rFonts w:ascii="Aptos Display" w:hAnsi="Aptos Display"/>
+                              </w:rPr>
+                              <w:t xml:space="preserve"> }} / </w:t>
+                            </w:r>
+                            <w:proofErr w:type="gramStart"/>
+                            <w:r>
+                              <w:rPr>
+                                <w:rFonts w:ascii="Aptos Display" w:hAnsi="Aptos Display"/>
+                              </w:rPr>
+                              <w:t>{{ y</w:t>
+                            </w:r>
+                            <w:proofErr w:type="gramEnd"/>
+                            <w:r>
+                              <w:rPr>
+                                <w:rFonts w:ascii="Aptos Display" w:hAnsi="Aptos Display"/>
+                              </w:rPr>
+                              <w:t xml:space="preserve"> }}</w:t>
                             </w:r>
                           </w:p>
                         </w:txbxContent>
@@ -839,12 +891,14 @@
                         </w:rPr>
                         <w:t xml:space="preserve">000 - </w:t>
                       </w:r>
+                      <w:proofErr w:type="gramStart"/>
                       <w:r>
                         <w:rPr>
                           <w:rFonts w:ascii="Aptos Display" w:hAnsi="Aptos Display"/>
                         </w:rPr>
                         <w:t xml:space="preserve">{{ </w:t>
                       </w:r>
+                      <w:proofErr w:type="spellStart"/>
                       <w:r>
                         <w:rPr>
                           <w:rFonts w:ascii="Aptos Display" w:hAnsi="Aptos Display"/>
@@ -855,7 +909,15 @@
                         <w:rPr>
                           <w:rFonts w:ascii="Aptos Display" w:hAnsi="Aptos Display"/>
                         </w:rPr>
-                        <w:t>id }}</w:t>
+                        <w:t>id</w:t>
+                      </w:r>
+                      <w:proofErr w:type="spellEnd"/>
+                      <w:proofErr w:type="gramEnd"/>
+                      <w:r>
+                        <w:rPr>
+                          <w:rFonts w:ascii="Aptos Display" w:hAnsi="Aptos Display"/>
+                        </w:rPr>
+                        <w:t xml:space="preserve"> }}</w:t>
                       </w:r>
                     </w:p>
                     <w:p>
@@ -882,7 +944,49 @@
                         <w:rPr>
                           <w:rFonts w:ascii="Aptos Display" w:hAnsi="Aptos Display"/>
                         </w:rPr>
-                        <w:t xml:space="preserve"> {{ d }} / {{ m }} / {{ y }}</w:t>
+                        <w:t xml:space="preserve"> </w:t>
+                      </w:r>
+                      <w:proofErr w:type="gramStart"/>
+                      <w:r>
+                        <w:rPr>
+                          <w:rFonts w:ascii="Aptos Display" w:hAnsi="Aptos Display"/>
+                        </w:rPr>
+                        <w:t>{{ d</w:t>
+                      </w:r>
+                      <w:proofErr w:type="gramEnd"/>
+                      <w:r>
+                        <w:rPr>
+                          <w:rFonts w:ascii="Aptos Display" w:hAnsi="Aptos Display"/>
+                        </w:rPr>
+                        <w:t xml:space="preserve"> }} / </w:t>
+                      </w:r>
+                      <w:proofErr w:type="gramStart"/>
+                      <w:r>
+                        <w:rPr>
+                          <w:rFonts w:ascii="Aptos Display" w:hAnsi="Aptos Display"/>
+                        </w:rPr>
+                        <w:t>{{ m</w:t>
+                      </w:r>
+                      <w:proofErr w:type="gramEnd"/>
+                      <w:r>
+                        <w:rPr>
+                          <w:rFonts w:ascii="Aptos Display" w:hAnsi="Aptos Display"/>
+                        </w:rPr>
+                        <w:t xml:space="preserve"> }} / </w:t>
+                      </w:r>
+                      <w:proofErr w:type="gramStart"/>
+                      <w:r>
+                        <w:rPr>
+                          <w:rFonts w:ascii="Aptos Display" w:hAnsi="Aptos Display"/>
+                        </w:rPr>
+                        <w:t>{{ y</w:t>
+                      </w:r>
+                      <w:proofErr w:type="gramEnd"/>
+                      <w:r>
+                        <w:rPr>
+                          <w:rFonts w:ascii="Aptos Display" w:hAnsi="Aptos Display"/>
+                        </w:rPr>
+                        <w:t xml:space="preserve"> }}</w:t>
                       </w:r>
                     </w:p>
                   </w:txbxContent>
@@ -1371,11 +1475,27 @@
                               </w:rPr>
                               <w:t xml:space="preserve">: </w:t>
                             </w:r>
-                            <w:r>
-                              <w:rPr>
-                                <w:rFonts w:ascii="Aptos Display" w:hAnsi="Aptos Display"/>
-                              </w:rPr>
-                              <w:t xml:space="preserve">{{ nya }} </w:t>
+                            <w:proofErr w:type="gramStart"/>
+                            <w:r>
+                              <w:rPr>
+                                <w:rFonts w:ascii="Aptos Display" w:hAnsi="Aptos Display"/>
+                              </w:rPr>
+                              <w:t xml:space="preserve">{{ </w:t>
+                            </w:r>
+                            <w:proofErr w:type="spellStart"/>
+                            <w:r>
+                              <w:rPr>
+                                <w:rFonts w:ascii="Aptos Display" w:hAnsi="Aptos Display"/>
+                              </w:rPr>
+                              <w:t>nya</w:t>
+                            </w:r>
+                            <w:proofErr w:type="spellEnd"/>
+                            <w:proofErr w:type="gramEnd"/>
+                            <w:r>
+                              <w:rPr>
+                                <w:rFonts w:ascii="Aptos Display" w:hAnsi="Aptos Display"/>
+                              </w:rPr>
+                              <w:t xml:space="preserve"> }} </w:t>
                             </w:r>
                             <w:r>
                               <w:rPr>
@@ -1397,11 +1517,19 @@
                               </w:rPr>
                               <w:t xml:space="preserve"> </w:t>
                             </w:r>
-                            <w:r>
-                              <w:rPr>
-                                <w:rFonts w:ascii="Aptos Display" w:hAnsi="Aptos Display"/>
-                              </w:rPr>
-                              <w:t>{{ domicilio }}</w:t>
+                            <w:proofErr w:type="gramStart"/>
+                            <w:r>
+                              <w:rPr>
+                                <w:rFonts w:ascii="Aptos Display" w:hAnsi="Aptos Display"/>
+                              </w:rPr>
+                              <w:t>{{ domicilio</w:t>
+                            </w:r>
+                            <w:proofErr w:type="gramEnd"/>
+                            <w:r>
+                              <w:rPr>
+                                <w:rFonts w:ascii="Aptos Display" w:hAnsi="Aptos Display"/>
+                              </w:rPr>
+                              <w:t xml:space="preserve"> }}</w:t>
                             </w:r>
                             <w:r>
                               <w:rPr>
@@ -1441,11 +1569,27 @@
                               </w:rPr>
                               <w:t xml:space="preserve"> </w:t>
                             </w:r>
-                            <w:r>
-                              <w:rPr>
-                                <w:rFonts w:ascii="Aptos Display" w:hAnsi="Aptos Display"/>
-                              </w:rPr>
-                              <w:t>{{ telefono }}</w:t>
+                            <w:proofErr w:type="gramStart"/>
+                            <w:r>
+                              <w:rPr>
+                                <w:rFonts w:ascii="Aptos Display" w:hAnsi="Aptos Display"/>
+                              </w:rPr>
+                              <w:t xml:space="preserve">{{ </w:t>
+                            </w:r>
+                            <w:proofErr w:type="spellStart"/>
+                            <w:r>
+                              <w:rPr>
+                                <w:rFonts w:ascii="Aptos Display" w:hAnsi="Aptos Display"/>
+                              </w:rPr>
+                              <w:t>telefono</w:t>
+                            </w:r>
+                            <w:proofErr w:type="spellEnd"/>
+                            <w:proofErr w:type="gramEnd"/>
+                            <w:r>
+                              <w:rPr>
+                                <w:rFonts w:ascii="Aptos Display" w:hAnsi="Aptos Display"/>
+                              </w:rPr>
+                              <w:t xml:space="preserve"> }}</w:t>
                             </w:r>
                             <w:r>
                               <w:rPr>
@@ -1475,11 +1619,27 @@
                               </w:rPr>
                               <w:t xml:space="preserve"> </w:t>
                             </w:r>
-                            <w:r>
-                              <w:rPr>
-                                <w:rFonts w:ascii="Aptos Display" w:hAnsi="Aptos Display"/>
-                              </w:rPr>
-                              <w:t>{{ vehiculo }}</w:t>
+                            <w:proofErr w:type="gramStart"/>
+                            <w:r>
+                              <w:rPr>
+                                <w:rFonts w:ascii="Aptos Display" w:hAnsi="Aptos Display"/>
+                              </w:rPr>
+                              <w:t xml:space="preserve">{{ </w:t>
+                            </w:r>
+                            <w:proofErr w:type="spellStart"/>
+                            <w:r>
+                              <w:rPr>
+                                <w:rFonts w:ascii="Aptos Display" w:hAnsi="Aptos Display"/>
+                              </w:rPr>
+                              <w:t>vehiculo</w:t>
+                            </w:r>
+                            <w:proofErr w:type="spellEnd"/>
+                            <w:proofErr w:type="gramEnd"/>
+                            <w:r>
+                              <w:rPr>
+                                <w:rFonts w:ascii="Aptos Display" w:hAnsi="Aptos Display"/>
+                              </w:rPr>
+                              <w:t xml:space="preserve"> }}</w:t>
                             </w:r>
                             <w:r>
                               <w:rPr>
@@ -1513,11 +1673,19 @@
                               </w:rPr>
                               <w:t xml:space="preserve"> </w:t>
                             </w:r>
-                            <w:r>
-                              <w:rPr>
-                                <w:rFonts w:ascii="Aptos Display" w:hAnsi="Aptos Display"/>
-                              </w:rPr>
-                              <w:t>{{ marca }}</w:t>
+                            <w:proofErr w:type="gramStart"/>
+                            <w:r>
+                              <w:rPr>
+                                <w:rFonts w:ascii="Aptos Display" w:hAnsi="Aptos Display"/>
+                              </w:rPr>
+                              <w:t>{{ marca</w:t>
+                            </w:r>
+                            <w:proofErr w:type="gramEnd"/>
+                            <w:r>
+                              <w:rPr>
+                                <w:rFonts w:ascii="Aptos Display" w:hAnsi="Aptos Display"/>
+                              </w:rPr>
+                              <w:t xml:space="preserve"> }}</w:t>
                             </w:r>
                             <w:r>
                               <w:rPr>
@@ -1539,12 +1707,14 @@
                               </w:rPr>
                               <w:t xml:space="preserve">Modelo: </w:t>
                             </w:r>
+                            <w:proofErr w:type="gramStart"/>
                             <w:r>
                               <w:rPr>
                                 <w:rFonts w:ascii="Aptos Display" w:hAnsi="Aptos Display"/>
                               </w:rPr>
                               <w:t>{{ modelo</w:t>
                             </w:r>
+                            <w:proofErr w:type="gramEnd"/>
                             <w:r>
                               <w:rPr>
                                 <w:rFonts w:ascii="Aptos Display" w:hAnsi="Aptos Display"/>
@@ -1577,11 +1747,27 @@
                               </w:rPr>
                               <w:t xml:space="preserve"> </w:t>
                             </w:r>
-                            <w:r>
-                              <w:rPr>
-                                <w:rFonts w:ascii="Aptos Display" w:hAnsi="Aptos Display"/>
-                              </w:rPr>
-                              <w:t>{{ nmotor }}</w:t>
+                            <w:proofErr w:type="gramStart"/>
+                            <w:r>
+                              <w:rPr>
+                                <w:rFonts w:ascii="Aptos Display" w:hAnsi="Aptos Display"/>
+                              </w:rPr>
+                              <w:t xml:space="preserve">{{ </w:t>
+                            </w:r>
+                            <w:proofErr w:type="spellStart"/>
+                            <w:r>
+                              <w:rPr>
+                                <w:rFonts w:ascii="Aptos Display" w:hAnsi="Aptos Display"/>
+                              </w:rPr>
+                              <w:t>nmotor</w:t>
+                            </w:r>
+                            <w:proofErr w:type="spellEnd"/>
+                            <w:proofErr w:type="gramEnd"/>
+                            <w:r>
+                              <w:rPr>
+                                <w:rFonts w:ascii="Aptos Display" w:hAnsi="Aptos Display"/>
+                              </w:rPr>
+                              <w:t xml:space="preserve"> }}</w:t>
                             </w:r>
                             <w:r>
                               <w:rPr>
@@ -1621,11 +1807,27 @@
                               </w:rPr>
                               <w:t xml:space="preserve"> </w:t>
                             </w:r>
-                            <w:r>
-                              <w:rPr>
-                                <w:rFonts w:ascii="Aptos Display" w:hAnsi="Aptos Display"/>
-                              </w:rPr>
-                              <w:t>{{ nchasis }}</w:t>
+                            <w:proofErr w:type="gramStart"/>
+                            <w:r>
+                              <w:rPr>
+                                <w:rFonts w:ascii="Aptos Display" w:hAnsi="Aptos Display"/>
+                              </w:rPr>
+                              <w:t xml:space="preserve">{{ </w:t>
+                            </w:r>
+                            <w:proofErr w:type="spellStart"/>
+                            <w:r>
+                              <w:rPr>
+                                <w:rFonts w:ascii="Aptos Display" w:hAnsi="Aptos Display"/>
+                              </w:rPr>
+                              <w:t>nchasis</w:t>
+                            </w:r>
+                            <w:proofErr w:type="spellEnd"/>
+                            <w:proofErr w:type="gramEnd"/>
+                            <w:r>
+                              <w:rPr>
+                                <w:rFonts w:ascii="Aptos Display" w:hAnsi="Aptos Display"/>
+                              </w:rPr>
+                              <w:t xml:space="preserve"> }}</w:t>
                             </w:r>
                             <w:r>
                               <w:rPr>
@@ -1647,11 +1849,19 @@
                               </w:rPr>
                               <w:t xml:space="preserve"> </w:t>
                             </w:r>
-                            <w:r>
-                              <w:rPr>
-                                <w:rFonts w:ascii="Aptos Display" w:hAnsi="Aptos Display"/>
-                              </w:rPr>
-                              <w:t>{{ dominio }}</w:t>
+                            <w:proofErr w:type="gramStart"/>
+                            <w:r>
+                              <w:rPr>
+                                <w:rFonts w:ascii="Aptos Display" w:hAnsi="Aptos Display"/>
+                              </w:rPr>
+                              <w:t>{{ dominio</w:t>
+                            </w:r>
+                            <w:proofErr w:type="gramEnd"/>
+                            <w:r>
+                              <w:rPr>
+                                <w:rFonts w:ascii="Aptos Display" w:hAnsi="Aptos Display"/>
+                              </w:rPr>
+                              <w:t xml:space="preserve"> }}</w:t>
                             </w:r>
                           </w:p>
                         </w:txbxContent>
@@ -1700,11 +1910,27 @@
                         </w:rPr>
                         <w:t xml:space="preserve">: </w:t>
                       </w:r>
-                      <w:r>
-                        <w:rPr>
-                          <w:rFonts w:ascii="Aptos Display" w:hAnsi="Aptos Display"/>
-                        </w:rPr>
-                        <w:t xml:space="preserve">{{ nya }} </w:t>
+                      <w:proofErr w:type="gramStart"/>
+                      <w:r>
+                        <w:rPr>
+                          <w:rFonts w:ascii="Aptos Display" w:hAnsi="Aptos Display"/>
+                        </w:rPr>
+                        <w:t xml:space="preserve">{{ </w:t>
+                      </w:r>
+                      <w:proofErr w:type="spellStart"/>
+                      <w:r>
+                        <w:rPr>
+                          <w:rFonts w:ascii="Aptos Display" w:hAnsi="Aptos Display"/>
+                        </w:rPr>
+                        <w:t>nya</w:t>
+                      </w:r>
+                      <w:proofErr w:type="spellEnd"/>
+                      <w:proofErr w:type="gramEnd"/>
+                      <w:r>
+                        <w:rPr>
+                          <w:rFonts w:ascii="Aptos Display" w:hAnsi="Aptos Display"/>
+                        </w:rPr>
+                        <w:t xml:space="preserve"> }} </w:t>
                       </w:r>
                       <w:r>
                         <w:rPr>
@@ -1726,11 +1952,19 @@
                         </w:rPr>
                         <w:t xml:space="preserve"> </w:t>
                       </w:r>
-                      <w:r>
-                        <w:rPr>
-                          <w:rFonts w:ascii="Aptos Display" w:hAnsi="Aptos Display"/>
-                        </w:rPr>
-                        <w:t>{{ domicilio }}</w:t>
+                      <w:proofErr w:type="gramStart"/>
+                      <w:r>
+                        <w:rPr>
+                          <w:rFonts w:ascii="Aptos Display" w:hAnsi="Aptos Display"/>
+                        </w:rPr>
+                        <w:t>{{ domicilio</w:t>
+                      </w:r>
+                      <w:proofErr w:type="gramEnd"/>
+                      <w:r>
+                        <w:rPr>
+                          <w:rFonts w:ascii="Aptos Display" w:hAnsi="Aptos Display"/>
+                        </w:rPr>
+                        <w:t xml:space="preserve"> }}</w:t>
                       </w:r>
                       <w:r>
                         <w:rPr>
@@ -1770,11 +2004,27 @@
                         </w:rPr>
                         <w:t xml:space="preserve"> </w:t>
                       </w:r>
-                      <w:r>
-                        <w:rPr>
-                          <w:rFonts w:ascii="Aptos Display" w:hAnsi="Aptos Display"/>
-                        </w:rPr>
-                        <w:t>{{ telefono }}</w:t>
+                      <w:proofErr w:type="gramStart"/>
+                      <w:r>
+                        <w:rPr>
+                          <w:rFonts w:ascii="Aptos Display" w:hAnsi="Aptos Display"/>
+                        </w:rPr>
+                        <w:t xml:space="preserve">{{ </w:t>
+                      </w:r>
+                      <w:proofErr w:type="spellStart"/>
+                      <w:r>
+                        <w:rPr>
+                          <w:rFonts w:ascii="Aptos Display" w:hAnsi="Aptos Display"/>
+                        </w:rPr>
+                        <w:t>telefono</w:t>
+                      </w:r>
+                      <w:proofErr w:type="spellEnd"/>
+                      <w:proofErr w:type="gramEnd"/>
+                      <w:r>
+                        <w:rPr>
+                          <w:rFonts w:ascii="Aptos Display" w:hAnsi="Aptos Display"/>
+                        </w:rPr>
+                        <w:t xml:space="preserve"> }}</w:t>
                       </w:r>
                       <w:r>
                         <w:rPr>
@@ -1804,11 +2054,27 @@
                         </w:rPr>
                         <w:t xml:space="preserve"> </w:t>
                       </w:r>
-                      <w:r>
-                        <w:rPr>
-                          <w:rFonts w:ascii="Aptos Display" w:hAnsi="Aptos Display"/>
-                        </w:rPr>
-                        <w:t>{{ vehiculo }}</w:t>
+                      <w:proofErr w:type="gramStart"/>
+                      <w:r>
+                        <w:rPr>
+                          <w:rFonts w:ascii="Aptos Display" w:hAnsi="Aptos Display"/>
+                        </w:rPr>
+                        <w:t xml:space="preserve">{{ </w:t>
+                      </w:r>
+                      <w:proofErr w:type="spellStart"/>
+                      <w:r>
+                        <w:rPr>
+                          <w:rFonts w:ascii="Aptos Display" w:hAnsi="Aptos Display"/>
+                        </w:rPr>
+                        <w:t>vehiculo</w:t>
+                      </w:r>
+                      <w:proofErr w:type="spellEnd"/>
+                      <w:proofErr w:type="gramEnd"/>
+                      <w:r>
+                        <w:rPr>
+                          <w:rFonts w:ascii="Aptos Display" w:hAnsi="Aptos Display"/>
+                        </w:rPr>
+                        <w:t xml:space="preserve"> }}</w:t>
                       </w:r>
                       <w:r>
                         <w:rPr>
@@ -1842,11 +2108,19 @@
                         </w:rPr>
                         <w:t xml:space="preserve"> </w:t>
                       </w:r>
-                      <w:r>
-                        <w:rPr>
-                          <w:rFonts w:ascii="Aptos Display" w:hAnsi="Aptos Display"/>
-                        </w:rPr>
-                        <w:t>{{ marca }}</w:t>
+                      <w:proofErr w:type="gramStart"/>
+                      <w:r>
+                        <w:rPr>
+                          <w:rFonts w:ascii="Aptos Display" w:hAnsi="Aptos Display"/>
+                        </w:rPr>
+                        <w:t>{{ marca</w:t>
+                      </w:r>
+                      <w:proofErr w:type="gramEnd"/>
+                      <w:r>
+                        <w:rPr>
+                          <w:rFonts w:ascii="Aptos Display" w:hAnsi="Aptos Display"/>
+                        </w:rPr>
+                        <w:t xml:space="preserve"> }}</w:t>
                       </w:r>
                       <w:r>
                         <w:rPr>
@@ -1868,12 +2142,14 @@
                         </w:rPr>
                         <w:t xml:space="preserve">Modelo: </w:t>
                       </w:r>
+                      <w:proofErr w:type="gramStart"/>
                       <w:r>
                         <w:rPr>
                           <w:rFonts w:ascii="Aptos Display" w:hAnsi="Aptos Display"/>
                         </w:rPr>
                         <w:t>{{ modelo</w:t>
                       </w:r>
+                      <w:proofErr w:type="gramEnd"/>
                       <w:r>
                         <w:rPr>
                           <w:rFonts w:ascii="Aptos Display" w:hAnsi="Aptos Display"/>
@@ -1906,11 +2182,27 @@
                         </w:rPr>
                         <w:t xml:space="preserve"> </w:t>
                       </w:r>
-                      <w:r>
-                        <w:rPr>
-                          <w:rFonts w:ascii="Aptos Display" w:hAnsi="Aptos Display"/>
-                        </w:rPr>
-                        <w:t>{{ nmotor }}</w:t>
+                      <w:proofErr w:type="gramStart"/>
+                      <w:r>
+                        <w:rPr>
+                          <w:rFonts w:ascii="Aptos Display" w:hAnsi="Aptos Display"/>
+                        </w:rPr>
+                        <w:t xml:space="preserve">{{ </w:t>
+                      </w:r>
+                      <w:proofErr w:type="spellStart"/>
+                      <w:r>
+                        <w:rPr>
+                          <w:rFonts w:ascii="Aptos Display" w:hAnsi="Aptos Display"/>
+                        </w:rPr>
+                        <w:t>nmotor</w:t>
+                      </w:r>
+                      <w:proofErr w:type="spellEnd"/>
+                      <w:proofErr w:type="gramEnd"/>
+                      <w:r>
+                        <w:rPr>
+                          <w:rFonts w:ascii="Aptos Display" w:hAnsi="Aptos Display"/>
+                        </w:rPr>
+                        <w:t xml:space="preserve"> }}</w:t>
                       </w:r>
                       <w:r>
                         <w:rPr>
@@ -1950,11 +2242,27 @@
                         </w:rPr>
                         <w:t xml:space="preserve"> </w:t>
                       </w:r>
-                      <w:r>
-                        <w:rPr>
-                          <w:rFonts w:ascii="Aptos Display" w:hAnsi="Aptos Display"/>
-                        </w:rPr>
-                        <w:t>{{ nchasis }}</w:t>
+                      <w:proofErr w:type="gramStart"/>
+                      <w:r>
+                        <w:rPr>
+                          <w:rFonts w:ascii="Aptos Display" w:hAnsi="Aptos Display"/>
+                        </w:rPr>
+                        <w:t xml:space="preserve">{{ </w:t>
+                      </w:r>
+                      <w:proofErr w:type="spellStart"/>
+                      <w:r>
+                        <w:rPr>
+                          <w:rFonts w:ascii="Aptos Display" w:hAnsi="Aptos Display"/>
+                        </w:rPr>
+                        <w:t>nchasis</w:t>
+                      </w:r>
+                      <w:proofErr w:type="spellEnd"/>
+                      <w:proofErr w:type="gramEnd"/>
+                      <w:r>
+                        <w:rPr>
+                          <w:rFonts w:ascii="Aptos Display" w:hAnsi="Aptos Display"/>
+                        </w:rPr>
+                        <w:t xml:space="preserve"> }}</w:t>
                       </w:r>
                       <w:r>
                         <w:rPr>
@@ -1976,11 +2284,19 @@
                         </w:rPr>
                         <w:t xml:space="preserve"> </w:t>
                       </w:r>
-                      <w:r>
-                        <w:rPr>
-                          <w:rFonts w:ascii="Aptos Display" w:hAnsi="Aptos Display"/>
-                        </w:rPr>
-                        <w:t>{{ dominio }}</w:t>
+                      <w:proofErr w:type="gramStart"/>
+                      <w:r>
+                        <w:rPr>
+                          <w:rFonts w:ascii="Aptos Display" w:hAnsi="Aptos Display"/>
+                        </w:rPr>
+                        <w:t>{{ dominio</w:t>
+                      </w:r>
+                      <w:proofErr w:type="gramEnd"/>
+                      <w:r>
+                        <w:rPr>
+                          <w:rFonts w:ascii="Aptos Display" w:hAnsi="Aptos Display"/>
+                        </w:rPr>
+                        <w:t xml:space="preserve"> }}</w:t>
                       </w:r>
                     </w:p>
                   </w:txbxContent>
@@ -2056,14 +2372,15 @@
                           <w:tbl>
                             <w:tblPr>
                               <w:tblStyle w:val="Tablaconcuadrcula"/>
-                              <w:tblW w:w="4984" w:type="pct"/>
+                              <w:tblW w:w="4993" w:type="pct"/>
                               <w:tblLook w:val="04A0" w:firstRow="1" w:lastRow="0" w:firstColumn="1" w:lastColumn="0" w:noHBand="0" w:noVBand="1"/>
                             </w:tblPr>
                             <w:tblGrid>
-                              <w:gridCol w:w="974"/>
-                              <w:gridCol w:w="4946"/>
-                              <w:gridCol w:w="1370"/>
-                              <w:gridCol w:w="3210"/>
+                              <w:gridCol w:w="975"/>
+                              <w:gridCol w:w="3287"/>
+                              <w:gridCol w:w="2087"/>
+                              <w:gridCol w:w="2089"/>
+                              <w:gridCol w:w="2081"/>
                             </w:tblGrid>
                             <w:tr>
                               <w:trPr>
@@ -2071,7 +2388,7 @@
                               </w:trPr>
                               <w:tc>
                                 <w:tcPr>
-                                  <w:tcW w:w="372" w:type="pct"/>
+                                  <w:tcW w:w="463" w:type="pct"/>
                                   <w:vAlign w:val="center"/>
                                 </w:tcPr>
                                 <w:p>
@@ -2079,6 +2396,8 @@
                                     <w:jc w:val="center"/>
                                     <w:rPr>
                                       <w:rFonts w:ascii="Aptos Display" w:hAnsi="Aptos Display"/>
+                                      <w:b/>
+                                      <w:bCs/>
                                       <w:i/>
                                       <w:iCs/>
                                       <w:color w:val="000000" w:themeColor="text1"/>
@@ -2087,26 +2406,19 @@
                                   <w:r>
                                     <w:rPr>
                                       <w:rFonts w:ascii="Aptos Display" w:hAnsi="Aptos Display"/>
+                                      <w:b/>
+                                      <w:bCs/>
                                       <w:i/>
                                       <w:iCs/>
                                       <w:color w:val="000000" w:themeColor="text1"/>
                                     </w:rPr>
-                                    <w:t>CANT</w:t>
-                                  </w:r>
-                                  <w:r>
-                                    <w:rPr>
-                                      <w:rFonts w:ascii="Aptos Display" w:hAnsi="Aptos Display"/>
-                                      <w:i/>
-                                      <w:iCs/>
-                                      <w:color w:val="000000" w:themeColor="text1"/>
-                                    </w:rPr>
-                                    <w:t>.</w:t>
+                                    <w:t>CANT.</w:t>
                                   </w:r>
                                 </w:p>
                               </w:tc>
                               <w:tc>
                                 <w:tcPr>
-                                  <w:tcW w:w="2386" w:type="pct"/>
+                                  <w:tcW w:w="1562" w:type="pct"/>
                                   <w:vAlign w:val="center"/>
                                 </w:tcPr>
                                 <w:p>
@@ -2114,6 +2426,8 @@
                                     <w:jc w:val="center"/>
                                     <w:rPr>
                                       <w:rFonts w:ascii="Aptos Display" w:hAnsi="Aptos Display"/>
+                                      <w:b/>
+                                      <w:bCs/>
                                       <w:i/>
                                       <w:iCs/>
                                       <w:color w:val="000000" w:themeColor="text1"/>
@@ -2122,6 +2436,8 @@
                                   <w:r>
                                     <w:rPr>
                                       <w:rFonts w:ascii="Aptos Display" w:hAnsi="Aptos Display"/>
+                                      <w:b/>
+                                      <w:bCs/>
                                       <w:i/>
                                       <w:iCs/>
                                       <w:color w:val="000000" w:themeColor="text1"/>
@@ -2132,14 +2448,15 @@
                               </w:tc>
                               <w:tc>
                                 <w:tcPr>
-                                  <w:tcW w:w="683" w:type="pct"/>
-                                  <w:vAlign w:val="center"/>
+                                  <w:tcW w:w="992" w:type="pct"/>
                                 </w:tcPr>
                                 <w:p>
                                   <w:pPr>
                                     <w:jc w:val="center"/>
                                     <w:rPr>
                                       <w:rFonts w:ascii="Aptos Display" w:hAnsi="Aptos Display"/>
+                                      <w:b/>
+                                      <w:bCs/>
                                       <w:i/>
                                       <w:iCs/>
                                       <w:color w:val="000000" w:themeColor="text1"/>
@@ -2148,6 +2465,8 @@
                                   <w:r>
                                     <w:rPr>
                                       <w:rFonts w:ascii="Aptos Display" w:hAnsi="Aptos Display"/>
+                                      <w:b/>
+                                      <w:bCs/>
                                       <w:i/>
                                       <w:iCs/>
                                       <w:color w:val="000000" w:themeColor="text1"/>
@@ -2158,7 +2477,7 @@
                               </w:tc>
                               <w:tc>
                                 <w:tcPr>
-                                  <w:tcW w:w="1559" w:type="pct"/>
+                                  <w:tcW w:w="993" w:type="pct"/>
                                   <w:vAlign w:val="center"/>
                                 </w:tcPr>
                                 <w:p>
@@ -2166,6 +2485,8 @@
                                     <w:jc w:val="center"/>
                                     <w:rPr>
                                       <w:rFonts w:ascii="Aptos Display" w:hAnsi="Aptos Display"/>
+                                      <w:b/>
+                                      <w:bCs/>
                                       <w:i/>
                                       <w:iCs/>
                                       <w:color w:val="000000" w:themeColor="text1"/>
@@ -2174,11 +2495,43 @@
                                   <w:r>
                                     <w:rPr>
                                       <w:rFonts w:ascii="Aptos Display" w:hAnsi="Aptos Display"/>
+                                      <w:b/>
+                                      <w:bCs/>
                                       <w:i/>
                                       <w:iCs/>
                                       <w:color w:val="000000" w:themeColor="text1"/>
                                     </w:rPr>
-                                    <w:t>PRECIO</w:t>
+                                    <w:t>PRECIO UNIDAD</w:t>
+                                  </w:r>
+                                </w:p>
+                              </w:tc>
+                              <w:tc>
+                                <w:tcPr>
+                                  <w:tcW w:w="989" w:type="pct"/>
+                                  <w:vAlign w:val="center"/>
+                                </w:tcPr>
+                                <w:p>
+                                  <w:pPr>
+                                    <w:jc w:val="center"/>
+                                    <w:rPr>
+                                      <w:rFonts w:ascii="Aptos Display" w:hAnsi="Aptos Display"/>
+                                      <w:b/>
+                                      <w:bCs/>
+                                      <w:i/>
+                                      <w:iCs/>
+                                      <w:color w:val="000000" w:themeColor="text1"/>
+                                    </w:rPr>
+                                  </w:pPr>
+                                  <w:r>
+                                    <w:rPr>
+                                      <w:rFonts w:ascii="Aptos Display" w:hAnsi="Aptos Display"/>
+                                      <w:b/>
+                                      <w:bCs/>
+                                      <w:i/>
+                                      <w:iCs/>
+                                      <w:color w:val="000000" w:themeColor="text1"/>
+                                    </w:rPr>
+                                    <w:t>PRECIO SUBTOTAL</w:t>
                                   </w:r>
                                 </w:p>
                               </w:tc>
@@ -2189,7 +2542,7 @@
                               </w:trPr>
                               <w:tc>
                                 <w:tcPr>
-                                  <w:tcW w:w="372" w:type="pct"/>
+                                  <w:tcW w:w="463" w:type="pct"/>
                                 </w:tcPr>
                                 <w:p>
                                   <w:pPr>
@@ -2214,7 +2567,7 @@
                                       <w:color w:val="000000" w:themeColor="text1"/>
                                       <w:lang w:val="en-US"/>
                                     </w:rPr>
-                                    <w:t>tr</w:t>
+                                    <w:t xml:space="preserve">tr </w:t>
                                   </w:r>
                                   <w:r>
                                     <w:rPr>
@@ -2222,16 +2575,9 @@
                                       <w:color w:val="000000" w:themeColor="text1"/>
                                       <w:lang w:val="en-US"/>
                                     </w:rPr>
-                                    <w:t xml:space="preserve"> </w:t>
-                                  </w:r>
-                                  <w:r>
-                                    <w:rPr>
-                                      <w:rFonts w:ascii="Aptos Display" w:hAnsi="Aptos Display"/>
-                                      <w:color w:val="000000" w:themeColor="text1"/>
-                                      <w:lang w:val="en-US"/>
-                                    </w:rPr>
                                     <w:t xml:space="preserve">for item in </w:t>
                                   </w:r>
+                                  <w:proofErr w:type="spellStart"/>
                                   <w:r>
                                     <w:rPr>
                                       <w:rFonts w:ascii="Aptos Display" w:hAnsi="Aptos Display"/>
@@ -2240,6 +2586,7 @@
                                     </w:rPr>
                                     <w:t>pres_list</w:t>
                                   </w:r>
+                                  <w:proofErr w:type="spellEnd"/>
                                   <w:r>
                                     <w:rPr>
                                       <w:rFonts w:ascii="Aptos Display" w:hAnsi="Aptos Display"/>
@@ -2260,7 +2607,7 @@
                               </w:tc>
                               <w:tc>
                                 <w:tcPr>
-                                  <w:tcW w:w="2386" w:type="pct"/>
+                                  <w:tcW w:w="1562" w:type="pct"/>
                                 </w:tcPr>
                                 <w:p>
                                   <w:pPr>
@@ -2275,7 +2622,7 @@
                               </w:tc>
                               <w:tc>
                                 <w:tcPr>
-                                  <w:tcW w:w="683" w:type="pct"/>
+                                  <w:tcW w:w="992" w:type="pct"/>
                                 </w:tcPr>
                                 <w:p>
                                   <w:pPr>
@@ -2290,7 +2637,22 @@
                               </w:tc>
                               <w:tc>
                                 <w:tcPr>
-                                  <w:tcW w:w="1559" w:type="pct"/>
+                                  <w:tcW w:w="993" w:type="pct"/>
+                                </w:tcPr>
+                                <w:p>
+                                  <w:pPr>
+                                    <w:jc w:val="center"/>
+                                    <w:rPr>
+                                      <w:rFonts w:ascii="Aptos Display" w:hAnsi="Aptos Display"/>
+                                      <w:color w:val="000000" w:themeColor="text1"/>
+                                      <w:lang w:val="en-US"/>
+                                    </w:rPr>
+                                  </w:pPr>
+                                </w:p>
+                              </w:tc>
+                              <w:tc>
+                                <w:tcPr>
+                                  <w:tcW w:w="989" w:type="pct"/>
                                 </w:tcPr>
                                 <w:p>
                                   <w:pPr>
@@ -2310,7 +2672,7 @@
                               </w:trPr>
                               <w:tc>
                                 <w:tcPr>
-                                  <w:tcW w:w="372" w:type="pct"/>
+                                  <w:tcW w:w="463" w:type="pct"/>
                                   <w:tcBorders>
                                     <w:bottom w:val="single" w:sz="4" w:space="0" w:color="auto"/>
                                   </w:tcBorders>
@@ -2324,75 +2686,47 @@
                                       <w:lang w:val="en-US"/>
                                     </w:rPr>
                                   </w:pPr>
+                                  <w:proofErr w:type="gramStart"/>
                                   <w:r>
                                     <w:rPr>
                                       <w:rFonts w:ascii="Aptos Display" w:hAnsi="Aptos Display"/>
                                       <w:color w:val="000000" w:themeColor="text1"/>
                                       <w:lang w:val="en-US"/>
                                     </w:rPr>
-                                    <w:t>{{</w:t>
+                                    <w:t>{{  item[</w:t>
                                   </w:r>
+                                  <w:proofErr w:type="gramEnd"/>
                                   <w:r>
                                     <w:rPr>
                                       <w:rFonts w:ascii="Aptos Display" w:hAnsi="Aptos Display"/>
                                       <w:color w:val="000000" w:themeColor="text1"/>
                                       <w:lang w:val="en-US"/>
                                     </w:rPr>
-                                    <w:t xml:space="preserve"> </w:t>
+                                    <w:t>0</w:t>
                                   </w:r>
+                                  <w:proofErr w:type="gramStart"/>
                                   <w:r>
                                     <w:rPr>
                                       <w:rFonts w:ascii="Aptos Display" w:hAnsi="Aptos Display"/>
                                       <w:color w:val="000000" w:themeColor="text1"/>
                                       <w:lang w:val="en-US"/>
                                     </w:rPr>
-                                    <w:t xml:space="preserve"> </w:t>
+                                    <w:t>]  }</w:t>
                                   </w:r>
+                                  <w:proofErr w:type="gramEnd"/>
                                   <w:r>
                                     <w:rPr>
                                       <w:rFonts w:ascii="Aptos Display" w:hAnsi="Aptos Display"/>
                                       <w:color w:val="000000" w:themeColor="text1"/>
                                       <w:lang w:val="en-US"/>
                                     </w:rPr>
-                                    <w:t>item</w:t>
-                                  </w:r>
-                                  <w:r>
-                                    <w:rPr>
-                                      <w:rFonts w:ascii="Aptos Display" w:hAnsi="Aptos Display"/>
-                                      <w:color w:val="000000" w:themeColor="text1"/>
-                                      <w:lang w:val="en-US"/>
-                                    </w:rPr>
-                                    <w:t>[0]</w:t>
-                                  </w:r>
-                                  <w:r>
-                                    <w:rPr>
-                                      <w:rFonts w:ascii="Aptos Display" w:hAnsi="Aptos Display"/>
-                                      <w:color w:val="000000" w:themeColor="text1"/>
-                                      <w:lang w:val="en-US"/>
-                                    </w:rPr>
-                                    <w:t xml:space="preserve"> </w:t>
-                                  </w:r>
-                                  <w:r>
-                                    <w:rPr>
-                                      <w:rFonts w:ascii="Aptos Display" w:hAnsi="Aptos Display"/>
-                                      <w:color w:val="000000" w:themeColor="text1"/>
-                                      <w:lang w:val="en-US"/>
-                                    </w:rPr>
-                                    <w:t xml:space="preserve"> </w:t>
-                                  </w:r>
-                                  <w:r>
-                                    <w:rPr>
-                                      <w:rFonts w:ascii="Aptos Display" w:hAnsi="Aptos Display"/>
-                                      <w:color w:val="000000" w:themeColor="text1"/>
-                                      <w:lang w:val="en-US"/>
-                                    </w:rPr>
-                                    <w:t>}}</w:t>
+                                    <w:t>}</w:t>
                                   </w:r>
                                 </w:p>
                               </w:tc>
                               <w:tc>
                                 <w:tcPr>
-                                  <w:tcW w:w="2386" w:type="pct"/>
+                                  <w:tcW w:w="1562" w:type="pct"/>
                                   <w:tcBorders>
                                     <w:bottom w:val="single" w:sz="4" w:space="0" w:color="auto"/>
                                   </w:tcBorders>
@@ -2406,67 +2740,47 @@
                                       <w:lang w:val="en-US"/>
                                     </w:rPr>
                                   </w:pPr>
+                                  <w:proofErr w:type="gramStart"/>
                                   <w:r>
                                     <w:rPr>
                                       <w:rFonts w:ascii="Aptos Display" w:hAnsi="Aptos Display"/>
                                       <w:color w:val="000000" w:themeColor="text1"/>
                                       <w:lang w:val="en-US"/>
                                     </w:rPr>
-                                    <w:t>{{</w:t>
+                                    <w:t>{{  item[</w:t>
                                   </w:r>
+                                  <w:proofErr w:type="gramEnd"/>
                                   <w:r>
                                     <w:rPr>
                                       <w:rFonts w:ascii="Aptos Display" w:hAnsi="Aptos Display"/>
                                       <w:color w:val="000000" w:themeColor="text1"/>
                                       <w:lang w:val="en-US"/>
                                     </w:rPr>
-                                    <w:t xml:space="preserve">  </w:t>
+                                    <w:t>1</w:t>
                                   </w:r>
+                                  <w:proofErr w:type="gramStart"/>
                                   <w:r>
                                     <w:rPr>
                                       <w:rFonts w:ascii="Aptos Display" w:hAnsi="Aptos Display"/>
                                       <w:color w:val="000000" w:themeColor="text1"/>
                                       <w:lang w:val="en-US"/>
                                     </w:rPr>
-                                    <w:t>item</w:t>
+                                    <w:t>]  }</w:t>
                                   </w:r>
+                                  <w:proofErr w:type="gramEnd"/>
                                   <w:r>
                                     <w:rPr>
                                       <w:rFonts w:ascii="Aptos Display" w:hAnsi="Aptos Display"/>
                                       <w:color w:val="000000" w:themeColor="text1"/>
                                       <w:lang w:val="en-US"/>
                                     </w:rPr>
-                                    <w:t>[1]</w:t>
-                                  </w:r>
-                                  <w:r>
-                                    <w:rPr>
-                                      <w:rFonts w:ascii="Aptos Display" w:hAnsi="Aptos Display"/>
-                                      <w:color w:val="000000" w:themeColor="text1"/>
-                                      <w:lang w:val="en-US"/>
-                                    </w:rPr>
-                                    <w:t xml:space="preserve"> </w:t>
-                                  </w:r>
-                                  <w:r>
-                                    <w:rPr>
-                                      <w:rFonts w:ascii="Aptos Display" w:hAnsi="Aptos Display"/>
-                                      <w:color w:val="000000" w:themeColor="text1"/>
-                                      <w:lang w:val="en-US"/>
-                                    </w:rPr>
-                                    <w:t xml:space="preserve"> </w:t>
-                                  </w:r>
-                                  <w:r>
-                                    <w:rPr>
-                                      <w:rFonts w:ascii="Aptos Display" w:hAnsi="Aptos Display"/>
-                                      <w:color w:val="000000" w:themeColor="text1"/>
-                                      <w:lang w:val="en-US"/>
-                                    </w:rPr>
-                                    <w:t>}}</w:t>
+                                    <w:t>}</w:t>
                                   </w:r>
                                 </w:p>
                               </w:tc>
                               <w:tc>
                                 <w:tcPr>
-                                  <w:tcW w:w="683" w:type="pct"/>
+                                  <w:tcW w:w="992" w:type="pct"/>
                                   <w:tcBorders>
                                     <w:bottom w:val="single" w:sz="4" w:space="0" w:color="auto"/>
                                   </w:tcBorders>
@@ -2480,13 +2794,23 @@
                                       <w:lang w:val="en-US"/>
                                     </w:rPr>
                                   </w:pPr>
+                                  <w:proofErr w:type="gramStart"/>
                                   <w:r>
                                     <w:rPr>
                                       <w:rFonts w:ascii="Aptos Display" w:hAnsi="Aptos Display"/>
                                       <w:color w:val="000000" w:themeColor="text1"/>
                                       <w:lang w:val="en-US"/>
                                     </w:rPr>
-                                    <w:t>{{</w:t>
+                                    <w:t>{{ item</w:t>
+                                  </w:r>
+                                  <w:proofErr w:type="gramEnd"/>
+                                  <w:r>
+                                    <w:rPr>
+                                      <w:rFonts w:ascii="Aptos Display" w:hAnsi="Aptos Display"/>
+                                      <w:color w:val="000000" w:themeColor="text1"/>
+                                      <w:lang w:val="en-US"/>
+                                    </w:rPr>
+                                    <w:t xml:space="preserve"> [3]</w:t>
                                   </w:r>
                                   <w:r>
                                     <w:rPr>
@@ -2494,61 +2818,13 @@
                                       <w:color w:val="000000" w:themeColor="text1"/>
                                       <w:lang w:val="en-US"/>
                                     </w:rPr>
-                                    <w:t xml:space="preserve"> </w:t>
-                                  </w:r>
-                                  <w:r>
-                                    <w:rPr>
-                                      <w:rFonts w:ascii="Aptos Display" w:hAnsi="Aptos Display"/>
-                                      <w:color w:val="000000" w:themeColor="text1"/>
-                                      <w:lang w:val="en-US"/>
-                                    </w:rPr>
-                                    <w:t xml:space="preserve"> </w:t>
-                                  </w:r>
-                                  <w:r>
-                                    <w:rPr>
-                                      <w:rFonts w:ascii="Aptos Display" w:hAnsi="Aptos Display"/>
-                                      <w:color w:val="000000" w:themeColor="text1"/>
-                                      <w:lang w:val="en-US"/>
-                                    </w:rPr>
-                                    <w:t>ite</w:t>
-                                  </w:r>
-                                  <w:r>
-                                    <w:rPr>
-                                      <w:rFonts w:ascii="Aptos Display" w:hAnsi="Aptos Display"/>
-                                      <w:color w:val="000000" w:themeColor="text1"/>
-                                      <w:lang w:val="en-US"/>
-                                    </w:rPr>
-                                    <w:t>m[3]</w:t>
-                                  </w:r>
-                                  <w:r>
-                                    <w:rPr>
-                                      <w:rFonts w:ascii="Aptos Display" w:hAnsi="Aptos Display"/>
-                                      <w:color w:val="000000" w:themeColor="text1"/>
-                                      <w:lang w:val="en-US"/>
-                                    </w:rPr>
-                                    <w:t xml:space="preserve"> </w:t>
-                                  </w:r>
-                                  <w:r>
-                                    <w:rPr>
-                                      <w:rFonts w:ascii="Aptos Display" w:hAnsi="Aptos Display"/>
-                                      <w:color w:val="000000" w:themeColor="text1"/>
-                                      <w:lang w:val="en-US"/>
-                                    </w:rPr>
-                                    <w:t xml:space="preserve"> </w:t>
-                                  </w:r>
-                                  <w:r>
-                                    <w:rPr>
-                                      <w:rFonts w:ascii="Aptos Display" w:hAnsi="Aptos Display"/>
-                                      <w:color w:val="000000" w:themeColor="text1"/>
-                                      <w:lang w:val="en-US"/>
-                                    </w:rPr>
-                                    <w:t>}}</w:t>
+                                    <w:t xml:space="preserve"> }}</w:t>
                                   </w:r>
                                 </w:p>
                               </w:tc>
                               <w:tc>
                                 <w:tcPr>
-                                  <w:tcW w:w="1559" w:type="pct"/>
+                                  <w:tcW w:w="993" w:type="pct"/>
                                   <w:tcBorders>
                                     <w:bottom w:val="single" w:sz="4" w:space="0" w:color="auto"/>
                                   </w:tcBorders>
@@ -2562,45 +2838,59 @@
                                       <w:lang w:val="en-US"/>
                                     </w:rPr>
                                   </w:pPr>
+                                  <w:proofErr w:type="gramStart"/>
                                   <w:r>
                                     <w:rPr>
                                       <w:rFonts w:ascii="Aptos Display" w:hAnsi="Aptos Display"/>
                                       <w:color w:val="000000" w:themeColor="text1"/>
                                       <w:lang w:val="en-US"/>
                                     </w:rPr>
-                                    <w:t>{{</w:t>
+                                    <w:t>{{ item</w:t>
                                   </w:r>
+                                  <w:proofErr w:type="gramEnd"/>
                                   <w:r>
                                     <w:rPr>
                                       <w:rFonts w:ascii="Aptos Display" w:hAnsi="Aptos Display"/>
                                       <w:color w:val="000000" w:themeColor="text1"/>
                                       <w:lang w:val="en-US"/>
                                     </w:rPr>
-                                    <w:t xml:space="preserve"> </w:t>
+                                    <w:t>[2] }}</w:t>
                                   </w:r>
+                                </w:p>
+                              </w:tc>
+                              <w:tc>
+                                <w:tcPr>
+                                  <w:tcW w:w="989" w:type="pct"/>
+                                  <w:tcBorders>
+                                    <w:bottom w:val="single" w:sz="4" w:space="0" w:color="auto"/>
+                                  </w:tcBorders>
+                                </w:tcPr>
+                                <w:p>
+                                  <w:pPr>
+                                    <w:jc w:val="center"/>
+                                    <w:rPr>
+                                      <w:rFonts w:ascii="Aptos Display" w:hAnsi="Aptos Display"/>
+                                      <w:color w:val="000000" w:themeColor="text1"/>
+                                      <w:lang w:val="en-US"/>
+                                    </w:rPr>
+                                  </w:pPr>
+                                  <w:proofErr w:type="gramStart"/>
                                   <w:r>
                                     <w:rPr>
                                       <w:rFonts w:ascii="Aptos Display" w:hAnsi="Aptos Display"/>
                                       <w:color w:val="000000" w:themeColor="text1"/>
                                       <w:lang w:val="en-US"/>
                                     </w:rPr>
-                                    <w:t>item[2]</w:t>
+                                    <w:t>{{ item</w:t>
                                   </w:r>
+                                  <w:proofErr w:type="gramEnd"/>
                                   <w:r>
                                     <w:rPr>
                                       <w:rFonts w:ascii="Aptos Display" w:hAnsi="Aptos Display"/>
                                       <w:color w:val="000000" w:themeColor="text1"/>
                                       <w:lang w:val="en-US"/>
                                     </w:rPr>
-                                    <w:t xml:space="preserve"> </w:t>
-                                  </w:r>
-                                  <w:r>
-                                    <w:rPr>
-                                      <w:rFonts w:ascii="Aptos Display" w:hAnsi="Aptos Display"/>
-                                      <w:color w:val="000000" w:themeColor="text1"/>
-                                      <w:lang w:val="en-US"/>
-                                    </w:rPr>
-                                    <w:t>}}</w:t>
+                                    <w:t>[4] }}</w:t>
                                   </w:r>
                                 </w:p>
                               </w:tc>
@@ -2611,7 +2901,7 @@
                               </w:trPr>
                               <w:tc>
                                 <w:tcPr>
-                                  <w:tcW w:w="372" w:type="pct"/>
+                                  <w:tcW w:w="463" w:type="pct"/>
                                   <w:tcBorders>
                                     <w:top w:val="single" w:sz="4" w:space="0" w:color="auto"/>
                                     <w:left w:val="single" w:sz="4" w:space="0" w:color="auto"/>
@@ -2633,16 +2923,9 @@
                                       <w:color w:val="000000" w:themeColor="text1"/>
                                       <w:lang w:val="en-US"/>
                                     </w:rPr>
-                                    <w:t>{{%</w:t>
+                                    <w:t xml:space="preserve">{{%tr </w:t>
                                   </w:r>
-                                  <w:r>
-                                    <w:rPr>
-                                      <w:rFonts w:ascii="Aptos Display" w:hAnsi="Aptos Display"/>
-                                      <w:color w:val="000000" w:themeColor="text1"/>
-                                      <w:lang w:val="en-US"/>
-                                    </w:rPr>
-                                    <w:t xml:space="preserve">tr </w:t>
-                                  </w:r>
+                                  <w:proofErr w:type="spellStart"/>
                                   <w:r>
                                     <w:rPr>
                                       <w:rFonts w:ascii="Aptos Display" w:hAnsi="Aptos Display"/>
@@ -2651,35 +2934,20 @@
                                     </w:rPr>
                                     <w:t>endfor</w:t>
                                   </w:r>
+                                  <w:proofErr w:type="spellEnd"/>
                                   <w:r>
                                     <w:rPr>
                                       <w:rFonts w:ascii="Aptos Display" w:hAnsi="Aptos Display"/>
                                       <w:color w:val="000000" w:themeColor="text1"/>
                                       <w:lang w:val="en-US"/>
                                     </w:rPr>
-                                    <w:t xml:space="preserve"> </w:t>
-                                  </w:r>
-                                  <w:r>
-                                    <w:rPr>
-                                      <w:rFonts w:ascii="Aptos Display" w:hAnsi="Aptos Display"/>
-                                      <w:color w:val="000000" w:themeColor="text1"/>
-                                      <w:lang w:val="en-US"/>
-                                    </w:rPr>
-                                    <w:t>%</w:t>
-                                  </w:r>
-                                  <w:r>
-                                    <w:rPr>
-                                      <w:rFonts w:ascii="Aptos Display" w:hAnsi="Aptos Display"/>
-                                      <w:color w:val="000000" w:themeColor="text1"/>
-                                      <w:lang w:val="en-US"/>
-                                    </w:rPr>
-                                    <w:t>}}</w:t>
+                                    <w:t xml:space="preserve"> %}}</w:t>
                                   </w:r>
                                 </w:p>
                               </w:tc>
                               <w:tc>
                                 <w:tcPr>
-                                  <w:tcW w:w="2386" w:type="pct"/>
+                                  <w:tcW w:w="1562" w:type="pct"/>
                                   <w:tcBorders>
                                     <w:top w:val="single" w:sz="4" w:space="0" w:color="auto"/>
                                     <w:left w:val="single" w:sz="4" w:space="0" w:color="auto"/>
@@ -2699,7 +2967,7 @@
                               </w:tc>
                               <w:tc>
                                 <w:tcPr>
-                                  <w:tcW w:w="683" w:type="pct"/>
+                                  <w:tcW w:w="992" w:type="pct"/>
                                   <w:tcBorders>
                                     <w:top w:val="single" w:sz="4" w:space="0" w:color="auto"/>
                                     <w:left w:val="single" w:sz="4" w:space="0" w:color="auto"/>
@@ -2720,7 +2988,7 @@
                               </w:tc>
                               <w:tc>
                                 <w:tcPr>
-                                  <w:tcW w:w="1559" w:type="pct"/>
+                                  <w:tcW w:w="993" w:type="pct"/>
                                   <w:tcBorders>
                                     <w:top w:val="single" w:sz="4" w:space="0" w:color="auto"/>
                                     <w:left w:val="single" w:sz="4" w:space="0" w:color="auto"/>
@@ -2739,81 +3007,9 @@
                                   </w:pPr>
                                 </w:p>
                               </w:tc>
-                            </w:tr>
-                            <w:tr>
-                              <w:trPr>
-                                <w:trHeight w:val="331"/>
-                              </w:trPr>
                               <w:tc>
                                 <w:tcPr>
-                                  <w:tcW w:w="372" w:type="pct"/>
-                                  <w:tcBorders>
-                                    <w:top w:val="single" w:sz="4" w:space="0" w:color="auto"/>
-                                    <w:left w:val="nil"/>
-                                    <w:bottom w:val="nil"/>
-                                    <w:right w:val="nil"/>
-                                  </w:tcBorders>
-                                </w:tcPr>
-                                <w:p>
-                                  <w:pPr>
-                                    <w:rPr>
-                                      <w:rFonts w:ascii="Aptos Display" w:hAnsi="Aptos Display"/>
-                                      <w:color w:val="000000" w:themeColor="text1"/>
-                                      <w:lang w:val="en-US"/>
-                                    </w:rPr>
-                                  </w:pPr>
-                                </w:p>
-                              </w:tc>
-                              <w:tc>
-                                <w:tcPr>
-                                  <w:tcW w:w="2386" w:type="pct"/>
-                                  <w:tcBorders>
-                                    <w:top w:val="single" w:sz="4" w:space="0" w:color="auto"/>
-                                    <w:left w:val="nil"/>
-                                    <w:bottom w:val="nil"/>
-                                    <w:right w:val="single" w:sz="4" w:space="0" w:color="auto"/>
-                                  </w:tcBorders>
-                                </w:tcPr>
-                                <w:p>
-                                  <w:pPr>
-                                    <w:rPr>
-                                      <w:rFonts w:ascii="Aptos Display" w:hAnsi="Aptos Display"/>
-                                      <w:color w:val="000000" w:themeColor="text1"/>
-                                      <w:lang w:val="en-US"/>
-                                    </w:rPr>
-                                  </w:pPr>
-                                </w:p>
-                              </w:tc>
-                              <w:tc>
-                                <w:tcPr>
-                                  <w:tcW w:w="683" w:type="pct"/>
-                                  <w:tcBorders>
-                                    <w:top w:val="single" w:sz="4" w:space="0" w:color="auto"/>
-                                    <w:left w:val="single" w:sz="4" w:space="0" w:color="auto"/>
-                                    <w:bottom w:val="single" w:sz="4" w:space="0" w:color="auto"/>
-                                    <w:right w:val="single" w:sz="4" w:space="0" w:color="auto"/>
-                                  </w:tcBorders>
-                                </w:tcPr>
-                                <w:p>
-                                  <w:pPr>
-                                    <w:jc w:val="right"/>
-                                    <w:rPr>
-                                      <w:rFonts w:ascii="Aptos Display" w:hAnsi="Aptos Display"/>
-                                      <w:color w:val="000000" w:themeColor="text1"/>
-                                    </w:rPr>
-                                  </w:pPr>
-                                  <w:r>
-                                    <w:rPr>
-                                      <w:rFonts w:ascii="Aptos Display" w:hAnsi="Aptos Display"/>
-                                      <w:color w:val="000000" w:themeColor="text1"/>
-                                    </w:rPr>
-                                    <w:t>SUBTOTAL:</w:t>
-                                  </w:r>
-                                </w:p>
-                              </w:tc>
-                              <w:tc>
-                                <w:tcPr>
-                                  <w:tcW w:w="1559" w:type="pct"/>
+                                  <w:tcW w:w="989" w:type="pct"/>
                                   <w:tcBorders>
                                     <w:top w:val="single" w:sz="4" w:space="0" w:color="auto"/>
                                     <w:left w:val="single" w:sz="4" w:space="0" w:color="auto"/>
@@ -2827,42 +3023,141 @@
                                     <w:rPr>
                                       <w:rFonts w:ascii="Aptos Display" w:hAnsi="Aptos Display"/>
                                       <w:color w:val="000000" w:themeColor="text1"/>
+                                      <w:lang w:val="en-US"/>
+                                    </w:rPr>
+                                  </w:pPr>
+                                </w:p>
+                              </w:tc>
+                            </w:tr>
+                            <w:tr>
+                              <w:trPr>
+                                <w:trHeight w:val="331"/>
+                              </w:trPr>
+                              <w:tc>
+                                <w:tcPr>
+                                  <w:tcW w:w="463" w:type="pct"/>
+                                  <w:tcBorders>
+                                    <w:top w:val="single" w:sz="4" w:space="0" w:color="auto"/>
+                                    <w:left w:val="nil"/>
+                                    <w:bottom w:val="nil"/>
+                                    <w:right w:val="nil"/>
+                                  </w:tcBorders>
+                                </w:tcPr>
+                                <w:p>
+                                  <w:pPr>
+                                    <w:rPr>
+                                      <w:rFonts w:ascii="Aptos Display" w:hAnsi="Aptos Display"/>
+                                      <w:color w:val="000000" w:themeColor="text1"/>
+                                      <w:lang w:val="en-US"/>
+                                    </w:rPr>
+                                  </w:pPr>
+                                </w:p>
+                              </w:tc>
+                              <w:tc>
+                                <w:tcPr>
+                                  <w:tcW w:w="1562" w:type="pct"/>
+                                  <w:tcBorders>
+                                    <w:top w:val="single" w:sz="4" w:space="0" w:color="auto"/>
+                                    <w:left w:val="nil"/>
+                                    <w:bottom w:val="nil"/>
+                                    <w:right w:val="nil"/>
+                                  </w:tcBorders>
+                                </w:tcPr>
+                                <w:p>
+                                  <w:pPr>
+                                    <w:rPr>
+                                      <w:rFonts w:ascii="Aptos Display" w:hAnsi="Aptos Display"/>
+                                      <w:color w:val="000000" w:themeColor="text1"/>
+                                      <w:lang w:val="en-US"/>
+                                    </w:rPr>
+                                  </w:pPr>
+                                </w:p>
+                              </w:tc>
+                              <w:tc>
+                                <w:tcPr>
+                                  <w:tcW w:w="992" w:type="pct"/>
+                                  <w:tcBorders>
+                                    <w:top w:val="single" w:sz="4" w:space="0" w:color="auto"/>
+                                    <w:left w:val="nil"/>
+                                    <w:bottom w:val="nil"/>
+                                    <w:right w:val="single" w:sz="4" w:space="0" w:color="auto"/>
+                                  </w:tcBorders>
+                                </w:tcPr>
+                                <w:p>
+                                  <w:pPr>
+                                    <w:jc w:val="center"/>
+                                    <w:rPr>
+                                      <w:rFonts w:ascii="Aptos Display" w:hAnsi="Aptos Display"/>
+                                      <w:color w:val="000000" w:themeColor="text1"/>
+                                    </w:rPr>
+                                  </w:pPr>
+                                </w:p>
+                              </w:tc>
+                              <w:tc>
+                                <w:tcPr>
+                                  <w:tcW w:w="993" w:type="pct"/>
+                                  <w:tcBorders>
+                                    <w:top w:val="single" w:sz="4" w:space="0" w:color="auto"/>
+                                    <w:left w:val="single" w:sz="4" w:space="0" w:color="auto"/>
+                                    <w:bottom w:val="single" w:sz="4" w:space="0" w:color="auto"/>
+                                    <w:right w:val="single" w:sz="4" w:space="0" w:color="auto"/>
+                                  </w:tcBorders>
+                                  <w:vAlign w:val="center"/>
+                                </w:tcPr>
+                                <w:p>
+                                  <w:pPr>
+                                    <w:jc w:val="center"/>
+                                    <w:rPr>
+                                      <w:rFonts w:ascii="Aptos Display" w:hAnsi="Aptos Display"/>
+                                      <w:b/>
+                                      <w:bCs/>
+                                      <w:color w:val="000000" w:themeColor="text1"/>
                                     </w:rPr>
                                   </w:pPr>
                                   <w:r>
                                     <w:rPr>
                                       <w:rFonts w:ascii="Aptos Display" w:hAnsi="Aptos Display"/>
-                                      <w:color w:val="000000" w:themeColor="text1"/>
-                                    </w:rPr>
-                                    <w:t>{{</w:t>
+                                      <w:b/>
+                                      <w:bCs/>
+                                      <w:color w:val="000000" w:themeColor="text1"/>
+                                    </w:rPr>
+                                    <w:t>SUBTOTAL</w:t>
                                   </w:r>
+                                </w:p>
+                              </w:tc>
+                              <w:tc>
+                                <w:tcPr>
+                                  <w:tcW w:w="989" w:type="pct"/>
+                                  <w:tcBorders>
+                                    <w:top w:val="single" w:sz="4" w:space="0" w:color="auto"/>
+                                    <w:left w:val="single" w:sz="4" w:space="0" w:color="auto"/>
+                                    <w:bottom w:val="single" w:sz="4" w:space="0" w:color="auto"/>
+                                    <w:right w:val="single" w:sz="4" w:space="0" w:color="auto"/>
+                                  </w:tcBorders>
+                                </w:tcPr>
+                                <w:p>
+                                  <w:pPr>
+                                    <w:jc w:val="center"/>
+                                    <w:rPr>
+                                      <w:rFonts w:ascii="Aptos Display" w:hAnsi="Aptos Display"/>
+                                      <w:color w:val="000000" w:themeColor="text1"/>
+                                    </w:rPr>
+                                  </w:pPr>
+                                  <w:proofErr w:type="gramStart"/>
                                   <w:r>
                                     <w:rPr>
                                       <w:rFonts w:ascii="Aptos Display" w:hAnsi="Aptos Display"/>
                                       <w:color w:val="000000" w:themeColor="text1"/>
                                     </w:rPr>
-                                    <w:t xml:space="preserve"> </w:t>
+                                    <w:t>{{ subtotal</w:t>
                                   </w:r>
+                                  <w:proofErr w:type="gramEnd"/>
                                   <w:r>
                                     <w:rPr>
                                       <w:rFonts w:ascii="Aptos Display" w:hAnsi="Aptos Display"/>
                                       <w:color w:val="000000" w:themeColor="text1"/>
                                     </w:rPr>
-                                    <w:t>subtotal</w:t>
-                                  </w:r>
-                                  <w:r>
-                                    <w:rPr>
-                                      <w:rFonts w:ascii="Aptos Display" w:hAnsi="Aptos Display"/>
-                                      <w:color w:val="000000" w:themeColor="text1"/>
-                                    </w:rPr>
-                                    <w:t xml:space="preserve"> </w:t>
-                                  </w:r>
-                                  <w:r>
-                                    <w:rPr>
-                                      <w:rFonts w:ascii="Aptos Display" w:hAnsi="Aptos Display"/>
-                                      <w:color w:val="000000" w:themeColor="text1"/>
-                                    </w:rPr>
-                                    <w:t>}}</w:t>
+                                    <w:t xml:space="preserve"> }}</w:t>
                                   </w:r>
                                 </w:p>
                               </w:tc>
@@ -2873,7 +3168,7 @@
                               </w:trPr>
                               <w:tc>
                                 <w:tcPr>
-                                  <w:tcW w:w="372" w:type="pct"/>
+                                  <w:tcW w:w="463" w:type="pct"/>
                                   <w:tcBorders>
                                     <w:top w:val="nil"/>
                                     <w:left w:val="nil"/>
@@ -2892,7 +3187,26 @@
                               </w:tc>
                               <w:tc>
                                 <w:tcPr>
-                                  <w:tcW w:w="2386" w:type="pct"/>
+                                  <w:tcW w:w="1562" w:type="pct"/>
+                                  <w:tcBorders>
+                                    <w:top w:val="nil"/>
+                                    <w:left w:val="nil"/>
+                                    <w:bottom w:val="nil"/>
+                                    <w:right w:val="nil"/>
+                                  </w:tcBorders>
+                                </w:tcPr>
+                                <w:p>
+                                  <w:pPr>
+                                    <w:rPr>
+                                      <w:rFonts w:ascii="Aptos Display" w:hAnsi="Aptos Display"/>
+                                      <w:color w:val="000000" w:themeColor="text1"/>
+                                    </w:rPr>
+                                  </w:pPr>
+                                </w:p>
+                              </w:tc>
+                              <w:tc>
+                                <w:tcPr>
+                                  <w:tcW w:w="992" w:type="pct"/>
                                   <w:tcBorders>
                                     <w:top w:val="nil"/>
                                     <w:left w:val="nil"/>
@@ -2902,6 +3216,7 @@
                                 </w:tcPr>
                                 <w:p>
                                   <w:pPr>
+                                    <w:jc w:val="center"/>
                                     <w:rPr>
                                       <w:rFonts w:ascii="Aptos Display" w:hAnsi="Aptos Display"/>
                                       <w:color w:val="000000" w:themeColor="text1"/>
@@ -2911,34 +3226,39 @@
                               </w:tc>
                               <w:tc>
                                 <w:tcPr>
-                                  <w:tcW w:w="683" w:type="pct"/>
+                                  <w:tcW w:w="993" w:type="pct"/>
                                   <w:tcBorders>
                                     <w:top w:val="single" w:sz="4" w:space="0" w:color="auto"/>
                                     <w:left w:val="single" w:sz="4" w:space="0" w:color="auto"/>
                                     <w:bottom w:val="single" w:sz="4" w:space="0" w:color="auto"/>
                                     <w:right w:val="single" w:sz="4" w:space="0" w:color="auto"/>
                                   </w:tcBorders>
+                                  <w:vAlign w:val="center"/>
                                 </w:tcPr>
                                 <w:p>
                                   <w:pPr>
-                                    <w:jc w:val="right"/>
-                                    <w:rPr>
-                                      <w:rFonts w:ascii="Aptos Display" w:hAnsi="Aptos Display"/>
+                                    <w:jc w:val="center"/>
+                                    <w:rPr>
+                                      <w:rFonts w:ascii="Aptos Display" w:hAnsi="Aptos Display"/>
+                                      <w:b/>
+                                      <w:bCs/>
                                       <w:color w:val="000000" w:themeColor="text1"/>
                                     </w:rPr>
                                   </w:pPr>
                                   <w:r>
                                     <w:rPr>
                                       <w:rFonts w:ascii="Aptos Display" w:hAnsi="Aptos Display"/>
-                                      <w:color w:val="000000" w:themeColor="text1"/>
-                                    </w:rPr>
-                                    <w:t>TOTAL:</w:t>
+                                      <w:b/>
+                                      <w:bCs/>
+                                      <w:color w:val="000000" w:themeColor="text1"/>
+                                    </w:rPr>
+                                    <w:t>IVA</w:t>
                                   </w:r>
                                 </w:p>
                               </w:tc>
                               <w:tc>
                                 <w:tcPr>
-                                  <w:tcW w:w="1559" w:type="pct"/>
+                                  <w:tcW w:w="989" w:type="pct"/>
                                   <w:tcBorders>
                                     <w:top w:val="single" w:sz="4" w:space="0" w:color="auto"/>
                                     <w:left w:val="single" w:sz="4" w:space="0" w:color="auto"/>
@@ -2959,7 +3279,163 @@
                                       <w:rFonts w:ascii="Aptos Display" w:hAnsi="Aptos Display"/>
                                       <w:color w:val="000000" w:themeColor="text1"/>
                                     </w:rPr>
-                                    <w:t>{{ total }}</w:t>
+                                    <w:t xml:space="preserve">% </w:t>
+                                  </w:r>
+                                  <w:proofErr w:type="gramStart"/>
+                                  <w:r>
+                                    <w:rPr>
+                                      <w:rFonts w:ascii="Aptos Display" w:hAnsi="Aptos Display"/>
+                                      <w:color w:val="000000" w:themeColor="text1"/>
+                                    </w:rPr>
+                                    <w:t xml:space="preserve">{{ </w:t>
+                                  </w:r>
+                                  <w:proofErr w:type="spellStart"/>
+                                  <w:r>
+                                    <w:rPr>
+                                      <w:rFonts w:ascii="Aptos Display" w:hAnsi="Aptos Display"/>
+                                      <w:color w:val="000000" w:themeColor="text1"/>
+                                    </w:rPr>
+                                    <w:t>iva</w:t>
+                                  </w:r>
+                                  <w:proofErr w:type="spellEnd"/>
+                                  <w:proofErr w:type="gramEnd"/>
+                                  <w:r>
+                                    <w:rPr>
+                                      <w:rFonts w:ascii="Aptos Display" w:hAnsi="Aptos Display"/>
+                                      <w:color w:val="000000" w:themeColor="text1"/>
+                                    </w:rPr>
+                                    <w:t xml:space="preserve"> }}</w:t>
+                                  </w:r>
+                                </w:p>
+                              </w:tc>
+                            </w:tr>
+                            <w:tr>
+                              <w:trPr>
+                                <w:trHeight w:val="331"/>
+                              </w:trPr>
+                              <w:tc>
+                                <w:tcPr>
+                                  <w:tcW w:w="463" w:type="pct"/>
+                                  <w:tcBorders>
+                                    <w:top w:val="nil"/>
+                                    <w:left w:val="nil"/>
+                                    <w:bottom w:val="nil"/>
+                                    <w:right w:val="nil"/>
+                                  </w:tcBorders>
+                                </w:tcPr>
+                                <w:p>
+                                  <w:pPr>
+                                    <w:rPr>
+                                      <w:rFonts w:ascii="Aptos Display" w:hAnsi="Aptos Display"/>
+                                      <w:color w:val="000000" w:themeColor="text1"/>
+                                    </w:rPr>
+                                  </w:pPr>
+                                </w:p>
+                              </w:tc>
+                              <w:tc>
+                                <w:tcPr>
+                                  <w:tcW w:w="1562" w:type="pct"/>
+                                  <w:tcBorders>
+                                    <w:top w:val="nil"/>
+                                    <w:left w:val="nil"/>
+                                    <w:bottom w:val="nil"/>
+                                    <w:right w:val="nil"/>
+                                  </w:tcBorders>
+                                </w:tcPr>
+                                <w:p>
+                                  <w:pPr>
+                                    <w:rPr>
+                                      <w:rFonts w:ascii="Aptos Display" w:hAnsi="Aptos Display"/>
+                                      <w:color w:val="000000" w:themeColor="text1"/>
+                                    </w:rPr>
+                                  </w:pPr>
+                                </w:p>
+                              </w:tc>
+                              <w:tc>
+                                <w:tcPr>
+                                  <w:tcW w:w="992" w:type="pct"/>
+                                  <w:tcBorders>
+                                    <w:top w:val="nil"/>
+                                    <w:left w:val="nil"/>
+                                    <w:bottom w:val="nil"/>
+                                    <w:right w:val="single" w:sz="4" w:space="0" w:color="auto"/>
+                                  </w:tcBorders>
+                                </w:tcPr>
+                                <w:p>
+                                  <w:pPr>
+                                    <w:jc w:val="center"/>
+                                    <w:rPr>
+                                      <w:rFonts w:ascii="Aptos Display" w:hAnsi="Aptos Display"/>
+                                      <w:color w:val="000000" w:themeColor="text1"/>
+                                    </w:rPr>
+                                  </w:pPr>
+                                </w:p>
+                              </w:tc>
+                              <w:tc>
+                                <w:tcPr>
+                                  <w:tcW w:w="993" w:type="pct"/>
+                                  <w:tcBorders>
+                                    <w:top w:val="single" w:sz="4" w:space="0" w:color="auto"/>
+                                    <w:left w:val="single" w:sz="4" w:space="0" w:color="auto"/>
+                                    <w:bottom w:val="single" w:sz="4" w:space="0" w:color="auto"/>
+                                    <w:right w:val="single" w:sz="4" w:space="0" w:color="auto"/>
+                                  </w:tcBorders>
+                                  <w:vAlign w:val="center"/>
+                                </w:tcPr>
+                                <w:p>
+                                  <w:pPr>
+                                    <w:jc w:val="center"/>
+                                    <w:rPr>
+                                      <w:rFonts w:ascii="Aptos Display" w:hAnsi="Aptos Display"/>
+                                      <w:b/>
+                                      <w:bCs/>
+                                      <w:color w:val="000000" w:themeColor="text1"/>
+                                    </w:rPr>
+                                  </w:pPr>
+                                  <w:r>
+                                    <w:rPr>
+                                      <w:rFonts w:ascii="Aptos Display" w:hAnsi="Aptos Display"/>
+                                      <w:b/>
+                                      <w:bCs/>
+                                      <w:color w:val="000000" w:themeColor="text1"/>
+                                    </w:rPr>
+                                    <w:t>TOTAL</w:t>
+                                  </w:r>
+                                </w:p>
+                              </w:tc>
+                              <w:tc>
+                                <w:tcPr>
+                                  <w:tcW w:w="989" w:type="pct"/>
+                                  <w:tcBorders>
+                                    <w:top w:val="single" w:sz="4" w:space="0" w:color="auto"/>
+                                    <w:left w:val="single" w:sz="4" w:space="0" w:color="auto"/>
+                                    <w:bottom w:val="single" w:sz="4" w:space="0" w:color="auto"/>
+                                    <w:right w:val="single" w:sz="4" w:space="0" w:color="auto"/>
+                                  </w:tcBorders>
+                                </w:tcPr>
+                                <w:p>
+                                  <w:pPr>
+                                    <w:jc w:val="center"/>
+                                    <w:rPr>
+                                      <w:rFonts w:ascii="Aptos Display" w:hAnsi="Aptos Display"/>
+                                      <w:color w:val="000000" w:themeColor="text1"/>
+                                    </w:rPr>
+                                  </w:pPr>
+                                  <w:proofErr w:type="gramStart"/>
+                                  <w:r>
+                                    <w:rPr>
+                                      <w:rFonts w:ascii="Aptos Display" w:hAnsi="Aptos Display"/>
+                                      <w:color w:val="000000" w:themeColor="text1"/>
+                                    </w:rPr>
+                                    <w:t>{{ total</w:t>
+                                  </w:r>
+                                  <w:proofErr w:type="gramEnd"/>
+                                  <w:r>
+                                    <w:rPr>
+                                      <w:rFonts w:ascii="Aptos Display" w:hAnsi="Aptos Display"/>
+                                      <w:color w:val="000000" w:themeColor="text1"/>
+                                    </w:rPr>
+                                    <w:t xml:space="preserve"> }}</w:t>
                                   </w:r>
                                 </w:p>
                               </w:tc>
@@ -2997,14 +3473,15 @@
                     <w:tbl>
                       <w:tblPr>
                         <w:tblStyle w:val="Tablaconcuadrcula"/>
-                        <w:tblW w:w="4984" w:type="pct"/>
+                        <w:tblW w:w="4993" w:type="pct"/>
                         <w:tblLook w:val="04A0" w:firstRow="1" w:lastRow="0" w:firstColumn="1" w:lastColumn="0" w:noHBand="0" w:noVBand="1"/>
                       </w:tblPr>
                       <w:tblGrid>
-                        <w:gridCol w:w="974"/>
-                        <w:gridCol w:w="4946"/>
-                        <w:gridCol w:w="1370"/>
-                        <w:gridCol w:w="3210"/>
+                        <w:gridCol w:w="975"/>
+                        <w:gridCol w:w="3287"/>
+                        <w:gridCol w:w="2087"/>
+                        <w:gridCol w:w="2089"/>
+                        <w:gridCol w:w="2081"/>
                       </w:tblGrid>
                       <w:tr>
                         <w:trPr>
@@ -3012,7 +3489,7 @@
                         </w:trPr>
                         <w:tc>
                           <w:tcPr>
-                            <w:tcW w:w="372" w:type="pct"/>
+                            <w:tcW w:w="463" w:type="pct"/>
                             <w:vAlign w:val="center"/>
                           </w:tcPr>
                           <w:p>
@@ -3020,6 +3497,8 @@
                               <w:jc w:val="center"/>
                               <w:rPr>
                                 <w:rFonts w:ascii="Aptos Display" w:hAnsi="Aptos Display"/>
+                                <w:b/>
+                                <w:bCs/>
                                 <w:i/>
                                 <w:iCs/>
                                 <w:color w:val="000000" w:themeColor="text1"/>
@@ -3028,26 +3507,19 @@
                             <w:r>
                               <w:rPr>
                                 <w:rFonts w:ascii="Aptos Display" w:hAnsi="Aptos Display"/>
+                                <w:b/>
+                                <w:bCs/>
                                 <w:i/>
                                 <w:iCs/>
                                 <w:color w:val="000000" w:themeColor="text1"/>
                               </w:rPr>
-                              <w:t>CANT</w:t>
-                            </w:r>
-                            <w:r>
-                              <w:rPr>
-                                <w:rFonts w:ascii="Aptos Display" w:hAnsi="Aptos Display"/>
-                                <w:i/>
-                                <w:iCs/>
-                                <w:color w:val="000000" w:themeColor="text1"/>
-                              </w:rPr>
-                              <w:t>.</w:t>
+                              <w:t>CANT.</w:t>
                             </w:r>
                           </w:p>
                         </w:tc>
                         <w:tc>
                           <w:tcPr>
-                            <w:tcW w:w="2386" w:type="pct"/>
+                            <w:tcW w:w="1562" w:type="pct"/>
                             <w:vAlign w:val="center"/>
                           </w:tcPr>
                           <w:p>
@@ -3055,6 +3527,8 @@
                               <w:jc w:val="center"/>
                               <w:rPr>
                                 <w:rFonts w:ascii="Aptos Display" w:hAnsi="Aptos Display"/>
+                                <w:b/>
+                                <w:bCs/>
                                 <w:i/>
                                 <w:iCs/>
                                 <w:color w:val="000000" w:themeColor="text1"/>
@@ -3063,6 +3537,8 @@
                             <w:r>
                               <w:rPr>
                                 <w:rFonts w:ascii="Aptos Display" w:hAnsi="Aptos Display"/>
+                                <w:b/>
+                                <w:bCs/>
                                 <w:i/>
                                 <w:iCs/>
                                 <w:color w:val="000000" w:themeColor="text1"/>
@@ -3073,7 +3549,36 @@
                         </w:tc>
                         <w:tc>
                           <w:tcPr>
-                            <w:tcW w:w="683" w:type="pct"/>
+                            <w:tcW w:w="992" w:type="pct"/>
+                          </w:tcPr>
+                          <w:p>
+                            <w:pPr>
+                              <w:jc w:val="center"/>
+                              <w:rPr>
+                                <w:rFonts w:ascii="Aptos Display" w:hAnsi="Aptos Display"/>
+                                <w:b/>
+                                <w:bCs/>
+                                <w:i/>
+                                <w:iCs/>
+                                <w:color w:val="000000" w:themeColor="text1"/>
+                              </w:rPr>
+                            </w:pPr>
+                            <w:r>
+                              <w:rPr>
+                                <w:rFonts w:ascii="Aptos Display" w:hAnsi="Aptos Display"/>
+                                <w:b/>
+                                <w:bCs/>
+                                <w:i/>
+                                <w:iCs/>
+                                <w:color w:val="000000" w:themeColor="text1"/>
+                              </w:rPr>
+                              <w:t>ESTADO</w:t>
+                            </w:r>
+                          </w:p>
+                        </w:tc>
+                        <w:tc>
+                          <w:tcPr>
+                            <w:tcW w:w="993" w:type="pct"/>
                             <w:vAlign w:val="center"/>
                           </w:tcPr>
                           <w:p>
@@ -3081,6 +3586,8 @@
                               <w:jc w:val="center"/>
                               <w:rPr>
                                 <w:rFonts w:ascii="Aptos Display" w:hAnsi="Aptos Display"/>
+                                <w:b/>
+                                <w:bCs/>
                                 <w:i/>
                                 <w:iCs/>
                                 <w:color w:val="000000" w:themeColor="text1"/>
@@ -3089,17 +3596,19 @@
                             <w:r>
                               <w:rPr>
                                 <w:rFonts w:ascii="Aptos Display" w:hAnsi="Aptos Display"/>
+                                <w:b/>
+                                <w:bCs/>
                                 <w:i/>
                                 <w:iCs/>
                                 <w:color w:val="000000" w:themeColor="text1"/>
                               </w:rPr>
-                              <w:t>ESTADO</w:t>
+                              <w:t>PRECIO UNIDAD</w:t>
                             </w:r>
                           </w:p>
                         </w:tc>
                         <w:tc>
                           <w:tcPr>
-                            <w:tcW w:w="1559" w:type="pct"/>
+                            <w:tcW w:w="989" w:type="pct"/>
                             <w:vAlign w:val="center"/>
                           </w:tcPr>
                           <w:p>
@@ -3107,6 +3616,8 @@
                               <w:jc w:val="center"/>
                               <w:rPr>
                                 <w:rFonts w:ascii="Aptos Display" w:hAnsi="Aptos Display"/>
+                                <w:b/>
+                                <w:bCs/>
                                 <w:i/>
                                 <w:iCs/>
                                 <w:color w:val="000000" w:themeColor="text1"/>
@@ -3115,11 +3626,13 @@
                             <w:r>
                               <w:rPr>
                                 <w:rFonts w:ascii="Aptos Display" w:hAnsi="Aptos Display"/>
+                                <w:b/>
+                                <w:bCs/>
                                 <w:i/>
                                 <w:iCs/>
                                 <w:color w:val="000000" w:themeColor="text1"/>
                               </w:rPr>
-                              <w:t>PRECIO</w:t>
+                              <w:t>PRECIO SUBTOTAL</w:t>
                             </w:r>
                           </w:p>
                         </w:tc>
@@ -3130,7 +3643,7 @@
                         </w:trPr>
                         <w:tc>
                           <w:tcPr>
-                            <w:tcW w:w="372" w:type="pct"/>
+                            <w:tcW w:w="463" w:type="pct"/>
                           </w:tcPr>
                           <w:p>
                             <w:pPr>
@@ -3155,7 +3668,7 @@
                                 <w:color w:val="000000" w:themeColor="text1"/>
                                 <w:lang w:val="en-US"/>
                               </w:rPr>
-                              <w:t>tr</w:t>
+                              <w:t xml:space="preserve">tr </w:t>
                             </w:r>
                             <w:r>
                               <w:rPr>
@@ -3163,24 +3676,18 @@
                                 <w:color w:val="000000" w:themeColor="text1"/>
                                 <w:lang w:val="en-US"/>
                               </w:rPr>
-                              <w:t xml:space="preserve"> </w:t>
-                            </w:r>
+                              <w:t xml:space="preserve">for item in </w:t>
+                            </w:r>
+                            <w:proofErr w:type="spellStart"/>
                             <w:r>
                               <w:rPr>
                                 <w:rFonts w:ascii="Aptos Display" w:hAnsi="Aptos Display"/>
                                 <w:color w:val="000000" w:themeColor="text1"/>
                                 <w:lang w:val="en-US"/>
                               </w:rPr>
-                              <w:t xml:space="preserve">for item in </w:t>
-                            </w:r>
-                            <w:r>
-                              <w:rPr>
-                                <w:rFonts w:ascii="Aptos Display" w:hAnsi="Aptos Display"/>
-                                <w:color w:val="000000" w:themeColor="text1"/>
-                                <w:lang w:val="en-US"/>
-                              </w:rPr>
                               <w:t>pres_list</w:t>
                             </w:r>
+                            <w:proofErr w:type="spellEnd"/>
                             <w:r>
                               <w:rPr>
                                 <w:rFonts w:ascii="Aptos Display" w:hAnsi="Aptos Display"/>
@@ -3201,7 +3708,7 @@
                         </w:tc>
                         <w:tc>
                           <w:tcPr>
-                            <w:tcW w:w="2386" w:type="pct"/>
+                            <w:tcW w:w="1562" w:type="pct"/>
                           </w:tcPr>
                           <w:p>
                             <w:pPr>
@@ -3216,7 +3723,7 @@
                         </w:tc>
                         <w:tc>
                           <w:tcPr>
-                            <w:tcW w:w="683" w:type="pct"/>
+                            <w:tcW w:w="992" w:type="pct"/>
                           </w:tcPr>
                           <w:p>
                             <w:pPr>
@@ -3231,7 +3738,22 @@
                         </w:tc>
                         <w:tc>
                           <w:tcPr>
-                            <w:tcW w:w="1559" w:type="pct"/>
+                            <w:tcW w:w="993" w:type="pct"/>
+                          </w:tcPr>
+                          <w:p>
+                            <w:pPr>
+                              <w:jc w:val="center"/>
+                              <w:rPr>
+                                <w:rFonts w:ascii="Aptos Display" w:hAnsi="Aptos Display"/>
+                                <w:color w:val="000000" w:themeColor="text1"/>
+                                <w:lang w:val="en-US"/>
+                              </w:rPr>
+                            </w:pPr>
+                          </w:p>
+                        </w:tc>
+                        <w:tc>
+                          <w:tcPr>
+                            <w:tcW w:w="989" w:type="pct"/>
                           </w:tcPr>
                           <w:p>
                             <w:pPr>
@@ -3251,7 +3773,7 @@
                         </w:trPr>
                         <w:tc>
                           <w:tcPr>
-                            <w:tcW w:w="372" w:type="pct"/>
+                            <w:tcW w:w="463" w:type="pct"/>
                             <w:tcBorders>
                               <w:bottom w:val="single" w:sz="4" w:space="0" w:color="auto"/>
                             </w:tcBorders>
@@ -3265,75 +3787,47 @@
                                 <w:lang w:val="en-US"/>
                               </w:rPr>
                             </w:pPr>
+                            <w:proofErr w:type="gramStart"/>
                             <w:r>
                               <w:rPr>
                                 <w:rFonts w:ascii="Aptos Display" w:hAnsi="Aptos Display"/>
                                 <w:color w:val="000000" w:themeColor="text1"/>
                                 <w:lang w:val="en-US"/>
                               </w:rPr>
-                              <w:t>{{</w:t>
-                            </w:r>
+                              <w:t>{{  item[</w:t>
+                            </w:r>
+                            <w:proofErr w:type="gramEnd"/>
                             <w:r>
                               <w:rPr>
                                 <w:rFonts w:ascii="Aptos Display" w:hAnsi="Aptos Display"/>
                                 <w:color w:val="000000" w:themeColor="text1"/>
                                 <w:lang w:val="en-US"/>
                               </w:rPr>
-                              <w:t xml:space="preserve"> </w:t>
-                            </w:r>
+                              <w:t>0</w:t>
+                            </w:r>
+                            <w:proofErr w:type="gramStart"/>
                             <w:r>
                               <w:rPr>
                                 <w:rFonts w:ascii="Aptos Display" w:hAnsi="Aptos Display"/>
                                 <w:color w:val="000000" w:themeColor="text1"/>
                                 <w:lang w:val="en-US"/>
                               </w:rPr>
-                              <w:t xml:space="preserve"> </w:t>
-                            </w:r>
+                              <w:t>]  }</w:t>
+                            </w:r>
+                            <w:proofErr w:type="gramEnd"/>
                             <w:r>
                               <w:rPr>
                                 <w:rFonts w:ascii="Aptos Display" w:hAnsi="Aptos Display"/>
                                 <w:color w:val="000000" w:themeColor="text1"/>
                                 <w:lang w:val="en-US"/>
                               </w:rPr>
-                              <w:t>item</w:t>
-                            </w:r>
-                            <w:r>
-                              <w:rPr>
-                                <w:rFonts w:ascii="Aptos Display" w:hAnsi="Aptos Display"/>
-                                <w:color w:val="000000" w:themeColor="text1"/>
-                                <w:lang w:val="en-US"/>
-                              </w:rPr>
-                              <w:t>[0]</w:t>
-                            </w:r>
-                            <w:r>
-                              <w:rPr>
-                                <w:rFonts w:ascii="Aptos Display" w:hAnsi="Aptos Display"/>
-                                <w:color w:val="000000" w:themeColor="text1"/>
-                                <w:lang w:val="en-US"/>
-                              </w:rPr>
-                              <w:t xml:space="preserve"> </w:t>
-                            </w:r>
-                            <w:r>
-                              <w:rPr>
-                                <w:rFonts w:ascii="Aptos Display" w:hAnsi="Aptos Display"/>
-                                <w:color w:val="000000" w:themeColor="text1"/>
-                                <w:lang w:val="en-US"/>
-                              </w:rPr>
-                              <w:t xml:space="preserve"> </w:t>
-                            </w:r>
-                            <w:r>
-                              <w:rPr>
-                                <w:rFonts w:ascii="Aptos Display" w:hAnsi="Aptos Display"/>
-                                <w:color w:val="000000" w:themeColor="text1"/>
-                                <w:lang w:val="en-US"/>
-                              </w:rPr>
-                              <w:t>}}</w:t>
+                              <w:t>}</w:t>
                             </w:r>
                           </w:p>
                         </w:tc>
                         <w:tc>
                           <w:tcPr>
-                            <w:tcW w:w="2386" w:type="pct"/>
+                            <w:tcW w:w="1562" w:type="pct"/>
                             <w:tcBorders>
                               <w:bottom w:val="single" w:sz="4" w:space="0" w:color="auto"/>
                             </w:tcBorders>
@@ -3347,67 +3841,47 @@
                                 <w:lang w:val="en-US"/>
                               </w:rPr>
                             </w:pPr>
+                            <w:proofErr w:type="gramStart"/>
                             <w:r>
                               <w:rPr>
                                 <w:rFonts w:ascii="Aptos Display" w:hAnsi="Aptos Display"/>
                                 <w:color w:val="000000" w:themeColor="text1"/>
                                 <w:lang w:val="en-US"/>
                               </w:rPr>
-                              <w:t>{{</w:t>
-                            </w:r>
+                              <w:t>{{  item[</w:t>
+                            </w:r>
+                            <w:proofErr w:type="gramEnd"/>
                             <w:r>
                               <w:rPr>
                                 <w:rFonts w:ascii="Aptos Display" w:hAnsi="Aptos Display"/>
                                 <w:color w:val="000000" w:themeColor="text1"/>
                                 <w:lang w:val="en-US"/>
                               </w:rPr>
-                              <w:t xml:space="preserve">  </w:t>
-                            </w:r>
+                              <w:t>1</w:t>
+                            </w:r>
+                            <w:proofErr w:type="gramStart"/>
                             <w:r>
                               <w:rPr>
                                 <w:rFonts w:ascii="Aptos Display" w:hAnsi="Aptos Display"/>
                                 <w:color w:val="000000" w:themeColor="text1"/>
                                 <w:lang w:val="en-US"/>
                               </w:rPr>
-                              <w:t>item</w:t>
-                            </w:r>
+                              <w:t>]  }</w:t>
+                            </w:r>
+                            <w:proofErr w:type="gramEnd"/>
                             <w:r>
                               <w:rPr>
                                 <w:rFonts w:ascii="Aptos Display" w:hAnsi="Aptos Display"/>
                                 <w:color w:val="000000" w:themeColor="text1"/>
                                 <w:lang w:val="en-US"/>
                               </w:rPr>
-                              <w:t>[1]</w:t>
-                            </w:r>
-                            <w:r>
-                              <w:rPr>
-                                <w:rFonts w:ascii="Aptos Display" w:hAnsi="Aptos Display"/>
-                                <w:color w:val="000000" w:themeColor="text1"/>
-                                <w:lang w:val="en-US"/>
-                              </w:rPr>
-                              <w:t xml:space="preserve"> </w:t>
-                            </w:r>
-                            <w:r>
-                              <w:rPr>
-                                <w:rFonts w:ascii="Aptos Display" w:hAnsi="Aptos Display"/>
-                                <w:color w:val="000000" w:themeColor="text1"/>
-                                <w:lang w:val="en-US"/>
-                              </w:rPr>
-                              <w:t xml:space="preserve"> </w:t>
-                            </w:r>
-                            <w:r>
-                              <w:rPr>
-                                <w:rFonts w:ascii="Aptos Display" w:hAnsi="Aptos Display"/>
-                                <w:color w:val="000000" w:themeColor="text1"/>
-                                <w:lang w:val="en-US"/>
-                              </w:rPr>
-                              <w:t>}}</w:t>
+                              <w:t>}</w:t>
                             </w:r>
                           </w:p>
                         </w:tc>
                         <w:tc>
                           <w:tcPr>
-                            <w:tcW w:w="683" w:type="pct"/>
+                            <w:tcW w:w="992" w:type="pct"/>
                             <w:tcBorders>
                               <w:bottom w:val="single" w:sz="4" w:space="0" w:color="auto"/>
                             </w:tcBorders>
@@ -3421,21 +3895,23 @@
                                 <w:lang w:val="en-US"/>
                               </w:rPr>
                             </w:pPr>
+                            <w:proofErr w:type="gramStart"/>
                             <w:r>
                               <w:rPr>
                                 <w:rFonts w:ascii="Aptos Display" w:hAnsi="Aptos Display"/>
                                 <w:color w:val="000000" w:themeColor="text1"/>
                                 <w:lang w:val="en-US"/>
                               </w:rPr>
-                              <w:t>{{</w:t>
-                            </w:r>
+                              <w:t>{{ item</w:t>
+                            </w:r>
+                            <w:proofErr w:type="gramEnd"/>
                             <w:r>
                               <w:rPr>
                                 <w:rFonts w:ascii="Aptos Display" w:hAnsi="Aptos Display"/>
                                 <w:color w:val="000000" w:themeColor="text1"/>
                                 <w:lang w:val="en-US"/>
                               </w:rPr>
-                              <w:t xml:space="preserve"> </w:t>
+                              <w:t xml:space="preserve"> [3]</w:t>
                             </w:r>
                             <w:r>
                               <w:rPr>
@@ -3443,53 +3919,13 @@
                                 <w:color w:val="000000" w:themeColor="text1"/>
                                 <w:lang w:val="en-US"/>
                               </w:rPr>
-                              <w:t xml:space="preserve"> </w:t>
-                            </w:r>
-                            <w:r>
-                              <w:rPr>
-                                <w:rFonts w:ascii="Aptos Display" w:hAnsi="Aptos Display"/>
-                                <w:color w:val="000000" w:themeColor="text1"/>
-                                <w:lang w:val="en-US"/>
-                              </w:rPr>
-                              <w:t>ite</w:t>
-                            </w:r>
-                            <w:r>
-                              <w:rPr>
-                                <w:rFonts w:ascii="Aptos Display" w:hAnsi="Aptos Display"/>
-                                <w:color w:val="000000" w:themeColor="text1"/>
-                                <w:lang w:val="en-US"/>
-                              </w:rPr>
-                              <w:t>m[3]</w:t>
-                            </w:r>
-                            <w:r>
-                              <w:rPr>
-                                <w:rFonts w:ascii="Aptos Display" w:hAnsi="Aptos Display"/>
-                                <w:color w:val="000000" w:themeColor="text1"/>
-                                <w:lang w:val="en-US"/>
-                              </w:rPr>
-                              <w:t xml:space="preserve"> </w:t>
-                            </w:r>
-                            <w:r>
-                              <w:rPr>
-                                <w:rFonts w:ascii="Aptos Display" w:hAnsi="Aptos Display"/>
-                                <w:color w:val="000000" w:themeColor="text1"/>
-                                <w:lang w:val="en-US"/>
-                              </w:rPr>
-                              <w:t xml:space="preserve"> </w:t>
-                            </w:r>
-                            <w:r>
-                              <w:rPr>
-                                <w:rFonts w:ascii="Aptos Display" w:hAnsi="Aptos Display"/>
-                                <w:color w:val="000000" w:themeColor="text1"/>
-                                <w:lang w:val="en-US"/>
-                              </w:rPr>
-                              <w:t>}}</w:t>
+                              <w:t xml:space="preserve"> }}</w:t>
                             </w:r>
                           </w:p>
                         </w:tc>
                         <w:tc>
                           <w:tcPr>
-                            <w:tcW w:w="1559" w:type="pct"/>
+                            <w:tcW w:w="993" w:type="pct"/>
                             <w:tcBorders>
                               <w:bottom w:val="single" w:sz="4" w:space="0" w:color="auto"/>
                             </w:tcBorders>
@@ -3503,45 +3939,59 @@
                                 <w:lang w:val="en-US"/>
                               </w:rPr>
                             </w:pPr>
+                            <w:proofErr w:type="gramStart"/>
                             <w:r>
                               <w:rPr>
                                 <w:rFonts w:ascii="Aptos Display" w:hAnsi="Aptos Display"/>
                                 <w:color w:val="000000" w:themeColor="text1"/>
                                 <w:lang w:val="en-US"/>
                               </w:rPr>
-                              <w:t>{{</w:t>
-                            </w:r>
+                              <w:t>{{ item</w:t>
+                            </w:r>
+                            <w:proofErr w:type="gramEnd"/>
                             <w:r>
                               <w:rPr>
                                 <w:rFonts w:ascii="Aptos Display" w:hAnsi="Aptos Display"/>
                                 <w:color w:val="000000" w:themeColor="text1"/>
                                 <w:lang w:val="en-US"/>
                               </w:rPr>
-                              <w:t xml:space="preserve"> </w:t>
-                            </w:r>
-                            <w:r>
+                              <w:t>[2] }}</w:t>
+                            </w:r>
+                          </w:p>
+                        </w:tc>
+                        <w:tc>
+                          <w:tcPr>
+                            <w:tcW w:w="989" w:type="pct"/>
+                            <w:tcBorders>
+                              <w:bottom w:val="single" w:sz="4" w:space="0" w:color="auto"/>
+                            </w:tcBorders>
+                          </w:tcPr>
+                          <w:p>
+                            <w:pPr>
+                              <w:jc w:val="center"/>
                               <w:rPr>
                                 <w:rFonts w:ascii="Aptos Display" w:hAnsi="Aptos Display"/>
                                 <w:color w:val="000000" w:themeColor="text1"/>
                                 <w:lang w:val="en-US"/>
                               </w:rPr>
-                              <w:t>item[2]</w:t>
-                            </w:r>
+                            </w:pPr>
+                            <w:proofErr w:type="gramStart"/>
                             <w:r>
                               <w:rPr>
                                 <w:rFonts w:ascii="Aptos Display" w:hAnsi="Aptos Display"/>
                                 <w:color w:val="000000" w:themeColor="text1"/>
                                 <w:lang w:val="en-US"/>
                               </w:rPr>
-                              <w:t xml:space="preserve"> </w:t>
-                            </w:r>
+                              <w:t>{{ item</w:t>
+                            </w:r>
+                            <w:proofErr w:type="gramEnd"/>
                             <w:r>
                               <w:rPr>
                                 <w:rFonts w:ascii="Aptos Display" w:hAnsi="Aptos Display"/>
                                 <w:color w:val="000000" w:themeColor="text1"/>
                                 <w:lang w:val="en-US"/>
                               </w:rPr>
-                              <w:t>}}</w:t>
+                              <w:t>[4] }}</w:t>
                             </w:r>
                           </w:p>
                         </w:tc>
@@ -3552,7 +4002,7 @@
                         </w:trPr>
                         <w:tc>
                           <w:tcPr>
-                            <w:tcW w:w="372" w:type="pct"/>
+                            <w:tcW w:w="463" w:type="pct"/>
                             <w:tcBorders>
                               <w:top w:val="single" w:sz="4" w:space="0" w:color="auto"/>
                               <w:left w:val="single" w:sz="4" w:space="0" w:color="auto"/>
@@ -3574,53 +4024,31 @@
                                 <w:color w:val="000000" w:themeColor="text1"/>
                                 <w:lang w:val="en-US"/>
                               </w:rPr>
-                              <w:t>{{%</w:t>
-                            </w:r>
+                              <w:t xml:space="preserve">{{%tr </w:t>
+                            </w:r>
+                            <w:proofErr w:type="spellStart"/>
                             <w:r>
                               <w:rPr>
                                 <w:rFonts w:ascii="Aptos Display" w:hAnsi="Aptos Display"/>
                                 <w:color w:val="000000" w:themeColor="text1"/>
                                 <w:lang w:val="en-US"/>
                               </w:rPr>
-                              <w:t xml:space="preserve">tr </w:t>
-                            </w:r>
+                              <w:t>endfor</w:t>
+                            </w:r>
+                            <w:proofErr w:type="spellEnd"/>
                             <w:r>
                               <w:rPr>
                                 <w:rFonts w:ascii="Aptos Display" w:hAnsi="Aptos Display"/>
                                 <w:color w:val="000000" w:themeColor="text1"/>
                                 <w:lang w:val="en-US"/>
                               </w:rPr>
-                              <w:t>endfor</w:t>
-                            </w:r>
-                            <w:r>
-                              <w:rPr>
-                                <w:rFonts w:ascii="Aptos Display" w:hAnsi="Aptos Display"/>
-                                <w:color w:val="000000" w:themeColor="text1"/>
-                                <w:lang w:val="en-US"/>
-                              </w:rPr>
-                              <w:t xml:space="preserve"> </w:t>
-                            </w:r>
-                            <w:r>
-                              <w:rPr>
-                                <w:rFonts w:ascii="Aptos Display" w:hAnsi="Aptos Display"/>
-                                <w:color w:val="000000" w:themeColor="text1"/>
-                                <w:lang w:val="en-US"/>
-                              </w:rPr>
-                              <w:t>%</w:t>
-                            </w:r>
-                            <w:r>
-                              <w:rPr>
-                                <w:rFonts w:ascii="Aptos Display" w:hAnsi="Aptos Display"/>
-                                <w:color w:val="000000" w:themeColor="text1"/>
-                                <w:lang w:val="en-US"/>
-                              </w:rPr>
-                              <w:t>}}</w:t>
+                              <w:t xml:space="preserve"> %}}</w:t>
                             </w:r>
                           </w:p>
                         </w:tc>
                         <w:tc>
                           <w:tcPr>
-                            <w:tcW w:w="2386" w:type="pct"/>
+                            <w:tcW w:w="1562" w:type="pct"/>
                             <w:tcBorders>
                               <w:top w:val="single" w:sz="4" w:space="0" w:color="auto"/>
                               <w:left w:val="single" w:sz="4" w:space="0" w:color="auto"/>
@@ -3640,7 +4068,7 @@
                         </w:tc>
                         <w:tc>
                           <w:tcPr>
-                            <w:tcW w:w="683" w:type="pct"/>
+                            <w:tcW w:w="992" w:type="pct"/>
                             <w:tcBorders>
                               <w:top w:val="single" w:sz="4" w:space="0" w:color="auto"/>
                               <w:left w:val="single" w:sz="4" w:space="0" w:color="auto"/>
@@ -3661,7 +4089,7 @@
                         </w:tc>
                         <w:tc>
                           <w:tcPr>
-                            <w:tcW w:w="1559" w:type="pct"/>
+                            <w:tcW w:w="993" w:type="pct"/>
                             <w:tcBorders>
                               <w:top w:val="single" w:sz="4" w:space="0" w:color="auto"/>
                               <w:left w:val="single" w:sz="4" w:space="0" w:color="auto"/>
@@ -3680,81 +4108,9 @@
                             </w:pPr>
                           </w:p>
                         </w:tc>
-                      </w:tr>
-                      <w:tr>
-                        <w:trPr>
-                          <w:trHeight w:val="331"/>
-                        </w:trPr>
                         <w:tc>
                           <w:tcPr>
-                            <w:tcW w:w="372" w:type="pct"/>
-                            <w:tcBorders>
-                              <w:top w:val="single" w:sz="4" w:space="0" w:color="auto"/>
-                              <w:left w:val="nil"/>
-                              <w:bottom w:val="nil"/>
-                              <w:right w:val="nil"/>
-                            </w:tcBorders>
-                          </w:tcPr>
-                          <w:p>
-                            <w:pPr>
-                              <w:rPr>
-                                <w:rFonts w:ascii="Aptos Display" w:hAnsi="Aptos Display"/>
-                                <w:color w:val="000000" w:themeColor="text1"/>
-                                <w:lang w:val="en-US"/>
-                              </w:rPr>
-                            </w:pPr>
-                          </w:p>
-                        </w:tc>
-                        <w:tc>
-                          <w:tcPr>
-                            <w:tcW w:w="2386" w:type="pct"/>
-                            <w:tcBorders>
-                              <w:top w:val="single" w:sz="4" w:space="0" w:color="auto"/>
-                              <w:left w:val="nil"/>
-                              <w:bottom w:val="nil"/>
-                              <w:right w:val="single" w:sz="4" w:space="0" w:color="auto"/>
-                            </w:tcBorders>
-                          </w:tcPr>
-                          <w:p>
-                            <w:pPr>
-                              <w:rPr>
-                                <w:rFonts w:ascii="Aptos Display" w:hAnsi="Aptos Display"/>
-                                <w:color w:val="000000" w:themeColor="text1"/>
-                                <w:lang w:val="en-US"/>
-                              </w:rPr>
-                            </w:pPr>
-                          </w:p>
-                        </w:tc>
-                        <w:tc>
-                          <w:tcPr>
-                            <w:tcW w:w="683" w:type="pct"/>
-                            <w:tcBorders>
-                              <w:top w:val="single" w:sz="4" w:space="0" w:color="auto"/>
-                              <w:left w:val="single" w:sz="4" w:space="0" w:color="auto"/>
-                              <w:bottom w:val="single" w:sz="4" w:space="0" w:color="auto"/>
-                              <w:right w:val="single" w:sz="4" w:space="0" w:color="auto"/>
-                            </w:tcBorders>
-                          </w:tcPr>
-                          <w:p>
-                            <w:pPr>
-                              <w:jc w:val="right"/>
-                              <w:rPr>
-                                <w:rFonts w:ascii="Aptos Display" w:hAnsi="Aptos Display"/>
-                                <w:color w:val="000000" w:themeColor="text1"/>
-                              </w:rPr>
-                            </w:pPr>
-                            <w:r>
-                              <w:rPr>
-                                <w:rFonts w:ascii="Aptos Display" w:hAnsi="Aptos Display"/>
-                                <w:color w:val="000000" w:themeColor="text1"/>
-                              </w:rPr>
-                              <w:t>SUBTOTAL:</w:t>
-                            </w:r>
-                          </w:p>
-                        </w:tc>
-                        <w:tc>
-                          <w:tcPr>
-                            <w:tcW w:w="1559" w:type="pct"/>
+                            <w:tcW w:w="989" w:type="pct"/>
                             <w:tcBorders>
                               <w:top w:val="single" w:sz="4" w:space="0" w:color="auto"/>
                               <w:left w:val="single" w:sz="4" w:space="0" w:color="auto"/>
@@ -3768,43 +4124,9 @@
                               <w:rPr>
                                 <w:rFonts w:ascii="Aptos Display" w:hAnsi="Aptos Display"/>
                                 <w:color w:val="000000" w:themeColor="text1"/>
+                                <w:lang w:val="en-US"/>
                               </w:rPr>
                             </w:pPr>
-                            <w:r>
-                              <w:rPr>
-                                <w:rFonts w:ascii="Aptos Display" w:hAnsi="Aptos Display"/>
-                                <w:color w:val="000000" w:themeColor="text1"/>
-                              </w:rPr>
-                              <w:t>{{</w:t>
-                            </w:r>
-                            <w:r>
-                              <w:rPr>
-                                <w:rFonts w:ascii="Aptos Display" w:hAnsi="Aptos Display"/>
-                                <w:color w:val="000000" w:themeColor="text1"/>
-                              </w:rPr>
-                              <w:t xml:space="preserve"> </w:t>
-                            </w:r>
-                            <w:r>
-                              <w:rPr>
-                                <w:rFonts w:ascii="Aptos Display" w:hAnsi="Aptos Display"/>
-                                <w:color w:val="000000" w:themeColor="text1"/>
-                              </w:rPr>
-                              <w:t>subtotal</w:t>
-                            </w:r>
-                            <w:r>
-                              <w:rPr>
-                                <w:rFonts w:ascii="Aptos Display" w:hAnsi="Aptos Display"/>
-                                <w:color w:val="000000" w:themeColor="text1"/>
-                              </w:rPr>
-                              <w:t xml:space="preserve"> </w:t>
-                            </w:r>
-                            <w:r>
-                              <w:rPr>
-                                <w:rFonts w:ascii="Aptos Display" w:hAnsi="Aptos Display"/>
-                                <w:color w:val="000000" w:themeColor="text1"/>
-                              </w:rPr>
-                              <w:t>}}</w:t>
-                            </w:r>
                           </w:p>
                         </w:tc>
                       </w:tr>
@@ -3814,9 +4136,9 @@
                         </w:trPr>
                         <w:tc>
                           <w:tcPr>
-                            <w:tcW w:w="372" w:type="pct"/>
+                            <w:tcW w:w="463" w:type="pct"/>
                             <w:tcBorders>
-                              <w:top w:val="nil"/>
+                              <w:top w:val="single" w:sz="4" w:space="0" w:color="auto"/>
                               <w:left w:val="nil"/>
                               <w:bottom w:val="nil"/>
                               <w:right w:val="nil"/>
@@ -3827,15 +4149,36 @@
                               <w:rPr>
                                 <w:rFonts w:ascii="Aptos Display" w:hAnsi="Aptos Display"/>
                                 <w:color w:val="000000" w:themeColor="text1"/>
+                                <w:lang w:val="en-US"/>
                               </w:rPr>
                             </w:pPr>
                           </w:p>
                         </w:tc>
                         <w:tc>
                           <w:tcPr>
-                            <w:tcW w:w="2386" w:type="pct"/>
+                            <w:tcW w:w="1562" w:type="pct"/>
                             <w:tcBorders>
-                              <w:top w:val="nil"/>
+                              <w:top w:val="single" w:sz="4" w:space="0" w:color="auto"/>
+                              <w:left w:val="nil"/>
+                              <w:bottom w:val="nil"/>
+                              <w:right w:val="nil"/>
+                            </w:tcBorders>
+                          </w:tcPr>
+                          <w:p>
+                            <w:pPr>
+                              <w:rPr>
+                                <w:rFonts w:ascii="Aptos Display" w:hAnsi="Aptos Display"/>
+                                <w:color w:val="000000" w:themeColor="text1"/>
+                                <w:lang w:val="en-US"/>
+                              </w:rPr>
+                            </w:pPr>
+                          </w:p>
+                        </w:tc>
+                        <w:tc>
+                          <w:tcPr>
+                            <w:tcW w:w="992" w:type="pct"/>
+                            <w:tcBorders>
+                              <w:top w:val="single" w:sz="4" w:space="0" w:color="auto"/>
                               <w:left w:val="nil"/>
                               <w:bottom w:val="nil"/>
                               <w:right w:val="single" w:sz="4" w:space="0" w:color="auto"/>
@@ -3843,6 +4186,7 @@
                           </w:tcPr>
                           <w:p>
                             <w:pPr>
+                              <w:jc w:val="center"/>
                               <w:rPr>
                                 <w:rFonts w:ascii="Aptos Display" w:hAnsi="Aptos Display"/>
                                 <w:color w:val="000000" w:themeColor="text1"/>
@@ -3852,34 +4196,39 @@
                         </w:tc>
                         <w:tc>
                           <w:tcPr>
-                            <w:tcW w:w="683" w:type="pct"/>
+                            <w:tcW w:w="993" w:type="pct"/>
                             <w:tcBorders>
                               <w:top w:val="single" w:sz="4" w:space="0" w:color="auto"/>
                               <w:left w:val="single" w:sz="4" w:space="0" w:color="auto"/>
                               <w:bottom w:val="single" w:sz="4" w:space="0" w:color="auto"/>
                               <w:right w:val="single" w:sz="4" w:space="0" w:color="auto"/>
                             </w:tcBorders>
+                            <w:vAlign w:val="center"/>
                           </w:tcPr>
                           <w:p>
                             <w:pPr>
-                              <w:jc w:val="right"/>
-                              <w:rPr>
-                                <w:rFonts w:ascii="Aptos Display" w:hAnsi="Aptos Display"/>
+                              <w:jc w:val="center"/>
+                              <w:rPr>
+                                <w:rFonts w:ascii="Aptos Display" w:hAnsi="Aptos Display"/>
+                                <w:b/>
+                                <w:bCs/>
                                 <w:color w:val="000000" w:themeColor="text1"/>
                               </w:rPr>
                             </w:pPr>
                             <w:r>
                               <w:rPr>
                                 <w:rFonts w:ascii="Aptos Display" w:hAnsi="Aptos Display"/>
-                                <w:color w:val="000000" w:themeColor="text1"/>
-                              </w:rPr>
-                              <w:t>TOTAL:</w:t>
+                                <w:b/>
+                                <w:bCs/>
+                                <w:color w:val="000000" w:themeColor="text1"/>
+                              </w:rPr>
+                              <w:t>SUBTOTAL</w:t>
                             </w:r>
                           </w:p>
                         </w:tc>
                         <w:tc>
                           <w:tcPr>
-                            <w:tcW w:w="1559" w:type="pct"/>
+                            <w:tcW w:w="989" w:type="pct"/>
                             <w:tcBorders>
                               <w:top w:val="single" w:sz="4" w:space="0" w:color="auto"/>
                               <w:left w:val="single" w:sz="4" w:space="0" w:color="auto"/>
@@ -3895,12 +4244,299 @@
                                 <w:color w:val="000000" w:themeColor="text1"/>
                               </w:rPr>
                             </w:pPr>
-                            <w:r>
-                              <w:rPr>
-                                <w:rFonts w:ascii="Aptos Display" w:hAnsi="Aptos Display"/>
-                                <w:color w:val="000000" w:themeColor="text1"/>
-                              </w:rPr>
-                              <w:t>{{ total }}</w:t>
+                            <w:proofErr w:type="gramStart"/>
+                            <w:r>
+                              <w:rPr>
+                                <w:rFonts w:ascii="Aptos Display" w:hAnsi="Aptos Display"/>
+                                <w:color w:val="000000" w:themeColor="text1"/>
+                              </w:rPr>
+                              <w:t>{{ subtotal</w:t>
+                            </w:r>
+                            <w:proofErr w:type="gramEnd"/>
+                            <w:r>
+                              <w:rPr>
+                                <w:rFonts w:ascii="Aptos Display" w:hAnsi="Aptos Display"/>
+                                <w:color w:val="000000" w:themeColor="text1"/>
+                              </w:rPr>
+                              <w:t xml:space="preserve"> }}</w:t>
+                            </w:r>
+                          </w:p>
+                        </w:tc>
+                      </w:tr>
+                      <w:tr>
+                        <w:trPr>
+                          <w:trHeight w:val="331"/>
+                        </w:trPr>
+                        <w:tc>
+                          <w:tcPr>
+                            <w:tcW w:w="463" w:type="pct"/>
+                            <w:tcBorders>
+                              <w:top w:val="nil"/>
+                              <w:left w:val="nil"/>
+                              <w:bottom w:val="nil"/>
+                              <w:right w:val="nil"/>
+                            </w:tcBorders>
+                          </w:tcPr>
+                          <w:p>
+                            <w:pPr>
+                              <w:rPr>
+                                <w:rFonts w:ascii="Aptos Display" w:hAnsi="Aptos Display"/>
+                                <w:color w:val="000000" w:themeColor="text1"/>
+                              </w:rPr>
+                            </w:pPr>
+                          </w:p>
+                        </w:tc>
+                        <w:tc>
+                          <w:tcPr>
+                            <w:tcW w:w="1562" w:type="pct"/>
+                            <w:tcBorders>
+                              <w:top w:val="nil"/>
+                              <w:left w:val="nil"/>
+                              <w:bottom w:val="nil"/>
+                              <w:right w:val="nil"/>
+                            </w:tcBorders>
+                          </w:tcPr>
+                          <w:p>
+                            <w:pPr>
+                              <w:rPr>
+                                <w:rFonts w:ascii="Aptos Display" w:hAnsi="Aptos Display"/>
+                                <w:color w:val="000000" w:themeColor="text1"/>
+                              </w:rPr>
+                            </w:pPr>
+                          </w:p>
+                        </w:tc>
+                        <w:tc>
+                          <w:tcPr>
+                            <w:tcW w:w="992" w:type="pct"/>
+                            <w:tcBorders>
+                              <w:top w:val="nil"/>
+                              <w:left w:val="nil"/>
+                              <w:bottom w:val="nil"/>
+                              <w:right w:val="single" w:sz="4" w:space="0" w:color="auto"/>
+                            </w:tcBorders>
+                          </w:tcPr>
+                          <w:p>
+                            <w:pPr>
+                              <w:jc w:val="center"/>
+                              <w:rPr>
+                                <w:rFonts w:ascii="Aptos Display" w:hAnsi="Aptos Display"/>
+                                <w:color w:val="000000" w:themeColor="text1"/>
+                              </w:rPr>
+                            </w:pPr>
+                          </w:p>
+                        </w:tc>
+                        <w:tc>
+                          <w:tcPr>
+                            <w:tcW w:w="993" w:type="pct"/>
+                            <w:tcBorders>
+                              <w:top w:val="single" w:sz="4" w:space="0" w:color="auto"/>
+                              <w:left w:val="single" w:sz="4" w:space="0" w:color="auto"/>
+                              <w:bottom w:val="single" w:sz="4" w:space="0" w:color="auto"/>
+                              <w:right w:val="single" w:sz="4" w:space="0" w:color="auto"/>
+                            </w:tcBorders>
+                            <w:vAlign w:val="center"/>
+                          </w:tcPr>
+                          <w:p>
+                            <w:pPr>
+                              <w:jc w:val="center"/>
+                              <w:rPr>
+                                <w:rFonts w:ascii="Aptos Display" w:hAnsi="Aptos Display"/>
+                                <w:b/>
+                                <w:bCs/>
+                                <w:color w:val="000000" w:themeColor="text1"/>
+                              </w:rPr>
+                            </w:pPr>
+                            <w:r>
+                              <w:rPr>
+                                <w:rFonts w:ascii="Aptos Display" w:hAnsi="Aptos Display"/>
+                                <w:b/>
+                                <w:bCs/>
+                                <w:color w:val="000000" w:themeColor="text1"/>
+                              </w:rPr>
+                              <w:t>IVA</w:t>
+                            </w:r>
+                          </w:p>
+                        </w:tc>
+                        <w:tc>
+                          <w:tcPr>
+                            <w:tcW w:w="989" w:type="pct"/>
+                            <w:tcBorders>
+                              <w:top w:val="single" w:sz="4" w:space="0" w:color="auto"/>
+                              <w:left w:val="single" w:sz="4" w:space="0" w:color="auto"/>
+                              <w:bottom w:val="single" w:sz="4" w:space="0" w:color="auto"/>
+                              <w:right w:val="single" w:sz="4" w:space="0" w:color="auto"/>
+                            </w:tcBorders>
+                          </w:tcPr>
+                          <w:p>
+                            <w:pPr>
+                              <w:jc w:val="center"/>
+                              <w:rPr>
+                                <w:rFonts w:ascii="Aptos Display" w:hAnsi="Aptos Display"/>
+                                <w:color w:val="000000" w:themeColor="text1"/>
+                              </w:rPr>
+                            </w:pPr>
+                            <w:r>
+                              <w:rPr>
+                                <w:rFonts w:ascii="Aptos Display" w:hAnsi="Aptos Display"/>
+                                <w:color w:val="000000" w:themeColor="text1"/>
+                              </w:rPr>
+                              <w:t xml:space="preserve">% </w:t>
+                            </w:r>
+                            <w:proofErr w:type="gramStart"/>
+                            <w:r>
+                              <w:rPr>
+                                <w:rFonts w:ascii="Aptos Display" w:hAnsi="Aptos Display"/>
+                                <w:color w:val="000000" w:themeColor="text1"/>
+                              </w:rPr>
+                              <w:t xml:space="preserve">{{ </w:t>
+                            </w:r>
+                            <w:proofErr w:type="spellStart"/>
+                            <w:r>
+                              <w:rPr>
+                                <w:rFonts w:ascii="Aptos Display" w:hAnsi="Aptos Display"/>
+                                <w:color w:val="000000" w:themeColor="text1"/>
+                              </w:rPr>
+                              <w:t>iva</w:t>
+                            </w:r>
+                            <w:proofErr w:type="spellEnd"/>
+                            <w:proofErr w:type="gramEnd"/>
+                            <w:r>
+                              <w:rPr>
+                                <w:rFonts w:ascii="Aptos Display" w:hAnsi="Aptos Display"/>
+                                <w:color w:val="000000" w:themeColor="text1"/>
+                              </w:rPr>
+                              <w:t xml:space="preserve"> }}</w:t>
+                            </w:r>
+                          </w:p>
+                        </w:tc>
+                      </w:tr>
+                      <w:tr>
+                        <w:trPr>
+                          <w:trHeight w:val="331"/>
+                        </w:trPr>
+                        <w:tc>
+                          <w:tcPr>
+                            <w:tcW w:w="463" w:type="pct"/>
+                            <w:tcBorders>
+                              <w:top w:val="nil"/>
+                              <w:left w:val="nil"/>
+                              <w:bottom w:val="nil"/>
+                              <w:right w:val="nil"/>
+                            </w:tcBorders>
+                          </w:tcPr>
+                          <w:p>
+                            <w:pPr>
+                              <w:rPr>
+                                <w:rFonts w:ascii="Aptos Display" w:hAnsi="Aptos Display"/>
+                                <w:color w:val="000000" w:themeColor="text1"/>
+                              </w:rPr>
+                            </w:pPr>
+                          </w:p>
+                        </w:tc>
+                        <w:tc>
+                          <w:tcPr>
+                            <w:tcW w:w="1562" w:type="pct"/>
+                            <w:tcBorders>
+                              <w:top w:val="nil"/>
+                              <w:left w:val="nil"/>
+                              <w:bottom w:val="nil"/>
+                              <w:right w:val="nil"/>
+                            </w:tcBorders>
+                          </w:tcPr>
+                          <w:p>
+                            <w:pPr>
+                              <w:rPr>
+                                <w:rFonts w:ascii="Aptos Display" w:hAnsi="Aptos Display"/>
+                                <w:color w:val="000000" w:themeColor="text1"/>
+                              </w:rPr>
+                            </w:pPr>
+                          </w:p>
+                        </w:tc>
+                        <w:tc>
+                          <w:tcPr>
+                            <w:tcW w:w="992" w:type="pct"/>
+                            <w:tcBorders>
+                              <w:top w:val="nil"/>
+                              <w:left w:val="nil"/>
+                              <w:bottom w:val="nil"/>
+                              <w:right w:val="single" w:sz="4" w:space="0" w:color="auto"/>
+                            </w:tcBorders>
+                          </w:tcPr>
+                          <w:p>
+                            <w:pPr>
+                              <w:jc w:val="center"/>
+                              <w:rPr>
+                                <w:rFonts w:ascii="Aptos Display" w:hAnsi="Aptos Display"/>
+                                <w:color w:val="000000" w:themeColor="text1"/>
+                              </w:rPr>
+                            </w:pPr>
+                          </w:p>
+                        </w:tc>
+                        <w:tc>
+                          <w:tcPr>
+                            <w:tcW w:w="993" w:type="pct"/>
+                            <w:tcBorders>
+                              <w:top w:val="single" w:sz="4" w:space="0" w:color="auto"/>
+                              <w:left w:val="single" w:sz="4" w:space="0" w:color="auto"/>
+                              <w:bottom w:val="single" w:sz="4" w:space="0" w:color="auto"/>
+                              <w:right w:val="single" w:sz="4" w:space="0" w:color="auto"/>
+                            </w:tcBorders>
+                            <w:vAlign w:val="center"/>
+                          </w:tcPr>
+                          <w:p>
+                            <w:pPr>
+                              <w:jc w:val="center"/>
+                              <w:rPr>
+                                <w:rFonts w:ascii="Aptos Display" w:hAnsi="Aptos Display"/>
+                                <w:b/>
+                                <w:bCs/>
+                                <w:color w:val="000000" w:themeColor="text1"/>
+                              </w:rPr>
+                            </w:pPr>
+                            <w:r>
+                              <w:rPr>
+                                <w:rFonts w:ascii="Aptos Display" w:hAnsi="Aptos Display"/>
+                                <w:b/>
+                                <w:bCs/>
+                                <w:color w:val="000000" w:themeColor="text1"/>
+                              </w:rPr>
+                              <w:t>TOTAL</w:t>
+                            </w:r>
+                          </w:p>
+                        </w:tc>
+                        <w:tc>
+                          <w:tcPr>
+                            <w:tcW w:w="989" w:type="pct"/>
+                            <w:tcBorders>
+                              <w:top w:val="single" w:sz="4" w:space="0" w:color="auto"/>
+                              <w:left w:val="single" w:sz="4" w:space="0" w:color="auto"/>
+                              <w:bottom w:val="single" w:sz="4" w:space="0" w:color="auto"/>
+                              <w:right w:val="single" w:sz="4" w:space="0" w:color="auto"/>
+                            </w:tcBorders>
+                          </w:tcPr>
+                          <w:p>
+                            <w:pPr>
+                              <w:jc w:val="center"/>
+                              <w:rPr>
+                                <w:rFonts w:ascii="Aptos Display" w:hAnsi="Aptos Display"/>
+                                <w:color w:val="000000" w:themeColor="text1"/>
+                              </w:rPr>
+                            </w:pPr>
+                            <w:proofErr w:type="gramStart"/>
+                            <w:r>
+                              <w:rPr>
+                                <w:rFonts w:ascii="Aptos Display" w:hAnsi="Aptos Display"/>
+                                <w:color w:val="000000" w:themeColor="text1"/>
+                              </w:rPr>
+                              <w:t>{{ total</w:t>
+                            </w:r>
+                            <w:proofErr w:type="gramEnd"/>
+                            <w:r>
+                              <w:rPr>
+                                <w:rFonts w:ascii="Aptos Display" w:hAnsi="Aptos Display"/>
+                                <w:color w:val="000000" w:themeColor="text1"/>
+                              </w:rPr>
+                              <w:t xml:space="preserve"> }}</w:t>
                             </w:r>
                           </w:p>
                         </w:tc>
@@ -4294,13 +4930,63 @@
       <w:rPr>
         <w:rFonts w:ascii="Aptos Display" w:hAnsi="Aptos Display"/>
       </w:rPr>
-      <w:t>: 000 - {{ pid }}</w:t>
+      <w:t xml:space="preserve">: 000 - </w:t>
+    </w:r>
+    <w:proofErr w:type="gramStart"/>
+    <w:r>
+      <w:rPr>
+        <w:rFonts w:ascii="Aptos Display" w:hAnsi="Aptos Display"/>
+      </w:rPr>
+      <w:t xml:space="preserve">{{ </w:t>
+    </w:r>
+    <w:proofErr w:type="spellStart"/>
+    <w:r>
+      <w:rPr>
+        <w:rFonts w:ascii="Aptos Display" w:hAnsi="Aptos Display"/>
+      </w:rPr>
+      <w:t>pid</w:t>
+    </w:r>
+    <w:proofErr w:type="spellEnd"/>
+    <w:proofErr w:type="gramEnd"/>
+    <w:r>
+      <w:rPr>
+        <w:rFonts w:ascii="Aptos Display" w:hAnsi="Aptos Display"/>
+      </w:rPr>
+      <w:t xml:space="preserve"> }}</w:t>
     </w:r>
     <w:r>
       <w:rPr>
         <w:rFonts w:ascii="Aptos Display" w:hAnsi="Aptos Display"/>
       </w:rPr>
-      <w:t xml:space="preserve"> – {{ m }}/{{ y }}</w:t>
+      <w:t xml:space="preserve"> – </w:t>
+    </w:r>
+    <w:proofErr w:type="gramStart"/>
+    <w:r>
+      <w:rPr>
+        <w:rFonts w:ascii="Aptos Display" w:hAnsi="Aptos Display"/>
+      </w:rPr>
+      <w:t>{{ m</w:t>
+    </w:r>
+    <w:proofErr w:type="gramEnd"/>
+    <w:r>
+      <w:rPr>
+        <w:rFonts w:ascii="Aptos Display" w:hAnsi="Aptos Display"/>
+      </w:rPr>
+      <w:t xml:space="preserve"> </w:t>
+    </w:r>
+    <w:proofErr w:type="gramStart"/>
+    <w:r>
+      <w:rPr>
+        <w:rFonts w:ascii="Aptos Display" w:hAnsi="Aptos Display"/>
+      </w:rPr>
+      <w:t>}}/{{ y</w:t>
+    </w:r>
+    <w:proofErr w:type="gramEnd"/>
+    <w:r>
+      <w:rPr>
+        <w:rFonts w:ascii="Aptos Display" w:hAnsi="Aptos Display"/>
+      </w:rPr>
+      <w:t xml:space="preserve"> }}</w:t>
     </w:r>
   </w:p>
 </w:ftr>

--- a/files/Pres_Template.docx
+++ b/files/Pres_Template.docx
@@ -3,6 +3,2262 @@
 <w:document xmlns:wpc="http://schemas.microsoft.com/office/word/2010/wordprocessingCanvas" xmlns:cx="http://schemas.microsoft.com/office/drawing/2014/chartex" xmlns:cx1="http://schemas.microsoft.com/office/drawing/2015/9/8/chartex" xmlns:cx2="http://schemas.microsoft.com/office/drawing/2015/10/21/chartex" xmlns:cx3="http://schemas.microsoft.com/office/drawing/2016/5/9/chartex" xmlns:cx4="http://schemas.microsoft.com/office/drawing/2016/5/10/chartex" xmlns:cx5="http://schemas.microsoft.com/office/drawing/2016/5/11/chartex" xmlns:cx6="http://schemas.microsoft.com/office/drawing/2016/5/12/chartex" xmlns:cx7="http://schemas.microsoft.com/office/drawing/2016/5/13/chartex" xmlns:cx8="http://schemas.microsoft.com/office/drawing/2016/5/14/chartex" xmlns:mc="http://schemas.openxmlformats.org/markup-compatibility/2006" xmlns:aink="http://schemas.microsoft.com/office/drawing/2016/ink" xmlns:am3d="http://schemas.microsoft.com/office/drawing/2017/model3d" xmlns:o="urn:schemas-microsoft-com:office:office" xmlns:oel="http://schemas.microsoft.com/office/2019/extlst" xmlns:r="http://schemas.openxmlformats.org/officeDocument/2006/relationships" xmlns:m="http://schemas.openxmlformats.org/officeDocument/2006/math" xmlns:v="urn:schemas-microsoft-com:vml" xmlns:wp14="http://schemas.microsoft.com/office/word/2010/wordprocessingDrawing" xmlns:wp="http://schemas.openxmlformats.org/drawingml/2006/wordprocessingDrawing" xmlns:w10="urn:schemas-microsoft-com:office:word" xmlns:w="http://schemas.openxmlformats.org/wordprocessingml/2006/main" xmlns:w14="http://schemas.microsoft.com/office/word/2010/wordml" xmlns:w15="http://schemas.microsoft.com/office/word/2012/wordml" xmlns:w16cex="http://schemas.microsoft.com/office/word/2018/wordml/cex" xmlns:w16cid="http://schemas.microsoft.com/office/word/2016/wordml/cid" xmlns:w16="http://schemas.microsoft.com/office/word/2018/wordml" xmlns:w16du="http://schemas.microsoft.com/office/word/2023/wordml/word16du" xmlns:w16sdtdh="http://schemas.microsoft.com/office/word/2020/wordml/sdtdatahash" xmlns:w16sdtfl="http://schemas.microsoft.com/office/word/2024/wordml/sdtformatlock" xmlns:w16se="http://schemas.microsoft.com/office/word/2015/wordml/symex" xmlns:wpg="http://schemas.microsoft.com/office/word/2010/wordprocessingGroup" xmlns:wpi="http://schemas.microsoft.com/office/word/2010/wordprocessingInk" xmlns:wne="http://schemas.microsoft.com/office/word/2006/wordml" xmlns:wps="http://schemas.microsoft.com/office/word/2010/wordprocessingShape" mc:Ignorable="w14 w15 w16se w16cid w16 w16cex w16sdtdh w16sdtfl w16du wp14">
   <w:body>
     <w:p>
+      <w:r>
+        <w:rPr>
+          <w:rFonts w:ascii="Aptos Display" w:hAnsi="Aptos Display"/>
+          <w:b/>
+          <w:bCs/>
+          <w:i/>
+          <w:iCs/>
+          <w:noProof/>
+        </w:rPr>
+        <mc:AlternateContent>
+          <mc:Choice Requires="wps">
+            <w:drawing>
+              <wp:anchor distT="45720" distB="45720" distL="114300" distR="114300" simplePos="0" relativeHeight="251670528" behindDoc="0" locked="0" layoutInCell="1" allowOverlap="1" wp14:anchorId="35AE86FC" wp14:editId="0058862C">
+                <wp:simplePos x="0" y="0"/>
+                <wp:positionH relativeFrom="margin">
+                  <wp:align>center</wp:align>
+                </wp:positionH>
+                <wp:positionV relativeFrom="paragraph">
+                  <wp:posOffset>2265717</wp:posOffset>
+                </wp:positionV>
+                <wp:extent cx="6897370" cy="6558915"/>
+                <wp:effectExtent l="0" t="0" r="0" b="0"/>
+                <wp:wrapTopAndBottom/>
+                <wp:docPr id="1487790002" name="Cuadro de texto 2"/>
+                <wp:cNvGraphicFramePr>
+                  <a:graphicFrameLocks xmlns:a="http://schemas.openxmlformats.org/drawingml/2006/main"/>
+                </wp:cNvGraphicFramePr>
+                <a:graphic xmlns:a="http://schemas.openxmlformats.org/drawingml/2006/main">
+                  <a:graphicData uri="http://schemas.microsoft.com/office/word/2010/wordprocessingShape">
+                    <wps:wsp>
+                      <wps:cNvSpPr txBox="1">
+                        <a:spLocks noChangeArrowheads="1"/>
+                      </wps:cNvSpPr>
+                      <wps:spPr bwMode="auto">
+                        <a:xfrm>
+                          <a:off x="0" y="0"/>
+                          <a:ext cx="6897370" cy="6559366"/>
+                        </a:xfrm>
+                        <a:prstGeom prst="rect">
+                          <a:avLst/>
+                        </a:prstGeom>
+                        <a:noFill/>
+                        <a:ln>
+                          <a:noFill/>
+                        </a:ln>
+                      </wps:spPr>
+                      <wps:style>
+                        <a:lnRef idx="0">
+                          <a:scrgbClr r="0" g="0" b="0"/>
+                        </a:lnRef>
+                        <a:fillRef idx="0">
+                          <a:scrgbClr r="0" g="0" b="0"/>
+                        </a:fillRef>
+                        <a:effectRef idx="0">
+                          <a:scrgbClr r="0" g="0" b="0"/>
+                        </a:effectRef>
+                        <a:fontRef idx="minor">
+                          <a:schemeClr val="dk1"/>
+                        </a:fontRef>
+                      </wps:style>
+                      <wps:txbx>
+                        <w:txbxContent>
+                          <w:tbl>
+                            <w:tblPr>
+                              <w:tblStyle w:val="Tablaconcuadrcula"/>
+                              <w:tblW w:w="4993" w:type="pct"/>
+                              <w:tblLook w:val="04A0" w:firstRow="1" w:lastRow="0" w:firstColumn="1" w:lastColumn="0" w:noHBand="0" w:noVBand="1"/>
+                            </w:tblPr>
+                            <w:tblGrid>
+                              <w:gridCol w:w="979"/>
+                              <w:gridCol w:w="3301"/>
+                              <w:gridCol w:w="2096"/>
+                              <w:gridCol w:w="2098"/>
+                              <w:gridCol w:w="2090"/>
+                            </w:tblGrid>
+                            <w:tr>
+                              <w:trPr>
+                                <w:trHeight w:val="411"/>
+                              </w:trPr>
+                              <w:tc>
+                                <w:tcPr>
+                                  <w:tcW w:w="463" w:type="pct"/>
+                                  <w:vAlign w:val="center"/>
+                                </w:tcPr>
+                                <w:p>
+                                  <w:pPr>
+                                    <w:jc w:val="center"/>
+                                    <w:rPr>
+                                      <w:rFonts w:ascii="Aptos Display" w:hAnsi="Aptos Display"/>
+                                      <w:b/>
+                                      <w:bCs/>
+                                      <w:i/>
+                                      <w:iCs/>
+                                      <w:color w:val="000000" w:themeColor="text1"/>
+                                    </w:rPr>
+                                  </w:pPr>
+                                  <w:r>
+                                    <w:rPr>
+                                      <w:rFonts w:ascii="Aptos Display" w:hAnsi="Aptos Display"/>
+                                      <w:b/>
+                                      <w:bCs/>
+                                      <w:i/>
+                                      <w:iCs/>
+                                      <w:color w:val="000000" w:themeColor="text1"/>
+                                    </w:rPr>
+                                    <w:t>CANT.</w:t>
+                                  </w:r>
+                                </w:p>
+                              </w:tc>
+                              <w:tc>
+                                <w:tcPr>
+                                  <w:tcW w:w="1562" w:type="pct"/>
+                                  <w:vAlign w:val="center"/>
+                                </w:tcPr>
+                                <w:p>
+                                  <w:pPr>
+                                    <w:jc w:val="center"/>
+                                    <w:rPr>
+                                      <w:rFonts w:ascii="Aptos Display" w:hAnsi="Aptos Display"/>
+                                      <w:b/>
+                                      <w:bCs/>
+                                      <w:i/>
+                                      <w:iCs/>
+                                      <w:color w:val="000000" w:themeColor="text1"/>
+                                    </w:rPr>
+                                  </w:pPr>
+                                  <w:r>
+                                    <w:rPr>
+                                      <w:rFonts w:ascii="Aptos Display" w:hAnsi="Aptos Display"/>
+                                      <w:b/>
+                                      <w:bCs/>
+                                      <w:i/>
+                                      <w:iCs/>
+                                      <w:color w:val="000000" w:themeColor="text1"/>
+                                    </w:rPr>
+                                    <w:t>REPUESTOS</w:t>
+                                  </w:r>
+                                </w:p>
+                              </w:tc>
+                              <w:tc>
+                                <w:tcPr>
+                                  <w:tcW w:w="992" w:type="pct"/>
+                                  <w:vAlign w:val="center"/>
+                                </w:tcPr>
+                                <w:p>
+                                  <w:pPr>
+                                    <w:jc w:val="center"/>
+                                    <w:rPr>
+                                      <w:rFonts w:ascii="Aptos Display" w:hAnsi="Aptos Display"/>
+                                      <w:b/>
+                                      <w:bCs/>
+                                      <w:i/>
+                                      <w:iCs/>
+                                      <w:color w:val="000000" w:themeColor="text1"/>
+                                    </w:rPr>
+                                  </w:pPr>
+                                  <w:r>
+                                    <w:rPr>
+                                      <w:rFonts w:ascii="Aptos Display" w:hAnsi="Aptos Display"/>
+                                      <w:b/>
+                                      <w:bCs/>
+                                      <w:i/>
+                                      <w:iCs/>
+                                      <w:color w:val="000000" w:themeColor="text1"/>
+                                    </w:rPr>
+                                    <w:t>ESTADO</w:t>
+                                  </w:r>
+                                </w:p>
+                              </w:tc>
+                              <w:tc>
+                                <w:tcPr>
+                                  <w:tcW w:w="993" w:type="pct"/>
+                                  <w:vAlign w:val="center"/>
+                                </w:tcPr>
+                                <w:p>
+                                  <w:pPr>
+                                    <w:jc w:val="center"/>
+                                    <w:rPr>
+                                      <w:rFonts w:ascii="Aptos Display" w:hAnsi="Aptos Display"/>
+                                      <w:b/>
+                                      <w:bCs/>
+                                      <w:i/>
+                                      <w:iCs/>
+                                      <w:color w:val="000000" w:themeColor="text1"/>
+                                    </w:rPr>
+                                  </w:pPr>
+                                  <w:r>
+                                    <w:rPr>
+                                      <w:rFonts w:ascii="Aptos Display" w:hAnsi="Aptos Display"/>
+                                      <w:b/>
+                                      <w:bCs/>
+                                      <w:i/>
+                                      <w:iCs/>
+                                      <w:color w:val="000000" w:themeColor="text1"/>
+                                    </w:rPr>
+                                    <w:t>PRECIO UNIDAD</w:t>
+                                  </w:r>
+                                </w:p>
+                              </w:tc>
+                              <w:tc>
+                                <w:tcPr>
+                                  <w:tcW w:w="989" w:type="pct"/>
+                                  <w:vAlign w:val="center"/>
+                                </w:tcPr>
+                                <w:p>
+                                  <w:pPr>
+                                    <w:jc w:val="center"/>
+                                    <w:rPr>
+                                      <w:rFonts w:ascii="Aptos Display" w:hAnsi="Aptos Display"/>
+                                      <w:b/>
+                                      <w:bCs/>
+                                      <w:i/>
+                                      <w:iCs/>
+                                      <w:color w:val="000000" w:themeColor="text1"/>
+                                    </w:rPr>
+                                  </w:pPr>
+                                  <w:r>
+                                    <w:rPr>
+                                      <w:rFonts w:ascii="Aptos Display" w:hAnsi="Aptos Display"/>
+                                      <w:b/>
+                                      <w:bCs/>
+                                      <w:i/>
+                                      <w:iCs/>
+                                      <w:color w:val="000000" w:themeColor="text1"/>
+                                    </w:rPr>
+                                    <w:t>PRECIO SUBTOTAL</w:t>
+                                  </w:r>
+                                </w:p>
+                              </w:tc>
+                            </w:tr>
+                            <w:tr>
+                              <w:trPr>
+                                <w:trHeight w:val="170"/>
+                              </w:trPr>
+                              <w:tc>
+                                <w:tcPr>
+                                  <w:tcW w:w="463" w:type="pct"/>
+                                </w:tcPr>
+                                <w:p>
+                                  <w:pPr>
+                                    <w:jc w:val="center"/>
+                                    <w:rPr>
+                                      <w:rFonts w:ascii="Aptos Display" w:hAnsi="Aptos Display"/>
+                                      <w:color w:val="000000" w:themeColor="text1"/>
+                                      <w:lang w:val="en-US"/>
+                                    </w:rPr>
+                                  </w:pPr>
+                                  <w:r>
+                                    <w:rPr>
+                                      <w:rFonts w:ascii="Aptos Display" w:hAnsi="Aptos Display"/>
+                                      <w:color w:val="000000" w:themeColor="text1"/>
+                                      <w:lang w:val="en-US"/>
+                                    </w:rPr>
+                                    <w:t>{{%</w:t>
+                                  </w:r>
+                                  <w:r>
+                                    <w:rPr>
+                                      <w:rFonts w:ascii="Aptos Display" w:hAnsi="Aptos Display"/>
+                                      <w:color w:val="000000" w:themeColor="text1"/>
+                                      <w:lang w:val="en-US"/>
+                                    </w:rPr>
+                                    <w:t xml:space="preserve">tr </w:t>
+                                  </w:r>
+                                  <w:r>
+                                    <w:rPr>
+                                      <w:rFonts w:ascii="Aptos Display" w:hAnsi="Aptos Display"/>
+                                      <w:color w:val="000000" w:themeColor="text1"/>
+                                      <w:lang w:val="en-US"/>
+                                    </w:rPr>
+                                    <w:t xml:space="preserve">for item in </w:t>
+                                  </w:r>
+                                  <w:proofErr w:type="spellStart"/>
+                                  <w:r>
+                                    <w:rPr>
+                                      <w:rFonts w:ascii="Aptos Display" w:hAnsi="Aptos Display"/>
+                                      <w:color w:val="000000" w:themeColor="text1"/>
+                                      <w:lang w:val="en-US"/>
+                                    </w:rPr>
+                                    <w:t>pres_list</w:t>
+                                  </w:r>
+                                  <w:proofErr w:type="spellEnd"/>
+                                  <w:r>
+                                    <w:rPr>
+                                      <w:rFonts w:ascii="Aptos Display" w:hAnsi="Aptos Display"/>
+                                      <w:color w:val="000000" w:themeColor="text1"/>
+                                      <w:lang w:val="en-US"/>
+                                    </w:rPr>
+                                    <w:t xml:space="preserve"> </w:t>
+                                  </w:r>
+                                  <w:r>
+                                    <w:rPr>
+                                      <w:rFonts w:ascii="Aptos Display" w:hAnsi="Aptos Display"/>
+                                      <w:color w:val="000000" w:themeColor="text1"/>
+                                      <w:lang w:val="en-US"/>
+                                    </w:rPr>
+                                    <w:t>%}}</w:t>
+                                  </w:r>
+                                </w:p>
+                              </w:tc>
+                              <w:tc>
+                                <w:tcPr>
+                                  <w:tcW w:w="1562" w:type="pct"/>
+                                </w:tcPr>
+                                <w:p>
+                                  <w:pPr>
+                                    <w:jc w:val="center"/>
+                                    <w:rPr>
+                                      <w:rFonts w:ascii="Aptos Display" w:hAnsi="Aptos Display"/>
+                                      <w:color w:val="000000" w:themeColor="text1"/>
+                                      <w:lang w:val="en-US"/>
+                                    </w:rPr>
+                                  </w:pPr>
+                                </w:p>
+                              </w:tc>
+                              <w:tc>
+                                <w:tcPr>
+                                  <w:tcW w:w="992" w:type="pct"/>
+                                </w:tcPr>
+                                <w:p>
+                                  <w:pPr>
+                                    <w:jc w:val="center"/>
+                                    <w:rPr>
+                                      <w:rFonts w:ascii="Aptos Display" w:hAnsi="Aptos Display"/>
+                                      <w:color w:val="000000" w:themeColor="text1"/>
+                                      <w:lang w:val="en-US"/>
+                                    </w:rPr>
+                                  </w:pPr>
+                                </w:p>
+                              </w:tc>
+                              <w:tc>
+                                <w:tcPr>
+                                  <w:tcW w:w="993" w:type="pct"/>
+                                </w:tcPr>
+                                <w:p>
+                                  <w:pPr>
+                                    <w:jc w:val="center"/>
+                                    <w:rPr>
+                                      <w:rFonts w:ascii="Aptos Display" w:hAnsi="Aptos Display"/>
+                                      <w:color w:val="000000" w:themeColor="text1"/>
+                                      <w:lang w:val="en-US"/>
+                                    </w:rPr>
+                                  </w:pPr>
+                                </w:p>
+                              </w:tc>
+                              <w:tc>
+                                <w:tcPr>
+                                  <w:tcW w:w="989" w:type="pct"/>
+                                </w:tcPr>
+                                <w:p>
+                                  <w:pPr>
+                                    <w:jc w:val="center"/>
+                                    <w:rPr>
+                                      <w:rFonts w:ascii="Aptos Display" w:hAnsi="Aptos Display"/>
+                                      <w:color w:val="000000" w:themeColor="text1"/>
+                                      <w:lang w:val="en-US"/>
+                                    </w:rPr>
+                                  </w:pPr>
+                                </w:p>
+                              </w:tc>
+                            </w:tr>
+                            <w:tr>
+                              <w:trPr>
+                                <w:trHeight w:val="170"/>
+                              </w:trPr>
+                              <w:tc>
+                                <w:tcPr>
+                                  <w:tcW w:w="463" w:type="pct"/>
+                                  <w:tcBorders>
+                                    <w:bottom w:val="single" w:sz="4" w:space="0" w:color="auto"/>
+                                  </w:tcBorders>
+                                </w:tcPr>
+                                <w:p>
+                                  <w:pPr>
+                                    <w:jc w:val="center"/>
+                                    <w:rPr>
+                                      <w:rFonts w:ascii="Aptos Display" w:hAnsi="Aptos Display"/>
+                                      <w:color w:val="000000" w:themeColor="text1"/>
+                                      <w:lang w:val="en-US"/>
+                                    </w:rPr>
+                                  </w:pPr>
+                                  <w:proofErr w:type="gramStart"/>
+                                  <w:r>
+                                    <w:rPr>
+                                      <w:rFonts w:ascii="Aptos Display" w:hAnsi="Aptos Display"/>
+                                      <w:color w:val="000000" w:themeColor="text1"/>
+                                      <w:lang w:val="en-US"/>
+                                    </w:rPr>
+                                    <w:t>{{  item[</w:t>
+                                  </w:r>
+                                  <w:proofErr w:type="gramEnd"/>
+                                  <w:r>
+                                    <w:rPr>
+                                      <w:rFonts w:ascii="Aptos Display" w:hAnsi="Aptos Display"/>
+                                      <w:color w:val="000000" w:themeColor="text1"/>
+                                      <w:lang w:val="en-US"/>
+                                    </w:rPr>
+                                    <w:t>0</w:t>
+                                  </w:r>
+                                  <w:proofErr w:type="gramStart"/>
+                                  <w:r>
+                                    <w:rPr>
+                                      <w:rFonts w:ascii="Aptos Display" w:hAnsi="Aptos Display"/>
+                                      <w:color w:val="000000" w:themeColor="text1"/>
+                                      <w:lang w:val="en-US"/>
+                                    </w:rPr>
+                                    <w:t>]  }</w:t>
+                                  </w:r>
+                                  <w:proofErr w:type="gramEnd"/>
+                                  <w:r>
+                                    <w:rPr>
+                                      <w:rFonts w:ascii="Aptos Display" w:hAnsi="Aptos Display"/>
+                                      <w:color w:val="000000" w:themeColor="text1"/>
+                                      <w:lang w:val="en-US"/>
+                                    </w:rPr>
+                                    <w:t>}</w:t>
+                                  </w:r>
+                                </w:p>
+                              </w:tc>
+                              <w:tc>
+                                <w:tcPr>
+                                  <w:tcW w:w="1562" w:type="pct"/>
+                                  <w:tcBorders>
+                                    <w:bottom w:val="single" w:sz="4" w:space="0" w:color="auto"/>
+                                  </w:tcBorders>
+                                </w:tcPr>
+                                <w:p>
+                                  <w:pPr>
+                                    <w:jc w:val="center"/>
+                                    <w:rPr>
+                                      <w:rFonts w:ascii="Aptos Display" w:hAnsi="Aptos Display"/>
+                                      <w:color w:val="000000" w:themeColor="text1"/>
+                                      <w:lang w:val="en-US"/>
+                                    </w:rPr>
+                                  </w:pPr>
+                                  <w:proofErr w:type="gramStart"/>
+                                  <w:r>
+                                    <w:rPr>
+                                      <w:rFonts w:ascii="Aptos Display" w:hAnsi="Aptos Display"/>
+                                      <w:color w:val="000000" w:themeColor="text1"/>
+                                      <w:lang w:val="en-US"/>
+                                    </w:rPr>
+                                    <w:t>{{  item[</w:t>
+                                  </w:r>
+                                  <w:proofErr w:type="gramEnd"/>
+                                  <w:r>
+                                    <w:rPr>
+                                      <w:rFonts w:ascii="Aptos Display" w:hAnsi="Aptos Display"/>
+                                      <w:color w:val="000000" w:themeColor="text1"/>
+                                      <w:lang w:val="en-US"/>
+                                    </w:rPr>
+                                    <w:t>1</w:t>
+                                  </w:r>
+                                  <w:proofErr w:type="gramStart"/>
+                                  <w:r>
+                                    <w:rPr>
+                                      <w:rFonts w:ascii="Aptos Display" w:hAnsi="Aptos Display"/>
+                                      <w:color w:val="000000" w:themeColor="text1"/>
+                                      <w:lang w:val="en-US"/>
+                                    </w:rPr>
+                                    <w:t>]  }</w:t>
+                                  </w:r>
+                                  <w:proofErr w:type="gramEnd"/>
+                                  <w:r>
+                                    <w:rPr>
+                                      <w:rFonts w:ascii="Aptos Display" w:hAnsi="Aptos Display"/>
+                                      <w:color w:val="000000" w:themeColor="text1"/>
+                                      <w:lang w:val="en-US"/>
+                                    </w:rPr>
+                                    <w:t>}</w:t>
+                                  </w:r>
+                                </w:p>
+                              </w:tc>
+                              <w:tc>
+                                <w:tcPr>
+                                  <w:tcW w:w="992" w:type="pct"/>
+                                  <w:tcBorders>
+                                    <w:bottom w:val="single" w:sz="4" w:space="0" w:color="auto"/>
+                                  </w:tcBorders>
+                                </w:tcPr>
+                                <w:p>
+                                  <w:pPr>
+                                    <w:jc w:val="center"/>
+                                    <w:rPr>
+                                      <w:rFonts w:ascii="Aptos Display" w:hAnsi="Aptos Display"/>
+                                      <w:color w:val="000000" w:themeColor="text1"/>
+                                      <w:lang w:val="en-US"/>
+                                    </w:rPr>
+                                  </w:pPr>
+                                  <w:proofErr w:type="gramStart"/>
+                                  <w:r>
+                                    <w:rPr>
+                                      <w:rFonts w:ascii="Aptos Display" w:hAnsi="Aptos Display"/>
+                                      <w:color w:val="000000" w:themeColor="text1"/>
+                                      <w:lang w:val="en-US"/>
+                                    </w:rPr>
+                                    <w:t>{{ item</w:t>
+                                  </w:r>
+                                  <w:proofErr w:type="gramEnd"/>
+                                  <w:r>
+                                    <w:rPr>
+                                      <w:rFonts w:ascii="Aptos Display" w:hAnsi="Aptos Display"/>
+                                      <w:color w:val="000000" w:themeColor="text1"/>
+                                      <w:lang w:val="en-US"/>
+                                    </w:rPr>
+                                    <w:t xml:space="preserve"> [3]</w:t>
+                                  </w:r>
+                                  <w:r>
+                                    <w:rPr>
+                                      <w:rFonts w:ascii="Aptos Display" w:hAnsi="Aptos Display"/>
+                                      <w:color w:val="000000" w:themeColor="text1"/>
+                                      <w:lang w:val="en-US"/>
+                                    </w:rPr>
+                                    <w:t xml:space="preserve"> }}</w:t>
+                                  </w:r>
+                                </w:p>
+                              </w:tc>
+                              <w:tc>
+                                <w:tcPr>
+                                  <w:tcW w:w="993" w:type="pct"/>
+                                  <w:tcBorders>
+                                    <w:bottom w:val="single" w:sz="4" w:space="0" w:color="auto"/>
+                                  </w:tcBorders>
+                                </w:tcPr>
+                                <w:p>
+                                  <w:pPr>
+                                    <w:jc w:val="center"/>
+                                    <w:rPr>
+                                      <w:rFonts w:ascii="Aptos Display" w:hAnsi="Aptos Display"/>
+                                      <w:color w:val="000000" w:themeColor="text1"/>
+                                      <w:lang w:val="en-US"/>
+                                    </w:rPr>
+                                  </w:pPr>
+                                  <w:proofErr w:type="gramStart"/>
+                                  <w:r>
+                                    <w:rPr>
+                                      <w:rFonts w:ascii="Aptos Display" w:hAnsi="Aptos Display"/>
+                                      <w:color w:val="000000" w:themeColor="text1"/>
+                                      <w:lang w:val="en-US"/>
+                                    </w:rPr>
+                                    <w:t>{{ item</w:t>
+                                  </w:r>
+                                  <w:proofErr w:type="gramEnd"/>
+                                  <w:r>
+                                    <w:rPr>
+                                      <w:rFonts w:ascii="Aptos Display" w:hAnsi="Aptos Display"/>
+                                      <w:color w:val="000000" w:themeColor="text1"/>
+                                      <w:lang w:val="en-US"/>
+                                    </w:rPr>
+                                    <w:t>[2] }}</w:t>
+                                  </w:r>
+                                </w:p>
+                              </w:tc>
+                              <w:tc>
+                                <w:tcPr>
+                                  <w:tcW w:w="989" w:type="pct"/>
+                                  <w:tcBorders>
+                                    <w:bottom w:val="single" w:sz="4" w:space="0" w:color="auto"/>
+                                  </w:tcBorders>
+                                </w:tcPr>
+                                <w:p>
+                                  <w:pPr>
+                                    <w:jc w:val="center"/>
+                                    <w:rPr>
+                                      <w:rFonts w:ascii="Aptos Display" w:hAnsi="Aptos Display"/>
+                                      <w:color w:val="000000" w:themeColor="text1"/>
+                                      <w:lang w:val="en-US"/>
+                                    </w:rPr>
+                                  </w:pPr>
+                                  <w:proofErr w:type="gramStart"/>
+                                  <w:r>
+                                    <w:rPr>
+                                      <w:rFonts w:ascii="Aptos Display" w:hAnsi="Aptos Display"/>
+                                      <w:color w:val="000000" w:themeColor="text1"/>
+                                      <w:lang w:val="en-US"/>
+                                    </w:rPr>
+                                    <w:t>{{ item</w:t>
+                                  </w:r>
+                                  <w:proofErr w:type="gramEnd"/>
+                                  <w:r>
+                                    <w:rPr>
+                                      <w:rFonts w:ascii="Aptos Display" w:hAnsi="Aptos Display"/>
+                                      <w:color w:val="000000" w:themeColor="text1"/>
+                                      <w:lang w:val="en-US"/>
+                                    </w:rPr>
+                                    <w:t>[4] }}</w:t>
+                                  </w:r>
+                                </w:p>
+                              </w:tc>
+                            </w:tr>
+                            <w:tr>
+                              <w:trPr>
+                                <w:trHeight w:val="170"/>
+                              </w:trPr>
+                              <w:tc>
+                                <w:tcPr>
+                                  <w:tcW w:w="463" w:type="pct"/>
+                                  <w:tcBorders>
+                                    <w:top w:val="single" w:sz="4" w:space="0" w:color="auto"/>
+                                    <w:left w:val="single" w:sz="4" w:space="0" w:color="auto"/>
+                                    <w:bottom w:val="single" w:sz="4" w:space="0" w:color="auto"/>
+                                    <w:right w:val="single" w:sz="4" w:space="0" w:color="auto"/>
+                                  </w:tcBorders>
+                                </w:tcPr>
+                                <w:p>
+                                  <w:pPr>
+                                    <w:rPr>
+                                      <w:rFonts w:ascii="Aptos Display" w:hAnsi="Aptos Display"/>
+                                      <w:color w:val="000000" w:themeColor="text1"/>
+                                      <w:lang w:val="en-US"/>
+                                    </w:rPr>
+                                  </w:pPr>
+                                  <w:r>
+                                    <w:rPr>
+                                      <w:rFonts w:ascii="Aptos Display" w:hAnsi="Aptos Display"/>
+                                      <w:color w:val="000000" w:themeColor="text1"/>
+                                      <w:lang w:val="en-US"/>
+                                    </w:rPr>
+                                    <w:t xml:space="preserve">{{%tr </w:t>
+                                  </w:r>
+                                  <w:proofErr w:type="spellStart"/>
+                                  <w:r>
+                                    <w:rPr>
+                                      <w:rFonts w:ascii="Aptos Display" w:hAnsi="Aptos Display"/>
+                                      <w:color w:val="000000" w:themeColor="text1"/>
+                                      <w:lang w:val="en-US"/>
+                                    </w:rPr>
+                                    <w:t>endfor</w:t>
+                                  </w:r>
+                                  <w:proofErr w:type="spellEnd"/>
+                                  <w:r>
+                                    <w:rPr>
+                                      <w:rFonts w:ascii="Aptos Display" w:hAnsi="Aptos Display"/>
+                                      <w:color w:val="000000" w:themeColor="text1"/>
+                                      <w:lang w:val="en-US"/>
+                                    </w:rPr>
+                                    <w:t xml:space="preserve"> %}}</w:t>
+                                  </w:r>
+                                </w:p>
+                              </w:tc>
+                              <w:tc>
+                                <w:tcPr>
+                                  <w:tcW w:w="1562" w:type="pct"/>
+                                  <w:tcBorders>
+                                    <w:top w:val="single" w:sz="4" w:space="0" w:color="auto"/>
+                                    <w:left w:val="single" w:sz="4" w:space="0" w:color="auto"/>
+                                    <w:bottom w:val="single" w:sz="4" w:space="0" w:color="auto"/>
+                                    <w:right w:val="single" w:sz="4" w:space="0" w:color="auto"/>
+                                  </w:tcBorders>
+                                </w:tcPr>
+                                <w:p>
+                                  <w:pPr>
+                                    <w:rPr>
+                                      <w:rFonts w:ascii="Aptos Display" w:hAnsi="Aptos Display"/>
+                                      <w:color w:val="000000" w:themeColor="text1"/>
+                                      <w:lang w:val="en-US"/>
+                                    </w:rPr>
+                                  </w:pPr>
+                                </w:p>
+                              </w:tc>
+                              <w:tc>
+                                <w:tcPr>
+                                  <w:tcW w:w="992" w:type="pct"/>
+                                  <w:tcBorders>
+                                    <w:top w:val="single" w:sz="4" w:space="0" w:color="auto"/>
+                                    <w:left w:val="single" w:sz="4" w:space="0" w:color="auto"/>
+                                    <w:bottom w:val="single" w:sz="4" w:space="0" w:color="auto"/>
+                                    <w:right w:val="single" w:sz="4" w:space="0" w:color="auto"/>
+                                  </w:tcBorders>
+                                </w:tcPr>
+                                <w:p>
+                                  <w:pPr>
+                                    <w:jc w:val="center"/>
+                                    <w:rPr>
+                                      <w:rFonts w:ascii="Aptos Display" w:hAnsi="Aptos Display"/>
+                                      <w:color w:val="000000" w:themeColor="text1"/>
+                                      <w:lang w:val="en-US"/>
+                                    </w:rPr>
+                                  </w:pPr>
+                                </w:p>
+                              </w:tc>
+                              <w:tc>
+                                <w:tcPr>
+                                  <w:tcW w:w="993" w:type="pct"/>
+                                  <w:tcBorders>
+                                    <w:top w:val="single" w:sz="4" w:space="0" w:color="auto"/>
+                                    <w:left w:val="single" w:sz="4" w:space="0" w:color="auto"/>
+                                    <w:bottom w:val="single" w:sz="4" w:space="0" w:color="auto"/>
+                                    <w:right w:val="single" w:sz="4" w:space="0" w:color="auto"/>
+                                  </w:tcBorders>
+                                </w:tcPr>
+                                <w:p>
+                                  <w:pPr>
+                                    <w:jc w:val="center"/>
+                                    <w:rPr>
+                                      <w:rFonts w:ascii="Aptos Display" w:hAnsi="Aptos Display"/>
+                                      <w:color w:val="000000" w:themeColor="text1"/>
+                                      <w:lang w:val="en-US"/>
+                                    </w:rPr>
+                                  </w:pPr>
+                                </w:p>
+                              </w:tc>
+                              <w:tc>
+                                <w:tcPr>
+                                  <w:tcW w:w="989" w:type="pct"/>
+                                  <w:tcBorders>
+                                    <w:top w:val="single" w:sz="4" w:space="0" w:color="auto"/>
+                                    <w:left w:val="single" w:sz="4" w:space="0" w:color="auto"/>
+                                    <w:bottom w:val="single" w:sz="4" w:space="0" w:color="auto"/>
+                                    <w:right w:val="single" w:sz="4" w:space="0" w:color="auto"/>
+                                  </w:tcBorders>
+                                </w:tcPr>
+                                <w:p>
+                                  <w:pPr>
+                                    <w:jc w:val="center"/>
+                                    <w:rPr>
+                                      <w:rFonts w:ascii="Aptos Display" w:hAnsi="Aptos Display"/>
+                                      <w:color w:val="000000" w:themeColor="text1"/>
+                                      <w:lang w:val="en-US"/>
+                                    </w:rPr>
+                                  </w:pPr>
+                                </w:p>
+                              </w:tc>
+                            </w:tr>
+                            <w:tr>
+                              <w:trPr>
+                                <w:trHeight w:val="331"/>
+                              </w:trPr>
+                              <w:tc>
+                                <w:tcPr>
+                                  <w:tcW w:w="463" w:type="pct"/>
+                                  <w:tcBorders>
+                                    <w:top w:val="single" w:sz="4" w:space="0" w:color="auto"/>
+                                    <w:left w:val="nil"/>
+                                    <w:bottom w:val="nil"/>
+                                    <w:right w:val="nil"/>
+                                  </w:tcBorders>
+                                </w:tcPr>
+                                <w:p>
+                                  <w:pPr>
+                                    <w:rPr>
+                                      <w:rFonts w:ascii="Aptos Display" w:hAnsi="Aptos Display"/>
+                                      <w:color w:val="000000" w:themeColor="text1"/>
+                                      <w:lang w:val="en-US"/>
+                                    </w:rPr>
+                                  </w:pPr>
+                                </w:p>
+                              </w:tc>
+                              <w:tc>
+                                <w:tcPr>
+                                  <w:tcW w:w="1562" w:type="pct"/>
+                                  <w:tcBorders>
+                                    <w:top w:val="single" w:sz="4" w:space="0" w:color="auto"/>
+                                    <w:left w:val="nil"/>
+                                    <w:bottom w:val="nil"/>
+                                    <w:right w:val="nil"/>
+                                  </w:tcBorders>
+                                </w:tcPr>
+                                <w:p>
+                                  <w:pPr>
+                                    <w:rPr>
+                                      <w:rFonts w:ascii="Aptos Display" w:hAnsi="Aptos Display"/>
+                                      <w:color w:val="000000" w:themeColor="text1"/>
+                                      <w:lang w:val="en-US"/>
+                                    </w:rPr>
+                                  </w:pPr>
+                                </w:p>
+                              </w:tc>
+                              <w:tc>
+                                <w:tcPr>
+                                  <w:tcW w:w="992" w:type="pct"/>
+                                  <w:tcBorders>
+                                    <w:top w:val="single" w:sz="4" w:space="0" w:color="auto"/>
+                                    <w:left w:val="nil"/>
+                                    <w:bottom w:val="nil"/>
+                                    <w:right w:val="single" w:sz="4" w:space="0" w:color="auto"/>
+                                  </w:tcBorders>
+                                </w:tcPr>
+                                <w:p>
+                                  <w:pPr>
+                                    <w:jc w:val="center"/>
+                                    <w:rPr>
+                                      <w:rFonts w:ascii="Aptos Display" w:hAnsi="Aptos Display"/>
+                                      <w:color w:val="000000" w:themeColor="text1"/>
+                                    </w:rPr>
+                                  </w:pPr>
+                                </w:p>
+                              </w:tc>
+                              <w:tc>
+                                <w:tcPr>
+                                  <w:tcW w:w="993" w:type="pct"/>
+                                  <w:tcBorders>
+                                    <w:top w:val="single" w:sz="4" w:space="0" w:color="auto"/>
+                                    <w:left w:val="single" w:sz="4" w:space="0" w:color="auto"/>
+                                    <w:bottom w:val="single" w:sz="4" w:space="0" w:color="auto"/>
+                                    <w:right w:val="single" w:sz="4" w:space="0" w:color="auto"/>
+                                  </w:tcBorders>
+                                  <w:vAlign w:val="center"/>
+                                </w:tcPr>
+                                <w:p>
+                                  <w:pPr>
+                                    <w:jc w:val="center"/>
+                                    <w:rPr>
+                                      <w:rFonts w:ascii="Aptos Display" w:hAnsi="Aptos Display"/>
+                                      <w:b/>
+                                      <w:bCs/>
+                                      <w:color w:val="000000" w:themeColor="text1"/>
+                                    </w:rPr>
+                                  </w:pPr>
+                                  <w:r>
+                                    <w:rPr>
+                                      <w:rFonts w:ascii="Aptos Display" w:hAnsi="Aptos Display"/>
+                                      <w:b/>
+                                      <w:bCs/>
+                                      <w:color w:val="000000" w:themeColor="text1"/>
+                                    </w:rPr>
+                                    <w:t>SUBTOTAL</w:t>
+                                  </w:r>
+                                </w:p>
+                              </w:tc>
+                              <w:tc>
+                                <w:tcPr>
+                                  <w:tcW w:w="989" w:type="pct"/>
+                                  <w:tcBorders>
+                                    <w:top w:val="single" w:sz="4" w:space="0" w:color="auto"/>
+                                    <w:left w:val="single" w:sz="4" w:space="0" w:color="auto"/>
+                                    <w:bottom w:val="single" w:sz="4" w:space="0" w:color="auto"/>
+                                    <w:right w:val="single" w:sz="4" w:space="0" w:color="auto"/>
+                                  </w:tcBorders>
+                                </w:tcPr>
+                                <w:p>
+                                  <w:pPr>
+                                    <w:jc w:val="center"/>
+                                    <w:rPr>
+                                      <w:rFonts w:ascii="Aptos Display" w:hAnsi="Aptos Display"/>
+                                      <w:color w:val="000000" w:themeColor="text1"/>
+                                    </w:rPr>
+                                  </w:pPr>
+                                  <w:proofErr w:type="gramStart"/>
+                                  <w:r>
+                                    <w:rPr>
+                                      <w:rFonts w:ascii="Aptos Display" w:hAnsi="Aptos Display"/>
+                                      <w:color w:val="000000" w:themeColor="text1"/>
+                                    </w:rPr>
+                                    <w:t>{{ subtotal</w:t>
+                                  </w:r>
+                                  <w:proofErr w:type="gramEnd"/>
+                                  <w:r>
+                                    <w:rPr>
+                                      <w:rFonts w:ascii="Aptos Display" w:hAnsi="Aptos Display"/>
+                                      <w:color w:val="000000" w:themeColor="text1"/>
+                                    </w:rPr>
+                                    <w:t xml:space="preserve"> }}</w:t>
+                                  </w:r>
+                                </w:p>
+                              </w:tc>
+                            </w:tr>
+                            <w:tr>
+                              <w:trPr>
+                                <w:trHeight w:val="331"/>
+                              </w:trPr>
+                              <w:tc>
+                                <w:tcPr>
+                                  <w:tcW w:w="463" w:type="pct"/>
+                                  <w:tcBorders>
+                                    <w:top w:val="nil"/>
+                                    <w:left w:val="nil"/>
+                                    <w:bottom w:val="nil"/>
+                                    <w:right w:val="nil"/>
+                                  </w:tcBorders>
+                                </w:tcPr>
+                                <w:p>
+                                  <w:pPr>
+                                    <w:rPr>
+                                      <w:rFonts w:ascii="Aptos Display" w:hAnsi="Aptos Display"/>
+                                      <w:color w:val="000000" w:themeColor="text1"/>
+                                    </w:rPr>
+                                  </w:pPr>
+                                </w:p>
+                              </w:tc>
+                              <w:tc>
+                                <w:tcPr>
+                                  <w:tcW w:w="1562" w:type="pct"/>
+                                  <w:tcBorders>
+                                    <w:top w:val="nil"/>
+                                    <w:left w:val="nil"/>
+                                    <w:bottom w:val="nil"/>
+                                    <w:right w:val="nil"/>
+                                  </w:tcBorders>
+                                </w:tcPr>
+                                <w:p>
+                                  <w:pPr>
+                                    <w:rPr>
+                                      <w:rFonts w:ascii="Aptos Display" w:hAnsi="Aptos Display"/>
+                                      <w:color w:val="000000" w:themeColor="text1"/>
+                                    </w:rPr>
+                                  </w:pPr>
+                                </w:p>
+                              </w:tc>
+                              <w:tc>
+                                <w:tcPr>
+                                  <w:tcW w:w="992" w:type="pct"/>
+                                  <w:tcBorders>
+                                    <w:top w:val="nil"/>
+                                    <w:left w:val="nil"/>
+                                    <w:bottom w:val="nil"/>
+                                    <w:right w:val="single" w:sz="4" w:space="0" w:color="auto"/>
+                                  </w:tcBorders>
+                                </w:tcPr>
+                                <w:p>
+                                  <w:pPr>
+                                    <w:jc w:val="center"/>
+                                    <w:rPr>
+                                      <w:rFonts w:ascii="Aptos Display" w:hAnsi="Aptos Display"/>
+                                      <w:color w:val="000000" w:themeColor="text1"/>
+                                    </w:rPr>
+                                  </w:pPr>
+                                </w:p>
+                              </w:tc>
+                              <w:tc>
+                                <w:tcPr>
+                                  <w:tcW w:w="993" w:type="pct"/>
+                                  <w:tcBorders>
+                                    <w:top w:val="single" w:sz="4" w:space="0" w:color="auto"/>
+                                    <w:left w:val="single" w:sz="4" w:space="0" w:color="auto"/>
+                                    <w:bottom w:val="single" w:sz="4" w:space="0" w:color="auto"/>
+                                    <w:right w:val="single" w:sz="4" w:space="0" w:color="auto"/>
+                                  </w:tcBorders>
+                                  <w:vAlign w:val="center"/>
+                                </w:tcPr>
+                                <w:p>
+                                  <w:pPr>
+                                    <w:jc w:val="center"/>
+                                    <w:rPr>
+                                      <w:rFonts w:ascii="Aptos Display" w:hAnsi="Aptos Display"/>
+                                      <w:b/>
+                                      <w:bCs/>
+                                      <w:color w:val="000000" w:themeColor="text1"/>
+                                    </w:rPr>
+                                  </w:pPr>
+                                  <w:r>
+                                    <w:rPr>
+                                      <w:rFonts w:ascii="Aptos Display" w:hAnsi="Aptos Display"/>
+                                      <w:b/>
+                                      <w:bCs/>
+                                      <w:color w:val="000000" w:themeColor="text1"/>
+                                    </w:rPr>
+                                    <w:t>IVA</w:t>
+                                  </w:r>
+                                </w:p>
+                              </w:tc>
+                              <w:tc>
+                                <w:tcPr>
+                                  <w:tcW w:w="989" w:type="pct"/>
+                                  <w:tcBorders>
+                                    <w:top w:val="single" w:sz="4" w:space="0" w:color="auto"/>
+                                    <w:left w:val="single" w:sz="4" w:space="0" w:color="auto"/>
+                                    <w:bottom w:val="single" w:sz="4" w:space="0" w:color="auto"/>
+                                    <w:right w:val="single" w:sz="4" w:space="0" w:color="auto"/>
+                                  </w:tcBorders>
+                                </w:tcPr>
+                                <w:p>
+                                  <w:pPr>
+                                    <w:jc w:val="center"/>
+                                    <w:rPr>
+                                      <w:rFonts w:ascii="Aptos Display" w:hAnsi="Aptos Display"/>
+                                      <w:color w:val="000000" w:themeColor="text1"/>
+                                    </w:rPr>
+                                  </w:pPr>
+                                  <w:r>
+                                    <w:rPr>
+                                      <w:rFonts w:ascii="Aptos Display" w:hAnsi="Aptos Display"/>
+                                      <w:color w:val="000000" w:themeColor="text1"/>
+                                    </w:rPr>
+                                    <w:t xml:space="preserve">% </w:t>
+                                  </w:r>
+                                  <w:proofErr w:type="gramStart"/>
+                                  <w:r>
+                                    <w:rPr>
+                                      <w:rFonts w:ascii="Aptos Display" w:hAnsi="Aptos Display"/>
+                                      <w:color w:val="000000" w:themeColor="text1"/>
+                                    </w:rPr>
+                                    <w:t xml:space="preserve">{{ </w:t>
+                                  </w:r>
+                                  <w:proofErr w:type="spellStart"/>
+                                  <w:r>
+                                    <w:rPr>
+                                      <w:rFonts w:ascii="Aptos Display" w:hAnsi="Aptos Display"/>
+                                      <w:color w:val="000000" w:themeColor="text1"/>
+                                    </w:rPr>
+                                    <w:t>iva</w:t>
+                                  </w:r>
+                                  <w:proofErr w:type="spellEnd"/>
+                                  <w:proofErr w:type="gramEnd"/>
+                                  <w:r>
+                                    <w:rPr>
+                                      <w:rFonts w:ascii="Aptos Display" w:hAnsi="Aptos Display"/>
+                                      <w:color w:val="000000" w:themeColor="text1"/>
+                                    </w:rPr>
+                                    <w:t xml:space="preserve"> }}</w:t>
+                                  </w:r>
+                                </w:p>
+                              </w:tc>
+                            </w:tr>
+                            <w:tr>
+                              <w:trPr>
+                                <w:trHeight w:val="331"/>
+                              </w:trPr>
+                              <w:tc>
+                                <w:tcPr>
+                                  <w:tcW w:w="463" w:type="pct"/>
+                                  <w:tcBorders>
+                                    <w:top w:val="nil"/>
+                                    <w:left w:val="nil"/>
+                                    <w:bottom w:val="nil"/>
+                                    <w:right w:val="nil"/>
+                                  </w:tcBorders>
+                                </w:tcPr>
+                                <w:p>
+                                  <w:pPr>
+                                    <w:rPr>
+                                      <w:rFonts w:ascii="Aptos Display" w:hAnsi="Aptos Display"/>
+                                      <w:color w:val="000000" w:themeColor="text1"/>
+                                    </w:rPr>
+                                  </w:pPr>
+                                </w:p>
+                              </w:tc>
+                              <w:tc>
+                                <w:tcPr>
+                                  <w:tcW w:w="1562" w:type="pct"/>
+                                  <w:tcBorders>
+                                    <w:top w:val="nil"/>
+                                    <w:left w:val="nil"/>
+                                    <w:bottom w:val="nil"/>
+                                    <w:right w:val="nil"/>
+                                  </w:tcBorders>
+                                </w:tcPr>
+                                <w:p>
+                                  <w:pPr>
+                                    <w:rPr>
+                                      <w:rFonts w:ascii="Aptos Display" w:hAnsi="Aptos Display"/>
+                                      <w:color w:val="000000" w:themeColor="text1"/>
+                                    </w:rPr>
+                                  </w:pPr>
+                                </w:p>
+                              </w:tc>
+                              <w:tc>
+                                <w:tcPr>
+                                  <w:tcW w:w="992" w:type="pct"/>
+                                  <w:tcBorders>
+                                    <w:top w:val="nil"/>
+                                    <w:left w:val="nil"/>
+                                    <w:bottom w:val="nil"/>
+                                    <w:right w:val="single" w:sz="4" w:space="0" w:color="auto"/>
+                                  </w:tcBorders>
+                                </w:tcPr>
+                                <w:p>
+                                  <w:pPr>
+                                    <w:jc w:val="center"/>
+                                    <w:rPr>
+                                      <w:rFonts w:ascii="Aptos Display" w:hAnsi="Aptos Display"/>
+                                      <w:color w:val="000000" w:themeColor="text1"/>
+                                    </w:rPr>
+                                  </w:pPr>
+                                </w:p>
+                              </w:tc>
+                              <w:tc>
+                                <w:tcPr>
+                                  <w:tcW w:w="993" w:type="pct"/>
+                                  <w:tcBorders>
+                                    <w:top w:val="single" w:sz="4" w:space="0" w:color="auto"/>
+                                    <w:left w:val="single" w:sz="4" w:space="0" w:color="auto"/>
+                                    <w:bottom w:val="single" w:sz="4" w:space="0" w:color="auto"/>
+                                    <w:right w:val="single" w:sz="4" w:space="0" w:color="auto"/>
+                                  </w:tcBorders>
+                                  <w:vAlign w:val="center"/>
+                                </w:tcPr>
+                                <w:p>
+                                  <w:pPr>
+                                    <w:jc w:val="center"/>
+                                    <w:rPr>
+                                      <w:rFonts w:ascii="Aptos Display" w:hAnsi="Aptos Display"/>
+                                      <w:b/>
+                                      <w:bCs/>
+                                      <w:color w:val="000000" w:themeColor="text1"/>
+                                    </w:rPr>
+                                  </w:pPr>
+                                  <w:r>
+                                    <w:rPr>
+                                      <w:rFonts w:ascii="Aptos Display" w:hAnsi="Aptos Display"/>
+                                      <w:b/>
+                                      <w:bCs/>
+                                      <w:color w:val="000000" w:themeColor="text1"/>
+                                    </w:rPr>
+                                    <w:t>TOTAL</w:t>
+                                  </w:r>
+                                </w:p>
+                              </w:tc>
+                              <w:tc>
+                                <w:tcPr>
+                                  <w:tcW w:w="989" w:type="pct"/>
+                                  <w:tcBorders>
+                                    <w:top w:val="single" w:sz="4" w:space="0" w:color="auto"/>
+                                    <w:left w:val="single" w:sz="4" w:space="0" w:color="auto"/>
+                                    <w:bottom w:val="single" w:sz="4" w:space="0" w:color="auto"/>
+                                    <w:right w:val="single" w:sz="4" w:space="0" w:color="auto"/>
+                                  </w:tcBorders>
+                                </w:tcPr>
+                                <w:p>
+                                  <w:pPr>
+                                    <w:jc w:val="center"/>
+                                    <w:rPr>
+                                      <w:rFonts w:ascii="Aptos Display" w:hAnsi="Aptos Display"/>
+                                      <w:color w:val="000000" w:themeColor="text1"/>
+                                    </w:rPr>
+                                  </w:pPr>
+                                  <w:proofErr w:type="gramStart"/>
+                                  <w:r>
+                                    <w:rPr>
+                                      <w:rFonts w:ascii="Aptos Display" w:hAnsi="Aptos Display"/>
+                                      <w:color w:val="000000" w:themeColor="text1"/>
+                                    </w:rPr>
+                                    <w:t>{{ total</w:t>
+                                  </w:r>
+                                  <w:proofErr w:type="gramEnd"/>
+                                  <w:r>
+                                    <w:rPr>
+                                      <w:rFonts w:ascii="Aptos Display" w:hAnsi="Aptos Display"/>
+                                      <w:color w:val="000000" w:themeColor="text1"/>
+                                    </w:rPr>
+                                    <w:t xml:space="preserve"> }}</w:t>
+                                  </w:r>
+                                </w:p>
+                              </w:tc>
+                            </w:tr>
+                          </w:tbl>
+                          <w:p>
+                            <w:pPr>
+                              <w:rPr>
+                                <w:color w:val="000000" w:themeColor="text1"/>
+                              </w:rPr>
+                            </w:pPr>
+                          </w:p>
+                        </w:txbxContent>
+                      </wps:txbx>
+                      <wps:bodyPr rot="0" vert="horz" wrap="square" lIns="91440" tIns="45720" rIns="91440" bIns="45720" anchor="t" anchorCtr="0">
+                        <a:noAutofit/>
+                      </wps:bodyPr>
+                    </wps:wsp>
+                  </a:graphicData>
+                </a:graphic>
+                <wp14:sizeRelH relativeFrom="margin">
+                  <wp14:pctWidth>0</wp14:pctWidth>
+                </wp14:sizeRelH>
+                <wp14:sizeRelV relativeFrom="margin">
+                  <wp14:pctHeight>0</wp14:pctHeight>
+                </wp14:sizeRelV>
+              </wp:anchor>
+            </w:drawing>
+          </mc:Choice>
+          <mc:Fallback>
+            <w:pict>
+              <v:shapetype w14:anchorId="35AE86FC" id="_x0000_t202" coordsize="21600,21600" o:spt="202" path="m,l,21600r21600,l21600,xe">
+                <v:stroke joinstyle="miter"/>
+                <v:path gradientshapeok="t" o:connecttype="rect"/>
+              </v:shapetype>
+              <v:shape id="Cuadro de texto 2" o:spid="_x0000_s1026" type="#_x0000_t202" style="position:absolute;margin-left:0;margin-top:178.4pt;width:543.1pt;height:516.45pt;z-index:251670528;visibility:visible;mso-wrap-style:square;mso-width-percent:0;mso-height-percent:0;mso-wrap-distance-left:9pt;mso-wrap-distance-top:3.6pt;mso-wrap-distance-right:9pt;mso-wrap-distance-bottom:3.6pt;mso-position-horizontal:center;mso-position-horizontal-relative:margin;mso-position-vertical:absolute;mso-position-vertical-relative:text;mso-width-percent:0;mso-height-percent:0;mso-width-relative:margin;mso-height-relative:margin;v-text-anchor:top" o:gfxdata="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" filled="f" stroked="f">
+                <v:textbox>
+                  <w:txbxContent>
+                    <w:tbl>
+                      <w:tblPr>
+                        <w:tblStyle w:val="Tablaconcuadrcula"/>
+                        <w:tblW w:w="4993" w:type="pct"/>
+                        <w:tblLook w:val="04A0" w:firstRow="1" w:lastRow="0" w:firstColumn="1" w:lastColumn="0" w:noHBand="0" w:noVBand="1"/>
+                      </w:tblPr>
+                      <w:tblGrid>
+                        <w:gridCol w:w="979"/>
+                        <w:gridCol w:w="3301"/>
+                        <w:gridCol w:w="2096"/>
+                        <w:gridCol w:w="2098"/>
+                        <w:gridCol w:w="2090"/>
+                      </w:tblGrid>
+                      <w:tr>
+                        <w:trPr>
+                          <w:trHeight w:val="411"/>
+                        </w:trPr>
+                        <w:tc>
+                          <w:tcPr>
+                            <w:tcW w:w="463" w:type="pct"/>
+                            <w:vAlign w:val="center"/>
+                          </w:tcPr>
+                          <w:p>
+                            <w:pPr>
+                              <w:jc w:val="center"/>
+                              <w:rPr>
+                                <w:rFonts w:ascii="Aptos Display" w:hAnsi="Aptos Display"/>
+                                <w:b/>
+                                <w:bCs/>
+                                <w:i/>
+                                <w:iCs/>
+                                <w:color w:val="000000" w:themeColor="text1"/>
+                              </w:rPr>
+                            </w:pPr>
+                            <w:r>
+                              <w:rPr>
+                                <w:rFonts w:ascii="Aptos Display" w:hAnsi="Aptos Display"/>
+                                <w:b/>
+                                <w:bCs/>
+                                <w:i/>
+                                <w:iCs/>
+                                <w:color w:val="000000" w:themeColor="text1"/>
+                              </w:rPr>
+                              <w:t>CANT.</w:t>
+                            </w:r>
+                          </w:p>
+                        </w:tc>
+                        <w:tc>
+                          <w:tcPr>
+                            <w:tcW w:w="1562" w:type="pct"/>
+                            <w:vAlign w:val="center"/>
+                          </w:tcPr>
+                          <w:p>
+                            <w:pPr>
+                              <w:jc w:val="center"/>
+                              <w:rPr>
+                                <w:rFonts w:ascii="Aptos Display" w:hAnsi="Aptos Display"/>
+                                <w:b/>
+                                <w:bCs/>
+                                <w:i/>
+                                <w:iCs/>
+                                <w:color w:val="000000" w:themeColor="text1"/>
+                              </w:rPr>
+                            </w:pPr>
+                            <w:r>
+                              <w:rPr>
+                                <w:rFonts w:ascii="Aptos Display" w:hAnsi="Aptos Display"/>
+                                <w:b/>
+                                <w:bCs/>
+                                <w:i/>
+                                <w:iCs/>
+                                <w:color w:val="000000" w:themeColor="text1"/>
+                              </w:rPr>
+                              <w:t>REPUESTOS</w:t>
+                            </w:r>
+                          </w:p>
+                        </w:tc>
+                        <w:tc>
+                          <w:tcPr>
+                            <w:tcW w:w="992" w:type="pct"/>
+                            <w:vAlign w:val="center"/>
+                          </w:tcPr>
+                          <w:p>
+                            <w:pPr>
+                              <w:jc w:val="center"/>
+                              <w:rPr>
+                                <w:rFonts w:ascii="Aptos Display" w:hAnsi="Aptos Display"/>
+                                <w:b/>
+                                <w:bCs/>
+                                <w:i/>
+                                <w:iCs/>
+                                <w:color w:val="000000" w:themeColor="text1"/>
+                              </w:rPr>
+                            </w:pPr>
+                            <w:r>
+                              <w:rPr>
+                                <w:rFonts w:ascii="Aptos Display" w:hAnsi="Aptos Display"/>
+                                <w:b/>
+                                <w:bCs/>
+                                <w:i/>
+                                <w:iCs/>
+                                <w:color w:val="000000" w:themeColor="text1"/>
+                              </w:rPr>
+                              <w:t>ESTADO</w:t>
+                            </w:r>
+                          </w:p>
+                        </w:tc>
+                        <w:tc>
+                          <w:tcPr>
+                            <w:tcW w:w="993" w:type="pct"/>
+                            <w:vAlign w:val="center"/>
+                          </w:tcPr>
+                          <w:p>
+                            <w:pPr>
+                              <w:jc w:val="center"/>
+                              <w:rPr>
+                                <w:rFonts w:ascii="Aptos Display" w:hAnsi="Aptos Display"/>
+                                <w:b/>
+                                <w:bCs/>
+                                <w:i/>
+                                <w:iCs/>
+                                <w:color w:val="000000" w:themeColor="text1"/>
+                              </w:rPr>
+                            </w:pPr>
+                            <w:r>
+                              <w:rPr>
+                                <w:rFonts w:ascii="Aptos Display" w:hAnsi="Aptos Display"/>
+                                <w:b/>
+                                <w:bCs/>
+                                <w:i/>
+                                <w:iCs/>
+                                <w:color w:val="000000" w:themeColor="text1"/>
+                              </w:rPr>
+                              <w:t>PRECIO UNIDAD</w:t>
+                            </w:r>
+                          </w:p>
+                        </w:tc>
+                        <w:tc>
+                          <w:tcPr>
+                            <w:tcW w:w="989" w:type="pct"/>
+                            <w:vAlign w:val="center"/>
+                          </w:tcPr>
+                          <w:p>
+                            <w:pPr>
+                              <w:jc w:val="center"/>
+                              <w:rPr>
+                                <w:rFonts w:ascii="Aptos Display" w:hAnsi="Aptos Display"/>
+                                <w:b/>
+                                <w:bCs/>
+                                <w:i/>
+                                <w:iCs/>
+                                <w:color w:val="000000" w:themeColor="text1"/>
+                              </w:rPr>
+                            </w:pPr>
+                            <w:r>
+                              <w:rPr>
+                                <w:rFonts w:ascii="Aptos Display" w:hAnsi="Aptos Display"/>
+                                <w:b/>
+                                <w:bCs/>
+                                <w:i/>
+                                <w:iCs/>
+                                <w:color w:val="000000" w:themeColor="text1"/>
+                              </w:rPr>
+                              <w:t>PRECIO SUBTOTAL</w:t>
+                            </w:r>
+                          </w:p>
+                        </w:tc>
+                      </w:tr>
+                      <w:tr>
+                        <w:trPr>
+                          <w:trHeight w:val="170"/>
+                        </w:trPr>
+                        <w:tc>
+                          <w:tcPr>
+                            <w:tcW w:w="463" w:type="pct"/>
+                          </w:tcPr>
+                          <w:p>
+                            <w:pPr>
+                              <w:jc w:val="center"/>
+                              <w:rPr>
+                                <w:rFonts w:ascii="Aptos Display" w:hAnsi="Aptos Display"/>
+                                <w:color w:val="000000" w:themeColor="text1"/>
+                                <w:lang w:val="en-US"/>
+                              </w:rPr>
+                            </w:pPr>
+                            <w:r>
+                              <w:rPr>
+                                <w:rFonts w:ascii="Aptos Display" w:hAnsi="Aptos Display"/>
+                                <w:color w:val="000000" w:themeColor="text1"/>
+                                <w:lang w:val="en-US"/>
+                              </w:rPr>
+                              <w:t>{{%</w:t>
+                            </w:r>
+                            <w:r>
+                              <w:rPr>
+                                <w:rFonts w:ascii="Aptos Display" w:hAnsi="Aptos Display"/>
+                                <w:color w:val="000000" w:themeColor="text1"/>
+                                <w:lang w:val="en-US"/>
+                              </w:rPr>
+                              <w:t xml:space="preserve">tr </w:t>
+                            </w:r>
+                            <w:r>
+                              <w:rPr>
+                                <w:rFonts w:ascii="Aptos Display" w:hAnsi="Aptos Display"/>
+                                <w:color w:val="000000" w:themeColor="text1"/>
+                                <w:lang w:val="en-US"/>
+                              </w:rPr>
+                              <w:t xml:space="preserve">for item in </w:t>
+                            </w:r>
+                            <w:proofErr w:type="spellStart"/>
+                            <w:r>
+                              <w:rPr>
+                                <w:rFonts w:ascii="Aptos Display" w:hAnsi="Aptos Display"/>
+                                <w:color w:val="000000" w:themeColor="text1"/>
+                                <w:lang w:val="en-US"/>
+                              </w:rPr>
+                              <w:t>pres_list</w:t>
+                            </w:r>
+                            <w:proofErr w:type="spellEnd"/>
+                            <w:r>
+                              <w:rPr>
+                                <w:rFonts w:ascii="Aptos Display" w:hAnsi="Aptos Display"/>
+                                <w:color w:val="000000" w:themeColor="text1"/>
+                                <w:lang w:val="en-US"/>
+                              </w:rPr>
+                              <w:t xml:space="preserve"> </w:t>
+                            </w:r>
+                            <w:r>
+                              <w:rPr>
+                                <w:rFonts w:ascii="Aptos Display" w:hAnsi="Aptos Display"/>
+                                <w:color w:val="000000" w:themeColor="text1"/>
+                                <w:lang w:val="en-US"/>
+                              </w:rPr>
+                              <w:t>%}}</w:t>
+                            </w:r>
+                          </w:p>
+                        </w:tc>
+                        <w:tc>
+                          <w:tcPr>
+                            <w:tcW w:w="1562" w:type="pct"/>
+                          </w:tcPr>
+                          <w:p>
+                            <w:pPr>
+                              <w:jc w:val="center"/>
+                              <w:rPr>
+                                <w:rFonts w:ascii="Aptos Display" w:hAnsi="Aptos Display"/>
+                                <w:color w:val="000000" w:themeColor="text1"/>
+                                <w:lang w:val="en-US"/>
+                              </w:rPr>
+                            </w:pPr>
+                          </w:p>
+                        </w:tc>
+                        <w:tc>
+                          <w:tcPr>
+                            <w:tcW w:w="992" w:type="pct"/>
+                          </w:tcPr>
+                          <w:p>
+                            <w:pPr>
+                              <w:jc w:val="center"/>
+                              <w:rPr>
+                                <w:rFonts w:ascii="Aptos Display" w:hAnsi="Aptos Display"/>
+                                <w:color w:val="000000" w:themeColor="text1"/>
+                                <w:lang w:val="en-US"/>
+                              </w:rPr>
+                            </w:pPr>
+                          </w:p>
+                        </w:tc>
+                        <w:tc>
+                          <w:tcPr>
+                            <w:tcW w:w="993" w:type="pct"/>
+                          </w:tcPr>
+                          <w:p>
+                            <w:pPr>
+                              <w:jc w:val="center"/>
+                              <w:rPr>
+                                <w:rFonts w:ascii="Aptos Display" w:hAnsi="Aptos Display"/>
+                                <w:color w:val="000000" w:themeColor="text1"/>
+                                <w:lang w:val="en-US"/>
+                              </w:rPr>
+                            </w:pPr>
+                          </w:p>
+                        </w:tc>
+                        <w:tc>
+                          <w:tcPr>
+                            <w:tcW w:w="989" w:type="pct"/>
+                          </w:tcPr>
+                          <w:p>
+                            <w:pPr>
+                              <w:jc w:val="center"/>
+                              <w:rPr>
+                                <w:rFonts w:ascii="Aptos Display" w:hAnsi="Aptos Display"/>
+                                <w:color w:val="000000" w:themeColor="text1"/>
+                                <w:lang w:val="en-US"/>
+                              </w:rPr>
+                            </w:pPr>
+                          </w:p>
+                        </w:tc>
+                      </w:tr>
+                      <w:tr>
+                        <w:trPr>
+                          <w:trHeight w:val="170"/>
+                        </w:trPr>
+                        <w:tc>
+                          <w:tcPr>
+                            <w:tcW w:w="463" w:type="pct"/>
+                            <w:tcBorders>
+                              <w:bottom w:val="single" w:sz="4" w:space="0" w:color="auto"/>
+                            </w:tcBorders>
+                          </w:tcPr>
+                          <w:p>
+                            <w:pPr>
+                              <w:jc w:val="center"/>
+                              <w:rPr>
+                                <w:rFonts w:ascii="Aptos Display" w:hAnsi="Aptos Display"/>
+                                <w:color w:val="000000" w:themeColor="text1"/>
+                                <w:lang w:val="en-US"/>
+                              </w:rPr>
+                            </w:pPr>
+                            <w:proofErr w:type="gramStart"/>
+                            <w:r>
+                              <w:rPr>
+                                <w:rFonts w:ascii="Aptos Display" w:hAnsi="Aptos Display"/>
+                                <w:color w:val="000000" w:themeColor="text1"/>
+                                <w:lang w:val="en-US"/>
+                              </w:rPr>
+                              <w:t>{{  item[</w:t>
+                            </w:r>
+                            <w:proofErr w:type="gramEnd"/>
+                            <w:r>
+                              <w:rPr>
+                                <w:rFonts w:ascii="Aptos Display" w:hAnsi="Aptos Display"/>
+                                <w:color w:val="000000" w:themeColor="text1"/>
+                                <w:lang w:val="en-US"/>
+                              </w:rPr>
+                              <w:t>0</w:t>
+                            </w:r>
+                            <w:proofErr w:type="gramStart"/>
+                            <w:r>
+                              <w:rPr>
+                                <w:rFonts w:ascii="Aptos Display" w:hAnsi="Aptos Display"/>
+                                <w:color w:val="000000" w:themeColor="text1"/>
+                                <w:lang w:val="en-US"/>
+                              </w:rPr>
+                              <w:t>]  }</w:t>
+                            </w:r>
+                            <w:proofErr w:type="gramEnd"/>
+                            <w:r>
+                              <w:rPr>
+                                <w:rFonts w:ascii="Aptos Display" w:hAnsi="Aptos Display"/>
+                                <w:color w:val="000000" w:themeColor="text1"/>
+                                <w:lang w:val="en-US"/>
+                              </w:rPr>
+                              <w:t>}</w:t>
+                            </w:r>
+                          </w:p>
+                        </w:tc>
+                        <w:tc>
+                          <w:tcPr>
+                            <w:tcW w:w="1562" w:type="pct"/>
+                            <w:tcBorders>
+                              <w:bottom w:val="single" w:sz="4" w:space="0" w:color="auto"/>
+                            </w:tcBorders>
+                          </w:tcPr>
+                          <w:p>
+                            <w:pPr>
+                              <w:jc w:val="center"/>
+                              <w:rPr>
+                                <w:rFonts w:ascii="Aptos Display" w:hAnsi="Aptos Display"/>
+                                <w:color w:val="000000" w:themeColor="text1"/>
+                                <w:lang w:val="en-US"/>
+                              </w:rPr>
+                            </w:pPr>
+                            <w:proofErr w:type="gramStart"/>
+                            <w:r>
+                              <w:rPr>
+                                <w:rFonts w:ascii="Aptos Display" w:hAnsi="Aptos Display"/>
+                                <w:color w:val="000000" w:themeColor="text1"/>
+                                <w:lang w:val="en-US"/>
+                              </w:rPr>
+                              <w:t>{{  item[</w:t>
+                            </w:r>
+                            <w:proofErr w:type="gramEnd"/>
+                            <w:r>
+                              <w:rPr>
+                                <w:rFonts w:ascii="Aptos Display" w:hAnsi="Aptos Display"/>
+                                <w:color w:val="000000" w:themeColor="text1"/>
+                                <w:lang w:val="en-US"/>
+                              </w:rPr>
+                              <w:t>1</w:t>
+                            </w:r>
+                            <w:proofErr w:type="gramStart"/>
+                            <w:r>
+                              <w:rPr>
+                                <w:rFonts w:ascii="Aptos Display" w:hAnsi="Aptos Display"/>
+                                <w:color w:val="000000" w:themeColor="text1"/>
+                                <w:lang w:val="en-US"/>
+                              </w:rPr>
+                              <w:t>]  }</w:t>
+                            </w:r>
+                            <w:proofErr w:type="gramEnd"/>
+                            <w:r>
+                              <w:rPr>
+                                <w:rFonts w:ascii="Aptos Display" w:hAnsi="Aptos Display"/>
+                                <w:color w:val="000000" w:themeColor="text1"/>
+                                <w:lang w:val="en-US"/>
+                              </w:rPr>
+                              <w:t>}</w:t>
+                            </w:r>
+                          </w:p>
+                        </w:tc>
+                        <w:tc>
+                          <w:tcPr>
+                            <w:tcW w:w="992" w:type="pct"/>
+                            <w:tcBorders>
+                              <w:bottom w:val="single" w:sz="4" w:space="0" w:color="auto"/>
+                            </w:tcBorders>
+                          </w:tcPr>
+                          <w:p>
+                            <w:pPr>
+                              <w:jc w:val="center"/>
+                              <w:rPr>
+                                <w:rFonts w:ascii="Aptos Display" w:hAnsi="Aptos Display"/>
+                                <w:color w:val="000000" w:themeColor="text1"/>
+                                <w:lang w:val="en-US"/>
+                              </w:rPr>
+                            </w:pPr>
+                            <w:proofErr w:type="gramStart"/>
+                            <w:r>
+                              <w:rPr>
+                                <w:rFonts w:ascii="Aptos Display" w:hAnsi="Aptos Display"/>
+                                <w:color w:val="000000" w:themeColor="text1"/>
+                                <w:lang w:val="en-US"/>
+                              </w:rPr>
+                              <w:t>{{ item</w:t>
+                            </w:r>
+                            <w:proofErr w:type="gramEnd"/>
+                            <w:r>
+                              <w:rPr>
+                                <w:rFonts w:ascii="Aptos Display" w:hAnsi="Aptos Display"/>
+                                <w:color w:val="000000" w:themeColor="text1"/>
+                                <w:lang w:val="en-US"/>
+                              </w:rPr>
+                              <w:t xml:space="preserve"> [3]</w:t>
+                            </w:r>
+                            <w:r>
+                              <w:rPr>
+                                <w:rFonts w:ascii="Aptos Display" w:hAnsi="Aptos Display"/>
+                                <w:color w:val="000000" w:themeColor="text1"/>
+                                <w:lang w:val="en-US"/>
+                              </w:rPr>
+                              <w:t xml:space="preserve"> }}</w:t>
+                            </w:r>
+                          </w:p>
+                        </w:tc>
+                        <w:tc>
+                          <w:tcPr>
+                            <w:tcW w:w="993" w:type="pct"/>
+                            <w:tcBorders>
+                              <w:bottom w:val="single" w:sz="4" w:space="0" w:color="auto"/>
+                            </w:tcBorders>
+                          </w:tcPr>
+                          <w:p>
+                            <w:pPr>
+                              <w:jc w:val="center"/>
+                              <w:rPr>
+                                <w:rFonts w:ascii="Aptos Display" w:hAnsi="Aptos Display"/>
+                                <w:color w:val="000000" w:themeColor="text1"/>
+                                <w:lang w:val="en-US"/>
+                              </w:rPr>
+                            </w:pPr>
+                            <w:proofErr w:type="gramStart"/>
+                            <w:r>
+                              <w:rPr>
+                                <w:rFonts w:ascii="Aptos Display" w:hAnsi="Aptos Display"/>
+                                <w:color w:val="000000" w:themeColor="text1"/>
+                                <w:lang w:val="en-US"/>
+                              </w:rPr>
+                              <w:t>{{ item</w:t>
+                            </w:r>
+                            <w:proofErr w:type="gramEnd"/>
+                            <w:r>
+                              <w:rPr>
+                                <w:rFonts w:ascii="Aptos Display" w:hAnsi="Aptos Display"/>
+                                <w:color w:val="000000" w:themeColor="text1"/>
+                                <w:lang w:val="en-US"/>
+                              </w:rPr>
+                              <w:t>[2] }}</w:t>
+                            </w:r>
+                          </w:p>
+                        </w:tc>
+                        <w:tc>
+                          <w:tcPr>
+                            <w:tcW w:w="989" w:type="pct"/>
+                            <w:tcBorders>
+                              <w:bottom w:val="single" w:sz="4" w:space="0" w:color="auto"/>
+                            </w:tcBorders>
+                          </w:tcPr>
+                          <w:p>
+                            <w:pPr>
+                              <w:jc w:val="center"/>
+                              <w:rPr>
+                                <w:rFonts w:ascii="Aptos Display" w:hAnsi="Aptos Display"/>
+                                <w:color w:val="000000" w:themeColor="text1"/>
+                                <w:lang w:val="en-US"/>
+                              </w:rPr>
+                            </w:pPr>
+                            <w:proofErr w:type="gramStart"/>
+                            <w:r>
+                              <w:rPr>
+                                <w:rFonts w:ascii="Aptos Display" w:hAnsi="Aptos Display"/>
+                                <w:color w:val="000000" w:themeColor="text1"/>
+                                <w:lang w:val="en-US"/>
+                              </w:rPr>
+                              <w:t>{{ item</w:t>
+                            </w:r>
+                            <w:proofErr w:type="gramEnd"/>
+                            <w:r>
+                              <w:rPr>
+                                <w:rFonts w:ascii="Aptos Display" w:hAnsi="Aptos Display"/>
+                                <w:color w:val="000000" w:themeColor="text1"/>
+                                <w:lang w:val="en-US"/>
+                              </w:rPr>
+                              <w:t>[4] }}</w:t>
+                            </w:r>
+                          </w:p>
+                        </w:tc>
+                      </w:tr>
+                      <w:tr>
+                        <w:trPr>
+                          <w:trHeight w:val="170"/>
+                        </w:trPr>
+                        <w:tc>
+                          <w:tcPr>
+                            <w:tcW w:w="463" w:type="pct"/>
+                            <w:tcBorders>
+                              <w:top w:val="single" w:sz="4" w:space="0" w:color="auto"/>
+                              <w:left w:val="single" w:sz="4" w:space="0" w:color="auto"/>
+                              <w:bottom w:val="single" w:sz="4" w:space="0" w:color="auto"/>
+                              <w:right w:val="single" w:sz="4" w:space="0" w:color="auto"/>
+                            </w:tcBorders>
+                          </w:tcPr>
+                          <w:p>
+                            <w:pPr>
+                              <w:rPr>
+                                <w:rFonts w:ascii="Aptos Display" w:hAnsi="Aptos Display"/>
+                                <w:color w:val="000000" w:themeColor="text1"/>
+                                <w:lang w:val="en-US"/>
+                              </w:rPr>
+                            </w:pPr>
+                            <w:r>
+                              <w:rPr>
+                                <w:rFonts w:ascii="Aptos Display" w:hAnsi="Aptos Display"/>
+                                <w:color w:val="000000" w:themeColor="text1"/>
+                                <w:lang w:val="en-US"/>
+                              </w:rPr>
+                              <w:t xml:space="preserve">{{%tr </w:t>
+                            </w:r>
+                            <w:proofErr w:type="spellStart"/>
+                            <w:r>
+                              <w:rPr>
+                                <w:rFonts w:ascii="Aptos Display" w:hAnsi="Aptos Display"/>
+                                <w:color w:val="000000" w:themeColor="text1"/>
+                                <w:lang w:val="en-US"/>
+                              </w:rPr>
+                              <w:t>endfor</w:t>
+                            </w:r>
+                            <w:proofErr w:type="spellEnd"/>
+                            <w:r>
+                              <w:rPr>
+                                <w:rFonts w:ascii="Aptos Display" w:hAnsi="Aptos Display"/>
+                                <w:color w:val="000000" w:themeColor="text1"/>
+                                <w:lang w:val="en-US"/>
+                              </w:rPr>
+                              <w:t xml:space="preserve"> %}}</w:t>
+                            </w:r>
+                          </w:p>
+                        </w:tc>
+                        <w:tc>
+                          <w:tcPr>
+                            <w:tcW w:w="1562" w:type="pct"/>
+                            <w:tcBorders>
+                              <w:top w:val="single" w:sz="4" w:space="0" w:color="auto"/>
+                              <w:left w:val="single" w:sz="4" w:space="0" w:color="auto"/>
+                              <w:bottom w:val="single" w:sz="4" w:space="0" w:color="auto"/>
+                              <w:right w:val="single" w:sz="4" w:space="0" w:color="auto"/>
+                            </w:tcBorders>
+                          </w:tcPr>
+                          <w:p>
+                            <w:pPr>
+                              <w:rPr>
+                                <w:rFonts w:ascii="Aptos Display" w:hAnsi="Aptos Display"/>
+                                <w:color w:val="000000" w:themeColor="text1"/>
+                                <w:lang w:val="en-US"/>
+                              </w:rPr>
+                            </w:pPr>
+                          </w:p>
+                        </w:tc>
+                        <w:tc>
+                          <w:tcPr>
+                            <w:tcW w:w="992" w:type="pct"/>
+                            <w:tcBorders>
+                              <w:top w:val="single" w:sz="4" w:space="0" w:color="auto"/>
+                              <w:left w:val="single" w:sz="4" w:space="0" w:color="auto"/>
+                              <w:bottom w:val="single" w:sz="4" w:space="0" w:color="auto"/>
+                              <w:right w:val="single" w:sz="4" w:space="0" w:color="auto"/>
+                            </w:tcBorders>
+                          </w:tcPr>
+                          <w:p>
+                            <w:pPr>
+                              <w:jc w:val="center"/>
+                              <w:rPr>
+                                <w:rFonts w:ascii="Aptos Display" w:hAnsi="Aptos Display"/>
+                                <w:color w:val="000000" w:themeColor="text1"/>
+                                <w:lang w:val="en-US"/>
+                              </w:rPr>
+                            </w:pPr>
+                          </w:p>
+                        </w:tc>
+                        <w:tc>
+                          <w:tcPr>
+                            <w:tcW w:w="993" w:type="pct"/>
+                            <w:tcBorders>
+                              <w:top w:val="single" w:sz="4" w:space="0" w:color="auto"/>
+                              <w:left w:val="single" w:sz="4" w:space="0" w:color="auto"/>
+                              <w:bottom w:val="single" w:sz="4" w:space="0" w:color="auto"/>
+                              <w:right w:val="single" w:sz="4" w:space="0" w:color="auto"/>
+                            </w:tcBorders>
+                          </w:tcPr>
+                          <w:p>
+                            <w:pPr>
+                              <w:jc w:val="center"/>
+                              <w:rPr>
+                                <w:rFonts w:ascii="Aptos Display" w:hAnsi="Aptos Display"/>
+                                <w:color w:val="000000" w:themeColor="text1"/>
+                                <w:lang w:val="en-US"/>
+                              </w:rPr>
+                            </w:pPr>
+                          </w:p>
+                        </w:tc>
+                        <w:tc>
+                          <w:tcPr>
+                            <w:tcW w:w="989" w:type="pct"/>
+                            <w:tcBorders>
+                              <w:top w:val="single" w:sz="4" w:space="0" w:color="auto"/>
+                              <w:left w:val="single" w:sz="4" w:space="0" w:color="auto"/>
+                              <w:bottom w:val="single" w:sz="4" w:space="0" w:color="auto"/>
+                              <w:right w:val="single" w:sz="4" w:space="0" w:color="auto"/>
+                            </w:tcBorders>
+                          </w:tcPr>
+                          <w:p>
+                            <w:pPr>
+                              <w:jc w:val="center"/>
+                              <w:rPr>
+                                <w:rFonts w:ascii="Aptos Display" w:hAnsi="Aptos Display"/>
+                                <w:color w:val="000000" w:themeColor="text1"/>
+                                <w:lang w:val="en-US"/>
+                              </w:rPr>
+                            </w:pPr>
+                          </w:p>
+                        </w:tc>
+                      </w:tr>
+                      <w:tr>
+                        <w:trPr>
+                          <w:trHeight w:val="331"/>
+                        </w:trPr>
+                        <w:tc>
+                          <w:tcPr>
+                            <w:tcW w:w="463" w:type="pct"/>
+                            <w:tcBorders>
+                              <w:top w:val="single" w:sz="4" w:space="0" w:color="auto"/>
+                              <w:left w:val="nil"/>
+                              <w:bottom w:val="nil"/>
+                              <w:right w:val="nil"/>
+                            </w:tcBorders>
+                          </w:tcPr>
+                          <w:p>
+                            <w:pPr>
+                              <w:rPr>
+                                <w:rFonts w:ascii="Aptos Display" w:hAnsi="Aptos Display"/>
+                                <w:color w:val="000000" w:themeColor="text1"/>
+                                <w:lang w:val="en-US"/>
+                              </w:rPr>
+                            </w:pPr>
+                          </w:p>
+                        </w:tc>
+                        <w:tc>
+                          <w:tcPr>
+                            <w:tcW w:w="1562" w:type="pct"/>
+                            <w:tcBorders>
+                              <w:top w:val="single" w:sz="4" w:space="0" w:color="auto"/>
+                              <w:left w:val="nil"/>
+                              <w:bottom w:val="nil"/>
+                              <w:right w:val="nil"/>
+                            </w:tcBorders>
+                          </w:tcPr>
+                          <w:p>
+                            <w:pPr>
+                              <w:rPr>
+                                <w:rFonts w:ascii="Aptos Display" w:hAnsi="Aptos Display"/>
+                                <w:color w:val="000000" w:themeColor="text1"/>
+                                <w:lang w:val="en-US"/>
+                              </w:rPr>
+                            </w:pPr>
+                          </w:p>
+                        </w:tc>
+                        <w:tc>
+                          <w:tcPr>
+                            <w:tcW w:w="992" w:type="pct"/>
+                            <w:tcBorders>
+                              <w:top w:val="single" w:sz="4" w:space="0" w:color="auto"/>
+                              <w:left w:val="nil"/>
+                              <w:bottom w:val="nil"/>
+                              <w:right w:val="single" w:sz="4" w:space="0" w:color="auto"/>
+                            </w:tcBorders>
+                          </w:tcPr>
+                          <w:p>
+                            <w:pPr>
+                              <w:jc w:val="center"/>
+                              <w:rPr>
+                                <w:rFonts w:ascii="Aptos Display" w:hAnsi="Aptos Display"/>
+                                <w:color w:val="000000" w:themeColor="text1"/>
+                              </w:rPr>
+                            </w:pPr>
+                          </w:p>
+                        </w:tc>
+                        <w:tc>
+                          <w:tcPr>
+                            <w:tcW w:w="993" w:type="pct"/>
+                            <w:tcBorders>
+                              <w:top w:val="single" w:sz="4" w:space="0" w:color="auto"/>
+                              <w:left w:val="single" w:sz="4" w:space="0" w:color="auto"/>
+                              <w:bottom w:val="single" w:sz="4" w:space="0" w:color="auto"/>
+                              <w:right w:val="single" w:sz="4" w:space="0" w:color="auto"/>
+                            </w:tcBorders>
+                            <w:vAlign w:val="center"/>
+                          </w:tcPr>
+                          <w:p>
+                            <w:pPr>
+                              <w:jc w:val="center"/>
+                              <w:rPr>
+                                <w:rFonts w:ascii="Aptos Display" w:hAnsi="Aptos Display"/>
+                                <w:b/>
+                                <w:bCs/>
+                                <w:color w:val="000000" w:themeColor="text1"/>
+                              </w:rPr>
+                            </w:pPr>
+                            <w:r>
+                              <w:rPr>
+                                <w:rFonts w:ascii="Aptos Display" w:hAnsi="Aptos Display"/>
+                                <w:b/>
+                                <w:bCs/>
+                                <w:color w:val="000000" w:themeColor="text1"/>
+                              </w:rPr>
+                              <w:t>SUBTOTAL</w:t>
+                            </w:r>
+                          </w:p>
+                        </w:tc>
+                        <w:tc>
+                          <w:tcPr>
+                            <w:tcW w:w="989" w:type="pct"/>
+                            <w:tcBorders>
+                              <w:top w:val="single" w:sz="4" w:space="0" w:color="auto"/>
+                              <w:left w:val="single" w:sz="4" w:space="0" w:color="auto"/>
+                              <w:bottom w:val="single" w:sz="4" w:space="0" w:color="auto"/>
+                              <w:right w:val="single" w:sz="4" w:space="0" w:color="auto"/>
+                            </w:tcBorders>
+                          </w:tcPr>
+                          <w:p>
+                            <w:pPr>
+                              <w:jc w:val="center"/>
+                              <w:rPr>
+                                <w:rFonts w:ascii="Aptos Display" w:hAnsi="Aptos Display"/>
+                                <w:color w:val="000000" w:themeColor="text1"/>
+                              </w:rPr>
+                            </w:pPr>
+                            <w:proofErr w:type="gramStart"/>
+                            <w:r>
+                              <w:rPr>
+                                <w:rFonts w:ascii="Aptos Display" w:hAnsi="Aptos Display"/>
+                                <w:color w:val="000000" w:themeColor="text1"/>
+                              </w:rPr>
+                              <w:t>{{ subtotal</w:t>
+                            </w:r>
+                            <w:proofErr w:type="gramEnd"/>
+                            <w:r>
+                              <w:rPr>
+                                <w:rFonts w:ascii="Aptos Display" w:hAnsi="Aptos Display"/>
+                                <w:color w:val="000000" w:themeColor="text1"/>
+                              </w:rPr>
+                              <w:t xml:space="preserve"> }}</w:t>
+                            </w:r>
+                          </w:p>
+                        </w:tc>
+                      </w:tr>
+                      <w:tr>
+                        <w:trPr>
+                          <w:trHeight w:val="331"/>
+                        </w:trPr>
+                        <w:tc>
+                          <w:tcPr>
+                            <w:tcW w:w="463" w:type="pct"/>
+                            <w:tcBorders>
+                              <w:top w:val="nil"/>
+                              <w:left w:val="nil"/>
+                              <w:bottom w:val="nil"/>
+                              <w:right w:val="nil"/>
+                            </w:tcBorders>
+                          </w:tcPr>
+                          <w:p>
+                            <w:pPr>
+                              <w:rPr>
+                                <w:rFonts w:ascii="Aptos Display" w:hAnsi="Aptos Display"/>
+                                <w:color w:val="000000" w:themeColor="text1"/>
+                              </w:rPr>
+                            </w:pPr>
+                          </w:p>
+                        </w:tc>
+                        <w:tc>
+                          <w:tcPr>
+                            <w:tcW w:w="1562" w:type="pct"/>
+                            <w:tcBorders>
+                              <w:top w:val="nil"/>
+                              <w:left w:val="nil"/>
+                              <w:bottom w:val="nil"/>
+                              <w:right w:val="nil"/>
+                            </w:tcBorders>
+                          </w:tcPr>
+                          <w:p>
+                            <w:pPr>
+                              <w:rPr>
+                                <w:rFonts w:ascii="Aptos Display" w:hAnsi="Aptos Display"/>
+                                <w:color w:val="000000" w:themeColor="text1"/>
+                              </w:rPr>
+                            </w:pPr>
+                          </w:p>
+                        </w:tc>
+                        <w:tc>
+                          <w:tcPr>
+                            <w:tcW w:w="992" w:type="pct"/>
+                            <w:tcBorders>
+                              <w:top w:val="nil"/>
+                              <w:left w:val="nil"/>
+                              <w:bottom w:val="nil"/>
+                              <w:right w:val="single" w:sz="4" w:space="0" w:color="auto"/>
+                            </w:tcBorders>
+                          </w:tcPr>
+                          <w:p>
+                            <w:pPr>
+                              <w:jc w:val="center"/>
+                              <w:rPr>
+                                <w:rFonts w:ascii="Aptos Display" w:hAnsi="Aptos Display"/>
+                                <w:color w:val="000000" w:themeColor="text1"/>
+                              </w:rPr>
+                            </w:pPr>
+                          </w:p>
+                        </w:tc>
+                        <w:tc>
+                          <w:tcPr>
+                            <w:tcW w:w="993" w:type="pct"/>
+                            <w:tcBorders>
+                              <w:top w:val="single" w:sz="4" w:space="0" w:color="auto"/>
+                              <w:left w:val="single" w:sz="4" w:space="0" w:color="auto"/>
+                              <w:bottom w:val="single" w:sz="4" w:space="0" w:color="auto"/>
+                              <w:right w:val="single" w:sz="4" w:space="0" w:color="auto"/>
+                            </w:tcBorders>
+                            <w:vAlign w:val="center"/>
+                          </w:tcPr>
+                          <w:p>
+                            <w:pPr>
+                              <w:jc w:val="center"/>
+                              <w:rPr>
+                                <w:rFonts w:ascii="Aptos Display" w:hAnsi="Aptos Display"/>
+                                <w:b/>
+                                <w:bCs/>
+                                <w:color w:val="000000" w:themeColor="text1"/>
+                              </w:rPr>
+                            </w:pPr>
+                            <w:r>
+                              <w:rPr>
+                                <w:rFonts w:ascii="Aptos Display" w:hAnsi="Aptos Display"/>
+                                <w:b/>
+                                <w:bCs/>
+                                <w:color w:val="000000" w:themeColor="text1"/>
+                              </w:rPr>
+                              <w:t>IVA</w:t>
+                            </w:r>
+                          </w:p>
+                        </w:tc>
+                        <w:tc>
+                          <w:tcPr>
+                            <w:tcW w:w="989" w:type="pct"/>
+                            <w:tcBorders>
+                              <w:top w:val="single" w:sz="4" w:space="0" w:color="auto"/>
+                              <w:left w:val="single" w:sz="4" w:space="0" w:color="auto"/>
+                              <w:bottom w:val="single" w:sz="4" w:space="0" w:color="auto"/>
+                              <w:right w:val="single" w:sz="4" w:space="0" w:color="auto"/>
+                            </w:tcBorders>
+                          </w:tcPr>
+                          <w:p>
+                            <w:pPr>
+                              <w:jc w:val="center"/>
+                              <w:rPr>
+                                <w:rFonts w:ascii="Aptos Display" w:hAnsi="Aptos Display"/>
+                                <w:color w:val="000000" w:themeColor="text1"/>
+                              </w:rPr>
+                            </w:pPr>
+                            <w:r>
+                              <w:rPr>
+                                <w:rFonts w:ascii="Aptos Display" w:hAnsi="Aptos Display"/>
+                                <w:color w:val="000000" w:themeColor="text1"/>
+                              </w:rPr>
+                              <w:t xml:space="preserve">% </w:t>
+                            </w:r>
+                            <w:proofErr w:type="gramStart"/>
+                            <w:r>
+                              <w:rPr>
+                                <w:rFonts w:ascii="Aptos Display" w:hAnsi="Aptos Display"/>
+                                <w:color w:val="000000" w:themeColor="text1"/>
+                              </w:rPr>
+                              <w:t xml:space="preserve">{{ </w:t>
+                            </w:r>
+                            <w:proofErr w:type="spellStart"/>
+                            <w:r>
+                              <w:rPr>
+                                <w:rFonts w:ascii="Aptos Display" w:hAnsi="Aptos Display"/>
+                                <w:color w:val="000000" w:themeColor="text1"/>
+                              </w:rPr>
+                              <w:t>iva</w:t>
+                            </w:r>
+                            <w:proofErr w:type="spellEnd"/>
+                            <w:proofErr w:type="gramEnd"/>
+                            <w:r>
+                              <w:rPr>
+                                <w:rFonts w:ascii="Aptos Display" w:hAnsi="Aptos Display"/>
+                                <w:color w:val="000000" w:themeColor="text1"/>
+                              </w:rPr>
+                              <w:t xml:space="preserve"> }}</w:t>
+                            </w:r>
+                          </w:p>
+                        </w:tc>
+                      </w:tr>
+                      <w:tr>
+                        <w:trPr>
+                          <w:trHeight w:val="331"/>
+                        </w:trPr>
+                        <w:tc>
+                          <w:tcPr>
+                            <w:tcW w:w="463" w:type="pct"/>
+                            <w:tcBorders>
+                              <w:top w:val="nil"/>
+                              <w:left w:val="nil"/>
+                              <w:bottom w:val="nil"/>
+                              <w:right w:val="nil"/>
+                            </w:tcBorders>
+                          </w:tcPr>
+                          <w:p>
+                            <w:pPr>
+                              <w:rPr>
+                                <w:rFonts w:ascii="Aptos Display" w:hAnsi="Aptos Display"/>
+                                <w:color w:val="000000" w:themeColor="text1"/>
+                              </w:rPr>
+                            </w:pPr>
+                          </w:p>
+                        </w:tc>
+                        <w:tc>
+                          <w:tcPr>
+                            <w:tcW w:w="1562" w:type="pct"/>
+                            <w:tcBorders>
+                              <w:top w:val="nil"/>
+                              <w:left w:val="nil"/>
+                              <w:bottom w:val="nil"/>
+                              <w:right w:val="nil"/>
+                            </w:tcBorders>
+                          </w:tcPr>
+                          <w:p>
+                            <w:pPr>
+                              <w:rPr>
+                                <w:rFonts w:ascii="Aptos Display" w:hAnsi="Aptos Display"/>
+                                <w:color w:val="000000" w:themeColor="text1"/>
+                              </w:rPr>
+                            </w:pPr>
+                          </w:p>
+                        </w:tc>
+                        <w:tc>
+                          <w:tcPr>
+                            <w:tcW w:w="992" w:type="pct"/>
+                            <w:tcBorders>
+                              <w:top w:val="nil"/>
+                              <w:left w:val="nil"/>
+                              <w:bottom w:val="nil"/>
+                              <w:right w:val="single" w:sz="4" w:space="0" w:color="auto"/>
+                            </w:tcBorders>
+                          </w:tcPr>
+                          <w:p>
+                            <w:pPr>
+                              <w:jc w:val="center"/>
+                              <w:rPr>
+                                <w:rFonts w:ascii="Aptos Display" w:hAnsi="Aptos Display"/>
+                                <w:color w:val="000000" w:themeColor="text1"/>
+                              </w:rPr>
+                            </w:pPr>
+                          </w:p>
+                        </w:tc>
+                        <w:tc>
+                          <w:tcPr>
+                            <w:tcW w:w="993" w:type="pct"/>
+                            <w:tcBorders>
+                              <w:top w:val="single" w:sz="4" w:space="0" w:color="auto"/>
+                              <w:left w:val="single" w:sz="4" w:space="0" w:color="auto"/>
+                              <w:bottom w:val="single" w:sz="4" w:space="0" w:color="auto"/>
+                              <w:right w:val="single" w:sz="4" w:space="0" w:color="auto"/>
+                            </w:tcBorders>
+                            <w:vAlign w:val="center"/>
+                          </w:tcPr>
+                          <w:p>
+                            <w:pPr>
+                              <w:jc w:val="center"/>
+                              <w:rPr>
+                                <w:rFonts w:ascii="Aptos Display" w:hAnsi="Aptos Display"/>
+                                <w:b/>
+                                <w:bCs/>
+                                <w:color w:val="000000" w:themeColor="text1"/>
+                              </w:rPr>
+                            </w:pPr>
+                            <w:r>
+                              <w:rPr>
+                                <w:rFonts w:ascii="Aptos Display" w:hAnsi="Aptos Display"/>
+                                <w:b/>
+                                <w:bCs/>
+                                <w:color w:val="000000" w:themeColor="text1"/>
+                              </w:rPr>
+                              <w:t>TOTAL</w:t>
+                            </w:r>
+                          </w:p>
+                        </w:tc>
+                        <w:tc>
+                          <w:tcPr>
+                            <w:tcW w:w="989" w:type="pct"/>
+                            <w:tcBorders>
+                              <w:top w:val="single" w:sz="4" w:space="0" w:color="auto"/>
+                              <w:left w:val="single" w:sz="4" w:space="0" w:color="auto"/>
+                              <w:bottom w:val="single" w:sz="4" w:space="0" w:color="auto"/>
+                              <w:right w:val="single" w:sz="4" w:space="0" w:color="auto"/>
+                            </w:tcBorders>
+                          </w:tcPr>
+                          <w:p>
+                            <w:pPr>
+                              <w:jc w:val="center"/>
+                              <w:rPr>
+                                <w:rFonts w:ascii="Aptos Display" w:hAnsi="Aptos Display"/>
+                                <w:color w:val="000000" w:themeColor="text1"/>
+                              </w:rPr>
+                            </w:pPr>
+                            <w:proofErr w:type="gramStart"/>
+                            <w:r>
+                              <w:rPr>
+                                <w:rFonts w:ascii="Aptos Display" w:hAnsi="Aptos Display"/>
+                                <w:color w:val="000000" w:themeColor="text1"/>
+                              </w:rPr>
+                              <w:t>{{ total</w:t>
+                            </w:r>
+                            <w:proofErr w:type="gramEnd"/>
+                            <w:r>
+                              <w:rPr>
+                                <w:rFonts w:ascii="Aptos Display" w:hAnsi="Aptos Display"/>
+                                <w:color w:val="000000" w:themeColor="text1"/>
+                              </w:rPr>
+                              <w:t xml:space="preserve"> }}</w:t>
+                            </w:r>
+                          </w:p>
+                        </w:tc>
+                      </w:tr>
+                    </w:tbl>
+                    <w:p>
+                      <w:pPr>
+                        <w:rPr>
+                          <w:color w:val="000000" w:themeColor="text1"/>
+                        </w:rPr>
+                      </w:pPr>
+                    </w:p>
+                  </w:txbxContent>
+                </v:textbox>
+                <w10:wrap type="topAndBottom" anchorx="margin"/>
+              </v:shape>
+            </w:pict>
+          </mc:Fallback>
+        </mc:AlternateContent>
+      </w:r>
       <w:r>
         <w:rPr>
           <w:noProof/>
@@ -171,13 +2427,23 @@
                               </w:rPr>
                               <w:br/>
                             </w:r>
+                            <w:proofErr w:type="spellStart"/>
                             <w:r>
                               <w:rPr>
                                 <w:rFonts w:ascii="Aptos Display" w:hAnsi="Aptos Display"/>
                                 <w:sz w:val="18"/>
                                 <w:szCs w:val="18"/>
                               </w:rPr>
-                              <w:t>Crisologo Larralde 179</w:t>
+                              <w:t>Crisologo</w:t>
+                            </w:r>
+                            <w:proofErr w:type="spellEnd"/>
+                            <w:r>
+                              <w:rPr>
+                                <w:rFonts w:ascii="Aptos Display" w:hAnsi="Aptos Display"/>
+                                <w:sz w:val="18"/>
+                                <w:szCs w:val="18"/>
+                              </w:rPr>
+                              <w:t xml:space="preserve"> Larralde 179</w:t>
                             </w:r>
                             <w:r>
                               <w:rPr>
@@ -239,11 +2505,7 @@
           </mc:Choice>
           <mc:Fallback>
             <w:pict>
-              <v:shapetype w14:anchorId="13212A58" id="_x0000_t202" coordsize="21600,21600" o:spt="202" path="m,l,21600r21600,l21600,xe">
-                <v:stroke joinstyle="miter"/>
-                <v:path gradientshapeok="t" o:connecttype="rect"/>
-              </v:shapetype>
-              <v:shape id="Cuadro de texto 2" o:spid="_x0000_s1026" type="#_x0000_t202" style="position:absolute;margin-left:137.2pt;margin-top:25.65pt;width:145.85pt;height:114.35pt;z-index:251661312;visibility:visible;mso-wrap-style:square;mso-width-percent:0;mso-height-percent:0;mso-wrap-distance-left:9pt;mso-wrap-distance-top:3.6pt;mso-wrap-distance-right:9pt;mso-wrap-distance-bottom:3.6pt;mso-position-horizontal:absolute;mso-position-horizontal-relative:text;mso-position-vertical:absolute;mso-position-vertical-relative:page;mso-width-percent:0;mso-height-percent:0;mso-width-relative:margin;mso-height-relative:margin;v-text-anchor:top" o:gfxdata="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" fillcolor="white [3201]" strokecolor="white [3212]" strokeweight="1pt">
+              <v:shape w14:anchorId="13212A58" id="_x0000_s1027" type="#_x0000_t202" style="position:absolute;margin-left:137.2pt;margin-top:25.65pt;width:145.85pt;height:114.35pt;z-index:251661312;visibility:visible;mso-wrap-style:square;mso-width-percent:0;mso-height-percent:0;mso-wrap-distance-left:9pt;mso-wrap-distance-top:3.6pt;mso-wrap-distance-right:9pt;mso-wrap-distance-bottom:3.6pt;mso-position-horizontal:absolute;mso-position-horizontal-relative:text;mso-position-vertical:absolute;mso-position-vertical-relative:page;mso-width-percent:0;mso-height-percent:0;mso-width-relative:margin;mso-height-relative:margin;v-text-anchor:top" o:gfxdata="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" fillcolor="white [3201]" strokecolor="white [3212]" strokeweight="1pt">
                 <v:textbox>
                   <w:txbxContent>
                     <w:p>
@@ -286,13 +2548,23 @@
                         </w:rPr>
                         <w:br/>
                       </w:r>
+                      <w:proofErr w:type="spellStart"/>
                       <w:r>
                         <w:rPr>
                           <w:rFonts w:ascii="Aptos Display" w:hAnsi="Aptos Display"/>
                           <w:sz w:val="18"/>
                           <w:szCs w:val="18"/>
                         </w:rPr>
-                        <w:t>Crisologo Larralde 179</w:t>
+                        <w:t>Crisologo</w:t>
+                      </w:r>
+                      <w:proofErr w:type="spellEnd"/>
+                      <w:r>
+                        <w:rPr>
+                          <w:rFonts w:ascii="Aptos Display" w:hAnsi="Aptos Display"/>
+                          <w:sz w:val="18"/>
+                          <w:szCs w:val="18"/>
+                        </w:rPr>
+                        <w:t xml:space="preserve"> Larralde 179</w:t>
                       </w:r>
                       <w:r>
                         <w:rPr>
@@ -437,7 +2709,7 @@
           </mc:Choice>
           <mc:Fallback>
             <w:pict>
-              <v:shape w14:anchorId="18848D1E" id="_x0000_s1027" type="#_x0000_t202" style="position:absolute;margin-left:359.95pt;margin-top:32.95pt;width:30.35pt;height:32.25pt;z-index:251666432;visibility:visible;mso-wrap-style:square;mso-width-percent:0;mso-height-percent:0;mso-wrap-distance-left:9pt;mso-wrap-distance-top:3.6pt;mso-wrap-distance-right:9pt;mso-wrap-distance-bottom:3.6pt;mso-position-horizontal:absolute;mso-position-horizontal-relative:page;mso-position-vertical:absolute;mso-position-vertical-relative:top-margin-area;mso-width-percent:0;mso-height-percent:0;mso-width-relative:margin;mso-height-relative:margin;v-text-anchor:middle" o:gfxdata="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">
+              <v:shape w14:anchorId="18848D1E" id="_x0000_s1028" type="#_x0000_t202" style="position:absolute;margin-left:359.95pt;margin-top:32.95pt;width:30.35pt;height:32.25pt;z-index:251666432;visibility:visible;mso-wrap-style:square;mso-width-percent:0;mso-height-percent:0;mso-wrap-distance-left:9pt;mso-wrap-distance-top:3.6pt;mso-wrap-distance-right:9pt;mso-wrap-distance-bottom:3.6pt;mso-position-horizontal:absolute;mso-position-horizontal-relative:page;mso-position-vertical:absolute;mso-position-vertical-relative:top-margin-area;mso-width-percent:0;mso-height-percent:0;mso-width-relative:margin;mso-height-relative:margin;v-text-anchor:middle" o:gfxdata="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">
                 <v:shadow on="t" color="black" origin="-.5,-.5" offset=".52433mm,.47211mm"/>
                 <v:textbox>
                   <w:txbxContent>
@@ -804,7 +3076,7 @@
           </mc:Choice>
           <mc:Fallback>
             <w:pict>
-              <v:shape w14:anchorId="53F1C447" id="Cuadro de texto 5" o:spid="_x0000_s1028" style="position:absolute;margin-left:274.3pt;margin-top:25pt;width:205.95pt;height:114.15pt;z-index:251663360;visibility:visible;mso-wrap-style:square;mso-width-percent:0;mso-height-percent:0;mso-wrap-distance-left:9pt;mso-wrap-distance-top:0;mso-wrap-distance-right:9pt;mso-wrap-distance-bottom:0;mso-position-horizontal:absolute;mso-position-horizontal-relative:text;mso-position-vertical:absolute;mso-position-vertical-relative:page;mso-width-percent:0;mso-height-percent:0;mso-width-relative:margin;mso-height-relative:margin;v-text-anchor:top" coordsize="2594648,1496060" o:spt="100" o:gfxdata="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" adj="-11796480,,5400" path="m,l2592934,209975v571,375475,1143,750951,1714,1126426l,1496060,,xe" fillcolor="white [3201]" stroked="f" strokeweight=".5pt">
+              <v:shape w14:anchorId="53F1C447" id="Cuadro de texto 5" o:spid="_x0000_s1029" style="position:absolute;margin-left:274.3pt;margin-top:25pt;width:205.95pt;height:114.15pt;z-index:251663360;visibility:visible;mso-wrap-style:square;mso-width-percent:0;mso-height-percent:0;mso-wrap-distance-left:9pt;mso-wrap-distance-top:0;mso-wrap-distance-right:9pt;mso-wrap-distance-bottom:0;mso-position-horizontal:absolute;mso-position-horizontal-relative:text;mso-position-vertical:absolute;mso-position-vertical-relative:page;mso-width-percent:0;mso-height-percent:0;mso-width-relative:margin;mso-height-relative:margin;v-text-anchor:top" coordsize="2594648,1496060" o:spt="100" o:gfxdata="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" adj="-11796480,,5400" path="m,l2592934,209975v571,375475,1143,750951,1714,1126426l,1496060,,xe" fillcolor="white [3201]" stroked="f" strokeweight=".5pt">
                 <v:stroke joinstyle="miter"/>
                 <v:formulas/>
                 <v:path arrowok="t" o:connecttype="custom" o:connectlocs="0,0;2613837,203469;2615565,1294993;0,1449705;0,0" o:connectangles="0,0,0,0,0" textboxrect="0,0,2594648,1496060"/>
@@ -1409,7 +3681,7 @@
         <mc:AlternateContent>
           <mc:Choice Requires="wps">
             <w:drawing>
-              <wp:anchor distT="45720" distB="45720" distL="114300" distR="114300" simplePos="0" relativeHeight="251668480" behindDoc="0" locked="0" layoutInCell="1" allowOverlap="1" wp14:anchorId="2A632006" wp14:editId="6D15F423">
+              <wp:anchor distT="45720" distB="45720" distL="114300" distR="114300" simplePos="0" relativeHeight="251668480" behindDoc="0" locked="0" layoutInCell="1" allowOverlap="1" wp14:anchorId="2A632006" wp14:editId="02D25513">
                 <wp:simplePos x="0" y="0"/>
                 <wp:positionH relativeFrom="margin">
                   <wp:posOffset>-748030</wp:posOffset>
@@ -1883,7 +4155,7 @@
           </mc:Choice>
           <mc:Fallback>
             <w:pict>
-              <v:roundrect w14:anchorId="2A632006" id="_x0000_s1029" style="position:absolute;margin-left:-58.9pt;margin-top:74.5pt;width:540.75pt;height:103.5pt;z-index:251668480;visibility:visible;mso-wrap-style:square;mso-width-percent:0;mso-height-percent:0;mso-wrap-distance-left:9pt;mso-wrap-distance-top:3.6pt;mso-wrap-distance-right:9pt;mso-wrap-distance-bottom:3.6pt;mso-position-horizontal:absolute;mso-position-horizontal-relative:margin;mso-position-vertical:absolute;mso-position-vertical-relative:text;mso-width-percent:0;mso-height-percent:0;mso-width-relative:margin;mso-height-relative:margin;v-text-anchor:top" arcsize="10923f" o:gfxdata="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">
+              <v:roundrect w14:anchorId="2A632006" id="_x0000_s1030" style="position:absolute;margin-left:-58.9pt;margin-top:74.5pt;width:540.75pt;height:103.5pt;z-index:251668480;visibility:visible;mso-wrap-style:square;mso-width-percent:0;mso-height-percent:0;mso-wrap-distance-left:9pt;mso-wrap-distance-top:3.6pt;mso-wrap-distance-right:9pt;mso-wrap-distance-bottom:3.6pt;mso-position-horizontal:absolute;mso-position-horizontal-relative:margin;mso-position-vertical:absolute;mso-position-vertical-relative:text;mso-width-percent:0;mso-height-percent:0;mso-width-relative:margin;mso-height-relative:margin;v-text-anchor:top" arcsize="10923f" o:gfxdata="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">
                 <v:stroke joinstyle="miter"/>
                 <v:textbox>
                   <w:txbxContent>
@@ -2303,2256 +4575,6 @@
                 </v:textbox>
                 <w10:wrap type="topAndBottom" anchorx="margin"/>
               </v:roundrect>
-            </w:pict>
-          </mc:Fallback>
-        </mc:AlternateContent>
-      </w:r>
-      <w:r>
-        <w:rPr>
-          <w:rFonts w:ascii="Aptos Display" w:hAnsi="Aptos Display"/>
-          <w:b/>
-          <w:bCs/>
-          <w:i/>
-          <w:iCs/>
-          <w:noProof/>
-        </w:rPr>
-        <mc:AlternateContent>
-          <mc:Choice Requires="wps">
-            <w:drawing>
-              <wp:anchor distT="45720" distB="45720" distL="114300" distR="114300" simplePos="0" relativeHeight="251670528" behindDoc="0" locked="0" layoutInCell="1" allowOverlap="1" wp14:anchorId="35AE86FC" wp14:editId="517CB41C">
-                <wp:simplePos x="0" y="0"/>
-                <wp:positionH relativeFrom="margin">
-                  <wp:align>center</wp:align>
-                </wp:positionH>
-                <wp:positionV relativeFrom="paragraph">
-                  <wp:posOffset>2318334</wp:posOffset>
-                </wp:positionV>
-                <wp:extent cx="6868795" cy="4586605"/>
-                <wp:effectExtent l="0" t="0" r="0" b="4445"/>
-                <wp:wrapTopAndBottom/>
-                <wp:docPr id="1487790002" name="Cuadro de texto 2"/>
-                <wp:cNvGraphicFramePr>
-                  <a:graphicFrameLocks xmlns:a="http://schemas.openxmlformats.org/drawingml/2006/main"/>
-                </wp:cNvGraphicFramePr>
-                <a:graphic xmlns:a="http://schemas.openxmlformats.org/drawingml/2006/main">
-                  <a:graphicData uri="http://schemas.microsoft.com/office/word/2010/wordprocessingShape">
-                    <wps:wsp>
-                      <wps:cNvSpPr txBox="1">
-                        <a:spLocks noChangeArrowheads="1"/>
-                      </wps:cNvSpPr>
-                      <wps:spPr bwMode="auto">
-                        <a:xfrm>
-                          <a:off x="0" y="0"/>
-                          <a:ext cx="6868795" cy="4586630"/>
-                        </a:xfrm>
-                        <a:prstGeom prst="rect">
-                          <a:avLst/>
-                        </a:prstGeom>
-                        <a:noFill/>
-                        <a:ln>
-                          <a:noFill/>
-                        </a:ln>
-                      </wps:spPr>
-                      <wps:style>
-                        <a:lnRef idx="0">
-                          <a:scrgbClr r="0" g="0" b="0"/>
-                        </a:lnRef>
-                        <a:fillRef idx="0">
-                          <a:scrgbClr r="0" g="0" b="0"/>
-                        </a:fillRef>
-                        <a:effectRef idx="0">
-                          <a:scrgbClr r="0" g="0" b="0"/>
-                        </a:effectRef>
-                        <a:fontRef idx="minor">
-                          <a:schemeClr val="dk1"/>
-                        </a:fontRef>
-                      </wps:style>
-                      <wps:txbx>
-                        <w:txbxContent>
-                          <w:tbl>
-                            <w:tblPr>
-                              <w:tblStyle w:val="Tablaconcuadrcula"/>
-                              <w:tblW w:w="4993" w:type="pct"/>
-                              <w:tblLook w:val="04A0" w:firstRow="1" w:lastRow="0" w:firstColumn="1" w:lastColumn="0" w:noHBand="0" w:noVBand="1"/>
-                            </w:tblPr>
-                            <w:tblGrid>
-                              <w:gridCol w:w="975"/>
-                              <w:gridCol w:w="3287"/>
-                              <w:gridCol w:w="2087"/>
-                              <w:gridCol w:w="2089"/>
-                              <w:gridCol w:w="2081"/>
-                            </w:tblGrid>
-                            <w:tr>
-                              <w:trPr>
-                                <w:trHeight w:val="411"/>
-                              </w:trPr>
-                              <w:tc>
-                                <w:tcPr>
-                                  <w:tcW w:w="463" w:type="pct"/>
-                                  <w:vAlign w:val="center"/>
-                                </w:tcPr>
-                                <w:p>
-                                  <w:pPr>
-                                    <w:jc w:val="center"/>
-                                    <w:rPr>
-                                      <w:rFonts w:ascii="Aptos Display" w:hAnsi="Aptos Display"/>
-                                      <w:b/>
-                                      <w:bCs/>
-                                      <w:i/>
-                                      <w:iCs/>
-                                      <w:color w:val="000000" w:themeColor="text1"/>
-                                    </w:rPr>
-                                  </w:pPr>
-                                  <w:r>
-                                    <w:rPr>
-                                      <w:rFonts w:ascii="Aptos Display" w:hAnsi="Aptos Display"/>
-                                      <w:b/>
-                                      <w:bCs/>
-                                      <w:i/>
-                                      <w:iCs/>
-                                      <w:color w:val="000000" w:themeColor="text1"/>
-                                    </w:rPr>
-                                    <w:t>CANT.</w:t>
-                                  </w:r>
-                                </w:p>
-                              </w:tc>
-                              <w:tc>
-                                <w:tcPr>
-                                  <w:tcW w:w="1562" w:type="pct"/>
-                                  <w:vAlign w:val="center"/>
-                                </w:tcPr>
-                                <w:p>
-                                  <w:pPr>
-                                    <w:jc w:val="center"/>
-                                    <w:rPr>
-                                      <w:rFonts w:ascii="Aptos Display" w:hAnsi="Aptos Display"/>
-                                      <w:b/>
-                                      <w:bCs/>
-                                      <w:i/>
-                                      <w:iCs/>
-                                      <w:color w:val="000000" w:themeColor="text1"/>
-                                    </w:rPr>
-                                  </w:pPr>
-                                  <w:r>
-                                    <w:rPr>
-                                      <w:rFonts w:ascii="Aptos Display" w:hAnsi="Aptos Display"/>
-                                      <w:b/>
-                                      <w:bCs/>
-                                      <w:i/>
-                                      <w:iCs/>
-                                      <w:color w:val="000000" w:themeColor="text1"/>
-                                    </w:rPr>
-                                    <w:t>REPUESTOS</w:t>
-                                  </w:r>
-                                </w:p>
-                              </w:tc>
-                              <w:tc>
-                                <w:tcPr>
-                                  <w:tcW w:w="992" w:type="pct"/>
-                                </w:tcPr>
-                                <w:p>
-                                  <w:pPr>
-                                    <w:jc w:val="center"/>
-                                    <w:rPr>
-                                      <w:rFonts w:ascii="Aptos Display" w:hAnsi="Aptos Display"/>
-                                      <w:b/>
-                                      <w:bCs/>
-                                      <w:i/>
-                                      <w:iCs/>
-                                      <w:color w:val="000000" w:themeColor="text1"/>
-                                    </w:rPr>
-                                  </w:pPr>
-                                  <w:r>
-                                    <w:rPr>
-                                      <w:rFonts w:ascii="Aptos Display" w:hAnsi="Aptos Display"/>
-                                      <w:b/>
-                                      <w:bCs/>
-                                      <w:i/>
-                                      <w:iCs/>
-                                      <w:color w:val="000000" w:themeColor="text1"/>
-                                    </w:rPr>
-                                    <w:t>ESTADO</w:t>
-                                  </w:r>
-                                </w:p>
-                              </w:tc>
-                              <w:tc>
-                                <w:tcPr>
-                                  <w:tcW w:w="993" w:type="pct"/>
-                                  <w:vAlign w:val="center"/>
-                                </w:tcPr>
-                                <w:p>
-                                  <w:pPr>
-                                    <w:jc w:val="center"/>
-                                    <w:rPr>
-                                      <w:rFonts w:ascii="Aptos Display" w:hAnsi="Aptos Display"/>
-                                      <w:b/>
-                                      <w:bCs/>
-                                      <w:i/>
-                                      <w:iCs/>
-                                      <w:color w:val="000000" w:themeColor="text1"/>
-                                    </w:rPr>
-                                  </w:pPr>
-                                  <w:r>
-                                    <w:rPr>
-                                      <w:rFonts w:ascii="Aptos Display" w:hAnsi="Aptos Display"/>
-                                      <w:b/>
-                                      <w:bCs/>
-                                      <w:i/>
-                                      <w:iCs/>
-                                      <w:color w:val="000000" w:themeColor="text1"/>
-                                    </w:rPr>
-                                    <w:t>PRECIO UNIDAD</w:t>
-                                  </w:r>
-                                </w:p>
-                              </w:tc>
-                              <w:tc>
-                                <w:tcPr>
-                                  <w:tcW w:w="989" w:type="pct"/>
-                                  <w:vAlign w:val="center"/>
-                                </w:tcPr>
-                                <w:p>
-                                  <w:pPr>
-                                    <w:jc w:val="center"/>
-                                    <w:rPr>
-                                      <w:rFonts w:ascii="Aptos Display" w:hAnsi="Aptos Display"/>
-                                      <w:b/>
-                                      <w:bCs/>
-                                      <w:i/>
-                                      <w:iCs/>
-                                      <w:color w:val="000000" w:themeColor="text1"/>
-                                    </w:rPr>
-                                  </w:pPr>
-                                  <w:r>
-                                    <w:rPr>
-                                      <w:rFonts w:ascii="Aptos Display" w:hAnsi="Aptos Display"/>
-                                      <w:b/>
-                                      <w:bCs/>
-                                      <w:i/>
-                                      <w:iCs/>
-                                      <w:color w:val="000000" w:themeColor="text1"/>
-                                    </w:rPr>
-                                    <w:t>PRECIO SUBTOTAL</w:t>
-                                  </w:r>
-                                </w:p>
-                              </w:tc>
-                            </w:tr>
-                            <w:tr>
-                              <w:trPr>
-                                <w:trHeight w:val="170"/>
-                              </w:trPr>
-                              <w:tc>
-                                <w:tcPr>
-                                  <w:tcW w:w="463" w:type="pct"/>
-                                </w:tcPr>
-                                <w:p>
-                                  <w:pPr>
-                                    <w:jc w:val="center"/>
-                                    <w:rPr>
-                                      <w:rFonts w:ascii="Aptos Display" w:hAnsi="Aptos Display"/>
-                                      <w:color w:val="000000" w:themeColor="text1"/>
-                                      <w:lang w:val="en-US"/>
-                                    </w:rPr>
-                                  </w:pPr>
-                                  <w:r>
-                                    <w:rPr>
-                                      <w:rFonts w:ascii="Aptos Display" w:hAnsi="Aptos Display"/>
-                                      <w:color w:val="000000" w:themeColor="text1"/>
-                                      <w:lang w:val="en-US"/>
-                                    </w:rPr>
-                                    <w:t>{{%</w:t>
-                                  </w:r>
-                                  <w:r>
-                                    <w:rPr>
-                                      <w:rFonts w:ascii="Aptos Display" w:hAnsi="Aptos Display"/>
-                                      <w:color w:val="000000" w:themeColor="text1"/>
-                                      <w:lang w:val="en-US"/>
-                                    </w:rPr>
-                                    <w:t xml:space="preserve">tr </w:t>
-                                  </w:r>
-                                  <w:r>
-                                    <w:rPr>
-                                      <w:rFonts w:ascii="Aptos Display" w:hAnsi="Aptos Display"/>
-                                      <w:color w:val="000000" w:themeColor="text1"/>
-                                      <w:lang w:val="en-US"/>
-                                    </w:rPr>
-                                    <w:t xml:space="preserve">for item in </w:t>
-                                  </w:r>
-                                  <w:proofErr w:type="spellStart"/>
-                                  <w:r>
-                                    <w:rPr>
-                                      <w:rFonts w:ascii="Aptos Display" w:hAnsi="Aptos Display"/>
-                                      <w:color w:val="000000" w:themeColor="text1"/>
-                                      <w:lang w:val="en-US"/>
-                                    </w:rPr>
-                                    <w:t>pres_list</w:t>
-                                  </w:r>
-                                  <w:proofErr w:type="spellEnd"/>
-                                  <w:r>
-                                    <w:rPr>
-                                      <w:rFonts w:ascii="Aptos Display" w:hAnsi="Aptos Display"/>
-                                      <w:color w:val="000000" w:themeColor="text1"/>
-                                      <w:lang w:val="en-US"/>
-                                    </w:rPr>
-                                    <w:t xml:space="preserve"> </w:t>
-                                  </w:r>
-                                  <w:r>
-                                    <w:rPr>
-                                      <w:rFonts w:ascii="Aptos Display" w:hAnsi="Aptos Display"/>
-                                      <w:color w:val="000000" w:themeColor="text1"/>
-                                      <w:lang w:val="en-US"/>
-                                    </w:rPr>
-                                    <w:t>%}}</w:t>
-                                  </w:r>
-                                </w:p>
-                              </w:tc>
-                              <w:tc>
-                                <w:tcPr>
-                                  <w:tcW w:w="1562" w:type="pct"/>
-                                </w:tcPr>
-                                <w:p>
-                                  <w:pPr>
-                                    <w:jc w:val="center"/>
-                                    <w:rPr>
-                                      <w:rFonts w:ascii="Aptos Display" w:hAnsi="Aptos Display"/>
-                                      <w:color w:val="000000" w:themeColor="text1"/>
-                                      <w:lang w:val="en-US"/>
-                                    </w:rPr>
-                                  </w:pPr>
-                                </w:p>
-                              </w:tc>
-                              <w:tc>
-                                <w:tcPr>
-                                  <w:tcW w:w="992" w:type="pct"/>
-                                </w:tcPr>
-                                <w:p>
-                                  <w:pPr>
-                                    <w:jc w:val="center"/>
-                                    <w:rPr>
-                                      <w:rFonts w:ascii="Aptos Display" w:hAnsi="Aptos Display"/>
-                                      <w:color w:val="000000" w:themeColor="text1"/>
-                                      <w:lang w:val="en-US"/>
-                                    </w:rPr>
-                                  </w:pPr>
-                                </w:p>
-                              </w:tc>
-                              <w:tc>
-                                <w:tcPr>
-                                  <w:tcW w:w="993" w:type="pct"/>
-                                </w:tcPr>
-                                <w:p>
-                                  <w:pPr>
-                                    <w:jc w:val="center"/>
-                                    <w:rPr>
-                                      <w:rFonts w:ascii="Aptos Display" w:hAnsi="Aptos Display"/>
-                                      <w:color w:val="000000" w:themeColor="text1"/>
-                                      <w:lang w:val="en-US"/>
-                                    </w:rPr>
-                                  </w:pPr>
-                                </w:p>
-                              </w:tc>
-                              <w:tc>
-                                <w:tcPr>
-                                  <w:tcW w:w="989" w:type="pct"/>
-                                </w:tcPr>
-                                <w:p>
-                                  <w:pPr>
-                                    <w:jc w:val="center"/>
-                                    <w:rPr>
-                                      <w:rFonts w:ascii="Aptos Display" w:hAnsi="Aptos Display"/>
-                                      <w:color w:val="000000" w:themeColor="text1"/>
-                                      <w:lang w:val="en-US"/>
-                                    </w:rPr>
-                                  </w:pPr>
-                                </w:p>
-                              </w:tc>
-                            </w:tr>
-                            <w:tr>
-                              <w:trPr>
-                                <w:trHeight w:val="170"/>
-                              </w:trPr>
-                              <w:tc>
-                                <w:tcPr>
-                                  <w:tcW w:w="463" w:type="pct"/>
-                                  <w:tcBorders>
-                                    <w:bottom w:val="single" w:sz="4" w:space="0" w:color="auto"/>
-                                  </w:tcBorders>
-                                </w:tcPr>
-                                <w:p>
-                                  <w:pPr>
-                                    <w:jc w:val="center"/>
-                                    <w:rPr>
-                                      <w:rFonts w:ascii="Aptos Display" w:hAnsi="Aptos Display"/>
-                                      <w:color w:val="000000" w:themeColor="text1"/>
-                                      <w:lang w:val="en-US"/>
-                                    </w:rPr>
-                                  </w:pPr>
-                                  <w:proofErr w:type="gramStart"/>
-                                  <w:r>
-                                    <w:rPr>
-                                      <w:rFonts w:ascii="Aptos Display" w:hAnsi="Aptos Display"/>
-                                      <w:color w:val="000000" w:themeColor="text1"/>
-                                      <w:lang w:val="en-US"/>
-                                    </w:rPr>
-                                    <w:t>{{  item[</w:t>
-                                  </w:r>
-                                  <w:proofErr w:type="gramEnd"/>
-                                  <w:r>
-                                    <w:rPr>
-                                      <w:rFonts w:ascii="Aptos Display" w:hAnsi="Aptos Display"/>
-                                      <w:color w:val="000000" w:themeColor="text1"/>
-                                      <w:lang w:val="en-US"/>
-                                    </w:rPr>
-                                    <w:t>0</w:t>
-                                  </w:r>
-                                  <w:proofErr w:type="gramStart"/>
-                                  <w:r>
-                                    <w:rPr>
-                                      <w:rFonts w:ascii="Aptos Display" w:hAnsi="Aptos Display"/>
-                                      <w:color w:val="000000" w:themeColor="text1"/>
-                                      <w:lang w:val="en-US"/>
-                                    </w:rPr>
-                                    <w:t>]  }</w:t>
-                                  </w:r>
-                                  <w:proofErr w:type="gramEnd"/>
-                                  <w:r>
-                                    <w:rPr>
-                                      <w:rFonts w:ascii="Aptos Display" w:hAnsi="Aptos Display"/>
-                                      <w:color w:val="000000" w:themeColor="text1"/>
-                                      <w:lang w:val="en-US"/>
-                                    </w:rPr>
-                                    <w:t>}</w:t>
-                                  </w:r>
-                                </w:p>
-                              </w:tc>
-                              <w:tc>
-                                <w:tcPr>
-                                  <w:tcW w:w="1562" w:type="pct"/>
-                                  <w:tcBorders>
-                                    <w:bottom w:val="single" w:sz="4" w:space="0" w:color="auto"/>
-                                  </w:tcBorders>
-                                </w:tcPr>
-                                <w:p>
-                                  <w:pPr>
-                                    <w:jc w:val="center"/>
-                                    <w:rPr>
-                                      <w:rFonts w:ascii="Aptos Display" w:hAnsi="Aptos Display"/>
-                                      <w:color w:val="000000" w:themeColor="text1"/>
-                                      <w:lang w:val="en-US"/>
-                                    </w:rPr>
-                                  </w:pPr>
-                                  <w:proofErr w:type="gramStart"/>
-                                  <w:r>
-                                    <w:rPr>
-                                      <w:rFonts w:ascii="Aptos Display" w:hAnsi="Aptos Display"/>
-                                      <w:color w:val="000000" w:themeColor="text1"/>
-                                      <w:lang w:val="en-US"/>
-                                    </w:rPr>
-                                    <w:t>{{  item[</w:t>
-                                  </w:r>
-                                  <w:proofErr w:type="gramEnd"/>
-                                  <w:r>
-                                    <w:rPr>
-                                      <w:rFonts w:ascii="Aptos Display" w:hAnsi="Aptos Display"/>
-                                      <w:color w:val="000000" w:themeColor="text1"/>
-                                      <w:lang w:val="en-US"/>
-                                    </w:rPr>
-                                    <w:t>1</w:t>
-                                  </w:r>
-                                  <w:proofErr w:type="gramStart"/>
-                                  <w:r>
-                                    <w:rPr>
-                                      <w:rFonts w:ascii="Aptos Display" w:hAnsi="Aptos Display"/>
-                                      <w:color w:val="000000" w:themeColor="text1"/>
-                                      <w:lang w:val="en-US"/>
-                                    </w:rPr>
-                                    <w:t>]  }</w:t>
-                                  </w:r>
-                                  <w:proofErr w:type="gramEnd"/>
-                                  <w:r>
-                                    <w:rPr>
-                                      <w:rFonts w:ascii="Aptos Display" w:hAnsi="Aptos Display"/>
-                                      <w:color w:val="000000" w:themeColor="text1"/>
-                                      <w:lang w:val="en-US"/>
-                                    </w:rPr>
-                                    <w:t>}</w:t>
-                                  </w:r>
-                                </w:p>
-                              </w:tc>
-                              <w:tc>
-                                <w:tcPr>
-                                  <w:tcW w:w="992" w:type="pct"/>
-                                  <w:tcBorders>
-                                    <w:bottom w:val="single" w:sz="4" w:space="0" w:color="auto"/>
-                                  </w:tcBorders>
-                                </w:tcPr>
-                                <w:p>
-                                  <w:pPr>
-                                    <w:jc w:val="center"/>
-                                    <w:rPr>
-                                      <w:rFonts w:ascii="Aptos Display" w:hAnsi="Aptos Display"/>
-                                      <w:color w:val="000000" w:themeColor="text1"/>
-                                      <w:lang w:val="en-US"/>
-                                    </w:rPr>
-                                  </w:pPr>
-                                  <w:proofErr w:type="gramStart"/>
-                                  <w:r>
-                                    <w:rPr>
-                                      <w:rFonts w:ascii="Aptos Display" w:hAnsi="Aptos Display"/>
-                                      <w:color w:val="000000" w:themeColor="text1"/>
-                                      <w:lang w:val="en-US"/>
-                                    </w:rPr>
-                                    <w:t>{{ item</w:t>
-                                  </w:r>
-                                  <w:proofErr w:type="gramEnd"/>
-                                  <w:r>
-                                    <w:rPr>
-                                      <w:rFonts w:ascii="Aptos Display" w:hAnsi="Aptos Display"/>
-                                      <w:color w:val="000000" w:themeColor="text1"/>
-                                      <w:lang w:val="en-US"/>
-                                    </w:rPr>
-                                    <w:t xml:space="preserve"> [3]</w:t>
-                                  </w:r>
-                                  <w:r>
-                                    <w:rPr>
-                                      <w:rFonts w:ascii="Aptos Display" w:hAnsi="Aptos Display"/>
-                                      <w:color w:val="000000" w:themeColor="text1"/>
-                                      <w:lang w:val="en-US"/>
-                                    </w:rPr>
-                                    <w:t xml:space="preserve"> }}</w:t>
-                                  </w:r>
-                                </w:p>
-                              </w:tc>
-                              <w:tc>
-                                <w:tcPr>
-                                  <w:tcW w:w="993" w:type="pct"/>
-                                  <w:tcBorders>
-                                    <w:bottom w:val="single" w:sz="4" w:space="0" w:color="auto"/>
-                                  </w:tcBorders>
-                                </w:tcPr>
-                                <w:p>
-                                  <w:pPr>
-                                    <w:jc w:val="center"/>
-                                    <w:rPr>
-                                      <w:rFonts w:ascii="Aptos Display" w:hAnsi="Aptos Display"/>
-                                      <w:color w:val="000000" w:themeColor="text1"/>
-                                      <w:lang w:val="en-US"/>
-                                    </w:rPr>
-                                  </w:pPr>
-                                  <w:proofErr w:type="gramStart"/>
-                                  <w:r>
-                                    <w:rPr>
-                                      <w:rFonts w:ascii="Aptos Display" w:hAnsi="Aptos Display"/>
-                                      <w:color w:val="000000" w:themeColor="text1"/>
-                                      <w:lang w:val="en-US"/>
-                                    </w:rPr>
-                                    <w:t>{{ item</w:t>
-                                  </w:r>
-                                  <w:proofErr w:type="gramEnd"/>
-                                  <w:r>
-                                    <w:rPr>
-                                      <w:rFonts w:ascii="Aptos Display" w:hAnsi="Aptos Display"/>
-                                      <w:color w:val="000000" w:themeColor="text1"/>
-                                      <w:lang w:val="en-US"/>
-                                    </w:rPr>
-                                    <w:t>[2] }}</w:t>
-                                  </w:r>
-                                </w:p>
-                              </w:tc>
-                              <w:tc>
-                                <w:tcPr>
-                                  <w:tcW w:w="989" w:type="pct"/>
-                                  <w:tcBorders>
-                                    <w:bottom w:val="single" w:sz="4" w:space="0" w:color="auto"/>
-                                  </w:tcBorders>
-                                </w:tcPr>
-                                <w:p>
-                                  <w:pPr>
-                                    <w:jc w:val="center"/>
-                                    <w:rPr>
-                                      <w:rFonts w:ascii="Aptos Display" w:hAnsi="Aptos Display"/>
-                                      <w:color w:val="000000" w:themeColor="text1"/>
-                                      <w:lang w:val="en-US"/>
-                                    </w:rPr>
-                                  </w:pPr>
-                                  <w:proofErr w:type="gramStart"/>
-                                  <w:r>
-                                    <w:rPr>
-                                      <w:rFonts w:ascii="Aptos Display" w:hAnsi="Aptos Display"/>
-                                      <w:color w:val="000000" w:themeColor="text1"/>
-                                      <w:lang w:val="en-US"/>
-                                    </w:rPr>
-                                    <w:t>{{ item</w:t>
-                                  </w:r>
-                                  <w:proofErr w:type="gramEnd"/>
-                                  <w:r>
-                                    <w:rPr>
-                                      <w:rFonts w:ascii="Aptos Display" w:hAnsi="Aptos Display"/>
-                                      <w:color w:val="000000" w:themeColor="text1"/>
-                                      <w:lang w:val="en-US"/>
-                                    </w:rPr>
-                                    <w:t>[4] }}</w:t>
-                                  </w:r>
-                                </w:p>
-                              </w:tc>
-                            </w:tr>
-                            <w:tr>
-                              <w:trPr>
-                                <w:trHeight w:val="170"/>
-                              </w:trPr>
-                              <w:tc>
-                                <w:tcPr>
-                                  <w:tcW w:w="463" w:type="pct"/>
-                                  <w:tcBorders>
-                                    <w:top w:val="single" w:sz="4" w:space="0" w:color="auto"/>
-                                    <w:left w:val="single" w:sz="4" w:space="0" w:color="auto"/>
-                                    <w:bottom w:val="single" w:sz="4" w:space="0" w:color="auto"/>
-                                    <w:right w:val="single" w:sz="4" w:space="0" w:color="auto"/>
-                                  </w:tcBorders>
-                                </w:tcPr>
-                                <w:p>
-                                  <w:pPr>
-                                    <w:rPr>
-                                      <w:rFonts w:ascii="Aptos Display" w:hAnsi="Aptos Display"/>
-                                      <w:color w:val="000000" w:themeColor="text1"/>
-                                      <w:lang w:val="en-US"/>
-                                    </w:rPr>
-                                  </w:pPr>
-                                  <w:r>
-                                    <w:rPr>
-                                      <w:rFonts w:ascii="Aptos Display" w:hAnsi="Aptos Display"/>
-                                      <w:color w:val="000000" w:themeColor="text1"/>
-                                      <w:lang w:val="en-US"/>
-                                    </w:rPr>
-                                    <w:t xml:space="preserve">{{%tr </w:t>
-                                  </w:r>
-                                  <w:proofErr w:type="spellStart"/>
-                                  <w:r>
-                                    <w:rPr>
-                                      <w:rFonts w:ascii="Aptos Display" w:hAnsi="Aptos Display"/>
-                                      <w:color w:val="000000" w:themeColor="text1"/>
-                                      <w:lang w:val="en-US"/>
-                                    </w:rPr>
-                                    <w:t>endfor</w:t>
-                                  </w:r>
-                                  <w:proofErr w:type="spellEnd"/>
-                                  <w:r>
-                                    <w:rPr>
-                                      <w:rFonts w:ascii="Aptos Display" w:hAnsi="Aptos Display"/>
-                                      <w:color w:val="000000" w:themeColor="text1"/>
-                                      <w:lang w:val="en-US"/>
-                                    </w:rPr>
-                                    <w:t xml:space="preserve"> %}}</w:t>
-                                  </w:r>
-                                </w:p>
-                              </w:tc>
-                              <w:tc>
-                                <w:tcPr>
-                                  <w:tcW w:w="1562" w:type="pct"/>
-                                  <w:tcBorders>
-                                    <w:top w:val="single" w:sz="4" w:space="0" w:color="auto"/>
-                                    <w:left w:val="single" w:sz="4" w:space="0" w:color="auto"/>
-                                    <w:bottom w:val="single" w:sz="4" w:space="0" w:color="auto"/>
-                                    <w:right w:val="single" w:sz="4" w:space="0" w:color="auto"/>
-                                  </w:tcBorders>
-                                </w:tcPr>
-                                <w:p>
-                                  <w:pPr>
-                                    <w:rPr>
-                                      <w:rFonts w:ascii="Aptos Display" w:hAnsi="Aptos Display"/>
-                                      <w:color w:val="000000" w:themeColor="text1"/>
-                                      <w:lang w:val="en-US"/>
-                                    </w:rPr>
-                                  </w:pPr>
-                                </w:p>
-                              </w:tc>
-                              <w:tc>
-                                <w:tcPr>
-                                  <w:tcW w:w="992" w:type="pct"/>
-                                  <w:tcBorders>
-                                    <w:top w:val="single" w:sz="4" w:space="0" w:color="auto"/>
-                                    <w:left w:val="single" w:sz="4" w:space="0" w:color="auto"/>
-                                    <w:bottom w:val="single" w:sz="4" w:space="0" w:color="auto"/>
-                                    <w:right w:val="single" w:sz="4" w:space="0" w:color="auto"/>
-                                  </w:tcBorders>
-                                </w:tcPr>
-                                <w:p>
-                                  <w:pPr>
-                                    <w:jc w:val="center"/>
-                                    <w:rPr>
-                                      <w:rFonts w:ascii="Aptos Display" w:hAnsi="Aptos Display"/>
-                                      <w:color w:val="000000" w:themeColor="text1"/>
-                                      <w:lang w:val="en-US"/>
-                                    </w:rPr>
-                                  </w:pPr>
-                                </w:p>
-                              </w:tc>
-                              <w:tc>
-                                <w:tcPr>
-                                  <w:tcW w:w="993" w:type="pct"/>
-                                  <w:tcBorders>
-                                    <w:top w:val="single" w:sz="4" w:space="0" w:color="auto"/>
-                                    <w:left w:val="single" w:sz="4" w:space="0" w:color="auto"/>
-                                    <w:bottom w:val="single" w:sz="4" w:space="0" w:color="auto"/>
-                                    <w:right w:val="single" w:sz="4" w:space="0" w:color="auto"/>
-                                  </w:tcBorders>
-                                </w:tcPr>
-                                <w:p>
-                                  <w:pPr>
-                                    <w:jc w:val="center"/>
-                                    <w:rPr>
-                                      <w:rFonts w:ascii="Aptos Display" w:hAnsi="Aptos Display"/>
-                                      <w:color w:val="000000" w:themeColor="text1"/>
-                                      <w:lang w:val="en-US"/>
-                                    </w:rPr>
-                                  </w:pPr>
-                                </w:p>
-                              </w:tc>
-                              <w:tc>
-                                <w:tcPr>
-                                  <w:tcW w:w="989" w:type="pct"/>
-                                  <w:tcBorders>
-                                    <w:top w:val="single" w:sz="4" w:space="0" w:color="auto"/>
-                                    <w:left w:val="single" w:sz="4" w:space="0" w:color="auto"/>
-                                    <w:bottom w:val="single" w:sz="4" w:space="0" w:color="auto"/>
-                                    <w:right w:val="single" w:sz="4" w:space="0" w:color="auto"/>
-                                  </w:tcBorders>
-                                </w:tcPr>
-                                <w:p>
-                                  <w:pPr>
-                                    <w:jc w:val="center"/>
-                                    <w:rPr>
-                                      <w:rFonts w:ascii="Aptos Display" w:hAnsi="Aptos Display"/>
-                                      <w:color w:val="000000" w:themeColor="text1"/>
-                                      <w:lang w:val="en-US"/>
-                                    </w:rPr>
-                                  </w:pPr>
-                                </w:p>
-                              </w:tc>
-                            </w:tr>
-                            <w:tr>
-                              <w:trPr>
-                                <w:trHeight w:val="331"/>
-                              </w:trPr>
-                              <w:tc>
-                                <w:tcPr>
-                                  <w:tcW w:w="463" w:type="pct"/>
-                                  <w:tcBorders>
-                                    <w:top w:val="single" w:sz="4" w:space="0" w:color="auto"/>
-                                    <w:left w:val="nil"/>
-                                    <w:bottom w:val="nil"/>
-                                    <w:right w:val="nil"/>
-                                  </w:tcBorders>
-                                </w:tcPr>
-                                <w:p>
-                                  <w:pPr>
-                                    <w:rPr>
-                                      <w:rFonts w:ascii="Aptos Display" w:hAnsi="Aptos Display"/>
-                                      <w:color w:val="000000" w:themeColor="text1"/>
-                                      <w:lang w:val="en-US"/>
-                                    </w:rPr>
-                                  </w:pPr>
-                                </w:p>
-                              </w:tc>
-                              <w:tc>
-                                <w:tcPr>
-                                  <w:tcW w:w="1562" w:type="pct"/>
-                                  <w:tcBorders>
-                                    <w:top w:val="single" w:sz="4" w:space="0" w:color="auto"/>
-                                    <w:left w:val="nil"/>
-                                    <w:bottom w:val="nil"/>
-                                    <w:right w:val="nil"/>
-                                  </w:tcBorders>
-                                </w:tcPr>
-                                <w:p>
-                                  <w:pPr>
-                                    <w:rPr>
-                                      <w:rFonts w:ascii="Aptos Display" w:hAnsi="Aptos Display"/>
-                                      <w:color w:val="000000" w:themeColor="text1"/>
-                                      <w:lang w:val="en-US"/>
-                                    </w:rPr>
-                                  </w:pPr>
-                                </w:p>
-                              </w:tc>
-                              <w:tc>
-                                <w:tcPr>
-                                  <w:tcW w:w="992" w:type="pct"/>
-                                  <w:tcBorders>
-                                    <w:top w:val="single" w:sz="4" w:space="0" w:color="auto"/>
-                                    <w:left w:val="nil"/>
-                                    <w:bottom w:val="nil"/>
-                                    <w:right w:val="single" w:sz="4" w:space="0" w:color="auto"/>
-                                  </w:tcBorders>
-                                </w:tcPr>
-                                <w:p>
-                                  <w:pPr>
-                                    <w:jc w:val="center"/>
-                                    <w:rPr>
-                                      <w:rFonts w:ascii="Aptos Display" w:hAnsi="Aptos Display"/>
-                                      <w:color w:val="000000" w:themeColor="text1"/>
-                                    </w:rPr>
-                                  </w:pPr>
-                                </w:p>
-                              </w:tc>
-                              <w:tc>
-                                <w:tcPr>
-                                  <w:tcW w:w="993" w:type="pct"/>
-                                  <w:tcBorders>
-                                    <w:top w:val="single" w:sz="4" w:space="0" w:color="auto"/>
-                                    <w:left w:val="single" w:sz="4" w:space="0" w:color="auto"/>
-                                    <w:bottom w:val="single" w:sz="4" w:space="0" w:color="auto"/>
-                                    <w:right w:val="single" w:sz="4" w:space="0" w:color="auto"/>
-                                  </w:tcBorders>
-                                  <w:vAlign w:val="center"/>
-                                </w:tcPr>
-                                <w:p>
-                                  <w:pPr>
-                                    <w:jc w:val="center"/>
-                                    <w:rPr>
-                                      <w:rFonts w:ascii="Aptos Display" w:hAnsi="Aptos Display"/>
-                                      <w:b/>
-                                      <w:bCs/>
-                                      <w:color w:val="000000" w:themeColor="text1"/>
-                                    </w:rPr>
-                                  </w:pPr>
-                                  <w:r>
-                                    <w:rPr>
-                                      <w:rFonts w:ascii="Aptos Display" w:hAnsi="Aptos Display"/>
-                                      <w:b/>
-                                      <w:bCs/>
-                                      <w:color w:val="000000" w:themeColor="text1"/>
-                                    </w:rPr>
-                                    <w:t>SUBTOTAL</w:t>
-                                  </w:r>
-                                </w:p>
-                              </w:tc>
-                              <w:tc>
-                                <w:tcPr>
-                                  <w:tcW w:w="989" w:type="pct"/>
-                                  <w:tcBorders>
-                                    <w:top w:val="single" w:sz="4" w:space="0" w:color="auto"/>
-                                    <w:left w:val="single" w:sz="4" w:space="0" w:color="auto"/>
-                                    <w:bottom w:val="single" w:sz="4" w:space="0" w:color="auto"/>
-                                    <w:right w:val="single" w:sz="4" w:space="0" w:color="auto"/>
-                                  </w:tcBorders>
-                                </w:tcPr>
-                                <w:p>
-                                  <w:pPr>
-                                    <w:jc w:val="center"/>
-                                    <w:rPr>
-                                      <w:rFonts w:ascii="Aptos Display" w:hAnsi="Aptos Display"/>
-                                      <w:color w:val="000000" w:themeColor="text1"/>
-                                    </w:rPr>
-                                  </w:pPr>
-                                  <w:proofErr w:type="gramStart"/>
-                                  <w:r>
-                                    <w:rPr>
-                                      <w:rFonts w:ascii="Aptos Display" w:hAnsi="Aptos Display"/>
-                                      <w:color w:val="000000" w:themeColor="text1"/>
-                                    </w:rPr>
-                                    <w:t>{{ subtotal</w:t>
-                                  </w:r>
-                                  <w:proofErr w:type="gramEnd"/>
-                                  <w:r>
-                                    <w:rPr>
-                                      <w:rFonts w:ascii="Aptos Display" w:hAnsi="Aptos Display"/>
-                                      <w:color w:val="000000" w:themeColor="text1"/>
-                                    </w:rPr>
-                                    <w:t xml:space="preserve"> }}</w:t>
-                                  </w:r>
-                                </w:p>
-                              </w:tc>
-                            </w:tr>
-                            <w:tr>
-                              <w:trPr>
-                                <w:trHeight w:val="331"/>
-                              </w:trPr>
-                              <w:tc>
-                                <w:tcPr>
-                                  <w:tcW w:w="463" w:type="pct"/>
-                                  <w:tcBorders>
-                                    <w:top w:val="nil"/>
-                                    <w:left w:val="nil"/>
-                                    <w:bottom w:val="nil"/>
-                                    <w:right w:val="nil"/>
-                                  </w:tcBorders>
-                                </w:tcPr>
-                                <w:p>
-                                  <w:pPr>
-                                    <w:rPr>
-                                      <w:rFonts w:ascii="Aptos Display" w:hAnsi="Aptos Display"/>
-                                      <w:color w:val="000000" w:themeColor="text1"/>
-                                    </w:rPr>
-                                  </w:pPr>
-                                </w:p>
-                              </w:tc>
-                              <w:tc>
-                                <w:tcPr>
-                                  <w:tcW w:w="1562" w:type="pct"/>
-                                  <w:tcBorders>
-                                    <w:top w:val="nil"/>
-                                    <w:left w:val="nil"/>
-                                    <w:bottom w:val="nil"/>
-                                    <w:right w:val="nil"/>
-                                  </w:tcBorders>
-                                </w:tcPr>
-                                <w:p>
-                                  <w:pPr>
-                                    <w:rPr>
-                                      <w:rFonts w:ascii="Aptos Display" w:hAnsi="Aptos Display"/>
-                                      <w:color w:val="000000" w:themeColor="text1"/>
-                                    </w:rPr>
-                                  </w:pPr>
-                                </w:p>
-                              </w:tc>
-                              <w:tc>
-                                <w:tcPr>
-                                  <w:tcW w:w="992" w:type="pct"/>
-                                  <w:tcBorders>
-                                    <w:top w:val="nil"/>
-                                    <w:left w:val="nil"/>
-                                    <w:bottom w:val="nil"/>
-                                    <w:right w:val="single" w:sz="4" w:space="0" w:color="auto"/>
-                                  </w:tcBorders>
-                                </w:tcPr>
-                                <w:p>
-                                  <w:pPr>
-                                    <w:jc w:val="center"/>
-                                    <w:rPr>
-                                      <w:rFonts w:ascii="Aptos Display" w:hAnsi="Aptos Display"/>
-                                      <w:color w:val="000000" w:themeColor="text1"/>
-                                    </w:rPr>
-                                  </w:pPr>
-                                </w:p>
-                              </w:tc>
-                              <w:tc>
-                                <w:tcPr>
-                                  <w:tcW w:w="993" w:type="pct"/>
-                                  <w:tcBorders>
-                                    <w:top w:val="single" w:sz="4" w:space="0" w:color="auto"/>
-                                    <w:left w:val="single" w:sz="4" w:space="0" w:color="auto"/>
-                                    <w:bottom w:val="single" w:sz="4" w:space="0" w:color="auto"/>
-                                    <w:right w:val="single" w:sz="4" w:space="0" w:color="auto"/>
-                                  </w:tcBorders>
-                                  <w:vAlign w:val="center"/>
-                                </w:tcPr>
-                                <w:p>
-                                  <w:pPr>
-                                    <w:jc w:val="center"/>
-                                    <w:rPr>
-                                      <w:rFonts w:ascii="Aptos Display" w:hAnsi="Aptos Display"/>
-                                      <w:b/>
-                                      <w:bCs/>
-                                      <w:color w:val="000000" w:themeColor="text1"/>
-                                    </w:rPr>
-                                  </w:pPr>
-                                  <w:r>
-                                    <w:rPr>
-                                      <w:rFonts w:ascii="Aptos Display" w:hAnsi="Aptos Display"/>
-                                      <w:b/>
-                                      <w:bCs/>
-                                      <w:color w:val="000000" w:themeColor="text1"/>
-                                    </w:rPr>
-                                    <w:t>IVA</w:t>
-                                  </w:r>
-                                </w:p>
-                              </w:tc>
-                              <w:tc>
-                                <w:tcPr>
-                                  <w:tcW w:w="989" w:type="pct"/>
-                                  <w:tcBorders>
-                                    <w:top w:val="single" w:sz="4" w:space="0" w:color="auto"/>
-                                    <w:left w:val="single" w:sz="4" w:space="0" w:color="auto"/>
-                                    <w:bottom w:val="single" w:sz="4" w:space="0" w:color="auto"/>
-                                    <w:right w:val="single" w:sz="4" w:space="0" w:color="auto"/>
-                                  </w:tcBorders>
-                                </w:tcPr>
-                                <w:p>
-                                  <w:pPr>
-                                    <w:jc w:val="center"/>
-                                    <w:rPr>
-                                      <w:rFonts w:ascii="Aptos Display" w:hAnsi="Aptos Display"/>
-                                      <w:color w:val="000000" w:themeColor="text1"/>
-                                    </w:rPr>
-                                  </w:pPr>
-                                  <w:r>
-                                    <w:rPr>
-                                      <w:rFonts w:ascii="Aptos Display" w:hAnsi="Aptos Display"/>
-                                      <w:color w:val="000000" w:themeColor="text1"/>
-                                    </w:rPr>
-                                    <w:t xml:space="preserve">% </w:t>
-                                  </w:r>
-                                  <w:proofErr w:type="gramStart"/>
-                                  <w:r>
-                                    <w:rPr>
-                                      <w:rFonts w:ascii="Aptos Display" w:hAnsi="Aptos Display"/>
-                                      <w:color w:val="000000" w:themeColor="text1"/>
-                                    </w:rPr>
-                                    <w:t xml:space="preserve">{{ </w:t>
-                                  </w:r>
-                                  <w:proofErr w:type="spellStart"/>
-                                  <w:r>
-                                    <w:rPr>
-                                      <w:rFonts w:ascii="Aptos Display" w:hAnsi="Aptos Display"/>
-                                      <w:color w:val="000000" w:themeColor="text1"/>
-                                    </w:rPr>
-                                    <w:t>iva</w:t>
-                                  </w:r>
-                                  <w:proofErr w:type="spellEnd"/>
-                                  <w:proofErr w:type="gramEnd"/>
-                                  <w:r>
-                                    <w:rPr>
-                                      <w:rFonts w:ascii="Aptos Display" w:hAnsi="Aptos Display"/>
-                                      <w:color w:val="000000" w:themeColor="text1"/>
-                                    </w:rPr>
-                                    <w:t xml:space="preserve"> }}</w:t>
-                                  </w:r>
-                                </w:p>
-                              </w:tc>
-                            </w:tr>
-                            <w:tr>
-                              <w:trPr>
-                                <w:trHeight w:val="331"/>
-                              </w:trPr>
-                              <w:tc>
-                                <w:tcPr>
-                                  <w:tcW w:w="463" w:type="pct"/>
-                                  <w:tcBorders>
-                                    <w:top w:val="nil"/>
-                                    <w:left w:val="nil"/>
-                                    <w:bottom w:val="nil"/>
-                                    <w:right w:val="nil"/>
-                                  </w:tcBorders>
-                                </w:tcPr>
-                                <w:p>
-                                  <w:pPr>
-                                    <w:rPr>
-                                      <w:rFonts w:ascii="Aptos Display" w:hAnsi="Aptos Display"/>
-                                      <w:color w:val="000000" w:themeColor="text1"/>
-                                    </w:rPr>
-                                  </w:pPr>
-                                </w:p>
-                              </w:tc>
-                              <w:tc>
-                                <w:tcPr>
-                                  <w:tcW w:w="1562" w:type="pct"/>
-                                  <w:tcBorders>
-                                    <w:top w:val="nil"/>
-                                    <w:left w:val="nil"/>
-                                    <w:bottom w:val="nil"/>
-                                    <w:right w:val="nil"/>
-                                  </w:tcBorders>
-                                </w:tcPr>
-                                <w:p>
-                                  <w:pPr>
-                                    <w:rPr>
-                                      <w:rFonts w:ascii="Aptos Display" w:hAnsi="Aptos Display"/>
-                                      <w:color w:val="000000" w:themeColor="text1"/>
-                                    </w:rPr>
-                                  </w:pPr>
-                                </w:p>
-                              </w:tc>
-                              <w:tc>
-                                <w:tcPr>
-                                  <w:tcW w:w="992" w:type="pct"/>
-                                  <w:tcBorders>
-                                    <w:top w:val="nil"/>
-                                    <w:left w:val="nil"/>
-                                    <w:bottom w:val="nil"/>
-                                    <w:right w:val="single" w:sz="4" w:space="0" w:color="auto"/>
-                                  </w:tcBorders>
-                                </w:tcPr>
-                                <w:p>
-                                  <w:pPr>
-                                    <w:jc w:val="center"/>
-                                    <w:rPr>
-                                      <w:rFonts w:ascii="Aptos Display" w:hAnsi="Aptos Display"/>
-                                      <w:color w:val="000000" w:themeColor="text1"/>
-                                    </w:rPr>
-                                  </w:pPr>
-                                </w:p>
-                              </w:tc>
-                              <w:tc>
-                                <w:tcPr>
-                                  <w:tcW w:w="993" w:type="pct"/>
-                                  <w:tcBorders>
-                                    <w:top w:val="single" w:sz="4" w:space="0" w:color="auto"/>
-                                    <w:left w:val="single" w:sz="4" w:space="0" w:color="auto"/>
-                                    <w:bottom w:val="single" w:sz="4" w:space="0" w:color="auto"/>
-                                    <w:right w:val="single" w:sz="4" w:space="0" w:color="auto"/>
-                                  </w:tcBorders>
-                                  <w:vAlign w:val="center"/>
-                                </w:tcPr>
-                                <w:p>
-                                  <w:pPr>
-                                    <w:jc w:val="center"/>
-                                    <w:rPr>
-                                      <w:rFonts w:ascii="Aptos Display" w:hAnsi="Aptos Display"/>
-                                      <w:b/>
-                                      <w:bCs/>
-                                      <w:color w:val="000000" w:themeColor="text1"/>
-                                    </w:rPr>
-                                  </w:pPr>
-                                  <w:r>
-                                    <w:rPr>
-                                      <w:rFonts w:ascii="Aptos Display" w:hAnsi="Aptos Display"/>
-                                      <w:b/>
-                                      <w:bCs/>
-                                      <w:color w:val="000000" w:themeColor="text1"/>
-                                    </w:rPr>
-                                    <w:t>TOTAL</w:t>
-                                  </w:r>
-                                </w:p>
-                              </w:tc>
-                              <w:tc>
-                                <w:tcPr>
-                                  <w:tcW w:w="989" w:type="pct"/>
-                                  <w:tcBorders>
-                                    <w:top w:val="single" w:sz="4" w:space="0" w:color="auto"/>
-                                    <w:left w:val="single" w:sz="4" w:space="0" w:color="auto"/>
-                                    <w:bottom w:val="single" w:sz="4" w:space="0" w:color="auto"/>
-                                    <w:right w:val="single" w:sz="4" w:space="0" w:color="auto"/>
-                                  </w:tcBorders>
-                                </w:tcPr>
-                                <w:p>
-                                  <w:pPr>
-                                    <w:jc w:val="center"/>
-                                    <w:rPr>
-                                      <w:rFonts w:ascii="Aptos Display" w:hAnsi="Aptos Display"/>
-                                      <w:color w:val="000000" w:themeColor="text1"/>
-                                    </w:rPr>
-                                  </w:pPr>
-                                  <w:proofErr w:type="gramStart"/>
-                                  <w:r>
-                                    <w:rPr>
-                                      <w:rFonts w:ascii="Aptos Display" w:hAnsi="Aptos Display"/>
-                                      <w:color w:val="000000" w:themeColor="text1"/>
-                                    </w:rPr>
-                                    <w:t>{{ total</w:t>
-                                  </w:r>
-                                  <w:proofErr w:type="gramEnd"/>
-                                  <w:r>
-                                    <w:rPr>
-                                      <w:rFonts w:ascii="Aptos Display" w:hAnsi="Aptos Display"/>
-                                      <w:color w:val="000000" w:themeColor="text1"/>
-                                    </w:rPr>
-                                    <w:t xml:space="preserve"> }}</w:t>
-                                  </w:r>
-                                </w:p>
-                              </w:tc>
-                            </w:tr>
-                          </w:tbl>
-                          <w:p>
-                            <w:pPr>
-                              <w:rPr>
-                                <w:color w:val="000000" w:themeColor="text1"/>
-                              </w:rPr>
-                            </w:pPr>
-                          </w:p>
-                        </w:txbxContent>
-                      </wps:txbx>
-                      <wps:bodyPr rot="0" vert="horz" wrap="square" lIns="91440" tIns="45720" rIns="91440" bIns="45720" anchor="t" anchorCtr="0">
-                        <a:noAutofit/>
-                      </wps:bodyPr>
-                    </wps:wsp>
-                  </a:graphicData>
-                </a:graphic>
-                <wp14:sizeRelH relativeFrom="margin">
-                  <wp14:pctWidth>0</wp14:pctWidth>
-                </wp14:sizeRelH>
-                <wp14:sizeRelV relativeFrom="margin">
-                  <wp14:pctHeight>0</wp14:pctHeight>
-                </wp14:sizeRelV>
-              </wp:anchor>
-            </w:drawing>
-          </mc:Choice>
-          <mc:Fallback>
-            <w:pict>
-              <v:shape w14:anchorId="35AE86FC" id="_x0000_s1030" type="#_x0000_t202" style="position:absolute;margin-left:0;margin-top:182.55pt;width:540.85pt;height:361.15pt;z-index:251670528;visibility:visible;mso-wrap-style:square;mso-width-percent:0;mso-height-percent:0;mso-wrap-distance-left:9pt;mso-wrap-distance-top:3.6pt;mso-wrap-distance-right:9pt;mso-wrap-distance-bottom:3.6pt;mso-position-horizontal:center;mso-position-horizontal-relative:margin;mso-position-vertical:absolute;mso-position-vertical-relative:text;mso-width-percent:0;mso-height-percent:0;mso-width-relative:margin;mso-height-relative:margin;v-text-anchor:top" o:gfxdata="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" filled="f" stroked="f">
-                <v:textbox>
-                  <w:txbxContent>
-                    <w:tbl>
-                      <w:tblPr>
-                        <w:tblStyle w:val="Tablaconcuadrcula"/>
-                        <w:tblW w:w="4993" w:type="pct"/>
-                        <w:tblLook w:val="04A0" w:firstRow="1" w:lastRow="0" w:firstColumn="1" w:lastColumn="0" w:noHBand="0" w:noVBand="1"/>
-                      </w:tblPr>
-                      <w:tblGrid>
-                        <w:gridCol w:w="975"/>
-                        <w:gridCol w:w="3287"/>
-                        <w:gridCol w:w="2087"/>
-                        <w:gridCol w:w="2089"/>
-                        <w:gridCol w:w="2081"/>
-                      </w:tblGrid>
-                      <w:tr>
-                        <w:trPr>
-                          <w:trHeight w:val="411"/>
-                        </w:trPr>
-                        <w:tc>
-                          <w:tcPr>
-                            <w:tcW w:w="463" w:type="pct"/>
-                            <w:vAlign w:val="center"/>
-                          </w:tcPr>
-                          <w:p>
-                            <w:pPr>
-                              <w:jc w:val="center"/>
-                              <w:rPr>
-                                <w:rFonts w:ascii="Aptos Display" w:hAnsi="Aptos Display"/>
-                                <w:b/>
-                                <w:bCs/>
-                                <w:i/>
-                                <w:iCs/>
-                                <w:color w:val="000000" w:themeColor="text1"/>
-                              </w:rPr>
-                            </w:pPr>
-                            <w:r>
-                              <w:rPr>
-                                <w:rFonts w:ascii="Aptos Display" w:hAnsi="Aptos Display"/>
-                                <w:b/>
-                                <w:bCs/>
-                                <w:i/>
-                                <w:iCs/>
-                                <w:color w:val="000000" w:themeColor="text1"/>
-                              </w:rPr>
-                              <w:t>CANT.</w:t>
-                            </w:r>
-                          </w:p>
-                        </w:tc>
-                        <w:tc>
-                          <w:tcPr>
-                            <w:tcW w:w="1562" w:type="pct"/>
-                            <w:vAlign w:val="center"/>
-                          </w:tcPr>
-                          <w:p>
-                            <w:pPr>
-                              <w:jc w:val="center"/>
-                              <w:rPr>
-                                <w:rFonts w:ascii="Aptos Display" w:hAnsi="Aptos Display"/>
-                                <w:b/>
-                                <w:bCs/>
-                                <w:i/>
-                                <w:iCs/>
-                                <w:color w:val="000000" w:themeColor="text1"/>
-                              </w:rPr>
-                            </w:pPr>
-                            <w:r>
-                              <w:rPr>
-                                <w:rFonts w:ascii="Aptos Display" w:hAnsi="Aptos Display"/>
-                                <w:b/>
-                                <w:bCs/>
-                                <w:i/>
-                                <w:iCs/>
-                                <w:color w:val="000000" w:themeColor="text1"/>
-                              </w:rPr>
-                              <w:t>REPUESTOS</w:t>
-                            </w:r>
-                          </w:p>
-                        </w:tc>
-                        <w:tc>
-                          <w:tcPr>
-                            <w:tcW w:w="992" w:type="pct"/>
-                          </w:tcPr>
-                          <w:p>
-                            <w:pPr>
-                              <w:jc w:val="center"/>
-                              <w:rPr>
-                                <w:rFonts w:ascii="Aptos Display" w:hAnsi="Aptos Display"/>
-                                <w:b/>
-                                <w:bCs/>
-                                <w:i/>
-                                <w:iCs/>
-                                <w:color w:val="000000" w:themeColor="text1"/>
-                              </w:rPr>
-                            </w:pPr>
-                            <w:r>
-                              <w:rPr>
-                                <w:rFonts w:ascii="Aptos Display" w:hAnsi="Aptos Display"/>
-                                <w:b/>
-                                <w:bCs/>
-                                <w:i/>
-                                <w:iCs/>
-                                <w:color w:val="000000" w:themeColor="text1"/>
-                              </w:rPr>
-                              <w:t>ESTADO</w:t>
-                            </w:r>
-                          </w:p>
-                        </w:tc>
-                        <w:tc>
-                          <w:tcPr>
-                            <w:tcW w:w="993" w:type="pct"/>
-                            <w:vAlign w:val="center"/>
-                          </w:tcPr>
-                          <w:p>
-                            <w:pPr>
-                              <w:jc w:val="center"/>
-                              <w:rPr>
-                                <w:rFonts w:ascii="Aptos Display" w:hAnsi="Aptos Display"/>
-                                <w:b/>
-                                <w:bCs/>
-                                <w:i/>
-                                <w:iCs/>
-                                <w:color w:val="000000" w:themeColor="text1"/>
-                              </w:rPr>
-                            </w:pPr>
-                            <w:r>
-                              <w:rPr>
-                                <w:rFonts w:ascii="Aptos Display" w:hAnsi="Aptos Display"/>
-                                <w:b/>
-                                <w:bCs/>
-                                <w:i/>
-                                <w:iCs/>
-                                <w:color w:val="000000" w:themeColor="text1"/>
-                              </w:rPr>
-                              <w:t>PRECIO UNIDAD</w:t>
-                            </w:r>
-                          </w:p>
-                        </w:tc>
-                        <w:tc>
-                          <w:tcPr>
-                            <w:tcW w:w="989" w:type="pct"/>
-                            <w:vAlign w:val="center"/>
-                          </w:tcPr>
-                          <w:p>
-                            <w:pPr>
-                              <w:jc w:val="center"/>
-                              <w:rPr>
-                                <w:rFonts w:ascii="Aptos Display" w:hAnsi="Aptos Display"/>
-                                <w:b/>
-                                <w:bCs/>
-                                <w:i/>
-                                <w:iCs/>
-                                <w:color w:val="000000" w:themeColor="text1"/>
-                              </w:rPr>
-                            </w:pPr>
-                            <w:r>
-                              <w:rPr>
-                                <w:rFonts w:ascii="Aptos Display" w:hAnsi="Aptos Display"/>
-                                <w:b/>
-                                <w:bCs/>
-                                <w:i/>
-                                <w:iCs/>
-                                <w:color w:val="000000" w:themeColor="text1"/>
-                              </w:rPr>
-                              <w:t>PRECIO SUBTOTAL</w:t>
-                            </w:r>
-                          </w:p>
-                        </w:tc>
-                      </w:tr>
-                      <w:tr>
-                        <w:trPr>
-                          <w:trHeight w:val="170"/>
-                        </w:trPr>
-                        <w:tc>
-                          <w:tcPr>
-                            <w:tcW w:w="463" w:type="pct"/>
-                          </w:tcPr>
-                          <w:p>
-                            <w:pPr>
-                              <w:jc w:val="center"/>
-                              <w:rPr>
-                                <w:rFonts w:ascii="Aptos Display" w:hAnsi="Aptos Display"/>
-                                <w:color w:val="000000" w:themeColor="text1"/>
-                                <w:lang w:val="en-US"/>
-                              </w:rPr>
-                            </w:pPr>
-                            <w:r>
-                              <w:rPr>
-                                <w:rFonts w:ascii="Aptos Display" w:hAnsi="Aptos Display"/>
-                                <w:color w:val="000000" w:themeColor="text1"/>
-                                <w:lang w:val="en-US"/>
-                              </w:rPr>
-                              <w:t>{{%</w:t>
-                            </w:r>
-                            <w:r>
-                              <w:rPr>
-                                <w:rFonts w:ascii="Aptos Display" w:hAnsi="Aptos Display"/>
-                                <w:color w:val="000000" w:themeColor="text1"/>
-                                <w:lang w:val="en-US"/>
-                              </w:rPr>
-                              <w:t xml:space="preserve">tr </w:t>
-                            </w:r>
-                            <w:r>
-                              <w:rPr>
-                                <w:rFonts w:ascii="Aptos Display" w:hAnsi="Aptos Display"/>
-                                <w:color w:val="000000" w:themeColor="text1"/>
-                                <w:lang w:val="en-US"/>
-                              </w:rPr>
-                              <w:t xml:space="preserve">for item in </w:t>
-                            </w:r>
-                            <w:proofErr w:type="spellStart"/>
-                            <w:r>
-                              <w:rPr>
-                                <w:rFonts w:ascii="Aptos Display" w:hAnsi="Aptos Display"/>
-                                <w:color w:val="000000" w:themeColor="text1"/>
-                                <w:lang w:val="en-US"/>
-                              </w:rPr>
-                              <w:t>pres_list</w:t>
-                            </w:r>
-                            <w:proofErr w:type="spellEnd"/>
-                            <w:r>
-                              <w:rPr>
-                                <w:rFonts w:ascii="Aptos Display" w:hAnsi="Aptos Display"/>
-                                <w:color w:val="000000" w:themeColor="text1"/>
-                                <w:lang w:val="en-US"/>
-                              </w:rPr>
-                              <w:t xml:space="preserve"> </w:t>
-                            </w:r>
-                            <w:r>
-                              <w:rPr>
-                                <w:rFonts w:ascii="Aptos Display" w:hAnsi="Aptos Display"/>
-                                <w:color w:val="000000" w:themeColor="text1"/>
-                                <w:lang w:val="en-US"/>
-                              </w:rPr>
-                              <w:t>%}}</w:t>
-                            </w:r>
-                          </w:p>
-                        </w:tc>
-                        <w:tc>
-                          <w:tcPr>
-                            <w:tcW w:w="1562" w:type="pct"/>
-                          </w:tcPr>
-                          <w:p>
-                            <w:pPr>
-                              <w:jc w:val="center"/>
-                              <w:rPr>
-                                <w:rFonts w:ascii="Aptos Display" w:hAnsi="Aptos Display"/>
-                                <w:color w:val="000000" w:themeColor="text1"/>
-                                <w:lang w:val="en-US"/>
-                              </w:rPr>
-                            </w:pPr>
-                          </w:p>
-                        </w:tc>
-                        <w:tc>
-                          <w:tcPr>
-                            <w:tcW w:w="992" w:type="pct"/>
-                          </w:tcPr>
-                          <w:p>
-                            <w:pPr>
-                              <w:jc w:val="center"/>
-                              <w:rPr>
-                                <w:rFonts w:ascii="Aptos Display" w:hAnsi="Aptos Display"/>
-                                <w:color w:val="000000" w:themeColor="text1"/>
-                                <w:lang w:val="en-US"/>
-                              </w:rPr>
-                            </w:pPr>
-                          </w:p>
-                        </w:tc>
-                        <w:tc>
-                          <w:tcPr>
-                            <w:tcW w:w="993" w:type="pct"/>
-                          </w:tcPr>
-                          <w:p>
-                            <w:pPr>
-                              <w:jc w:val="center"/>
-                              <w:rPr>
-                                <w:rFonts w:ascii="Aptos Display" w:hAnsi="Aptos Display"/>
-                                <w:color w:val="000000" w:themeColor="text1"/>
-                                <w:lang w:val="en-US"/>
-                              </w:rPr>
-                            </w:pPr>
-                          </w:p>
-                        </w:tc>
-                        <w:tc>
-                          <w:tcPr>
-                            <w:tcW w:w="989" w:type="pct"/>
-                          </w:tcPr>
-                          <w:p>
-                            <w:pPr>
-                              <w:jc w:val="center"/>
-                              <w:rPr>
-                                <w:rFonts w:ascii="Aptos Display" w:hAnsi="Aptos Display"/>
-                                <w:color w:val="000000" w:themeColor="text1"/>
-                                <w:lang w:val="en-US"/>
-                              </w:rPr>
-                            </w:pPr>
-                          </w:p>
-                        </w:tc>
-                      </w:tr>
-                      <w:tr>
-                        <w:trPr>
-                          <w:trHeight w:val="170"/>
-                        </w:trPr>
-                        <w:tc>
-                          <w:tcPr>
-                            <w:tcW w:w="463" w:type="pct"/>
-                            <w:tcBorders>
-                              <w:bottom w:val="single" w:sz="4" w:space="0" w:color="auto"/>
-                            </w:tcBorders>
-                          </w:tcPr>
-                          <w:p>
-                            <w:pPr>
-                              <w:jc w:val="center"/>
-                              <w:rPr>
-                                <w:rFonts w:ascii="Aptos Display" w:hAnsi="Aptos Display"/>
-                                <w:color w:val="000000" w:themeColor="text1"/>
-                                <w:lang w:val="en-US"/>
-                              </w:rPr>
-                            </w:pPr>
-                            <w:proofErr w:type="gramStart"/>
-                            <w:r>
-                              <w:rPr>
-                                <w:rFonts w:ascii="Aptos Display" w:hAnsi="Aptos Display"/>
-                                <w:color w:val="000000" w:themeColor="text1"/>
-                                <w:lang w:val="en-US"/>
-                              </w:rPr>
-                              <w:t>{{  item[</w:t>
-                            </w:r>
-                            <w:proofErr w:type="gramEnd"/>
-                            <w:r>
-                              <w:rPr>
-                                <w:rFonts w:ascii="Aptos Display" w:hAnsi="Aptos Display"/>
-                                <w:color w:val="000000" w:themeColor="text1"/>
-                                <w:lang w:val="en-US"/>
-                              </w:rPr>
-                              <w:t>0</w:t>
-                            </w:r>
-                            <w:proofErr w:type="gramStart"/>
-                            <w:r>
-                              <w:rPr>
-                                <w:rFonts w:ascii="Aptos Display" w:hAnsi="Aptos Display"/>
-                                <w:color w:val="000000" w:themeColor="text1"/>
-                                <w:lang w:val="en-US"/>
-                              </w:rPr>
-                              <w:t>]  }</w:t>
-                            </w:r>
-                            <w:proofErr w:type="gramEnd"/>
-                            <w:r>
-                              <w:rPr>
-                                <w:rFonts w:ascii="Aptos Display" w:hAnsi="Aptos Display"/>
-                                <w:color w:val="000000" w:themeColor="text1"/>
-                                <w:lang w:val="en-US"/>
-                              </w:rPr>
-                              <w:t>}</w:t>
-                            </w:r>
-                          </w:p>
-                        </w:tc>
-                        <w:tc>
-                          <w:tcPr>
-                            <w:tcW w:w="1562" w:type="pct"/>
-                            <w:tcBorders>
-                              <w:bottom w:val="single" w:sz="4" w:space="0" w:color="auto"/>
-                            </w:tcBorders>
-                          </w:tcPr>
-                          <w:p>
-                            <w:pPr>
-                              <w:jc w:val="center"/>
-                              <w:rPr>
-                                <w:rFonts w:ascii="Aptos Display" w:hAnsi="Aptos Display"/>
-                                <w:color w:val="000000" w:themeColor="text1"/>
-                                <w:lang w:val="en-US"/>
-                              </w:rPr>
-                            </w:pPr>
-                            <w:proofErr w:type="gramStart"/>
-                            <w:r>
-                              <w:rPr>
-                                <w:rFonts w:ascii="Aptos Display" w:hAnsi="Aptos Display"/>
-                                <w:color w:val="000000" w:themeColor="text1"/>
-                                <w:lang w:val="en-US"/>
-                              </w:rPr>
-                              <w:t>{{  item[</w:t>
-                            </w:r>
-                            <w:proofErr w:type="gramEnd"/>
-                            <w:r>
-                              <w:rPr>
-                                <w:rFonts w:ascii="Aptos Display" w:hAnsi="Aptos Display"/>
-                                <w:color w:val="000000" w:themeColor="text1"/>
-                                <w:lang w:val="en-US"/>
-                              </w:rPr>
-                              <w:t>1</w:t>
-                            </w:r>
-                            <w:proofErr w:type="gramStart"/>
-                            <w:r>
-                              <w:rPr>
-                                <w:rFonts w:ascii="Aptos Display" w:hAnsi="Aptos Display"/>
-                                <w:color w:val="000000" w:themeColor="text1"/>
-                                <w:lang w:val="en-US"/>
-                              </w:rPr>
-                              <w:t>]  }</w:t>
-                            </w:r>
-                            <w:proofErr w:type="gramEnd"/>
-                            <w:r>
-                              <w:rPr>
-                                <w:rFonts w:ascii="Aptos Display" w:hAnsi="Aptos Display"/>
-                                <w:color w:val="000000" w:themeColor="text1"/>
-                                <w:lang w:val="en-US"/>
-                              </w:rPr>
-                              <w:t>}</w:t>
-                            </w:r>
-                          </w:p>
-                        </w:tc>
-                        <w:tc>
-                          <w:tcPr>
-                            <w:tcW w:w="992" w:type="pct"/>
-                            <w:tcBorders>
-                              <w:bottom w:val="single" w:sz="4" w:space="0" w:color="auto"/>
-                            </w:tcBorders>
-                          </w:tcPr>
-                          <w:p>
-                            <w:pPr>
-                              <w:jc w:val="center"/>
-                              <w:rPr>
-                                <w:rFonts w:ascii="Aptos Display" w:hAnsi="Aptos Display"/>
-                                <w:color w:val="000000" w:themeColor="text1"/>
-                                <w:lang w:val="en-US"/>
-                              </w:rPr>
-                            </w:pPr>
-                            <w:proofErr w:type="gramStart"/>
-                            <w:r>
-                              <w:rPr>
-                                <w:rFonts w:ascii="Aptos Display" w:hAnsi="Aptos Display"/>
-                                <w:color w:val="000000" w:themeColor="text1"/>
-                                <w:lang w:val="en-US"/>
-                              </w:rPr>
-                              <w:t>{{ item</w:t>
-                            </w:r>
-                            <w:proofErr w:type="gramEnd"/>
-                            <w:r>
-                              <w:rPr>
-                                <w:rFonts w:ascii="Aptos Display" w:hAnsi="Aptos Display"/>
-                                <w:color w:val="000000" w:themeColor="text1"/>
-                                <w:lang w:val="en-US"/>
-                              </w:rPr>
-                              <w:t xml:space="preserve"> [3]</w:t>
-                            </w:r>
-                            <w:r>
-                              <w:rPr>
-                                <w:rFonts w:ascii="Aptos Display" w:hAnsi="Aptos Display"/>
-                                <w:color w:val="000000" w:themeColor="text1"/>
-                                <w:lang w:val="en-US"/>
-                              </w:rPr>
-                              <w:t xml:space="preserve"> }}</w:t>
-                            </w:r>
-                          </w:p>
-                        </w:tc>
-                        <w:tc>
-                          <w:tcPr>
-                            <w:tcW w:w="993" w:type="pct"/>
-                            <w:tcBorders>
-                              <w:bottom w:val="single" w:sz="4" w:space="0" w:color="auto"/>
-                            </w:tcBorders>
-                          </w:tcPr>
-                          <w:p>
-                            <w:pPr>
-                              <w:jc w:val="center"/>
-                              <w:rPr>
-                                <w:rFonts w:ascii="Aptos Display" w:hAnsi="Aptos Display"/>
-                                <w:color w:val="000000" w:themeColor="text1"/>
-                                <w:lang w:val="en-US"/>
-                              </w:rPr>
-                            </w:pPr>
-                            <w:proofErr w:type="gramStart"/>
-                            <w:r>
-                              <w:rPr>
-                                <w:rFonts w:ascii="Aptos Display" w:hAnsi="Aptos Display"/>
-                                <w:color w:val="000000" w:themeColor="text1"/>
-                                <w:lang w:val="en-US"/>
-                              </w:rPr>
-                              <w:t>{{ item</w:t>
-                            </w:r>
-                            <w:proofErr w:type="gramEnd"/>
-                            <w:r>
-                              <w:rPr>
-                                <w:rFonts w:ascii="Aptos Display" w:hAnsi="Aptos Display"/>
-                                <w:color w:val="000000" w:themeColor="text1"/>
-                                <w:lang w:val="en-US"/>
-                              </w:rPr>
-                              <w:t>[2] }}</w:t>
-                            </w:r>
-                          </w:p>
-                        </w:tc>
-                        <w:tc>
-                          <w:tcPr>
-                            <w:tcW w:w="989" w:type="pct"/>
-                            <w:tcBorders>
-                              <w:bottom w:val="single" w:sz="4" w:space="0" w:color="auto"/>
-                            </w:tcBorders>
-                          </w:tcPr>
-                          <w:p>
-                            <w:pPr>
-                              <w:jc w:val="center"/>
-                              <w:rPr>
-                                <w:rFonts w:ascii="Aptos Display" w:hAnsi="Aptos Display"/>
-                                <w:color w:val="000000" w:themeColor="text1"/>
-                                <w:lang w:val="en-US"/>
-                              </w:rPr>
-                            </w:pPr>
-                            <w:proofErr w:type="gramStart"/>
-                            <w:r>
-                              <w:rPr>
-                                <w:rFonts w:ascii="Aptos Display" w:hAnsi="Aptos Display"/>
-                                <w:color w:val="000000" w:themeColor="text1"/>
-                                <w:lang w:val="en-US"/>
-                              </w:rPr>
-                              <w:t>{{ item</w:t>
-                            </w:r>
-                            <w:proofErr w:type="gramEnd"/>
-                            <w:r>
-                              <w:rPr>
-                                <w:rFonts w:ascii="Aptos Display" w:hAnsi="Aptos Display"/>
-                                <w:color w:val="000000" w:themeColor="text1"/>
-                                <w:lang w:val="en-US"/>
-                              </w:rPr>
-                              <w:t>[4] }}</w:t>
-                            </w:r>
-                          </w:p>
-                        </w:tc>
-                      </w:tr>
-                      <w:tr>
-                        <w:trPr>
-                          <w:trHeight w:val="170"/>
-                        </w:trPr>
-                        <w:tc>
-                          <w:tcPr>
-                            <w:tcW w:w="463" w:type="pct"/>
-                            <w:tcBorders>
-                              <w:top w:val="single" w:sz="4" w:space="0" w:color="auto"/>
-                              <w:left w:val="single" w:sz="4" w:space="0" w:color="auto"/>
-                              <w:bottom w:val="single" w:sz="4" w:space="0" w:color="auto"/>
-                              <w:right w:val="single" w:sz="4" w:space="0" w:color="auto"/>
-                            </w:tcBorders>
-                          </w:tcPr>
-                          <w:p>
-                            <w:pPr>
-                              <w:rPr>
-                                <w:rFonts w:ascii="Aptos Display" w:hAnsi="Aptos Display"/>
-                                <w:color w:val="000000" w:themeColor="text1"/>
-                                <w:lang w:val="en-US"/>
-                              </w:rPr>
-                            </w:pPr>
-                            <w:r>
-                              <w:rPr>
-                                <w:rFonts w:ascii="Aptos Display" w:hAnsi="Aptos Display"/>
-                                <w:color w:val="000000" w:themeColor="text1"/>
-                                <w:lang w:val="en-US"/>
-                              </w:rPr>
-                              <w:t xml:space="preserve">{{%tr </w:t>
-                            </w:r>
-                            <w:proofErr w:type="spellStart"/>
-                            <w:r>
-                              <w:rPr>
-                                <w:rFonts w:ascii="Aptos Display" w:hAnsi="Aptos Display"/>
-                                <w:color w:val="000000" w:themeColor="text1"/>
-                                <w:lang w:val="en-US"/>
-                              </w:rPr>
-                              <w:t>endfor</w:t>
-                            </w:r>
-                            <w:proofErr w:type="spellEnd"/>
-                            <w:r>
-                              <w:rPr>
-                                <w:rFonts w:ascii="Aptos Display" w:hAnsi="Aptos Display"/>
-                                <w:color w:val="000000" w:themeColor="text1"/>
-                                <w:lang w:val="en-US"/>
-                              </w:rPr>
-                              <w:t xml:space="preserve"> %}}</w:t>
-                            </w:r>
-                          </w:p>
-                        </w:tc>
-                        <w:tc>
-                          <w:tcPr>
-                            <w:tcW w:w="1562" w:type="pct"/>
-                            <w:tcBorders>
-                              <w:top w:val="single" w:sz="4" w:space="0" w:color="auto"/>
-                              <w:left w:val="single" w:sz="4" w:space="0" w:color="auto"/>
-                              <w:bottom w:val="single" w:sz="4" w:space="0" w:color="auto"/>
-                              <w:right w:val="single" w:sz="4" w:space="0" w:color="auto"/>
-                            </w:tcBorders>
-                          </w:tcPr>
-                          <w:p>
-                            <w:pPr>
-                              <w:rPr>
-                                <w:rFonts w:ascii="Aptos Display" w:hAnsi="Aptos Display"/>
-                                <w:color w:val="000000" w:themeColor="text1"/>
-                                <w:lang w:val="en-US"/>
-                              </w:rPr>
-                            </w:pPr>
-                          </w:p>
-                        </w:tc>
-                        <w:tc>
-                          <w:tcPr>
-                            <w:tcW w:w="992" w:type="pct"/>
-                            <w:tcBorders>
-                              <w:top w:val="single" w:sz="4" w:space="0" w:color="auto"/>
-                              <w:left w:val="single" w:sz="4" w:space="0" w:color="auto"/>
-                              <w:bottom w:val="single" w:sz="4" w:space="0" w:color="auto"/>
-                              <w:right w:val="single" w:sz="4" w:space="0" w:color="auto"/>
-                            </w:tcBorders>
-                          </w:tcPr>
-                          <w:p>
-                            <w:pPr>
-                              <w:jc w:val="center"/>
-                              <w:rPr>
-                                <w:rFonts w:ascii="Aptos Display" w:hAnsi="Aptos Display"/>
-                                <w:color w:val="000000" w:themeColor="text1"/>
-                                <w:lang w:val="en-US"/>
-                              </w:rPr>
-                            </w:pPr>
-                          </w:p>
-                        </w:tc>
-                        <w:tc>
-                          <w:tcPr>
-                            <w:tcW w:w="993" w:type="pct"/>
-                            <w:tcBorders>
-                              <w:top w:val="single" w:sz="4" w:space="0" w:color="auto"/>
-                              <w:left w:val="single" w:sz="4" w:space="0" w:color="auto"/>
-                              <w:bottom w:val="single" w:sz="4" w:space="0" w:color="auto"/>
-                              <w:right w:val="single" w:sz="4" w:space="0" w:color="auto"/>
-                            </w:tcBorders>
-                          </w:tcPr>
-                          <w:p>
-                            <w:pPr>
-                              <w:jc w:val="center"/>
-                              <w:rPr>
-                                <w:rFonts w:ascii="Aptos Display" w:hAnsi="Aptos Display"/>
-                                <w:color w:val="000000" w:themeColor="text1"/>
-                                <w:lang w:val="en-US"/>
-                              </w:rPr>
-                            </w:pPr>
-                          </w:p>
-                        </w:tc>
-                        <w:tc>
-                          <w:tcPr>
-                            <w:tcW w:w="989" w:type="pct"/>
-                            <w:tcBorders>
-                              <w:top w:val="single" w:sz="4" w:space="0" w:color="auto"/>
-                              <w:left w:val="single" w:sz="4" w:space="0" w:color="auto"/>
-                              <w:bottom w:val="single" w:sz="4" w:space="0" w:color="auto"/>
-                              <w:right w:val="single" w:sz="4" w:space="0" w:color="auto"/>
-                            </w:tcBorders>
-                          </w:tcPr>
-                          <w:p>
-                            <w:pPr>
-                              <w:jc w:val="center"/>
-                              <w:rPr>
-                                <w:rFonts w:ascii="Aptos Display" w:hAnsi="Aptos Display"/>
-                                <w:color w:val="000000" w:themeColor="text1"/>
-                                <w:lang w:val="en-US"/>
-                              </w:rPr>
-                            </w:pPr>
-                          </w:p>
-                        </w:tc>
-                      </w:tr>
-                      <w:tr>
-                        <w:trPr>
-                          <w:trHeight w:val="331"/>
-                        </w:trPr>
-                        <w:tc>
-                          <w:tcPr>
-                            <w:tcW w:w="463" w:type="pct"/>
-                            <w:tcBorders>
-                              <w:top w:val="single" w:sz="4" w:space="0" w:color="auto"/>
-                              <w:left w:val="nil"/>
-                              <w:bottom w:val="nil"/>
-                              <w:right w:val="nil"/>
-                            </w:tcBorders>
-                          </w:tcPr>
-                          <w:p>
-                            <w:pPr>
-                              <w:rPr>
-                                <w:rFonts w:ascii="Aptos Display" w:hAnsi="Aptos Display"/>
-                                <w:color w:val="000000" w:themeColor="text1"/>
-                                <w:lang w:val="en-US"/>
-                              </w:rPr>
-                            </w:pPr>
-                          </w:p>
-                        </w:tc>
-                        <w:tc>
-                          <w:tcPr>
-                            <w:tcW w:w="1562" w:type="pct"/>
-                            <w:tcBorders>
-                              <w:top w:val="single" w:sz="4" w:space="0" w:color="auto"/>
-                              <w:left w:val="nil"/>
-                              <w:bottom w:val="nil"/>
-                              <w:right w:val="nil"/>
-                            </w:tcBorders>
-                          </w:tcPr>
-                          <w:p>
-                            <w:pPr>
-                              <w:rPr>
-                                <w:rFonts w:ascii="Aptos Display" w:hAnsi="Aptos Display"/>
-                                <w:color w:val="000000" w:themeColor="text1"/>
-                                <w:lang w:val="en-US"/>
-                              </w:rPr>
-                            </w:pPr>
-                          </w:p>
-                        </w:tc>
-                        <w:tc>
-                          <w:tcPr>
-                            <w:tcW w:w="992" w:type="pct"/>
-                            <w:tcBorders>
-                              <w:top w:val="single" w:sz="4" w:space="0" w:color="auto"/>
-                              <w:left w:val="nil"/>
-                              <w:bottom w:val="nil"/>
-                              <w:right w:val="single" w:sz="4" w:space="0" w:color="auto"/>
-                            </w:tcBorders>
-                          </w:tcPr>
-                          <w:p>
-                            <w:pPr>
-                              <w:jc w:val="center"/>
-                              <w:rPr>
-                                <w:rFonts w:ascii="Aptos Display" w:hAnsi="Aptos Display"/>
-                                <w:color w:val="000000" w:themeColor="text1"/>
-                              </w:rPr>
-                            </w:pPr>
-                          </w:p>
-                        </w:tc>
-                        <w:tc>
-                          <w:tcPr>
-                            <w:tcW w:w="993" w:type="pct"/>
-                            <w:tcBorders>
-                              <w:top w:val="single" w:sz="4" w:space="0" w:color="auto"/>
-                              <w:left w:val="single" w:sz="4" w:space="0" w:color="auto"/>
-                              <w:bottom w:val="single" w:sz="4" w:space="0" w:color="auto"/>
-                              <w:right w:val="single" w:sz="4" w:space="0" w:color="auto"/>
-                            </w:tcBorders>
-                            <w:vAlign w:val="center"/>
-                          </w:tcPr>
-                          <w:p>
-                            <w:pPr>
-                              <w:jc w:val="center"/>
-                              <w:rPr>
-                                <w:rFonts w:ascii="Aptos Display" w:hAnsi="Aptos Display"/>
-                                <w:b/>
-                                <w:bCs/>
-                                <w:color w:val="000000" w:themeColor="text1"/>
-                              </w:rPr>
-                            </w:pPr>
-                            <w:r>
-                              <w:rPr>
-                                <w:rFonts w:ascii="Aptos Display" w:hAnsi="Aptos Display"/>
-                                <w:b/>
-                                <w:bCs/>
-                                <w:color w:val="000000" w:themeColor="text1"/>
-                              </w:rPr>
-                              <w:t>SUBTOTAL</w:t>
-                            </w:r>
-                          </w:p>
-                        </w:tc>
-                        <w:tc>
-                          <w:tcPr>
-                            <w:tcW w:w="989" w:type="pct"/>
-                            <w:tcBorders>
-                              <w:top w:val="single" w:sz="4" w:space="0" w:color="auto"/>
-                              <w:left w:val="single" w:sz="4" w:space="0" w:color="auto"/>
-                              <w:bottom w:val="single" w:sz="4" w:space="0" w:color="auto"/>
-                              <w:right w:val="single" w:sz="4" w:space="0" w:color="auto"/>
-                            </w:tcBorders>
-                          </w:tcPr>
-                          <w:p>
-                            <w:pPr>
-                              <w:jc w:val="center"/>
-                              <w:rPr>
-                                <w:rFonts w:ascii="Aptos Display" w:hAnsi="Aptos Display"/>
-                                <w:color w:val="000000" w:themeColor="text1"/>
-                              </w:rPr>
-                            </w:pPr>
-                            <w:proofErr w:type="gramStart"/>
-                            <w:r>
-                              <w:rPr>
-                                <w:rFonts w:ascii="Aptos Display" w:hAnsi="Aptos Display"/>
-                                <w:color w:val="000000" w:themeColor="text1"/>
-                              </w:rPr>
-                              <w:t>{{ subtotal</w:t>
-                            </w:r>
-                            <w:proofErr w:type="gramEnd"/>
-                            <w:r>
-                              <w:rPr>
-                                <w:rFonts w:ascii="Aptos Display" w:hAnsi="Aptos Display"/>
-                                <w:color w:val="000000" w:themeColor="text1"/>
-                              </w:rPr>
-                              <w:t xml:space="preserve"> }}</w:t>
-                            </w:r>
-                          </w:p>
-                        </w:tc>
-                      </w:tr>
-                      <w:tr>
-                        <w:trPr>
-                          <w:trHeight w:val="331"/>
-                        </w:trPr>
-                        <w:tc>
-                          <w:tcPr>
-                            <w:tcW w:w="463" w:type="pct"/>
-                            <w:tcBorders>
-                              <w:top w:val="nil"/>
-                              <w:left w:val="nil"/>
-                              <w:bottom w:val="nil"/>
-                              <w:right w:val="nil"/>
-                            </w:tcBorders>
-                          </w:tcPr>
-                          <w:p>
-                            <w:pPr>
-                              <w:rPr>
-                                <w:rFonts w:ascii="Aptos Display" w:hAnsi="Aptos Display"/>
-                                <w:color w:val="000000" w:themeColor="text1"/>
-                              </w:rPr>
-                            </w:pPr>
-                          </w:p>
-                        </w:tc>
-                        <w:tc>
-                          <w:tcPr>
-                            <w:tcW w:w="1562" w:type="pct"/>
-                            <w:tcBorders>
-                              <w:top w:val="nil"/>
-                              <w:left w:val="nil"/>
-                              <w:bottom w:val="nil"/>
-                              <w:right w:val="nil"/>
-                            </w:tcBorders>
-                          </w:tcPr>
-                          <w:p>
-                            <w:pPr>
-                              <w:rPr>
-                                <w:rFonts w:ascii="Aptos Display" w:hAnsi="Aptos Display"/>
-                                <w:color w:val="000000" w:themeColor="text1"/>
-                              </w:rPr>
-                            </w:pPr>
-                          </w:p>
-                        </w:tc>
-                        <w:tc>
-                          <w:tcPr>
-                            <w:tcW w:w="992" w:type="pct"/>
-                            <w:tcBorders>
-                              <w:top w:val="nil"/>
-                              <w:left w:val="nil"/>
-                              <w:bottom w:val="nil"/>
-                              <w:right w:val="single" w:sz="4" w:space="0" w:color="auto"/>
-                            </w:tcBorders>
-                          </w:tcPr>
-                          <w:p>
-                            <w:pPr>
-                              <w:jc w:val="center"/>
-                              <w:rPr>
-                                <w:rFonts w:ascii="Aptos Display" w:hAnsi="Aptos Display"/>
-                                <w:color w:val="000000" w:themeColor="text1"/>
-                              </w:rPr>
-                            </w:pPr>
-                          </w:p>
-                        </w:tc>
-                        <w:tc>
-                          <w:tcPr>
-                            <w:tcW w:w="993" w:type="pct"/>
-                            <w:tcBorders>
-                              <w:top w:val="single" w:sz="4" w:space="0" w:color="auto"/>
-                              <w:left w:val="single" w:sz="4" w:space="0" w:color="auto"/>
-                              <w:bottom w:val="single" w:sz="4" w:space="0" w:color="auto"/>
-                              <w:right w:val="single" w:sz="4" w:space="0" w:color="auto"/>
-                            </w:tcBorders>
-                            <w:vAlign w:val="center"/>
-                          </w:tcPr>
-                          <w:p>
-                            <w:pPr>
-                              <w:jc w:val="center"/>
-                              <w:rPr>
-                                <w:rFonts w:ascii="Aptos Display" w:hAnsi="Aptos Display"/>
-                                <w:b/>
-                                <w:bCs/>
-                                <w:color w:val="000000" w:themeColor="text1"/>
-                              </w:rPr>
-                            </w:pPr>
-                            <w:r>
-                              <w:rPr>
-                                <w:rFonts w:ascii="Aptos Display" w:hAnsi="Aptos Display"/>
-                                <w:b/>
-                                <w:bCs/>
-                                <w:color w:val="000000" w:themeColor="text1"/>
-                              </w:rPr>
-                              <w:t>IVA</w:t>
-                            </w:r>
-                          </w:p>
-                        </w:tc>
-                        <w:tc>
-                          <w:tcPr>
-                            <w:tcW w:w="989" w:type="pct"/>
-                            <w:tcBorders>
-                              <w:top w:val="single" w:sz="4" w:space="0" w:color="auto"/>
-                              <w:left w:val="single" w:sz="4" w:space="0" w:color="auto"/>
-                              <w:bottom w:val="single" w:sz="4" w:space="0" w:color="auto"/>
-                              <w:right w:val="single" w:sz="4" w:space="0" w:color="auto"/>
-                            </w:tcBorders>
-                          </w:tcPr>
-                          <w:p>
-                            <w:pPr>
-                              <w:jc w:val="center"/>
-                              <w:rPr>
-                                <w:rFonts w:ascii="Aptos Display" w:hAnsi="Aptos Display"/>
-                                <w:color w:val="000000" w:themeColor="text1"/>
-                              </w:rPr>
-                            </w:pPr>
-                            <w:r>
-                              <w:rPr>
-                                <w:rFonts w:ascii="Aptos Display" w:hAnsi="Aptos Display"/>
-                                <w:color w:val="000000" w:themeColor="text1"/>
-                              </w:rPr>
-                              <w:t xml:space="preserve">% </w:t>
-                            </w:r>
-                            <w:proofErr w:type="gramStart"/>
-                            <w:r>
-                              <w:rPr>
-                                <w:rFonts w:ascii="Aptos Display" w:hAnsi="Aptos Display"/>
-                                <w:color w:val="000000" w:themeColor="text1"/>
-                              </w:rPr>
-                              <w:t xml:space="preserve">{{ </w:t>
-                            </w:r>
-                            <w:proofErr w:type="spellStart"/>
-                            <w:r>
-                              <w:rPr>
-                                <w:rFonts w:ascii="Aptos Display" w:hAnsi="Aptos Display"/>
-                                <w:color w:val="000000" w:themeColor="text1"/>
-                              </w:rPr>
-                              <w:t>iva</w:t>
-                            </w:r>
-                            <w:proofErr w:type="spellEnd"/>
-                            <w:proofErr w:type="gramEnd"/>
-                            <w:r>
-                              <w:rPr>
-                                <w:rFonts w:ascii="Aptos Display" w:hAnsi="Aptos Display"/>
-                                <w:color w:val="000000" w:themeColor="text1"/>
-                              </w:rPr>
-                              <w:t xml:space="preserve"> }}</w:t>
-                            </w:r>
-                          </w:p>
-                        </w:tc>
-                      </w:tr>
-                      <w:tr>
-                        <w:trPr>
-                          <w:trHeight w:val="331"/>
-                        </w:trPr>
-                        <w:tc>
-                          <w:tcPr>
-                            <w:tcW w:w="463" w:type="pct"/>
-                            <w:tcBorders>
-                              <w:top w:val="nil"/>
-                              <w:left w:val="nil"/>
-                              <w:bottom w:val="nil"/>
-                              <w:right w:val="nil"/>
-                            </w:tcBorders>
-                          </w:tcPr>
-                          <w:p>
-                            <w:pPr>
-                              <w:rPr>
-                                <w:rFonts w:ascii="Aptos Display" w:hAnsi="Aptos Display"/>
-                                <w:color w:val="000000" w:themeColor="text1"/>
-                              </w:rPr>
-                            </w:pPr>
-                          </w:p>
-                        </w:tc>
-                        <w:tc>
-                          <w:tcPr>
-                            <w:tcW w:w="1562" w:type="pct"/>
-                            <w:tcBorders>
-                              <w:top w:val="nil"/>
-                              <w:left w:val="nil"/>
-                              <w:bottom w:val="nil"/>
-                              <w:right w:val="nil"/>
-                            </w:tcBorders>
-                          </w:tcPr>
-                          <w:p>
-                            <w:pPr>
-                              <w:rPr>
-                                <w:rFonts w:ascii="Aptos Display" w:hAnsi="Aptos Display"/>
-                                <w:color w:val="000000" w:themeColor="text1"/>
-                              </w:rPr>
-                            </w:pPr>
-                          </w:p>
-                        </w:tc>
-                        <w:tc>
-                          <w:tcPr>
-                            <w:tcW w:w="992" w:type="pct"/>
-                            <w:tcBorders>
-                              <w:top w:val="nil"/>
-                              <w:left w:val="nil"/>
-                              <w:bottom w:val="nil"/>
-                              <w:right w:val="single" w:sz="4" w:space="0" w:color="auto"/>
-                            </w:tcBorders>
-                          </w:tcPr>
-                          <w:p>
-                            <w:pPr>
-                              <w:jc w:val="center"/>
-                              <w:rPr>
-                                <w:rFonts w:ascii="Aptos Display" w:hAnsi="Aptos Display"/>
-                                <w:color w:val="000000" w:themeColor="text1"/>
-                              </w:rPr>
-                            </w:pPr>
-                          </w:p>
-                        </w:tc>
-                        <w:tc>
-                          <w:tcPr>
-                            <w:tcW w:w="993" w:type="pct"/>
-                            <w:tcBorders>
-                              <w:top w:val="single" w:sz="4" w:space="0" w:color="auto"/>
-                              <w:left w:val="single" w:sz="4" w:space="0" w:color="auto"/>
-                              <w:bottom w:val="single" w:sz="4" w:space="0" w:color="auto"/>
-                              <w:right w:val="single" w:sz="4" w:space="0" w:color="auto"/>
-                            </w:tcBorders>
-                            <w:vAlign w:val="center"/>
-                          </w:tcPr>
-                          <w:p>
-                            <w:pPr>
-                              <w:jc w:val="center"/>
-                              <w:rPr>
-                                <w:rFonts w:ascii="Aptos Display" w:hAnsi="Aptos Display"/>
-                                <w:b/>
-                                <w:bCs/>
-                                <w:color w:val="000000" w:themeColor="text1"/>
-                              </w:rPr>
-                            </w:pPr>
-                            <w:r>
-                              <w:rPr>
-                                <w:rFonts w:ascii="Aptos Display" w:hAnsi="Aptos Display"/>
-                                <w:b/>
-                                <w:bCs/>
-                                <w:color w:val="000000" w:themeColor="text1"/>
-                              </w:rPr>
-                              <w:t>TOTAL</w:t>
-                            </w:r>
-                          </w:p>
-                        </w:tc>
-                        <w:tc>
-                          <w:tcPr>
-                            <w:tcW w:w="989" w:type="pct"/>
-                            <w:tcBorders>
-                              <w:top w:val="single" w:sz="4" w:space="0" w:color="auto"/>
-                              <w:left w:val="single" w:sz="4" w:space="0" w:color="auto"/>
-                              <w:bottom w:val="single" w:sz="4" w:space="0" w:color="auto"/>
-                              <w:right w:val="single" w:sz="4" w:space="0" w:color="auto"/>
-                            </w:tcBorders>
-                          </w:tcPr>
-                          <w:p>
-                            <w:pPr>
-                              <w:jc w:val="center"/>
-                              <w:rPr>
-                                <w:rFonts w:ascii="Aptos Display" w:hAnsi="Aptos Display"/>
-                                <w:color w:val="000000" w:themeColor="text1"/>
-                              </w:rPr>
-                            </w:pPr>
-                            <w:proofErr w:type="gramStart"/>
-                            <w:r>
-                              <w:rPr>
-                                <w:rFonts w:ascii="Aptos Display" w:hAnsi="Aptos Display"/>
-                                <w:color w:val="000000" w:themeColor="text1"/>
-                              </w:rPr>
-                              <w:t>{{ total</w:t>
-                            </w:r>
-                            <w:proofErr w:type="gramEnd"/>
-                            <w:r>
-                              <w:rPr>
-                                <w:rFonts w:ascii="Aptos Display" w:hAnsi="Aptos Display"/>
-                                <w:color w:val="000000" w:themeColor="text1"/>
-                              </w:rPr>
-                              <w:t xml:space="preserve"> }}</w:t>
-                            </w:r>
-                          </w:p>
-                        </w:tc>
-                      </w:tr>
-                    </w:tbl>
-                    <w:p>
-                      <w:pPr>
-                        <w:rPr>
-                          <w:color w:val="000000" w:themeColor="text1"/>
-                        </w:rPr>
-                      </w:pPr>
-                    </w:p>
-                  </w:txbxContent>
-                </v:textbox>
-                <w10:wrap type="topAndBottom" anchorx="margin"/>
-              </v:shape>
             </w:pict>
           </mc:Fallback>
         </mc:AlternateContent>
@@ -4843,12 +4865,6 @@
         </mc:AlternateContent>
       </w:r>
     </w:p>
-    <w:p/>
-    <w:p/>
-    <w:p/>
-    <w:p/>
-    <w:p/>
-    <w:p/>
     <w:sectPr>
       <w:footerReference w:type="default" r:id="rId9"/>
       <w:pgSz w:w="11906" w:h="16838"/>

--- a/files/Pres_Template.docx
+++ b/files/Pres_Template.docx
@@ -274,23 +274,13 @@
                                     </w:rPr>
                                     <w:t xml:space="preserve">for item in </w:t>
                                   </w:r>
-                                  <w:proofErr w:type="spellStart"/>
                                   <w:r>
                                     <w:rPr>
                                       <w:rFonts w:ascii="Aptos Display" w:hAnsi="Aptos Display"/>
                                       <w:color w:val="000000" w:themeColor="text1"/>
                                       <w:lang w:val="en-US"/>
                                     </w:rPr>
-                                    <w:t>pres_list</w:t>
-                                  </w:r>
-                                  <w:proofErr w:type="spellEnd"/>
-                                  <w:r>
-                                    <w:rPr>
-                                      <w:rFonts w:ascii="Aptos Display" w:hAnsi="Aptos Display"/>
-                                      <w:color w:val="000000" w:themeColor="text1"/>
-                                      <w:lang w:val="en-US"/>
-                                    </w:rPr>
-                                    <w:t xml:space="preserve"> </w:t>
+                                    <w:t xml:space="preserve">pres_list </w:t>
                                   </w:r>
                                   <w:r>
                                     <w:rPr>
@@ -338,7 +328,7 @@
                                 </w:tcPr>
                                 <w:p>
                                   <w:pPr>
-                                    <w:jc w:val="center"/>
+                                    <w:jc w:val="right"/>
                                     <w:rPr>
                                       <w:rFonts w:ascii="Aptos Display" w:hAnsi="Aptos Display"/>
                                       <w:color w:val="000000" w:themeColor="text1"/>
@@ -353,7 +343,7 @@
                                 </w:tcPr>
                                 <w:p>
                                   <w:pPr>
-                                    <w:jc w:val="center"/>
+                                    <w:jc w:val="right"/>
                                     <w:rPr>
                                       <w:rFonts w:ascii="Aptos Display" w:hAnsi="Aptos Display"/>
                                       <w:color w:val="000000" w:themeColor="text1"/>
@@ -383,41 +373,13 @@
                                       <w:lang w:val="en-US"/>
                                     </w:rPr>
                                   </w:pPr>
-                                  <w:proofErr w:type="gramStart"/>
                                   <w:r>
                                     <w:rPr>
                                       <w:rFonts w:ascii="Aptos Display" w:hAnsi="Aptos Display"/>
                                       <w:color w:val="000000" w:themeColor="text1"/>
                                       <w:lang w:val="en-US"/>
                                     </w:rPr>
-                                    <w:t>{{  item[</w:t>
-                                  </w:r>
-                                  <w:proofErr w:type="gramEnd"/>
-                                  <w:r>
-                                    <w:rPr>
-                                      <w:rFonts w:ascii="Aptos Display" w:hAnsi="Aptos Display"/>
-                                      <w:color w:val="000000" w:themeColor="text1"/>
-                                      <w:lang w:val="en-US"/>
-                                    </w:rPr>
-                                    <w:t>0</w:t>
-                                  </w:r>
-                                  <w:proofErr w:type="gramStart"/>
-                                  <w:r>
-                                    <w:rPr>
-                                      <w:rFonts w:ascii="Aptos Display" w:hAnsi="Aptos Display"/>
-                                      <w:color w:val="000000" w:themeColor="text1"/>
-                                      <w:lang w:val="en-US"/>
-                                    </w:rPr>
-                                    <w:t>]  }</w:t>
-                                  </w:r>
-                                  <w:proofErr w:type="gramEnd"/>
-                                  <w:r>
-                                    <w:rPr>
-                                      <w:rFonts w:ascii="Aptos Display" w:hAnsi="Aptos Display"/>
-                                      <w:color w:val="000000" w:themeColor="text1"/>
-                                      <w:lang w:val="en-US"/>
-                                    </w:rPr>
-                                    <w:t>}</w:t>
+                                    <w:t>{{  item[0]  }}</w:t>
                                   </w:r>
                                 </w:p>
                               </w:tc>
@@ -437,41 +399,13 @@
                                       <w:lang w:val="en-US"/>
                                     </w:rPr>
                                   </w:pPr>
-                                  <w:proofErr w:type="gramStart"/>
                                   <w:r>
                                     <w:rPr>
                                       <w:rFonts w:ascii="Aptos Display" w:hAnsi="Aptos Display"/>
                                       <w:color w:val="000000" w:themeColor="text1"/>
                                       <w:lang w:val="en-US"/>
                                     </w:rPr>
-                                    <w:t>{{  item[</w:t>
-                                  </w:r>
-                                  <w:proofErr w:type="gramEnd"/>
-                                  <w:r>
-                                    <w:rPr>
-                                      <w:rFonts w:ascii="Aptos Display" w:hAnsi="Aptos Display"/>
-                                      <w:color w:val="000000" w:themeColor="text1"/>
-                                      <w:lang w:val="en-US"/>
-                                    </w:rPr>
-                                    <w:t>1</w:t>
-                                  </w:r>
-                                  <w:proofErr w:type="gramStart"/>
-                                  <w:r>
-                                    <w:rPr>
-                                      <w:rFonts w:ascii="Aptos Display" w:hAnsi="Aptos Display"/>
-                                      <w:color w:val="000000" w:themeColor="text1"/>
-                                      <w:lang w:val="en-US"/>
-                                    </w:rPr>
-                                    <w:t>]  }</w:t>
-                                  </w:r>
-                                  <w:proofErr w:type="gramEnd"/>
-                                  <w:r>
-                                    <w:rPr>
-                                      <w:rFonts w:ascii="Aptos Display" w:hAnsi="Aptos Display"/>
-                                      <w:color w:val="000000" w:themeColor="text1"/>
-                                      <w:lang w:val="en-US"/>
-                                    </w:rPr>
-                                    <w:t>}</w:t>
+                                    <w:t>{{  item[1]  }}</w:t>
                                   </w:r>
                                 </w:p>
                               </w:tc>
@@ -491,7 +425,6 @@
                                       <w:lang w:val="en-US"/>
                                     </w:rPr>
                                   </w:pPr>
-                                  <w:proofErr w:type="gramStart"/>
                                   <w:r>
                                     <w:rPr>
                                       <w:rFonts w:ascii="Aptos Display" w:hAnsi="Aptos Display"/>
@@ -500,7 +433,6 @@
                                     </w:rPr>
                                     <w:t>{{ item</w:t>
                                   </w:r>
-                                  <w:proofErr w:type="gramEnd"/>
                                   <w:r>
                                     <w:rPr>
                                       <w:rFonts w:ascii="Aptos Display" w:hAnsi="Aptos Display"/>
@@ -528,30 +460,20 @@
                                 </w:tcPr>
                                 <w:p>
                                   <w:pPr>
-                                    <w:jc w:val="center"/>
+                                    <w:jc w:val="right"/>
                                     <w:rPr>
                                       <w:rFonts w:ascii="Aptos Display" w:hAnsi="Aptos Display"/>
                                       <w:color w:val="000000" w:themeColor="text1"/>
                                       <w:lang w:val="en-US"/>
                                     </w:rPr>
                                   </w:pPr>
-                                  <w:proofErr w:type="gramStart"/>
                                   <w:r>
                                     <w:rPr>
                                       <w:rFonts w:ascii="Aptos Display" w:hAnsi="Aptos Display"/>
                                       <w:color w:val="000000" w:themeColor="text1"/>
                                       <w:lang w:val="en-US"/>
                                     </w:rPr>
-                                    <w:t>{{ item</w:t>
-                                  </w:r>
-                                  <w:proofErr w:type="gramEnd"/>
-                                  <w:r>
-                                    <w:rPr>
-                                      <w:rFonts w:ascii="Aptos Display" w:hAnsi="Aptos Display"/>
-                                      <w:color w:val="000000" w:themeColor="text1"/>
-                                      <w:lang w:val="en-US"/>
-                                    </w:rPr>
-                                    <w:t>[2] }}</w:t>
+                                    <w:t>{{ item[2] }}</w:t>
                                   </w:r>
                                 </w:p>
                               </w:tc>
@@ -564,30 +486,20 @@
                                 </w:tcPr>
                                 <w:p>
                                   <w:pPr>
-                                    <w:jc w:val="center"/>
+                                    <w:jc w:val="right"/>
                                     <w:rPr>
                                       <w:rFonts w:ascii="Aptos Display" w:hAnsi="Aptos Display"/>
                                       <w:color w:val="000000" w:themeColor="text1"/>
                                       <w:lang w:val="en-US"/>
                                     </w:rPr>
                                   </w:pPr>
-                                  <w:proofErr w:type="gramStart"/>
                                   <w:r>
                                     <w:rPr>
                                       <w:rFonts w:ascii="Aptos Display" w:hAnsi="Aptos Display"/>
                                       <w:color w:val="000000" w:themeColor="text1"/>
                                       <w:lang w:val="en-US"/>
                                     </w:rPr>
-                                    <w:t>{{ item</w:t>
-                                  </w:r>
-                                  <w:proofErr w:type="gramEnd"/>
-                                  <w:r>
-                                    <w:rPr>
-                                      <w:rFonts w:ascii="Aptos Display" w:hAnsi="Aptos Display"/>
-                                      <w:color w:val="000000" w:themeColor="text1"/>
-                                      <w:lang w:val="en-US"/>
-                                    </w:rPr>
-                                    <w:t>[4] }}</w:t>
+                                    <w:t>{{ item[4] }}</w:t>
                                   </w:r>
                                 </w:p>
                               </w:tc>
@@ -620,25 +532,7 @@
                                       <w:color w:val="000000" w:themeColor="text1"/>
                                       <w:lang w:val="en-US"/>
                                     </w:rPr>
-                                    <w:t xml:space="preserve">{{%tr </w:t>
-                                  </w:r>
-                                  <w:proofErr w:type="spellStart"/>
-                                  <w:r>
-                                    <w:rPr>
-                                      <w:rFonts w:ascii="Aptos Display" w:hAnsi="Aptos Display"/>
-                                      <w:color w:val="000000" w:themeColor="text1"/>
-                                      <w:lang w:val="en-US"/>
-                                    </w:rPr>
-                                    <w:t>endfor</w:t>
-                                  </w:r>
-                                  <w:proofErr w:type="spellEnd"/>
-                                  <w:r>
-                                    <w:rPr>
-                                      <w:rFonts w:ascii="Aptos Display" w:hAnsi="Aptos Display"/>
-                                      <w:color w:val="000000" w:themeColor="text1"/>
-                                      <w:lang w:val="en-US"/>
-                                    </w:rPr>
-                                    <w:t xml:space="preserve"> %}}</w:t>
+                                    <w:t>{{%tr endfor %}}</w:t>
                                   </w:r>
                                 </w:p>
                               </w:tc>
@@ -695,7 +589,7 @@
                                 </w:tcPr>
                                 <w:p>
                                   <w:pPr>
-                                    <w:jc w:val="center"/>
+                                    <w:jc w:val="right"/>
                                     <w:rPr>
                                       <w:rFonts w:ascii="Aptos Display" w:hAnsi="Aptos Display"/>
                                       <w:color w:val="000000" w:themeColor="text1"/>
@@ -716,7 +610,7 @@
                                 </w:tcPr>
                                 <w:p>
                                   <w:pPr>
-                                    <w:jc w:val="center"/>
+                                    <w:jc w:val="right"/>
                                     <w:rPr>
                                       <w:rFonts w:ascii="Aptos Display" w:hAnsi="Aptos Display"/>
                                       <w:color w:val="000000" w:themeColor="text1"/>
@@ -834,27 +728,18 @@
                                 </w:tcPr>
                                 <w:p>
                                   <w:pPr>
-                                    <w:jc w:val="center"/>
+                                    <w:jc w:val="right"/>
                                     <w:rPr>
                                       <w:rFonts w:ascii="Aptos Display" w:hAnsi="Aptos Display"/>
                                       <w:color w:val="000000" w:themeColor="text1"/>
                                     </w:rPr>
                                   </w:pPr>
-                                  <w:proofErr w:type="gramStart"/>
                                   <w:r>
                                     <w:rPr>
                                       <w:rFonts w:ascii="Aptos Display" w:hAnsi="Aptos Display"/>
                                       <w:color w:val="000000" w:themeColor="text1"/>
                                     </w:rPr>
-                                    <w:t>{{ subtotal</w:t>
-                                  </w:r>
-                                  <w:proofErr w:type="gramEnd"/>
-                                  <w:r>
-                                    <w:rPr>
-                                      <w:rFonts w:ascii="Aptos Display" w:hAnsi="Aptos Display"/>
-                                      <w:color w:val="000000" w:themeColor="text1"/>
-                                    </w:rPr>
-                                    <w:t xml:space="preserve"> }}</w:t>
+                                    <w:t>{{ subtotal }}</w:t>
                                   </w:r>
                                 </w:p>
                               </w:tc>
@@ -965,7 +850,7 @@
                                 </w:tcPr>
                                 <w:p>
                                   <w:pPr>
-                                    <w:jc w:val="center"/>
+                                    <w:jc w:val="right"/>
                                     <w:rPr>
                                       <w:rFonts w:ascii="Aptos Display" w:hAnsi="Aptos Display"/>
                                       <w:color w:val="000000" w:themeColor="text1"/>
@@ -976,32 +861,7 @@
                                       <w:rFonts w:ascii="Aptos Display" w:hAnsi="Aptos Display"/>
                                       <w:color w:val="000000" w:themeColor="text1"/>
                                     </w:rPr>
-                                    <w:t xml:space="preserve">% </w:t>
-                                  </w:r>
-                                  <w:proofErr w:type="gramStart"/>
-                                  <w:r>
-                                    <w:rPr>
-                                      <w:rFonts w:ascii="Aptos Display" w:hAnsi="Aptos Display"/>
-                                      <w:color w:val="000000" w:themeColor="text1"/>
-                                    </w:rPr>
-                                    <w:t xml:space="preserve">{{ </w:t>
-                                  </w:r>
-                                  <w:proofErr w:type="spellStart"/>
-                                  <w:r>
-                                    <w:rPr>
-                                      <w:rFonts w:ascii="Aptos Display" w:hAnsi="Aptos Display"/>
-                                      <w:color w:val="000000" w:themeColor="text1"/>
-                                    </w:rPr>
-                                    <w:t>iva</w:t>
-                                  </w:r>
-                                  <w:proofErr w:type="spellEnd"/>
-                                  <w:proofErr w:type="gramEnd"/>
-                                  <w:r>
-                                    <w:rPr>
-                                      <w:rFonts w:ascii="Aptos Display" w:hAnsi="Aptos Display"/>
-                                      <w:color w:val="000000" w:themeColor="text1"/>
-                                    </w:rPr>
-                                    <w:t xml:space="preserve"> }}</w:t>
+                                    <w:t>% {{ iva }}</w:t>
                                   </w:r>
                                 </w:p>
                               </w:tc>
@@ -1112,27 +972,18 @@
                                 </w:tcPr>
                                 <w:p>
                                   <w:pPr>
-                                    <w:jc w:val="center"/>
+                                    <w:jc w:val="right"/>
                                     <w:rPr>
                                       <w:rFonts w:ascii="Aptos Display" w:hAnsi="Aptos Display"/>
                                       <w:color w:val="000000" w:themeColor="text1"/>
                                     </w:rPr>
                                   </w:pPr>
-                                  <w:proofErr w:type="gramStart"/>
                                   <w:r>
                                     <w:rPr>
                                       <w:rFonts w:ascii="Aptos Display" w:hAnsi="Aptos Display"/>
                                       <w:color w:val="000000" w:themeColor="text1"/>
                                     </w:rPr>
-                                    <w:t>{{ total</w:t>
-                                  </w:r>
-                                  <w:proofErr w:type="gramEnd"/>
-                                  <w:r>
-                                    <w:rPr>
-                                      <w:rFonts w:ascii="Aptos Display" w:hAnsi="Aptos Display"/>
-                                      <w:color w:val="000000" w:themeColor="text1"/>
-                                    </w:rPr>
-                                    <w:t xml:space="preserve"> }}</w:t>
+                                    <w:t>{{ total }}</w:t>
                                   </w:r>
                                 </w:p>
                               </w:tc>
@@ -1380,23 +1231,13 @@
                               </w:rPr>
                               <w:t xml:space="preserve">for item in </w:t>
                             </w:r>
-                            <w:proofErr w:type="spellStart"/>
                             <w:r>
                               <w:rPr>
                                 <w:rFonts w:ascii="Aptos Display" w:hAnsi="Aptos Display"/>
                                 <w:color w:val="000000" w:themeColor="text1"/>
                                 <w:lang w:val="en-US"/>
                               </w:rPr>
-                              <w:t>pres_list</w:t>
-                            </w:r>
-                            <w:proofErr w:type="spellEnd"/>
-                            <w:r>
-                              <w:rPr>
-                                <w:rFonts w:ascii="Aptos Display" w:hAnsi="Aptos Display"/>
-                                <w:color w:val="000000" w:themeColor="text1"/>
-                                <w:lang w:val="en-US"/>
-                              </w:rPr>
-                              <w:t xml:space="preserve"> </w:t>
+                              <w:t xml:space="preserve">pres_list </w:t>
                             </w:r>
                             <w:r>
                               <w:rPr>
@@ -1444,7 +1285,7 @@
                           </w:tcPr>
                           <w:p>
                             <w:pPr>
-                              <w:jc w:val="center"/>
+                              <w:jc w:val="right"/>
                               <w:rPr>
                                 <w:rFonts w:ascii="Aptos Display" w:hAnsi="Aptos Display"/>
                                 <w:color w:val="000000" w:themeColor="text1"/>
@@ -1459,7 +1300,7 @@
                           </w:tcPr>
                           <w:p>
                             <w:pPr>
-                              <w:jc w:val="center"/>
+                              <w:jc w:val="right"/>
                               <w:rPr>
                                 <w:rFonts w:ascii="Aptos Display" w:hAnsi="Aptos Display"/>
                                 <w:color w:val="000000" w:themeColor="text1"/>
@@ -1489,41 +1330,13 @@
                                 <w:lang w:val="en-US"/>
                               </w:rPr>
                             </w:pPr>
-                            <w:proofErr w:type="gramStart"/>
                             <w:r>
                               <w:rPr>
                                 <w:rFonts w:ascii="Aptos Display" w:hAnsi="Aptos Display"/>
                                 <w:color w:val="000000" w:themeColor="text1"/>
                                 <w:lang w:val="en-US"/>
                               </w:rPr>
-                              <w:t>{{  item[</w:t>
-                            </w:r>
-                            <w:proofErr w:type="gramEnd"/>
-                            <w:r>
-                              <w:rPr>
-                                <w:rFonts w:ascii="Aptos Display" w:hAnsi="Aptos Display"/>
-                                <w:color w:val="000000" w:themeColor="text1"/>
-                                <w:lang w:val="en-US"/>
-                              </w:rPr>
-                              <w:t>0</w:t>
-                            </w:r>
-                            <w:proofErr w:type="gramStart"/>
-                            <w:r>
-                              <w:rPr>
-                                <w:rFonts w:ascii="Aptos Display" w:hAnsi="Aptos Display"/>
-                                <w:color w:val="000000" w:themeColor="text1"/>
-                                <w:lang w:val="en-US"/>
-                              </w:rPr>
-                              <w:t>]  }</w:t>
-                            </w:r>
-                            <w:proofErr w:type="gramEnd"/>
-                            <w:r>
-                              <w:rPr>
-                                <w:rFonts w:ascii="Aptos Display" w:hAnsi="Aptos Display"/>
-                                <w:color w:val="000000" w:themeColor="text1"/>
-                                <w:lang w:val="en-US"/>
-                              </w:rPr>
-                              <w:t>}</w:t>
+                              <w:t>{{  item[0]  }}</w:t>
                             </w:r>
                           </w:p>
                         </w:tc>
@@ -1543,41 +1356,13 @@
                                 <w:lang w:val="en-US"/>
                               </w:rPr>
                             </w:pPr>
-                            <w:proofErr w:type="gramStart"/>
                             <w:r>
                               <w:rPr>
                                 <w:rFonts w:ascii="Aptos Display" w:hAnsi="Aptos Display"/>
                                 <w:color w:val="000000" w:themeColor="text1"/>
                                 <w:lang w:val="en-US"/>
                               </w:rPr>
-                              <w:t>{{  item[</w:t>
-                            </w:r>
-                            <w:proofErr w:type="gramEnd"/>
-                            <w:r>
-                              <w:rPr>
-                                <w:rFonts w:ascii="Aptos Display" w:hAnsi="Aptos Display"/>
-                                <w:color w:val="000000" w:themeColor="text1"/>
-                                <w:lang w:val="en-US"/>
-                              </w:rPr>
-                              <w:t>1</w:t>
-                            </w:r>
-                            <w:proofErr w:type="gramStart"/>
-                            <w:r>
-                              <w:rPr>
-                                <w:rFonts w:ascii="Aptos Display" w:hAnsi="Aptos Display"/>
-                                <w:color w:val="000000" w:themeColor="text1"/>
-                                <w:lang w:val="en-US"/>
-                              </w:rPr>
-                              <w:t>]  }</w:t>
-                            </w:r>
-                            <w:proofErr w:type="gramEnd"/>
-                            <w:r>
-                              <w:rPr>
-                                <w:rFonts w:ascii="Aptos Display" w:hAnsi="Aptos Display"/>
-                                <w:color w:val="000000" w:themeColor="text1"/>
-                                <w:lang w:val="en-US"/>
-                              </w:rPr>
-                              <w:t>}</w:t>
+                              <w:t>{{  item[1]  }}</w:t>
                             </w:r>
                           </w:p>
                         </w:tc>
@@ -1597,7 +1382,6 @@
                                 <w:lang w:val="en-US"/>
                               </w:rPr>
                             </w:pPr>
-                            <w:proofErr w:type="gramStart"/>
                             <w:r>
                               <w:rPr>
                                 <w:rFonts w:ascii="Aptos Display" w:hAnsi="Aptos Display"/>
@@ -1606,7 +1390,6 @@
                               </w:rPr>
                               <w:t>{{ item</w:t>
                             </w:r>
-                            <w:proofErr w:type="gramEnd"/>
                             <w:r>
                               <w:rPr>
                                 <w:rFonts w:ascii="Aptos Display" w:hAnsi="Aptos Display"/>
@@ -1634,30 +1417,20 @@
                           </w:tcPr>
                           <w:p>
                             <w:pPr>
-                              <w:jc w:val="center"/>
+                              <w:jc w:val="right"/>
                               <w:rPr>
                                 <w:rFonts w:ascii="Aptos Display" w:hAnsi="Aptos Display"/>
                                 <w:color w:val="000000" w:themeColor="text1"/>
                                 <w:lang w:val="en-US"/>
                               </w:rPr>
                             </w:pPr>
-                            <w:proofErr w:type="gramStart"/>
                             <w:r>
                               <w:rPr>
                                 <w:rFonts w:ascii="Aptos Display" w:hAnsi="Aptos Display"/>
                                 <w:color w:val="000000" w:themeColor="text1"/>
                                 <w:lang w:val="en-US"/>
                               </w:rPr>
-                              <w:t>{{ item</w:t>
-                            </w:r>
-                            <w:proofErr w:type="gramEnd"/>
-                            <w:r>
-                              <w:rPr>
-                                <w:rFonts w:ascii="Aptos Display" w:hAnsi="Aptos Display"/>
-                                <w:color w:val="000000" w:themeColor="text1"/>
-                                <w:lang w:val="en-US"/>
-                              </w:rPr>
-                              <w:t>[2] }}</w:t>
+                              <w:t>{{ item[2] }}</w:t>
                             </w:r>
                           </w:p>
                         </w:tc>
@@ -1670,30 +1443,20 @@
                           </w:tcPr>
                           <w:p>
                             <w:pPr>
-                              <w:jc w:val="center"/>
+                              <w:jc w:val="right"/>
                               <w:rPr>
                                 <w:rFonts w:ascii="Aptos Display" w:hAnsi="Aptos Display"/>
                                 <w:color w:val="000000" w:themeColor="text1"/>
                                 <w:lang w:val="en-US"/>
                               </w:rPr>
                             </w:pPr>
-                            <w:proofErr w:type="gramStart"/>
                             <w:r>
                               <w:rPr>
                                 <w:rFonts w:ascii="Aptos Display" w:hAnsi="Aptos Display"/>
                                 <w:color w:val="000000" w:themeColor="text1"/>
                                 <w:lang w:val="en-US"/>
                               </w:rPr>
-                              <w:t>{{ item</w:t>
-                            </w:r>
-                            <w:proofErr w:type="gramEnd"/>
-                            <w:r>
-                              <w:rPr>
-                                <w:rFonts w:ascii="Aptos Display" w:hAnsi="Aptos Display"/>
-                                <w:color w:val="000000" w:themeColor="text1"/>
-                                <w:lang w:val="en-US"/>
-                              </w:rPr>
-                              <w:t>[4] }}</w:t>
+                              <w:t>{{ item[4] }}</w:t>
                             </w:r>
                           </w:p>
                         </w:tc>
@@ -1726,25 +1489,7 @@
                                 <w:color w:val="000000" w:themeColor="text1"/>
                                 <w:lang w:val="en-US"/>
                               </w:rPr>
-                              <w:t xml:space="preserve">{{%tr </w:t>
-                            </w:r>
-                            <w:proofErr w:type="spellStart"/>
-                            <w:r>
-                              <w:rPr>
-                                <w:rFonts w:ascii="Aptos Display" w:hAnsi="Aptos Display"/>
-                                <w:color w:val="000000" w:themeColor="text1"/>
-                                <w:lang w:val="en-US"/>
-                              </w:rPr>
-                              <w:t>endfor</w:t>
-                            </w:r>
-                            <w:proofErr w:type="spellEnd"/>
-                            <w:r>
-                              <w:rPr>
-                                <w:rFonts w:ascii="Aptos Display" w:hAnsi="Aptos Display"/>
-                                <w:color w:val="000000" w:themeColor="text1"/>
-                                <w:lang w:val="en-US"/>
-                              </w:rPr>
-                              <w:t xml:space="preserve"> %}}</w:t>
+                              <w:t>{{%tr endfor %}}</w:t>
                             </w:r>
                           </w:p>
                         </w:tc>
@@ -1801,7 +1546,7 @@
                           </w:tcPr>
                           <w:p>
                             <w:pPr>
-                              <w:jc w:val="center"/>
+                              <w:jc w:val="right"/>
                               <w:rPr>
                                 <w:rFonts w:ascii="Aptos Display" w:hAnsi="Aptos Display"/>
                                 <w:color w:val="000000" w:themeColor="text1"/>
@@ -1822,7 +1567,7 @@
                           </w:tcPr>
                           <w:p>
                             <w:pPr>
-                              <w:jc w:val="center"/>
+                              <w:jc w:val="right"/>
                               <w:rPr>
                                 <w:rFonts w:ascii="Aptos Display" w:hAnsi="Aptos Display"/>
                                 <w:color w:val="000000" w:themeColor="text1"/>
@@ -1940,27 +1685,18 @@
                           </w:tcPr>
                           <w:p>
                             <w:pPr>
-                              <w:jc w:val="center"/>
+                              <w:jc w:val="right"/>
                               <w:rPr>
                                 <w:rFonts w:ascii="Aptos Display" w:hAnsi="Aptos Display"/>
                                 <w:color w:val="000000" w:themeColor="text1"/>
                               </w:rPr>
                             </w:pPr>
-                            <w:proofErr w:type="gramStart"/>
                             <w:r>
                               <w:rPr>
                                 <w:rFonts w:ascii="Aptos Display" w:hAnsi="Aptos Display"/>
                                 <w:color w:val="000000" w:themeColor="text1"/>
                               </w:rPr>
-                              <w:t>{{ subtotal</w:t>
-                            </w:r>
-                            <w:proofErr w:type="gramEnd"/>
-                            <w:r>
-                              <w:rPr>
-                                <w:rFonts w:ascii="Aptos Display" w:hAnsi="Aptos Display"/>
-                                <w:color w:val="000000" w:themeColor="text1"/>
-                              </w:rPr>
-                              <w:t xml:space="preserve"> }}</w:t>
+                              <w:t>{{ subtotal }}</w:t>
                             </w:r>
                           </w:p>
                         </w:tc>
@@ -2071,7 +1807,7 @@
                           </w:tcPr>
                           <w:p>
                             <w:pPr>
-                              <w:jc w:val="center"/>
+                              <w:jc w:val="right"/>
                               <w:rPr>
                                 <w:rFonts w:ascii="Aptos Display" w:hAnsi="Aptos Display"/>
                                 <w:color w:val="000000" w:themeColor="text1"/>
@@ -2082,32 +1818,7 @@
                                 <w:rFonts w:ascii="Aptos Display" w:hAnsi="Aptos Display"/>
                                 <w:color w:val="000000" w:themeColor="text1"/>
                               </w:rPr>
-                              <w:t xml:space="preserve">% </w:t>
-                            </w:r>
-                            <w:proofErr w:type="gramStart"/>
-                            <w:r>
-                              <w:rPr>
-                                <w:rFonts w:ascii="Aptos Display" w:hAnsi="Aptos Display"/>
-                                <w:color w:val="000000" w:themeColor="text1"/>
-                              </w:rPr>
-                              <w:t xml:space="preserve">{{ </w:t>
-                            </w:r>
-                            <w:proofErr w:type="spellStart"/>
-                            <w:r>
-                              <w:rPr>
-                                <w:rFonts w:ascii="Aptos Display" w:hAnsi="Aptos Display"/>
-                                <w:color w:val="000000" w:themeColor="text1"/>
-                              </w:rPr>
-                              <w:t>iva</w:t>
-                            </w:r>
-                            <w:proofErr w:type="spellEnd"/>
-                            <w:proofErr w:type="gramEnd"/>
-                            <w:r>
-                              <w:rPr>
-                                <w:rFonts w:ascii="Aptos Display" w:hAnsi="Aptos Display"/>
-                                <w:color w:val="000000" w:themeColor="text1"/>
-                              </w:rPr>
-                              <w:t xml:space="preserve"> }}</w:t>
+                              <w:t>% {{ iva }}</w:t>
                             </w:r>
                           </w:p>
                         </w:tc>
@@ -2218,27 +1929,18 @@
                           </w:tcPr>
                           <w:p>
                             <w:pPr>
-                              <w:jc w:val="center"/>
+                              <w:jc w:val="right"/>
                               <w:rPr>
                                 <w:rFonts w:ascii="Aptos Display" w:hAnsi="Aptos Display"/>
                                 <w:color w:val="000000" w:themeColor="text1"/>
                               </w:rPr>
                             </w:pPr>
-                            <w:proofErr w:type="gramStart"/>
                             <w:r>
                               <w:rPr>
                                 <w:rFonts w:ascii="Aptos Display" w:hAnsi="Aptos Display"/>
                                 <w:color w:val="000000" w:themeColor="text1"/>
                               </w:rPr>
-                              <w:t>{{ total</w:t>
-                            </w:r>
-                            <w:proofErr w:type="gramEnd"/>
-                            <w:r>
-                              <w:rPr>
-                                <w:rFonts w:ascii="Aptos Display" w:hAnsi="Aptos Display"/>
-                                <w:color w:val="000000" w:themeColor="text1"/>
-                              </w:rPr>
-                              <w:t xml:space="preserve"> }}</w:t>
+                              <w:t>{{ total }}</w:t>
                             </w:r>
                           </w:p>
                         </w:tc>
@@ -2427,23 +2129,13 @@
                               </w:rPr>
                               <w:br/>
                             </w:r>
-                            <w:proofErr w:type="spellStart"/>
                             <w:r>
                               <w:rPr>
                                 <w:rFonts w:ascii="Aptos Display" w:hAnsi="Aptos Display"/>
                                 <w:sz w:val="18"/>
                                 <w:szCs w:val="18"/>
                               </w:rPr>
-                              <w:t>Crisologo</w:t>
-                            </w:r>
-                            <w:proofErr w:type="spellEnd"/>
-                            <w:r>
-                              <w:rPr>
-                                <w:rFonts w:ascii="Aptos Display" w:hAnsi="Aptos Display"/>
-                                <w:sz w:val="18"/>
-                                <w:szCs w:val="18"/>
-                              </w:rPr>
-                              <w:t xml:space="preserve"> Larralde 179</w:t>
+                              <w:t>Crisologo Larralde 179</w:t>
                             </w:r>
                             <w:r>
                               <w:rPr>
@@ -2548,23 +2240,13 @@
                         </w:rPr>
                         <w:br/>
                       </w:r>
-                      <w:proofErr w:type="spellStart"/>
                       <w:r>
                         <w:rPr>
                           <w:rFonts w:ascii="Aptos Display" w:hAnsi="Aptos Display"/>
                           <w:sz w:val="18"/>
                           <w:szCs w:val="18"/>
                         </w:rPr>
-                        <w:t>Crisologo</w:t>
-                      </w:r>
-                      <w:proofErr w:type="spellEnd"/>
-                      <w:r>
-                        <w:rPr>
-                          <w:rFonts w:ascii="Aptos Display" w:hAnsi="Aptos Display"/>
-                          <w:sz w:val="18"/>
-                          <w:szCs w:val="18"/>
-                        </w:rPr>
-                        <w:t xml:space="preserve"> Larralde 179</w:t>
+                        <w:t>Crisologo Larralde 179</w:t>
                       </w:r>
                       <w:r>
                         <w:rPr>
@@ -2956,14 +2638,12 @@
                               </w:rPr>
                               <w:t xml:space="preserve">000 - </w:t>
                             </w:r>
-                            <w:proofErr w:type="gramStart"/>
                             <w:r>
                               <w:rPr>
                                 <w:rFonts w:ascii="Aptos Display" w:hAnsi="Aptos Display"/>
                               </w:rPr>
                               <w:t xml:space="preserve">{{ </w:t>
                             </w:r>
-                            <w:proofErr w:type="spellStart"/>
                             <w:r>
                               <w:rPr>
                                 <w:rFonts w:ascii="Aptos Display" w:hAnsi="Aptos Display"/>
@@ -2974,15 +2654,7 @@
                               <w:rPr>
                                 <w:rFonts w:ascii="Aptos Display" w:hAnsi="Aptos Display"/>
                               </w:rPr>
-                              <w:t>id</w:t>
-                            </w:r>
-                            <w:proofErr w:type="spellEnd"/>
-                            <w:proofErr w:type="gramEnd"/>
-                            <w:r>
-                              <w:rPr>
-                                <w:rFonts w:ascii="Aptos Display" w:hAnsi="Aptos Display"/>
-                              </w:rPr>
-                              <w:t xml:space="preserve"> }}</w:t>
+                              <w:t>id }}</w:t>
                             </w:r>
                           </w:p>
                           <w:p>
@@ -3009,49 +2681,7 @@
                               <w:rPr>
                                 <w:rFonts w:ascii="Aptos Display" w:hAnsi="Aptos Display"/>
                               </w:rPr>
-                              <w:t xml:space="preserve"> </w:t>
-                            </w:r>
-                            <w:proofErr w:type="gramStart"/>
-                            <w:r>
-                              <w:rPr>
-                                <w:rFonts w:ascii="Aptos Display" w:hAnsi="Aptos Display"/>
-                              </w:rPr>
-                              <w:t>{{ d</w:t>
-                            </w:r>
-                            <w:proofErr w:type="gramEnd"/>
-                            <w:r>
-                              <w:rPr>
-                                <w:rFonts w:ascii="Aptos Display" w:hAnsi="Aptos Display"/>
-                              </w:rPr>
-                              <w:t xml:space="preserve"> }} / </w:t>
-                            </w:r>
-                            <w:proofErr w:type="gramStart"/>
-                            <w:r>
-                              <w:rPr>
-                                <w:rFonts w:ascii="Aptos Display" w:hAnsi="Aptos Display"/>
-                              </w:rPr>
-                              <w:t>{{ m</w:t>
-                            </w:r>
-                            <w:proofErr w:type="gramEnd"/>
-                            <w:r>
-                              <w:rPr>
-                                <w:rFonts w:ascii="Aptos Display" w:hAnsi="Aptos Display"/>
-                              </w:rPr>
-                              <w:t xml:space="preserve"> }} / </w:t>
-                            </w:r>
-                            <w:proofErr w:type="gramStart"/>
-                            <w:r>
-                              <w:rPr>
-                                <w:rFonts w:ascii="Aptos Display" w:hAnsi="Aptos Display"/>
-                              </w:rPr>
-                              <w:t>{{ y</w:t>
-                            </w:r>
-                            <w:proofErr w:type="gramEnd"/>
-                            <w:r>
-                              <w:rPr>
-                                <w:rFonts w:ascii="Aptos Display" w:hAnsi="Aptos Display"/>
-                              </w:rPr>
-                              <w:t xml:space="preserve"> }}</w:t>
+                              <w:t xml:space="preserve"> {{ d }} / {{ m }} / {{ y }}</w:t>
                             </w:r>
                           </w:p>
                         </w:txbxContent>
@@ -3163,14 +2793,12 @@
                         </w:rPr>
                         <w:t xml:space="preserve">000 - </w:t>
                       </w:r>
-                      <w:proofErr w:type="gramStart"/>
                       <w:r>
                         <w:rPr>
                           <w:rFonts w:ascii="Aptos Display" w:hAnsi="Aptos Display"/>
                         </w:rPr>
                         <w:t xml:space="preserve">{{ </w:t>
                       </w:r>
-                      <w:proofErr w:type="spellStart"/>
                       <w:r>
                         <w:rPr>
                           <w:rFonts w:ascii="Aptos Display" w:hAnsi="Aptos Display"/>
@@ -3181,15 +2809,7 @@
                         <w:rPr>
                           <w:rFonts w:ascii="Aptos Display" w:hAnsi="Aptos Display"/>
                         </w:rPr>
-                        <w:t>id</w:t>
-                      </w:r>
-                      <w:proofErr w:type="spellEnd"/>
-                      <w:proofErr w:type="gramEnd"/>
-                      <w:r>
-                        <w:rPr>
-                          <w:rFonts w:ascii="Aptos Display" w:hAnsi="Aptos Display"/>
-                        </w:rPr>
-                        <w:t xml:space="preserve"> }}</w:t>
+                        <w:t>id }}</w:t>
                       </w:r>
                     </w:p>
                     <w:p>
@@ -3216,49 +2836,7 @@
                         <w:rPr>
                           <w:rFonts w:ascii="Aptos Display" w:hAnsi="Aptos Display"/>
                         </w:rPr>
-                        <w:t xml:space="preserve"> </w:t>
-                      </w:r>
-                      <w:proofErr w:type="gramStart"/>
-                      <w:r>
-                        <w:rPr>
-                          <w:rFonts w:ascii="Aptos Display" w:hAnsi="Aptos Display"/>
-                        </w:rPr>
-                        <w:t>{{ d</w:t>
-                      </w:r>
-                      <w:proofErr w:type="gramEnd"/>
-                      <w:r>
-                        <w:rPr>
-                          <w:rFonts w:ascii="Aptos Display" w:hAnsi="Aptos Display"/>
-                        </w:rPr>
-                        <w:t xml:space="preserve"> }} / </w:t>
-                      </w:r>
-                      <w:proofErr w:type="gramStart"/>
-                      <w:r>
-                        <w:rPr>
-                          <w:rFonts w:ascii="Aptos Display" w:hAnsi="Aptos Display"/>
-                        </w:rPr>
-                        <w:t>{{ m</w:t>
-                      </w:r>
-                      <w:proofErr w:type="gramEnd"/>
-                      <w:r>
-                        <w:rPr>
-                          <w:rFonts w:ascii="Aptos Display" w:hAnsi="Aptos Display"/>
-                        </w:rPr>
-                        <w:t xml:space="preserve"> }} / </w:t>
-                      </w:r>
-                      <w:proofErr w:type="gramStart"/>
-                      <w:r>
-                        <w:rPr>
-                          <w:rFonts w:ascii="Aptos Display" w:hAnsi="Aptos Display"/>
-                        </w:rPr>
-                        <w:t>{{ y</w:t>
-                      </w:r>
-                      <w:proofErr w:type="gramEnd"/>
-                      <w:r>
-                        <w:rPr>
-                          <w:rFonts w:ascii="Aptos Display" w:hAnsi="Aptos Display"/>
-                        </w:rPr>
-                        <w:t xml:space="preserve"> }}</w:t>
+                        <w:t xml:space="preserve"> {{ d }} / {{ m }} / {{ y }}</w:t>
                       </w:r>
                     </w:p>
                   </w:txbxContent>
@@ -3747,27 +3325,11 @@
                               </w:rPr>
                               <w:t xml:space="preserve">: </w:t>
                             </w:r>
-                            <w:proofErr w:type="gramStart"/>
-                            <w:r>
-                              <w:rPr>
-                                <w:rFonts w:ascii="Aptos Display" w:hAnsi="Aptos Display"/>
-                              </w:rPr>
-                              <w:t xml:space="preserve">{{ </w:t>
-                            </w:r>
-                            <w:proofErr w:type="spellStart"/>
-                            <w:r>
-                              <w:rPr>
-                                <w:rFonts w:ascii="Aptos Display" w:hAnsi="Aptos Display"/>
-                              </w:rPr>
-                              <w:t>nya</w:t>
-                            </w:r>
-                            <w:proofErr w:type="spellEnd"/>
-                            <w:proofErr w:type="gramEnd"/>
-                            <w:r>
-                              <w:rPr>
-                                <w:rFonts w:ascii="Aptos Display" w:hAnsi="Aptos Display"/>
-                              </w:rPr>
-                              <w:t xml:space="preserve"> }} </w:t>
+                            <w:r>
+                              <w:rPr>
+                                <w:rFonts w:ascii="Aptos Display" w:hAnsi="Aptos Display"/>
+                              </w:rPr>
+                              <w:t xml:space="preserve">{{ nya }} </w:t>
                             </w:r>
                             <w:r>
                               <w:rPr>
@@ -3789,19 +3351,11 @@
                               </w:rPr>
                               <w:t xml:space="preserve"> </w:t>
                             </w:r>
-                            <w:proofErr w:type="gramStart"/>
-                            <w:r>
-                              <w:rPr>
-                                <w:rFonts w:ascii="Aptos Display" w:hAnsi="Aptos Display"/>
-                              </w:rPr>
-                              <w:t>{{ domicilio</w:t>
-                            </w:r>
-                            <w:proofErr w:type="gramEnd"/>
-                            <w:r>
-                              <w:rPr>
-                                <w:rFonts w:ascii="Aptos Display" w:hAnsi="Aptos Display"/>
-                              </w:rPr>
-                              <w:t xml:space="preserve"> }}</w:t>
+                            <w:r>
+                              <w:rPr>
+                                <w:rFonts w:ascii="Aptos Display" w:hAnsi="Aptos Display"/>
+                              </w:rPr>
+                              <w:t>{{ domicilio }}</w:t>
                             </w:r>
                             <w:r>
                               <w:rPr>
@@ -3841,27 +3395,11 @@
                               </w:rPr>
                               <w:t xml:space="preserve"> </w:t>
                             </w:r>
-                            <w:proofErr w:type="gramStart"/>
-                            <w:r>
-                              <w:rPr>
-                                <w:rFonts w:ascii="Aptos Display" w:hAnsi="Aptos Display"/>
-                              </w:rPr>
-                              <w:t xml:space="preserve">{{ </w:t>
-                            </w:r>
-                            <w:proofErr w:type="spellStart"/>
-                            <w:r>
-                              <w:rPr>
-                                <w:rFonts w:ascii="Aptos Display" w:hAnsi="Aptos Display"/>
-                              </w:rPr>
-                              <w:t>telefono</w:t>
-                            </w:r>
-                            <w:proofErr w:type="spellEnd"/>
-                            <w:proofErr w:type="gramEnd"/>
-                            <w:r>
-                              <w:rPr>
-                                <w:rFonts w:ascii="Aptos Display" w:hAnsi="Aptos Display"/>
-                              </w:rPr>
-                              <w:t xml:space="preserve"> }}</w:t>
+                            <w:r>
+                              <w:rPr>
+                                <w:rFonts w:ascii="Aptos Display" w:hAnsi="Aptos Display"/>
+                              </w:rPr>
+                              <w:t>{{ telefono }}</w:t>
                             </w:r>
                             <w:r>
                               <w:rPr>
@@ -3891,27 +3429,11 @@
                               </w:rPr>
                               <w:t xml:space="preserve"> </w:t>
                             </w:r>
-                            <w:proofErr w:type="gramStart"/>
-                            <w:r>
-                              <w:rPr>
-                                <w:rFonts w:ascii="Aptos Display" w:hAnsi="Aptos Display"/>
-                              </w:rPr>
-                              <w:t xml:space="preserve">{{ </w:t>
-                            </w:r>
-                            <w:proofErr w:type="spellStart"/>
-                            <w:r>
-                              <w:rPr>
-                                <w:rFonts w:ascii="Aptos Display" w:hAnsi="Aptos Display"/>
-                              </w:rPr>
-                              <w:t>vehiculo</w:t>
-                            </w:r>
-                            <w:proofErr w:type="spellEnd"/>
-                            <w:proofErr w:type="gramEnd"/>
-                            <w:r>
-                              <w:rPr>
-                                <w:rFonts w:ascii="Aptos Display" w:hAnsi="Aptos Display"/>
-                              </w:rPr>
-                              <w:t xml:space="preserve"> }}</w:t>
+                            <w:r>
+                              <w:rPr>
+                                <w:rFonts w:ascii="Aptos Display" w:hAnsi="Aptos Display"/>
+                              </w:rPr>
+                              <w:t>{{ vehiculo }}</w:t>
                             </w:r>
                             <w:r>
                               <w:rPr>
@@ -3945,19 +3467,11 @@
                               </w:rPr>
                               <w:t xml:space="preserve"> </w:t>
                             </w:r>
-                            <w:proofErr w:type="gramStart"/>
-                            <w:r>
-                              <w:rPr>
-                                <w:rFonts w:ascii="Aptos Display" w:hAnsi="Aptos Display"/>
-                              </w:rPr>
-                              <w:t>{{ marca</w:t>
-                            </w:r>
-                            <w:proofErr w:type="gramEnd"/>
-                            <w:r>
-                              <w:rPr>
-                                <w:rFonts w:ascii="Aptos Display" w:hAnsi="Aptos Display"/>
-                              </w:rPr>
-                              <w:t xml:space="preserve"> }}</w:t>
+                            <w:r>
+                              <w:rPr>
+                                <w:rFonts w:ascii="Aptos Display" w:hAnsi="Aptos Display"/>
+                              </w:rPr>
+                              <w:t>{{ marca }}</w:t>
                             </w:r>
                             <w:r>
                               <w:rPr>
@@ -3979,14 +3493,12 @@
                               </w:rPr>
                               <w:t xml:space="preserve">Modelo: </w:t>
                             </w:r>
-                            <w:proofErr w:type="gramStart"/>
                             <w:r>
                               <w:rPr>
                                 <w:rFonts w:ascii="Aptos Display" w:hAnsi="Aptos Display"/>
                               </w:rPr>
                               <w:t>{{ modelo</w:t>
                             </w:r>
-                            <w:proofErr w:type="gramEnd"/>
                             <w:r>
                               <w:rPr>
                                 <w:rFonts w:ascii="Aptos Display" w:hAnsi="Aptos Display"/>
@@ -4019,27 +3531,11 @@
                               </w:rPr>
                               <w:t xml:space="preserve"> </w:t>
                             </w:r>
-                            <w:proofErr w:type="gramStart"/>
-                            <w:r>
-                              <w:rPr>
-                                <w:rFonts w:ascii="Aptos Display" w:hAnsi="Aptos Display"/>
-                              </w:rPr>
-                              <w:t xml:space="preserve">{{ </w:t>
-                            </w:r>
-                            <w:proofErr w:type="spellStart"/>
-                            <w:r>
-                              <w:rPr>
-                                <w:rFonts w:ascii="Aptos Display" w:hAnsi="Aptos Display"/>
-                              </w:rPr>
-                              <w:t>nmotor</w:t>
-                            </w:r>
-                            <w:proofErr w:type="spellEnd"/>
-                            <w:proofErr w:type="gramEnd"/>
-                            <w:r>
-                              <w:rPr>
-                                <w:rFonts w:ascii="Aptos Display" w:hAnsi="Aptos Display"/>
-                              </w:rPr>
-                              <w:t xml:space="preserve"> }}</w:t>
+                            <w:r>
+                              <w:rPr>
+                                <w:rFonts w:ascii="Aptos Display" w:hAnsi="Aptos Display"/>
+                              </w:rPr>
+                              <w:t>{{ nmotor }}</w:t>
                             </w:r>
                             <w:r>
                               <w:rPr>
@@ -4079,27 +3575,11 @@
                               </w:rPr>
                               <w:t xml:space="preserve"> </w:t>
                             </w:r>
-                            <w:proofErr w:type="gramStart"/>
-                            <w:r>
-                              <w:rPr>
-                                <w:rFonts w:ascii="Aptos Display" w:hAnsi="Aptos Display"/>
-                              </w:rPr>
-                              <w:t xml:space="preserve">{{ </w:t>
-                            </w:r>
-                            <w:proofErr w:type="spellStart"/>
-                            <w:r>
-                              <w:rPr>
-                                <w:rFonts w:ascii="Aptos Display" w:hAnsi="Aptos Display"/>
-                              </w:rPr>
-                              <w:t>nchasis</w:t>
-                            </w:r>
-                            <w:proofErr w:type="spellEnd"/>
-                            <w:proofErr w:type="gramEnd"/>
-                            <w:r>
-                              <w:rPr>
-                                <w:rFonts w:ascii="Aptos Display" w:hAnsi="Aptos Display"/>
-                              </w:rPr>
-                              <w:t xml:space="preserve"> }}</w:t>
+                            <w:r>
+                              <w:rPr>
+                                <w:rFonts w:ascii="Aptos Display" w:hAnsi="Aptos Display"/>
+                              </w:rPr>
+                              <w:t>{{ nchasis }}</w:t>
                             </w:r>
                             <w:r>
                               <w:rPr>
@@ -4121,19 +3601,11 @@
                               </w:rPr>
                               <w:t xml:space="preserve"> </w:t>
                             </w:r>
-                            <w:proofErr w:type="gramStart"/>
-                            <w:r>
-                              <w:rPr>
-                                <w:rFonts w:ascii="Aptos Display" w:hAnsi="Aptos Display"/>
-                              </w:rPr>
-                              <w:t>{{ dominio</w:t>
-                            </w:r>
-                            <w:proofErr w:type="gramEnd"/>
-                            <w:r>
-                              <w:rPr>
-                                <w:rFonts w:ascii="Aptos Display" w:hAnsi="Aptos Display"/>
-                              </w:rPr>
-                              <w:t xml:space="preserve"> }}</w:t>
+                            <w:r>
+                              <w:rPr>
+                                <w:rFonts w:ascii="Aptos Display" w:hAnsi="Aptos Display"/>
+                              </w:rPr>
+                              <w:t>{{ dominio }}</w:t>
                             </w:r>
                           </w:p>
                         </w:txbxContent>
@@ -4182,27 +3654,11 @@
                         </w:rPr>
                         <w:t xml:space="preserve">: </w:t>
                       </w:r>
-                      <w:proofErr w:type="gramStart"/>
-                      <w:r>
-                        <w:rPr>
-                          <w:rFonts w:ascii="Aptos Display" w:hAnsi="Aptos Display"/>
-                        </w:rPr>
-                        <w:t xml:space="preserve">{{ </w:t>
-                      </w:r>
-                      <w:proofErr w:type="spellStart"/>
-                      <w:r>
-                        <w:rPr>
-                          <w:rFonts w:ascii="Aptos Display" w:hAnsi="Aptos Display"/>
-                        </w:rPr>
-                        <w:t>nya</w:t>
-                      </w:r>
-                      <w:proofErr w:type="spellEnd"/>
-                      <w:proofErr w:type="gramEnd"/>
-                      <w:r>
-                        <w:rPr>
-                          <w:rFonts w:ascii="Aptos Display" w:hAnsi="Aptos Display"/>
-                        </w:rPr>
-                        <w:t xml:space="preserve"> }} </w:t>
+                      <w:r>
+                        <w:rPr>
+                          <w:rFonts w:ascii="Aptos Display" w:hAnsi="Aptos Display"/>
+                        </w:rPr>
+                        <w:t xml:space="preserve">{{ nya }} </w:t>
                       </w:r>
                       <w:r>
                         <w:rPr>
@@ -4224,19 +3680,11 @@
                         </w:rPr>
                         <w:t xml:space="preserve"> </w:t>
                       </w:r>
-                      <w:proofErr w:type="gramStart"/>
-                      <w:r>
-                        <w:rPr>
-                          <w:rFonts w:ascii="Aptos Display" w:hAnsi="Aptos Display"/>
-                        </w:rPr>
-                        <w:t>{{ domicilio</w:t>
-                      </w:r>
-                      <w:proofErr w:type="gramEnd"/>
-                      <w:r>
-                        <w:rPr>
-                          <w:rFonts w:ascii="Aptos Display" w:hAnsi="Aptos Display"/>
-                        </w:rPr>
-                        <w:t xml:space="preserve"> }}</w:t>
+                      <w:r>
+                        <w:rPr>
+                          <w:rFonts w:ascii="Aptos Display" w:hAnsi="Aptos Display"/>
+                        </w:rPr>
+                        <w:t>{{ domicilio }}</w:t>
                       </w:r>
                       <w:r>
                         <w:rPr>
@@ -4276,27 +3724,11 @@
                         </w:rPr>
                         <w:t xml:space="preserve"> </w:t>
                       </w:r>
-                      <w:proofErr w:type="gramStart"/>
-                      <w:r>
-                        <w:rPr>
-                          <w:rFonts w:ascii="Aptos Display" w:hAnsi="Aptos Display"/>
-                        </w:rPr>
-                        <w:t xml:space="preserve">{{ </w:t>
-                      </w:r>
-                      <w:proofErr w:type="spellStart"/>
-                      <w:r>
-                        <w:rPr>
-                          <w:rFonts w:ascii="Aptos Display" w:hAnsi="Aptos Display"/>
-                        </w:rPr>
-                        <w:t>telefono</w:t>
-                      </w:r>
-                      <w:proofErr w:type="spellEnd"/>
-                      <w:proofErr w:type="gramEnd"/>
-                      <w:r>
-                        <w:rPr>
-                          <w:rFonts w:ascii="Aptos Display" w:hAnsi="Aptos Display"/>
-                        </w:rPr>
-                        <w:t xml:space="preserve"> }}</w:t>
+                      <w:r>
+                        <w:rPr>
+                          <w:rFonts w:ascii="Aptos Display" w:hAnsi="Aptos Display"/>
+                        </w:rPr>
+                        <w:t>{{ telefono }}</w:t>
                       </w:r>
                       <w:r>
                         <w:rPr>
@@ -4326,27 +3758,11 @@
                         </w:rPr>
                         <w:t xml:space="preserve"> </w:t>
                       </w:r>
-                      <w:proofErr w:type="gramStart"/>
-                      <w:r>
-                        <w:rPr>
-                          <w:rFonts w:ascii="Aptos Display" w:hAnsi="Aptos Display"/>
-                        </w:rPr>
-                        <w:t xml:space="preserve">{{ </w:t>
-                      </w:r>
-                      <w:proofErr w:type="spellStart"/>
-                      <w:r>
-                        <w:rPr>
-                          <w:rFonts w:ascii="Aptos Display" w:hAnsi="Aptos Display"/>
-                        </w:rPr>
-                        <w:t>vehiculo</w:t>
-                      </w:r>
-                      <w:proofErr w:type="spellEnd"/>
-                      <w:proofErr w:type="gramEnd"/>
-                      <w:r>
-                        <w:rPr>
-                          <w:rFonts w:ascii="Aptos Display" w:hAnsi="Aptos Display"/>
-                        </w:rPr>
-                        <w:t xml:space="preserve"> }}</w:t>
+                      <w:r>
+                        <w:rPr>
+                          <w:rFonts w:ascii="Aptos Display" w:hAnsi="Aptos Display"/>
+                        </w:rPr>
+                        <w:t>{{ vehiculo }}</w:t>
                       </w:r>
                       <w:r>
                         <w:rPr>
@@ -4380,19 +3796,11 @@
                         </w:rPr>
                         <w:t xml:space="preserve"> </w:t>
                       </w:r>
-                      <w:proofErr w:type="gramStart"/>
-                      <w:r>
-                        <w:rPr>
-                          <w:rFonts w:ascii="Aptos Display" w:hAnsi="Aptos Display"/>
-                        </w:rPr>
-                        <w:t>{{ marca</w:t>
-                      </w:r>
-                      <w:proofErr w:type="gramEnd"/>
-                      <w:r>
-                        <w:rPr>
-                          <w:rFonts w:ascii="Aptos Display" w:hAnsi="Aptos Display"/>
-                        </w:rPr>
-                        <w:t xml:space="preserve"> }}</w:t>
+                      <w:r>
+                        <w:rPr>
+                          <w:rFonts w:ascii="Aptos Display" w:hAnsi="Aptos Display"/>
+                        </w:rPr>
+                        <w:t>{{ marca }}</w:t>
                       </w:r>
                       <w:r>
                         <w:rPr>
@@ -4414,14 +3822,12 @@
                         </w:rPr>
                         <w:t xml:space="preserve">Modelo: </w:t>
                       </w:r>
-                      <w:proofErr w:type="gramStart"/>
                       <w:r>
                         <w:rPr>
                           <w:rFonts w:ascii="Aptos Display" w:hAnsi="Aptos Display"/>
                         </w:rPr>
                         <w:t>{{ modelo</w:t>
                       </w:r>
-                      <w:proofErr w:type="gramEnd"/>
                       <w:r>
                         <w:rPr>
                           <w:rFonts w:ascii="Aptos Display" w:hAnsi="Aptos Display"/>
@@ -4454,27 +3860,11 @@
                         </w:rPr>
                         <w:t xml:space="preserve"> </w:t>
                       </w:r>
-                      <w:proofErr w:type="gramStart"/>
-                      <w:r>
-                        <w:rPr>
-                          <w:rFonts w:ascii="Aptos Display" w:hAnsi="Aptos Display"/>
-                        </w:rPr>
-                        <w:t xml:space="preserve">{{ </w:t>
-                      </w:r>
-                      <w:proofErr w:type="spellStart"/>
-                      <w:r>
-                        <w:rPr>
-                          <w:rFonts w:ascii="Aptos Display" w:hAnsi="Aptos Display"/>
-                        </w:rPr>
-                        <w:t>nmotor</w:t>
-                      </w:r>
-                      <w:proofErr w:type="spellEnd"/>
-                      <w:proofErr w:type="gramEnd"/>
-                      <w:r>
-                        <w:rPr>
-                          <w:rFonts w:ascii="Aptos Display" w:hAnsi="Aptos Display"/>
-                        </w:rPr>
-                        <w:t xml:space="preserve"> }}</w:t>
+                      <w:r>
+                        <w:rPr>
+                          <w:rFonts w:ascii="Aptos Display" w:hAnsi="Aptos Display"/>
+                        </w:rPr>
+                        <w:t>{{ nmotor }}</w:t>
                       </w:r>
                       <w:r>
                         <w:rPr>
@@ -4514,27 +3904,11 @@
                         </w:rPr>
                         <w:t xml:space="preserve"> </w:t>
                       </w:r>
-                      <w:proofErr w:type="gramStart"/>
-                      <w:r>
-                        <w:rPr>
-                          <w:rFonts w:ascii="Aptos Display" w:hAnsi="Aptos Display"/>
-                        </w:rPr>
-                        <w:t xml:space="preserve">{{ </w:t>
-                      </w:r>
-                      <w:proofErr w:type="spellStart"/>
-                      <w:r>
-                        <w:rPr>
-                          <w:rFonts w:ascii="Aptos Display" w:hAnsi="Aptos Display"/>
-                        </w:rPr>
-                        <w:t>nchasis</w:t>
-                      </w:r>
-                      <w:proofErr w:type="spellEnd"/>
-                      <w:proofErr w:type="gramEnd"/>
-                      <w:r>
-                        <w:rPr>
-                          <w:rFonts w:ascii="Aptos Display" w:hAnsi="Aptos Display"/>
-                        </w:rPr>
-                        <w:t xml:space="preserve"> }}</w:t>
+                      <w:r>
+                        <w:rPr>
+                          <w:rFonts w:ascii="Aptos Display" w:hAnsi="Aptos Display"/>
+                        </w:rPr>
+                        <w:t>{{ nchasis }}</w:t>
                       </w:r>
                       <w:r>
                         <w:rPr>
@@ -4556,19 +3930,11 @@
                         </w:rPr>
                         <w:t xml:space="preserve"> </w:t>
                       </w:r>
-                      <w:proofErr w:type="gramStart"/>
-                      <w:r>
-                        <w:rPr>
-                          <w:rFonts w:ascii="Aptos Display" w:hAnsi="Aptos Display"/>
-                        </w:rPr>
-                        <w:t>{{ dominio</w:t>
-                      </w:r>
-                      <w:proofErr w:type="gramEnd"/>
-                      <w:r>
-                        <w:rPr>
-                          <w:rFonts w:ascii="Aptos Display" w:hAnsi="Aptos Display"/>
-                        </w:rPr>
-                        <w:t xml:space="preserve"> }}</w:t>
+                      <w:r>
+                        <w:rPr>
+                          <w:rFonts w:ascii="Aptos Display" w:hAnsi="Aptos Display"/>
+                        </w:rPr>
+                        <w:t>{{ dominio }}</w:t>
                       </w:r>
                     </w:p>
                   </w:txbxContent>
@@ -4946,63 +4312,13 @@
       <w:rPr>
         <w:rFonts w:ascii="Aptos Display" w:hAnsi="Aptos Display"/>
       </w:rPr>
-      <w:t xml:space="preserve">: 000 - </w:t>
-    </w:r>
-    <w:proofErr w:type="gramStart"/>
-    <w:r>
-      <w:rPr>
-        <w:rFonts w:ascii="Aptos Display" w:hAnsi="Aptos Display"/>
-      </w:rPr>
-      <w:t xml:space="preserve">{{ </w:t>
-    </w:r>
-    <w:proofErr w:type="spellStart"/>
-    <w:r>
-      <w:rPr>
-        <w:rFonts w:ascii="Aptos Display" w:hAnsi="Aptos Display"/>
-      </w:rPr>
-      <w:t>pid</w:t>
-    </w:r>
-    <w:proofErr w:type="spellEnd"/>
-    <w:proofErr w:type="gramEnd"/>
-    <w:r>
-      <w:rPr>
-        <w:rFonts w:ascii="Aptos Display" w:hAnsi="Aptos Display"/>
-      </w:rPr>
-      <w:t xml:space="preserve"> }}</w:t>
+      <w:t>: 000 - {{ pid }}</w:t>
     </w:r>
     <w:r>
       <w:rPr>
         <w:rFonts w:ascii="Aptos Display" w:hAnsi="Aptos Display"/>
       </w:rPr>
-      <w:t xml:space="preserve"> – </w:t>
-    </w:r>
-    <w:proofErr w:type="gramStart"/>
-    <w:r>
-      <w:rPr>
-        <w:rFonts w:ascii="Aptos Display" w:hAnsi="Aptos Display"/>
-      </w:rPr>
-      <w:t>{{ m</w:t>
-    </w:r>
-    <w:proofErr w:type="gramEnd"/>
-    <w:r>
-      <w:rPr>
-        <w:rFonts w:ascii="Aptos Display" w:hAnsi="Aptos Display"/>
-      </w:rPr>
-      <w:t xml:space="preserve"> </w:t>
-    </w:r>
-    <w:proofErr w:type="gramStart"/>
-    <w:r>
-      <w:rPr>
-        <w:rFonts w:ascii="Aptos Display" w:hAnsi="Aptos Display"/>
-      </w:rPr>
-      <w:t>}}/{{ y</w:t>
-    </w:r>
-    <w:proofErr w:type="gramEnd"/>
-    <w:r>
-      <w:rPr>
-        <w:rFonts w:ascii="Aptos Display" w:hAnsi="Aptos Display"/>
-      </w:rPr>
-      <w:t xml:space="preserve"> }}</w:t>
+      <w:t xml:space="preserve"> – {{ m }}/{{ y }}</w:t>
     </w:r>
   </w:p>
 </w:ftr>
